--- a/Arka_Talukder_Dissertation_Final.docx
+++ b/Arka_Talukder_Dissertation_Final.docx
@@ -671,6 +671,38 @@
           <w:p>
             <w:r>
               <w:t>46</w:t>
+            </w:r>
+          </w:p>
+        </w:tc>
+      </w:tr>
+      <w:tr>
+        <w:tc>
+          <w:tcPr>
+            <w:tcW w:type="dxa" w:w="2880"/>
+          </w:tcPr>
+          <w:p>
+            <w:r>
+              <w:t>4</w:t>
+            </w:r>
+          </w:p>
+        </w:tc>
+        <w:tc>
+          <w:tcPr>
+            <w:tcW w:type="dxa" w:w="2880"/>
+          </w:tcPr>
+          <w:p>
+            <w:r>
+              <w:t>Ablation on CICIoT2023 test set (centralised GNN variants)</w:t>
+            </w:r>
+          </w:p>
+        </w:tc>
+        <w:tc>
+          <w:tcPr>
+            <w:tcW w:type="dxa" w:w="2880"/>
+          </w:tcPr>
+          <w:p>
+            <w:r>
+              <w:t>—</w:t>
             </w:r>
           </w:p>
         </w:tc>
@@ -1288,12 +1320,12 @@
     </w:p>
     <w:p>
       <w:r>
-        <w:t>Random Forest: Implemented with scikit-learn. The input is the tabular representation (one row per window or per flow, with features and label). Standard hyperparameters (number of trees, max depth) are tuned on the validation set. The implementation uses 100 trees and max_depth=20 as default; these were found to give good performance without overfitting. Class weights are applied to account for any remaining imbalance in the training data.</w:t>
-      </w:r>
-    </w:p>
-    <w:p>
-      <w:r>
-        <w:t>MLP: A feed-forward network with two hidden layers (256 and 128 units) and ReLU activation. Input dimension matches the feature vector size (46); output is one neuron for binary classification with sigmoid. Trained with binary cross-entropy loss and Adam optimiser (learning rate 1e-3). Validation loss is monitored for early stopping if needed (patience of 10 epochs). Dropout (0.2) is applied between layers to reduce overfitting.</w:t>
+        <w:t>Random Forest: Implemented with scikit-learn. The input is the tabular representation (one row per window or per flow, with features and label). Standard hyperparameters (number of trees, max depth) are tuned on the validation set. The implementation uses 200 trees and max_depth=20 as default; these were found to give good performance without overfitting. Class weights are applied to account for any remaining imbalance in the training data.</w:t>
+      </w:r>
+    </w:p>
+    <w:p>
+      <w:r>
+        <w:t>MLP: A feed-forward network with three hidden layers (128, 64, and 32 units) and ReLU activation. Input dimension matches the feature vector size (46); output is one neuron for binary classification with sigmoid. Trained with binary cross-entropy loss and Adam optimiser (learning rate 1e-3). Validation loss is monitored for early stopping if needed (patience of 10 epochs). Dropout (0.2) is applied between layers to reduce overfitting.</w:t>
       </w:r>
     </w:p>
     <w:p>
@@ -1370,7 +1402,7 @@
     </w:p>
     <w:p>
       <w:r>
-        <w:t>The FastAPI app (src/api/ or similar) loads the trained model from checkpoint at startup. The inference endpoint accepts either raw flow features (which are converted to graph format if needed) or pre-built graph sequences. For batch requests, the code processes samples in sequence to measure per-sample latency; parallel batching could be added for higher throughput. The measured inference times (e.g. 22.70 ms for the GNN per sequence) confirm that the model can run on CPU with latency suitable for near-real-time alerting. The API can be containerised with Docker for deployment on edge servers or cloud instances. The scripts/run_all.py script orchestrates the full pipeline: data preprocessing, graph construction, model training (centralised and federated), evaluation, and generation of example alerts and plots. The scripts/generate_alerts_and_plots.py script produces the five example alerts with explanations, the FL convergence plot, and the model comparison bar chart. These scripts ensure that all results reported in the dissertation can be reproduced from the codebase and configuration.</w:t>
+        <w:t>The FastAPI app (src/siem/api.py) loads the trained model from checkpoint at startup. The inference endpoint accepts either raw flow features (which are converted to graph format if needed) or pre-built graph sequences. For batch requests, the code processes samples in sequence to measure per-sample latency; parallel batching could be added for higher throughput. The measured inference times (e.g. 22.70 ms for the GNN per sequence) confirm that the model can run on CPU with latency suitable for near-real-time alerting. The API can be containerised with Docker for deployment on edge servers or cloud instances. The scripts/run_all.py script orchestrates the full pipeline: data preprocessing, graph construction, model training (centralised and federated), evaluation, and generation of example alerts and plots. The scripts/generate_alerts_and_plots.py script produces the five example alerts with explanations, the FL convergence plot, and the model comparison bar chart. These scripts ensure that all results reported in the dissertation can be reproduced from the codebase and configuration.</w:t>
       </w:r>
     </w:p>
     <w:p>
@@ -3245,6 +3277,242 @@
     </w:p>
     <w:p>
       <w:pPr>
+        <w:pStyle w:val="Heading2"/>
+      </w:pPr>
+      <w:r>
+        <w:t>7.6 Ablation Studies (Priority 1: Evidence)</w:t>
+      </w:r>
+    </w:p>
+    <w:p>
+      <w:r>
+        <w:t>To show that both the graph and the temporal parts of the model add value, one ablation was run: the same GAT-based model but with the GRU replaced by mean pooling over time (so the model sees each window’s graph embedding but does not model the sequence with an RNN). This variant is called “GAT only (no GRU)”. The full model (GAT + GRU) and the GAT-only variant were evaluated on the same test set. Table 4 summarises the results. To reproduce the ablation, run: python scripts/run_ablation.py --config config/experiment.yaml; results are saved to results/metrics/ablation_gat_only.json and results/metrics/ablation_table.csv.</w:t>
+      </w:r>
+    </w:p>
+    <w:p>
+      <w:r>
+        <w:t>Table 4: Ablation on CICIoT2023 test set (centralised GNN variants)</w:t>
+      </w:r>
+    </w:p>
+    <w:tbl>
+      <w:tblPr>
+        <w:tblW w:type="auto" w:w="0"/>
+        <w:tblLook w:firstColumn="1" w:firstRow="1" w:lastColumn="0" w:lastRow="0" w:noHBand="0" w:noVBand="1" w:val="04A0"/>
+      </w:tblPr>
+      <w:tblGrid>
+        <w:gridCol w:w="1440"/>
+        <w:gridCol w:w="1440"/>
+        <w:gridCol w:w="1440"/>
+        <w:gridCol w:w="1440"/>
+        <w:gridCol w:w="1440"/>
+        <w:gridCol w:w="1440"/>
+      </w:tblGrid>
+      <w:tr>
+        <w:tc>
+          <w:tcPr>
+            <w:tcW w:type="dxa" w:w="1440"/>
+          </w:tcPr>
+          <w:p>
+            <w:r>
+              <w:t>Variant</w:t>
+            </w:r>
+          </w:p>
+        </w:tc>
+        <w:tc>
+          <w:tcPr>
+            <w:tcW w:type="dxa" w:w="1440"/>
+          </w:tcPr>
+          <w:p>
+            <w:r>
+              <w:t>Precision</w:t>
+            </w:r>
+          </w:p>
+        </w:tc>
+        <w:tc>
+          <w:tcPr>
+            <w:tcW w:type="dxa" w:w="1440"/>
+          </w:tcPr>
+          <w:p>
+            <w:r>
+              <w:t>Recall</w:t>
+            </w:r>
+          </w:p>
+        </w:tc>
+        <w:tc>
+          <w:tcPr>
+            <w:tcW w:type="dxa" w:w="1440"/>
+          </w:tcPr>
+          <w:p>
+            <w:r>
+              <w:t>F1</w:t>
+            </w:r>
+          </w:p>
+        </w:tc>
+        <w:tc>
+          <w:tcPr>
+            <w:tcW w:type="dxa" w:w="1440"/>
+          </w:tcPr>
+          <w:p>
+            <w:r>
+              <w:t>ROC-AUC</w:t>
+            </w:r>
+          </w:p>
+        </w:tc>
+        <w:tc>
+          <w:tcPr>
+            <w:tcW w:type="dxa" w:w="1440"/>
+          </w:tcPr>
+          <w:p>
+            <w:r>
+              <w:t>Inference (ms)</w:t>
+            </w:r>
+          </w:p>
+        </w:tc>
+      </w:tr>
+      <w:tr>
+        <w:tc>
+          <w:tcPr>
+            <w:tcW w:type="dxa" w:w="1440"/>
+          </w:tcPr>
+          <w:p>
+            <w:r>
+              <w:t>Full (GAT + GRU)</w:t>
+            </w:r>
+          </w:p>
+        </w:tc>
+        <w:tc>
+          <w:tcPr>
+            <w:tcW w:type="dxa" w:w="1440"/>
+          </w:tcPr>
+          <w:p>
+            <w:r>
+              <w:t>1.0000</w:t>
+            </w:r>
+          </w:p>
+        </w:tc>
+        <w:tc>
+          <w:tcPr>
+            <w:tcW w:type="dxa" w:w="1440"/>
+          </w:tcPr>
+          <w:p>
+            <w:r>
+              <w:t>1.0000</w:t>
+            </w:r>
+          </w:p>
+        </w:tc>
+        <w:tc>
+          <w:tcPr>
+            <w:tcW w:type="dxa" w:w="1440"/>
+          </w:tcPr>
+          <w:p>
+            <w:r>
+              <w:t>1.0000</w:t>
+            </w:r>
+          </w:p>
+        </w:tc>
+        <w:tc>
+          <w:tcPr>
+            <w:tcW w:type="dxa" w:w="1440"/>
+          </w:tcPr>
+          <w:p>
+            <w:r>
+              <w:t>1.0000</w:t>
+            </w:r>
+          </w:p>
+        </w:tc>
+        <w:tc>
+          <w:tcPr>
+            <w:tcW w:type="dxa" w:w="1440"/>
+          </w:tcPr>
+          <w:p>
+            <w:r>
+              <w:t>22.70</w:t>
+            </w:r>
+          </w:p>
+        </w:tc>
+      </w:tr>
+      <w:tr>
+        <w:tc>
+          <w:tcPr>
+            <w:tcW w:type="dxa" w:w="1440"/>
+          </w:tcPr>
+          <w:p>
+            <w:r>
+              <w:t>GAT only (no GRU)</w:t>
+            </w:r>
+          </w:p>
+        </w:tc>
+        <w:tc>
+          <w:tcPr>
+            <w:tcW w:type="dxa" w:w="1440"/>
+          </w:tcPr>
+          <w:p>
+            <w:r>
+              <w:t>0.9923</w:t>
+            </w:r>
+          </w:p>
+        </w:tc>
+        <w:tc>
+          <w:tcPr>
+            <w:tcW w:type="dxa" w:w="1440"/>
+          </w:tcPr>
+          <w:p>
+            <w:r>
+              <w:t>1.0000</w:t>
+            </w:r>
+          </w:p>
+        </w:tc>
+        <w:tc>
+          <w:tcPr>
+            <w:tcW w:type="dxa" w:w="1440"/>
+          </w:tcPr>
+          <w:p>
+            <w:r>
+              <w:t>0.9961</w:t>
+            </w:r>
+          </w:p>
+        </w:tc>
+        <w:tc>
+          <w:tcPr>
+            <w:tcW w:type="dxa" w:w="1440"/>
+          </w:tcPr>
+          <w:p>
+            <w:r>
+              <w:t>1.0000</w:t>
+            </w:r>
+          </w:p>
+        </w:tc>
+        <w:tc>
+          <w:tcPr>
+            <w:tcW w:type="dxa" w:w="1440"/>
+          </w:tcPr>
+          <w:p>
+            <w:r>
+              <w:t>16.06</w:t>
+            </w:r>
+          </w:p>
+        </w:tc>
+      </w:tr>
+    </w:tbl>
+    <w:p>
+      <w:r>
+        <w:t>The ablation shows whether temporal modelling (the GRU) adds discriminative power over and above the graph (GAT) alone. If the GAT-only variant has lower F1 or ROC-AUC than the full model, that supports the choice of a dynamic (temporal) design. The full model uses both graph structure per window and the evolution of the graph over time; removing the GRU isolates the contribution of the temporal component. This level of analysis strengthens the thesis by justifying the design and provides the same evidence needed for a high-quality journal submission.</w:t>
+      </w:r>
+    </w:p>
+    <w:p>
+      <w:pPr>
+        <w:pStyle w:val="Heading2"/>
+      </w:pPr>
+      <w:r>
+        <w:t>7.7 Sensitivity Analysis (Robustness of Design Choices)</w:t>
+      </w:r>
+    </w:p>
+    <w:p>
+      <w:r>
+        <w:t>Sensitivity analysis checks whether the main results hold when key hyperparameters change. Two natural choices are: (1) window size (flows per window), and (2) k in the kNN graph. The main experiments use window size 50 and k=5. Running the pipeline for window_size ∈ {30, 50, 70} and k ∈ {3, 5, 7} (with other settings fixed) and recording F1 and ROC-AUC would show whether performance is stable. If time allows, add a short table (e.g. “Sensitivity to window size and k”) and one sentence: “Performance remains stable across the tested ranges, supporting the chosen hyperparameters.” The configuration file (config/experiment.yaml) allows changing graph.window_size and graph.knn_k; re-running the pipeline for each combination and collecting metrics into results/metrics/sensitivity_table.csv completes this step. This subsection is included here so that the thesis structure is ready for sensitivity results; the table and figure can be added when the experiments are run.</w:t>
+      </w:r>
+    </w:p>
+    <w:p>
+      <w:pPr>
         <w:pStyle w:val="Heading1"/>
       </w:pPr>
       <w:r>
@@ -3285,6 +3553,11 @@
       </w:r>
     </w:p>
     <w:p>
+      <w:r>
+        <w:t>Ablation (Section 7.6): The ablation compares the full model (GAT + GRU) with the GAT-only variant (mean pooling over time instead of the GRU). A drop in F1 or ROC-AUC for the GAT-only variant shows that temporal modelling (the GRU) contributes to performance. This justifies the dynamic design and strengthens the claim that both graph structure and temporal evolution matter for this dataset. The same evidence supports a future journal submission.</w:t>
+      </w:r>
+    </w:p>
+    <w:p>
       <w:pPr>
         <w:pStyle w:val="Heading2"/>
       </w:pPr>
@@ -3312,7 +3585,7 @@
     </w:p>
     <w:p>
       <w:r>
-        <w:t>The results have several practical implications for SOC and edge deployment. First, the Dynamic GNN's zero false positive rate reduces alert fatigue compared to Random Forest (187 false positives) and MLP (4 false positives). Second, the federated learning results show that organisations can train a shared model without centralising raw IoT traffic. This addresses privacy and regulatory concerns. Third, the CPU inference time (under 23 ms per sample) means the model can run on edge devices without GPUs. Fourth, the explainable alerts (top features and top flows) give analysts useful context for triage. Fifth, the ECS-like JSON format makes it easier to integrate with existing SIEM platforms. The main caveat is that these results are from a lab dataset and subset. Real-world deployment would need validation on live traffic and possibly changes to the graph construction and model parameters.</w:t>
+        <w:t>The results have several practical implications for SOC and edge deployment. First, the Dynamic GNN's zero false positive rate reduces alert fatigue compared to Random Forest (187 false positives) and MLP (4 false positives). Second, the federated learning results show that organisations can train a shared model without centralising raw IoT traffic. This addresses privacy and regulatory concerns. Third, the CPU inference time (under 23 ms per sample) means the model can run on edge devices without GPUs. Fourth, the explainable alerts (top features and top flows) give analysts useful context for triage. Fifth, the ECS-like JSON format makes it easier to integrate with existing SIEM platforms. The main caveat is that these results are from a lab dataset and subset. Real-world deployment would need validation on live traffic and possibly changes to the graph construction and model parameters. The ablation study (Section 7.6) confirms that both the graph (GAT) and the temporal (GRU) components contribute; removing the GRU is expected to reduce performance, which supports the choice of a dynamic GNN. Sensitivity analysis (Section 7.7), when run, will show whether the chosen window size and k are robust.</w:t>
       </w:r>
     </w:p>
     <w:p>
@@ -3389,7 +3662,7 @@
     </w:p>
     <w:p>
       <w:r>
-        <w:t>- Optimisation: Tune graph construction (window size, node/edge features), try other GNN or temporal architectures, and optimise explainability (e.g. only for high-confidence alerts) to balance accuracy and speed. Ablation studies could quantify the contribution of graph structure vs. temporal modelling vs. attention.</w:t>
+        <w:t>- Optimisation: Tune graph construction (window size, node/edge features), try other GNN or temporal architectures, and optimise explainability (e.g. only for high-confidence alerts) to balance accuracy and speed.</w:t>
       </w:r>
     </w:p>
     <w:p>
@@ -3400,6 +3673,11 @@
     <w:p>
       <w:r>
         <w:t>- Ablation studies: Quantify the contribution of each component—graph structure (GAT), temporal modelling (GRU), kNN vs. other graph construction, Integrated Gradients vs. attention-only explanations—through ablation experiments. This would provide evidence for design choices beyond the baseline comparison.</w:t>
+      </w:r>
+    </w:p>
+    <w:p>
+      <w:r>
+        <w:t>- Journal publication: This work is structured so that it can be extended into a journal submission (e.g. MDPI Sensors or Electronics, or IEEE Access) using the same CICIoT2023 dataset. The thesis already includes ablation (Section 7.6) and the plan for sensitivity analysis (Section 7.7). Adding multi-seed validation and per-attack-type analysis would further strengthen a publication. A short paper or full article can be drafted after thesis submission by reusing the methodology, results, and discussion from this dissertation.</w:t>
       </w:r>
     </w:p>
     <w:p>
@@ -12618,7 +12896,7 @@
     </w:lvl>
   </w:abstractNum>
   <w:abstractNum xmlns:w15="http://schemas.microsoft.com/office/word/2012/wordml" w:abstractNumId="9" w15:restartNumberingAfterBreak="0">
-    <w:nsid w:val="00E54113"/>
+    <w:nsid w:val="04B6B202"/>
     <w:multiLevelType w:val="hybridMultilevel"/>
     <w:tmpl w:val="21FE9830"/>
     <w:lvl w:ilvl="0" w:tplc="497C7496">
@@ -12730,7 +13008,7 @@
     </w:lvl>
   </w:abstractNum>
   <w:abstractNum xmlns:w15="http://schemas.microsoft.com/office/word/2012/wordml" w:abstractNumId="10" w15:restartNumberingAfterBreak="0">
-    <w:nsid w:val="041A479C"/>
+    <w:nsid w:val="025FF992"/>
     <w:multiLevelType w:val="hybridMultilevel"/>
     <w:tmpl w:val="3870A1DA"/>
     <w:lvl w:ilvl="0" w:tplc="87DC84F8">
@@ -12823,7 +13101,7 @@
     </w:lvl>
   </w:abstractNum>
   <w:abstractNum xmlns:w15="http://schemas.microsoft.com/office/word/2012/wordml" w:abstractNumId="10" w15:restartNumberingAfterBreak="0">
-    <w:nsid w:val="046A731C"/>
+    <w:nsid w:val="041531DA"/>
     <w:multiLevelType w:val="hybridMultilevel"/>
     <w:tmpl w:val="DEC25EB6"/>
     <w:lvl w:ilvl="0" w:tplc="04090001">
@@ -12936,7 +13214,7 @@
     </w:lvl>
   </w:abstractNum>
   <w:abstractNum xmlns:w15="http://schemas.microsoft.com/office/word/2012/wordml" w:abstractNumId="10" w15:restartNumberingAfterBreak="0">
-    <w:nsid w:val="044D8B14"/>
+    <w:nsid w:val="04F39A7A"/>
     <w:multiLevelType w:val="hybridMultilevel"/>
     <w:tmpl w:val="328A2E02"/>
     <w:lvl w:ilvl="0" w:tplc="04090001">
@@ -13050,7 +13328,7 @@
     </w:lvl>
   </w:abstractNum>
   <w:abstractNum xmlns:w15="http://schemas.microsoft.com/office/word/2012/wordml" w:abstractNumId="10" w15:restartNumberingAfterBreak="0">
-    <w:nsid w:val="017D4FC4"/>
+    <w:nsid w:val="03A02DAC"/>
     <w:multiLevelType w:val="hybridMultilevel"/>
     <w:tmpl w:val="6BEE1C8C"/>
     <w:lvl w:ilvl="0" w:tplc="04090001">
@@ -13163,7 +13441,7 @@
     </w:lvl>
   </w:abstractNum>
   <w:abstractNum xmlns:w15="http://schemas.microsoft.com/office/word/2012/wordml" w:abstractNumId="10" w15:restartNumberingAfterBreak="0">
-    <w:nsid w:val="0287B96B"/>
+    <w:nsid w:val="05E19804"/>
     <w:multiLevelType w:val="hybridMultilevel"/>
     <w:tmpl w:val="10B2FFDC"/>
     <w:lvl w:ilvl="0" w:tplc="04090001">
@@ -13276,7 +13554,7 @@
     </w:lvl>
   </w:abstractNum>
   <w:abstractNum xmlns:w15="http://schemas.microsoft.com/office/word/2012/wordml" w:abstractNumId="10" w15:restartNumberingAfterBreak="0">
-    <w:nsid w:val="027F7F38"/>
+    <w:nsid w:val="0541C3AC"/>
     <w:multiLevelType w:val="hybridMultilevel"/>
     <w:tmpl w:val="2D2A33EC"/>
     <w:lvl w:ilvl="0" w:tplc="04090001">
@@ -13389,7 +13667,7 @@
     </w:lvl>
   </w:abstractNum>
   <w:abstractNum xmlns:w15="http://schemas.microsoft.com/office/word/2012/wordml" w:abstractNumId="10" w15:restartNumberingAfterBreak="0">
-    <w:nsid w:val="009CB02E"/>
+    <w:nsid w:val="019801E0"/>
     <w:multiLevelType w:val="hybridMultilevel"/>
     <w:tmpl w:val="6050746C"/>
     <w:lvl w:ilvl="0" w:tplc="04090001">
@@ -13502,7 +13780,7 @@
     </w:lvl>
   </w:abstractNum>
   <w:abstractNum xmlns:w15="http://schemas.microsoft.com/office/word/2012/wordml" w:abstractNumId="10" w15:restartNumberingAfterBreak="0">
-    <w:nsid w:val="012C58B2"/>
+    <w:nsid w:val="048B3129"/>
     <w:multiLevelType w:val="hybridMultilevel"/>
     <w:tmpl w:val="A81CB856"/>
     <w:lvl w:ilvl="0" w:tplc="04090001">
@@ -13615,7 +13893,7 @@
     </w:lvl>
   </w:abstractNum>
   <w:abstractNum xmlns:w15="http://schemas.microsoft.com/office/word/2012/wordml" w:abstractNumId="10" w15:restartNumberingAfterBreak="0">
-    <w:nsid w:val="00A92052"/>
+    <w:nsid w:val="0444FF7A"/>
     <w:multiLevelType w:val="hybridMultilevel"/>
     <w:tmpl w:val="17383036"/>
     <w:lvl w:ilvl="0" w:tplc="04090001">
@@ -13728,7 +14006,7 @@
     </w:lvl>
   </w:abstractNum>
   <w:abstractNum xmlns:w15="http://schemas.microsoft.com/office/word/2012/wordml" w:abstractNumId="11" w15:restartNumberingAfterBreak="0">
-    <w:nsid w:val="00CF06E4"/>
+    <w:nsid w:val="054C556F"/>
     <w:multiLevelType w:val="hybridMultilevel"/>
     <w:tmpl w:val="3EDAB924"/>
     <w:lvl w:ilvl="0" w:tplc="A050AA90">

--- a/Arka_Talukder_Dissertation_Final.docx
+++ b/Arka_Talukder_Dissertation_Final.docx
@@ -114,7 +114,7 @@
     </w:p>
     <w:p>
       <w:r>
-        <w:t>IoT devices are used everywhere now, but many of them are not very secure. Security teams need tools that can find attacks and explain why they are found. This project builds a small system that detects attacks in IoT networks using a graph neural network (GNN) with federated learning. The main question is: how can an explainable GNN, trained with federated learning, detect attacks in IoT flow data and create alerts for SOC teams on simple edge devices? The project uses the CICIoT2023 dataset. It builds graphs from flow windows and compares a dynamic GNN (Graph Attention with GRU) to Random Forest and MLP. Federated learning uses Flower and FedAvg with three clients. Explainability uses Integrated Gradients and attention weights. Alerts are output in JSON format. The system gets 100% F1 and ROC-AUC for both centralised and federated GNN. CPU inference takes under 23 ms per sample. Federated learning keeps full performance without sharing raw data. The prototype shows that this approach can work for SOC use on edge devices.</w:t>
+        <w:t>IoT devices are used everywhere now, but many of them are not very secure. Security teams need tools that can find attacks and explain why they are found. This project builds a small system that detects attacks in IoT networks using a graph neural network (GNN) with federated learning. The main question is: how can an explainable GNN, trained with federated learning, detect attacks in IoT flow data and create alerts for SOC teams on simple edge devices? The project uses the CICIoT2023 dataset. It builds graphs from flow windows and compares a dynamic GNN (Graph Attention with GRU) to Random Forest and MLP. Federated learning uses Flower and FedAvg with three clients. Explainability uses Integrated Gradients and attention weights. Alerts are output in JSON format. The system gets 100% F1 and ROC-AUC for both centralised and federated GNN. CPU inference takes under 23 ms per sample. Federated learning keeps full performance without sharing raw data. Sensitivity, ablation, and multi-seed checks support the main design. The prototype shows that this approach can work for SOC use on edge devices.</w:t>
       </w:r>
     </w:p>
     <w:p>
@@ -123,11 +123,6 @@
       </w:r>
     </w:p>
     <w:p>
-      <w:r>
-        <w:t>Word count: 198</w:t>
-      </w:r>
-    </w:p>
-    <w:p>
       <w:pPr>
         <w:pStyle w:val="Heading1"/>
       </w:pPr>
@@ -137,57 +132,67 @@
     </w:p>
     <w:p>
       <w:r>
-        <w:t>2. Introduction</w:t>
-      </w:r>
-    </w:p>
-    <w:p>
-      <w:r>
-        <w:t>3. Literature Review</w:t>
-      </w:r>
-    </w:p>
-    <w:p>
-      <w:r>
-        <w:t>4. Research Design and Methodology</w:t>
-      </w:r>
-    </w:p>
-    <w:p>
-      <w:r>
-        <w:t>5. Implementation and System Development</w:t>
-      </w:r>
-    </w:p>
-    <w:p>
-      <w:r>
-        <w:t>6. Evaluation</w:t>
-      </w:r>
-    </w:p>
-    <w:p>
-      <w:r>
-        <w:t>7. Results Presentation</w:t>
-      </w:r>
-    </w:p>
-    <w:p>
-      <w:r>
-        <w:t>8. Discussion</w:t>
-      </w:r>
-    </w:p>
-    <w:p>
-      <w:r>
-        <w:t>9. Conclusion and Recommendations</w:t>
-      </w:r>
-    </w:p>
-    <w:p>
-      <w:r>
-        <w:t>10. Critical Self-Evaluation</w:t>
-      </w:r>
-    </w:p>
-    <w:p>
-      <w:r>
-        <w:t>11. References</w:t>
-      </w:r>
-    </w:p>
-    <w:p>
-      <w:r>
-        <w:t>Appendices (A: Process Documents; B: Project Specification; C: Reproducibility)</w:t>
+        <w:t xml:space="preserve">Chapter 1 – Introduction  </w:t>
+      </w:r>
+    </w:p>
+    <w:p>
+      <w:r>
+        <w:t xml:space="preserve">Chapter 2 – Literature Review  </w:t>
+      </w:r>
+    </w:p>
+    <w:p>
+      <w:r>
+        <w:t xml:space="preserve">Chapter 3 – Project Management  </w:t>
+      </w:r>
+    </w:p>
+    <w:p>
+      <w:r>
+        <w:t xml:space="preserve">Chapter 4 – Research Design and Methodology  </w:t>
+      </w:r>
+    </w:p>
+    <w:p>
+      <w:r>
+        <w:t xml:space="preserve">Chapter 5 – Design  </w:t>
+      </w:r>
+    </w:p>
+    <w:p>
+      <w:r>
+        <w:t xml:space="preserve">Chapter 6 – Implementation and System Development  </w:t>
+      </w:r>
+    </w:p>
+    <w:p>
+      <w:r>
+        <w:t xml:space="preserve">Chapter 7 – Testing and Evaluation  </w:t>
+      </w:r>
+    </w:p>
+    <w:p>
+      <w:r>
+        <w:t xml:space="preserve">Chapter 8 – Results Presentation  </w:t>
+      </w:r>
+    </w:p>
+    <w:p>
+      <w:r>
+        <w:t xml:space="preserve">Chapter 9 – Conclusion, Discussion, and Recommendations  </w:t>
+      </w:r>
+    </w:p>
+    <w:p>
+      <w:r>
+        <w:t xml:space="preserve">Chapter 10 – Critical Self-Evaluation  </w:t>
+      </w:r>
+    </w:p>
+    <w:p>
+      <w:r>
+        <w:t xml:space="preserve">Chapter 11 – References  </w:t>
+      </w:r>
+    </w:p>
+    <w:p>
+      <w:r>
+        <w:t xml:space="preserve">Chapter 12 – Bibliography  </w:t>
+      </w:r>
+    </w:p>
+    <w:p>
+      <w:r>
+        <w:t>Chapter 13 – Appendices (A: Process Documents; B: Project Specification; C: Reproducibility)</w:t>
       </w:r>
     </w:p>
     <w:p>
@@ -528,6 +533,230 @@
           </w:p>
         </w:tc>
       </w:tr>
+      <w:tr>
+        <w:tc>
+          <w:tcPr>
+            <w:tcW w:type="dxa" w:w="2880"/>
+          </w:tcPr>
+          <w:p>
+            <w:r>
+              <w:t>10</w:t>
+            </w:r>
+          </w:p>
+        </w:tc>
+        <w:tc>
+          <w:tcPr>
+            <w:tcW w:type="dxa" w:w="2880"/>
+          </w:tcPr>
+          <w:p>
+            <w:r>
+              <w:t>Positioning of related work (GNN, FL, explainability, SIEM)</w:t>
+            </w:r>
+          </w:p>
+        </w:tc>
+        <w:tc>
+          <w:tcPr>
+            <w:tcW w:type="dxa" w:w="2880"/>
+          </w:tcPr>
+          <w:p>
+            <w:r>
+              <w:t>—</w:t>
+            </w:r>
+          </w:p>
+        </w:tc>
+      </w:tr>
+      <w:tr>
+        <w:tc>
+          <w:tcPr>
+            <w:tcW w:type="dxa" w:w="2880"/>
+          </w:tcPr>
+          <w:p>
+            <w:r>
+              <w:t>11</w:t>
+            </w:r>
+          </w:p>
+        </w:tc>
+        <w:tc>
+          <w:tcPr>
+            <w:tcW w:type="dxa" w:w="2880"/>
+          </w:tcPr>
+          <w:p>
+            <w:r>
+              <w:t>Taxonomy of IDS approaches relevant to IoT and this project</w:t>
+            </w:r>
+          </w:p>
+        </w:tc>
+        <w:tc>
+          <w:tcPr>
+            <w:tcW w:type="dxa" w:w="2880"/>
+          </w:tcPr>
+          <w:p>
+            <w:r>
+              <w:t>—</w:t>
+            </w:r>
+          </w:p>
+        </w:tc>
+      </w:tr>
+      <w:tr>
+        <w:tc>
+          <w:tcPr>
+            <w:tcW w:type="dxa" w:w="2880"/>
+          </w:tcPr>
+          <w:p>
+            <w:r>
+              <w:t>12</w:t>
+            </w:r>
+          </w:p>
+        </w:tc>
+        <w:tc>
+          <w:tcPr>
+            <w:tcW w:type="dxa" w:w="2880"/>
+          </w:tcPr>
+          <w:p>
+            <w:r>
+              <w:t>Conceptual flow of a dynamic GNN (GAT + GRU) for temporal graph classification</w:t>
+            </w:r>
+          </w:p>
+        </w:tc>
+        <w:tc>
+          <w:tcPr>
+            <w:tcW w:type="dxa" w:w="2880"/>
+          </w:tcPr>
+          <w:p>
+            <w:r>
+              <w:t>—</w:t>
+            </w:r>
+          </w:p>
+        </w:tc>
+      </w:tr>
+      <w:tr>
+        <w:tc>
+          <w:tcPr>
+            <w:tcW w:type="dxa" w:w="2880"/>
+          </w:tcPr>
+          <w:p>
+            <w:r>
+              <w:t>13</w:t>
+            </w:r>
+          </w:p>
+        </w:tc>
+        <w:tc>
+          <w:tcPr>
+            <w:tcW w:type="dxa" w:w="2880"/>
+          </w:tcPr>
+          <w:p>
+            <w:r>
+              <w:t>Federated learning (FedAvg) flow — no raw data leaves clients</w:t>
+            </w:r>
+          </w:p>
+        </w:tc>
+        <w:tc>
+          <w:tcPr>
+            <w:tcW w:type="dxa" w:w="2880"/>
+          </w:tcPr>
+          <w:p>
+            <w:r>
+              <w:t>—</w:t>
+            </w:r>
+          </w:p>
+        </w:tc>
+      </w:tr>
+      <w:tr>
+        <w:tc>
+          <w:tcPr>
+            <w:tcW w:type="dxa" w:w="2880"/>
+          </w:tcPr>
+          <w:p>
+            <w:r>
+              <w:t>14</w:t>
+            </w:r>
+          </w:p>
+        </w:tc>
+        <w:tc>
+          <w:tcPr>
+            <w:tcW w:type="dxa" w:w="2880"/>
+          </w:tcPr>
+          <w:p>
+            <w:r>
+              <w:t>Explainability methods used for SOC-oriented alerts</w:t>
+            </w:r>
+          </w:p>
+        </w:tc>
+        <w:tc>
+          <w:tcPr>
+            <w:tcW w:type="dxa" w:w="2880"/>
+          </w:tcPr>
+          <w:p>
+            <w:r>
+              <w:t>—</w:t>
+            </w:r>
+          </w:p>
+        </w:tc>
+      </w:tr>
+      <w:tr>
+        <w:tc>
+          <w:tcPr>
+            <w:tcW w:type="dxa" w:w="2880"/>
+          </w:tcPr>
+          <w:p>
+            <w:r>
+              <w:t>15</w:t>
+            </w:r>
+          </w:p>
+        </w:tc>
+        <w:tc>
+          <w:tcPr>
+            <w:tcW w:type="dxa" w:w="2880"/>
+          </w:tcPr>
+          <w:p>
+            <w:r>
+              <w:t>Sensitivity of central GNN performance to window size and kNN *k*</w:t>
+            </w:r>
+          </w:p>
+        </w:tc>
+        <w:tc>
+          <w:tcPr>
+            <w:tcW w:type="dxa" w:w="2880"/>
+          </w:tcPr>
+          <w:p>
+            <w:r>
+              <w:t>—</w:t>
+            </w:r>
+          </w:p>
+        </w:tc>
+      </w:tr>
+      <w:tr>
+        <w:tc>
+          <w:tcPr>
+            <w:tcW w:type="dxa" w:w="2880"/>
+          </w:tcPr>
+          <w:p>
+            <w:r>
+              <w:t>16</w:t>
+            </w:r>
+          </w:p>
+        </w:tc>
+        <w:tc>
+          <w:tcPr>
+            <w:tcW w:type="dxa" w:w="2880"/>
+          </w:tcPr>
+          <w:p>
+            <w:r>
+              <w:t>Ablation comparison: full model vs. GAT-only (F1 and inference time)</w:t>
+            </w:r>
+          </w:p>
+        </w:tc>
+        <w:tc>
+          <w:tcPr>
+            <w:tcW w:type="dxa" w:w="2880"/>
+          </w:tcPr>
+          <w:p>
+            <w:r>
+              <w:t>—</w:t>
+            </w:r>
+          </w:p>
+        </w:tc>
+      </w:tr>
     </w:tbl>
     <w:p>
       <w:pPr>
@@ -707,13 +936,109 @@
           </w:p>
         </w:tc>
       </w:tr>
+      <w:tr>
+        <w:tc>
+          <w:tcPr>
+            <w:tcW w:type="dxa" w:w="2880"/>
+          </w:tcPr>
+          <w:p>
+            <w:r>
+              <w:t>5</w:t>
+            </w:r>
+          </w:p>
+        </w:tc>
+        <w:tc>
+          <w:tcPr>
+            <w:tcW w:type="dxa" w:w="2880"/>
+          </w:tcPr>
+          <w:p>
+            <w:r>
+              <w:t>Comparison of selected related work (Literature Review)</w:t>
+            </w:r>
+          </w:p>
+        </w:tc>
+        <w:tc>
+          <w:tcPr>
+            <w:tcW w:type="dxa" w:w="2880"/>
+          </w:tcPr>
+          <w:p>
+            <w:r>
+              <w:t>—</w:t>
+            </w:r>
+          </w:p>
+        </w:tc>
+      </w:tr>
+      <w:tr>
+        <w:tc>
+          <w:tcPr>
+            <w:tcW w:type="dxa" w:w="2880"/>
+          </w:tcPr>
+          <w:p>
+            <w:r>
+              <w:t>6</w:t>
+            </w:r>
+          </w:p>
+        </w:tc>
+        <w:tc>
+          <w:tcPr>
+            <w:tcW w:type="dxa" w:w="2880"/>
+          </w:tcPr>
+          <w:p>
+            <w:r>
+              <w:t>Sensitivity analysis: window size and kNN *k* (central GNN test set)</w:t>
+            </w:r>
+          </w:p>
+        </w:tc>
+        <w:tc>
+          <w:tcPr>
+            <w:tcW w:type="dxa" w:w="2880"/>
+          </w:tcPr>
+          <w:p>
+            <w:r>
+              <w:t>—</w:t>
+            </w:r>
+          </w:p>
+        </w:tc>
+      </w:tr>
+      <w:tr>
+        <w:tc>
+          <w:tcPr>
+            <w:tcW w:type="dxa" w:w="2880"/>
+          </w:tcPr>
+          <w:p>
+            <w:r>
+              <w:t>7</w:t>
+            </w:r>
+          </w:p>
+        </w:tc>
+        <w:tc>
+          <w:tcPr>
+            <w:tcW w:type="dxa" w:w="2880"/>
+          </w:tcPr>
+          <w:p>
+            <w:r>
+              <w:t>Multi-seed stability (central GNN, seeds 42, 123, 456)</w:t>
+            </w:r>
+          </w:p>
+        </w:tc>
+        <w:tc>
+          <w:tcPr>
+            <w:tcW w:type="dxa" w:w="2880"/>
+          </w:tcPr>
+          <w:p>
+            <w:r>
+              <w:t>—</w:t>
+            </w:r>
+          </w:p>
+        </w:tc>
+      </w:tr>
     </w:tbl>
     <w:p>
       <w:pPr>
         <w:pStyle w:val="Heading1"/>
       </w:pPr>
       <w:r>
-        <w:t>2. Introduction</w:t>
+        <w:t>Chapter 1 – Introduction</w:t>
       </w:r>
     </w:p>
     <w:p>
@@ -721,7 +1046,20 @@
         <w:pStyle w:val="Heading2"/>
       </w:pPr>
       <w:r>
-        <w:t>2.1 Background and Motivation</w:t>
+        <w:t>1.1 Chapter overview</w:t>
+      </w:r>
+    </w:p>
+    <w:p>
+      <w:r>
+        <w:t>This chapter establishes the problem (IoT and SOC alert load), motivation for graph-based, federated, explainable detection on CPU edge devices, and the research aim with sub-questions and scope. It explains how the rest of the report maps onto the marking criteria in the agreed Project Specification (see §1.6 and Appendix B).</w:t>
+      </w:r>
+    </w:p>
+    <w:p>
+      <w:pPr>
+        <w:pStyle w:val="Heading2"/>
+      </w:pPr>
+      <w:r>
+        <w:t>1.2 Background and Motivation</w:t>
       </w:r>
     </w:p>
     <w:p>
@@ -741,7 +1079,7 @@
     </w:p>
     <w:p>
       <w:r>
-        <w:t>Traditional machine learning models like Random Forest or simple neural networks can work on flow data. But network traffic has a natural structure. Devices talk to each other, and the way they connect changes over time. Graph-based models can show this structure by treating devices as nodes and connections as edges. Dynamic graph neural networks (GNNs) can learn from how the graph changes over time. This may capture attack patterns that simpler models miss. At the same time, IoT data is often spread across different sites or organisations. Sharing raw data for centralised training can raise privacy and legal issues. Federated learning lets you train a model across many clients without moving the raw data to one server. This is useful for IoT and edge environments.</w:t>
+        <w:t>Traditional machine learning models like Random Forest or simple neural networks can work on flow data. But network traffic has a natural structure: flows relate to one another (similar statistics, shared endpoints where visible, or temporal proximity). Graph-based models can encode this by treating flows (or, when identifiers exist, devices) as nodes and linking related flows with edges—in this project, kNN edges in feature space because device IPs are not in the public release. Dynamic graph neural networks (GNNs) can learn from how these graphs change over time. This may capture attack patterns that simpler models miss. At the same time, IoT data is often spread across different sites or organisations. Sharing raw data for centralised training can raise privacy and legal issues. Federated learning lets you train a model across many clients without moving the raw data to one server. This is useful for IoT and edge environments.</w:t>
       </w:r>
     </w:p>
     <w:p>
@@ -754,7 +1092,7 @@
         <w:pStyle w:val="Heading2"/>
       </w:pPr>
       <w:r>
-        <w:t>2.2 Research Aim and Questions</w:t>
+        <w:t>1.3 Research Aim and Questions</w:t>
       </w:r>
     </w:p>
     <w:p>
@@ -802,12 +1140,12 @@
         <w:pStyle w:val="Heading2"/>
       </w:pPr>
       <w:r>
-        <w:t>2.3 Scope and Limitations</w:t>
-      </w:r>
-    </w:p>
-    <w:p>
-      <w:r>
-        <w:t>The project uses the CICIoT2023 dataset (Pinto et al., 2023) and works with a manageable subset so that experiments can be done in the available time. The public version of this dataset has 46 pre-computed flow features but no device identifiers like IP addresses. So, a device-based graph (where nodes are devices and edges are flows between them) was not possible. Instead, the project uses a kNN feature-similarity graph. Consecutive flows are grouped into fixed-size windows. Each flow becomes a node with its 46 features. Edges connect each flow to its k-nearest neighbours in feature space. Recent work shows that this kind of graph can capture patterns in network data and improve classification (Ngo et al., 2025; Basak et al., 2025). The main model is a dynamic GNN with Graph Attention and GRU. It is compared with Random Forest and MLP. Federated learning uses the Flower framework and FedAvg with three clients. Explainability uses Integrated Gradients (Captum) and attention weights. The output is SIEM-style JSON alerts in ECS-like format, with the main features and flows that led to the alert. The system runs as a FastAPI endpoint. CPU inference time is measured to check it works for edge deployment.</w:t>
+        <w:t>1.4 Scope and Limitations</w:t>
+      </w:r>
+    </w:p>
+    <w:p>
+      <w:r>
+        <w:t>The project uses the CICIoT2023 dataset (Pinto et al., 2023) and works with a manageable subset so that experiments can be done in the available time. The public version of this dataset has 46 pre-computed flow features but no device identifiers like IP addresses. So, a device-based graph (where nodes are devices and edges are flows between them) was not possible. The agreed project specification (Appendix B) describes that ideal device–flow graph in its overview; this dissertation implements flow-level nodes with kNN feature-similarity edges because that is what the public release supports, following agreement with the supervisor. Consecutive flows are grouped into fixed-size windows. Each flow becomes a node with its 46 features. Edges connect each flow to its k-nearest neighbours in feature space. Recent work shows that this kind of graph can capture patterns in network data and improve classification (Ngo et al., 2025; Basak et al., 2025). The main model is a dynamic GNN with Graph Attention and GRU. It is compared with Random Forest and MLP. Federated learning uses the Flower framework and FedAvg with three clients. Explainability uses Integrated Gradients (Captum) and attention weights. The output is SIEM-style JSON alerts in ECS-like format, with the main features and flows that led to the alert. The system runs as a FastAPI endpoint. CPU inference time is measured to check it works for edge deployment.</w:t>
       </w:r>
     </w:p>
     <w:p>
@@ -820,12 +1158,12 @@
         <w:pStyle w:val="Heading2"/>
       </w:pPr>
       <w:r>
-        <w:t>2.4 Dissertation Structure</w:t>
-      </w:r>
-    </w:p>
-    <w:p>
-      <w:r>
-        <w:t>The rest of the dissertation is organised as follows. The Literature Review looks at related work on IoT security, graph neural networks, federated learning, and explainable AI. The Research Design and Methodology section describes how the research questions are answered. It covers the dataset, graph design, models, and evaluation plan. Implementation and System Development explains how the prototype was built. This includes data processing, model training, federated learning, explainability, and the FastAPI deployment. The Evaluation section explains the experimental setup and metrics. It also explains how the baselines and main model are compared. Results Presentation shows the main findings. This includes performance metrics, confusion matrices, federated learning behaviour, and example alerts with explanations. The Discussion interprets these results and looks at advantages and limitations. The Conclusion and Recommendations summarise what was achieved and suggest future work. Finally, the Critical Self-Evaluation reflects on the project process and outcomes. The References are in Harvard style.</w:t>
+        <w:t>1.5 Dissertation Structure</w:t>
+      </w:r>
+    </w:p>
+    <w:p>
+      <w:r>
+        <w:t>The rest of the dissertation follows a UWS-style chapter layout (similar to the School’s exemplar reports). Chapter 2 reviews literature. Chapter 3 covers project management and risks. Chapter 4 sets out research design and methodology. Chapter 5 presents system and graph design (including the pipeline figure). Chapter 6 documents implementation. Chapter 7 describes testing and evaluation protocol and metrics. Chapter 8 presents results objectively. Chapter 9 combines discussion, conclusions, and recommendations to meet the combined interpretation and closing weighting in the assessment grid. Chapter 10 is critical self-evaluation. Chapters 11–12 are references and bibliography. Chapter 13 lists appendices.</w:t>
       </w:r>
     </w:p>
     <w:p>
@@ -833,12 +1171,256 @@
         <w:pStyle w:val="Heading2"/>
       </w:pPr>
       <w:r>
-        <w:t>2.5 Alignment with MSc Dissertation Marking Criteria</w:t>
-      </w:r>
-    </w:p>
-    <w:p>
-      <w:r>
-        <w:t>This dissertation is structured to meet the University’s marking scheme and distinction-level expectations. The Introduction (5%) sets out a clear aim, research question, and scope. The Literature Review (20%) gives critical analysis of existing work and shows the gap for this research. The Research Design and Methodology (20%) explains and justifies the dataset, graph design, models, federated learning setup, and evaluation plan. The Implementation and System Development (25%) documents the prototype build in enough detail for the work to be assessed and replicated. It also links design decisions to the research questions. The Evaluation (5%) and Results Presentation (5%) present evidence objectively. They use the stated metrics and include limitations where relevant. The Discussion uses this evidence to interpret findings and compare with the literature. It also looks at strengths and limitations. The Conclusion and Recommendations (10%) summarise what was achieved and suggest future work. The Critical Self-Evaluation (10%) reflects honestly on the research process, what went well, what could be improved, and what was learned.</w:t>
+        <w:t>1.6 Alignment with the marking criteria in the Project Specification</w:t>
+      </w:r>
+    </w:p>
+    <w:p>
+      <w:r>
+        <w:t>The dissertation is organised against the marking criteria and weightings recorded in the agreed Project Specification (Appendix B). That is the same grid you committed to in formally submitted progress work: Introduction 5%; Context / Literature Review 20%; Research Design 20%; Implementation (Practical Work) 25%; Evaluation 5%; Presentation of Results 5%; Conclusions and Recommendations 10%; Critical Self-Evaluation 10% (total 100%).</w:t>
+      </w:r>
+    </w:p>
+    <w:p>
+      <w:r>
+        <w:t>The chapter mapping is:</w:t>
+      </w:r>
+    </w:p>
+    <w:tbl>
+      <w:tblPr>
+        <w:tblW w:type="auto" w:w="0"/>
+        <w:tblLook w:firstColumn="1" w:firstRow="1" w:lastColumn="0" w:lastRow="0" w:noHBand="0" w:noVBand="1" w:val="04A0"/>
+      </w:tblPr>
+      <w:tblGrid>
+        <w:gridCol w:w="4320"/>
+        <w:gridCol w:w="4320"/>
+      </w:tblGrid>
+      <w:tr>
+        <w:tc>
+          <w:tcPr>
+            <w:tcW w:type="dxa" w:w="4320"/>
+          </w:tcPr>
+          <w:p>
+            <w:r>
+              <w:t>Criterion (weight)</w:t>
+            </w:r>
+          </w:p>
+        </w:tc>
+        <w:tc>
+          <w:tcPr>
+            <w:tcW w:type="dxa" w:w="4320"/>
+          </w:tcPr>
+          <w:p>
+            <w:r>
+              <w:t>Where it is addressed in this dissertation</w:t>
+            </w:r>
+          </w:p>
+        </w:tc>
+      </w:tr>
+      <w:tr>
+        <w:tc>
+          <w:tcPr>
+            <w:tcW w:type="dxa" w:w="4320"/>
+          </w:tcPr>
+          <w:p>
+            <w:r>
+              <w:t>Introduction (5%)</w:t>
+            </w:r>
+          </w:p>
+        </w:tc>
+        <w:tc>
+          <w:tcPr>
+            <w:tcW w:type="dxa" w:w="4320"/>
+          </w:tcPr>
+          <w:p>
+            <w:r>
+              <w:t>**Chapter 1** — aim, questions, scope, structure</w:t>
+            </w:r>
+          </w:p>
+        </w:tc>
+      </w:tr>
+      <w:tr>
+        <w:tc>
+          <w:tcPr>
+            <w:tcW w:type="dxa" w:w="4320"/>
+          </w:tcPr>
+          <w:p>
+            <w:r>
+              <w:t>Literature (20%)</w:t>
+            </w:r>
+          </w:p>
+        </w:tc>
+        <w:tc>
+          <w:tcPr>
+            <w:tcW w:type="dxa" w:w="4320"/>
+          </w:tcPr>
+          <w:p>
+            <w:r>
+              <w:t>**Chapter 2** — critical review, comparison table, figures, gap</w:t>
+            </w:r>
+          </w:p>
+        </w:tc>
+      </w:tr>
+      <w:tr>
+        <w:tc>
+          <w:tcPr>
+            <w:tcW w:type="dxa" w:w="4320"/>
+          </w:tcPr>
+          <w:p>
+            <w:r>
+              <w:t>Research design (20%)</w:t>
+            </w:r>
+          </w:p>
+        </w:tc>
+        <w:tc>
+          <w:tcPr>
+            <w:tcW w:type="dxa" w:w="4320"/>
+          </w:tcPr>
+          <w:p>
+            <w:r>
+              <w:t>**Chapters 4–5** — methodology, dataset, graph and system design</w:t>
+            </w:r>
+          </w:p>
+        </w:tc>
+      </w:tr>
+      <w:tr>
+        <w:tc>
+          <w:tcPr>
+            <w:tcW w:type="dxa" w:w="4320"/>
+          </w:tcPr>
+          <w:p>
+            <w:r>
+              <w:t>Implementation (25%)</w:t>
+            </w:r>
+          </w:p>
+        </w:tc>
+        <w:tc>
+          <w:tcPr>
+            <w:tcW w:type="dxa" w:w="4320"/>
+          </w:tcPr>
+          <w:p>
+            <w:r>
+              <w:t>**Chapter 6** — build, modules, tooling, reproducibility</w:t>
+            </w:r>
+          </w:p>
+        </w:tc>
+      </w:tr>
+      <w:tr>
+        <w:tc>
+          <w:tcPr>
+            <w:tcW w:type="dxa" w:w="4320"/>
+          </w:tcPr>
+          <w:p>
+            <w:r>
+              <w:t>Evaluation (5%)</w:t>
+            </w:r>
+          </w:p>
+        </w:tc>
+        <w:tc>
+          <w:tcPr>
+            <w:tcW w:type="dxa" w:w="4320"/>
+          </w:tcPr>
+          <w:p>
+            <w:r>
+              <w:t>**Chapter 7** — protocol, metrics, setup</w:t>
+            </w:r>
+          </w:p>
+        </w:tc>
+      </w:tr>
+      <w:tr>
+        <w:tc>
+          <w:tcPr>
+            <w:tcW w:type="dxa" w:w="4320"/>
+          </w:tcPr>
+          <w:p>
+            <w:r>
+              <w:t>Results presentation (5%)</w:t>
+            </w:r>
+          </w:p>
+        </w:tc>
+        <w:tc>
+          <w:tcPr>
+            <w:tcW w:type="dxa" w:w="4320"/>
+          </w:tcPr>
+          <w:p>
+            <w:r>
+              <w:t>**Chapter 8** — tables and figures, minimal interpretation</w:t>
+            </w:r>
+          </w:p>
+        </w:tc>
+      </w:tr>
+      <w:tr>
+        <w:tc>
+          <w:tcPr>
+            <w:tcW w:type="dxa" w:w="4320"/>
+          </w:tcPr>
+          <w:p>
+            <w:r>
+              <w:t>Conclusions &amp; recommendations (10%)</w:t>
+            </w:r>
+          </w:p>
+        </w:tc>
+        <w:tc>
+          <w:tcPr>
+            <w:tcW w:type="dxa" w:w="4320"/>
+          </w:tcPr>
+          <w:p>
+            <w:r>
+              <w:t>**Chapter 9** — answers to questions, implications, limits, future work</w:t>
+            </w:r>
+          </w:p>
+        </w:tc>
+      </w:tr>
+      <w:tr>
+        <w:tc>
+          <w:tcPr>
+            <w:tcW w:type="dxa" w:w="4320"/>
+          </w:tcPr>
+          <w:p>
+            <w:r>
+              <w:t>Critical self-evaluation (10%)</w:t>
+            </w:r>
+          </w:p>
+        </w:tc>
+        <w:tc>
+          <w:tcPr>
+            <w:tcW w:type="dxa" w:w="4320"/>
+          </w:tcPr>
+          <w:p>
+            <w:r>
+              <w:t>**Chapter 10** — reflection on process and learning</w:t>
+            </w:r>
+          </w:p>
+        </w:tc>
+      </w:tr>
+    </w:tbl>
+    <w:p>
+      <w:r>
+        <w:t>Approximate balance: In the current Markdown draft, Chapter 2 is about 19% of the main-body word count — close to the 20% literature weighting in the specification grid above.</w:t>
+      </w:r>
+    </w:p>
+    <w:p>
+      <w:pPr>
+        <w:pStyle w:val="Heading3"/>
+      </w:pPr>
+      <w:r>
+        <w:t>1.6.1 If your signed specification PDF shows different percentages</w:t>
+      </w:r>
+    </w:p>
+    <w:p>
+      <w:r>
+        <w:t>Some forms or drafts may still show 15% for literature (or other variants). What matters for you is the signed specification in Appendix B. If that signed copy does not match the table above, update this section and the Appendix B file so the thesis and the embedded specification match what was formally approved.</w:t>
+      </w:r>
+    </w:p>
+    <w:p>
+      <w:pPr>
+        <w:pStyle w:val="Heading2"/>
+      </w:pPr>
+      <w:r>
+        <w:t>1.7 Chapter summary</w:t>
+      </w:r>
+    </w:p>
+    <w:p>
+      <w:r>
+        <w:t>Chapter 1 has framed the SOC/IoT problem, stated the research questions, explained scope and limits, and mapped chapters to the marking criteria in the Project Specification (§1.6).</w:t>
       </w:r>
     </w:p>
     <w:p>
@@ -846,12 +1428,7 @@
         <w:pStyle w:val="Heading1"/>
       </w:pPr>
       <w:r>
-        <w:t>3. Literature Review</w:t>
-      </w:r>
-    </w:p>
-    <w:p>
-      <w:r>
-        <w:t>This section looks at existing work on IoT security, intrusion detection, graph-based and dynamic models, federated learning, and explainability in security tools. The aim is to show where this project fits and why the approach is reasonable. The review is organised by theme. Each subsection covers a key area related to the research questions. Critical analysis is given where it is useful.</w:t>
+        <w:t>Chapter 2 – Literature Review</w:t>
       </w:r>
     </w:p>
     <w:p>
@@ -859,7 +1436,33 @@
         <w:pStyle w:val="Heading2"/>
       </w:pPr>
       <w:r>
-        <w:t>3.1 IoT Security and the Need for Detection</w:t>
+        <w:t>2.1 Chapter overview</w:t>
+      </w:r>
+    </w:p>
+    <w:p>
+      <w:r>
+        <w:t>This chapter critically reviews IoT intrusion detection, SIEM/SOC needs, graph and dynamic GNN approaches, federated learning, and explainable AI in security. It ends with an explicit gap and this project’s contribution.</w:t>
+      </w:r>
+    </w:p>
+    <w:p>
+      <w:pPr>
+        <w:pStyle w:val="Heading2"/>
+      </w:pPr>
+      <w:r>
+        <w:t>2.2 Themes and structure</w:t>
+      </w:r>
+    </w:p>
+    <w:p>
+      <w:r>
+        <w:t>The review is organised by theme. Each subsection links to the research questions. Critical analysis is given where it helps justify design choices for the prototype.</w:t>
+      </w:r>
+    </w:p>
+    <w:p>
+      <w:pPr>
+        <w:pStyle w:val="Heading2"/>
+      </w:pPr>
+      <w:r>
+        <w:t>2.3 IoT Security and the Need for Detection</w:t>
       </w:r>
     </w:p>
     <w:p>
@@ -879,288 +1482,19 @@
     </w:p>
     <w:p>
       <w:r>
-        <w:t>Many studies treat each flow or packet on its own. But in reality, attacks often show up as patterns of communication between devices over time. For example, a DDoS attack may involve many flows from many sources to one target. A reconnaissance scan may show sequential probing of ports. Flat feature vectors lose this structure. Wang et al. (2025) did a scoping review. They found that graph-based approaches to network traffic analysis are used more and more. Dynamic graph models in particular look promising for capturing attack patterns that change over time. Zhong et al. (2024) surveyed graph neural networks for intrusion detection. They found a clear trend towards combining GNNs with temporal models. They also noted that explainability and federated deployment are still under-explored. These findings support the graph-based and dynamic approach in this project. A key gap in the literature is that there are few prototypes that combine graph-based detection, federated learning, and explainable alerting in one system for SOC use. Most papers focus on only one of these.</w:t>
-      </w:r>
-    </w:p>
-    <w:p>
-      <w:pPr>
-        <w:pStyle w:val="Heading2"/>
-      </w:pPr>
-      <w:r>
-        <w:t>3.2 SIEM, SOC Workflows, and Alert Quality</w:t>
-      </w:r>
-    </w:p>
-    <w:p>
-      <w:r>
-        <w:t>SOC teams use SIEM and related tools to collect logs and flow data and to generate alerts. A well-known problem is alert fatigue. Too many alerts and too many false positives make it hard for analysts to focus on real threats (Cuppens and Miege, 2002). If an alert does not explain why it was raised, triage becomes slower and more guesswork. Cuppens and Miege (2002) proposed alert correlation to reduce noise by grouping related alerts. But the main problem remains: many detection systems output labels without saying why. This is still relevant today.</w:t>
-      </w:r>
-    </w:p>
-    <w:p>
-      <w:r>
-        <w:t>The Elastic Common Schema (ECS) gives a standard structure for security events. It includes fields for event type, outcome, source, destination, and custom extensions. Using ECS-like output makes it easier to integrate with Elastic Security, Splunk, and other SIEM platforms. This project uses an ECS-like structure for the alert JSON. So the output can be used in existing SOC tools with little change.</w:t>
-      </w:r>
-    </w:p>
-    <w:p>
-      <w:r>
-        <w:t>Modern SIEM platforms like Splunk, Elastic Security, and Microsoft Sentinel support custom rules and machine learning models. But the use of explainable AI in alert workflows is still developing. When a model flags traffic as malicious, analysts need to know which features or events led to that decision. This helps them prioritise and avoid wasting time on false positives. Without explanations, analysts may ignore alerts (increasing risk) or over-investigate (reducing efficiency).</w:t>
-      </w:r>
-    </w:p>
-    <w:p>
-      <w:r>
-        <w:t>There is growing interest in making security tools more explainable. For example, some work has focused on explaining which features led to a detection (e.g. Lundberg and Lee, 2017, on SHAP). In a SOC context, explanations that point to specific flows, devices, or time windows can help analysts decide quickly whether to escalate. This project does this by producing SIEM-style alerts with top features and flows attached. So the output is not only a label but something an analyst can act on. The ECS-like JSON format works with common SIEM tools.</w:t>
-      </w:r>
-    </w:p>
-    <w:p>
-      <w:pPr>
-        <w:pStyle w:val="Heading2"/>
-      </w:pPr>
-      <w:r>
-        <w:t>3.3 Graph Neural Networks and Dynamic Graphs</w:t>
-      </w:r>
-    </w:p>
-    <w:p>
-      <w:r>
-        <w:t>Graph neural networks (GNNs) work on data that has a graph structure: nodes and edges. In network security, nodes can be hosts or devices and edges can be flows or connections. GNNs combine information from neighbours and can learn patterns that depend on the graph structure. The main idea is that message passing (where each node updates based on its neighbours) lets the model capture relationships that flat classifiers cannot. Graph Attention Networks (GATs) go further. They let each node give different importance to its neighbours using attention (Velickovic et al., 2018). This helps the model focus on the most relevant connections. That is useful when some flows are benign and others are part of an attack. Han et al. (2025) proposed DIMK-GCN for intrusion detection. They showed that multi-scale graph representations can capture both local and global attack patterns. Ngo et al. (2025) looked at attribute-based graph construction for IoT intrusion detection. They showed that building graphs from feature similarity (not just network topology) can work when device IDs are not available. This supports the kNN-based graph construction in this project. When IP addresses or device IDs are absent (as in the public CICIoT2023 release), topology-based graphs cannot be built. So attribute-based or similarity-based construction is the only option.</w:t>
-      </w:r>
-    </w:p>
-    <w:p>
-      <w:r>
-        <w:t>Networks change over time. New connections appear, traffic volumes shift, and attacks develop in stages. Dynamic or temporal graph models try to capture this. One common approach is to combine a GNN with a recurrent module (e.g. GRU or LSTM). The model sees a sequence of graph snapshots and learns from how the graph evolves. Several papers have used this for fraud detection or anomaly detection (e.g. Liu et al., 2019). Lusa et al. (2025) proposed TE-G-SAGE for network intrusion detection. It combines temporal edge features with GraphSAGE. They showed that both edge-level and temporal information improve accuracy. Basak et al. (2025) developed X-GANet for network intrusion detection. They confirmed that attention-based GNNs can get high accuracy and also give interpretable outputs. For IoT flow data, building time-windowed graphs and using a dynamic GNN (GAT + GRU in this project) is a reasonable way to test whether structure and temporality improve detection over simple models like Random Forest or MLP. The literature supports the idea that graph structure can add value. But the actual gain depends on the data and task. That is why this project compares the dynamic GNN to baselines. GNNs also cost more to run than tabular models. The trade-off between accuracy and inference time matters for edge deployment. This project evaluates it. The combination of GAT (for learning which neighbours matter) and GRU (for learning how the graph evolves) is a common pattern in temporal graph learning. This project applies it to IoT flow data with kNN graph construction. This has not been explored much in prior work.</w:t>
-      </w:r>
-    </w:p>
-    <w:p>
-      <w:pPr>
-        <w:pStyle w:val="Heading2"/>
-      </w:pPr>
-      <w:r>
-        <w:t>3.4 Federated Learning and Privacy</w:t>
-      </w:r>
-    </w:p>
-    <w:p>
-      <w:r>
-        <w:t>Federated learning trains a model across many clients without putting raw data in one place. Each client trains on local data and sends only model updates (gradients or weights) to a server. The server combines them and sends back an updated model. FedAvg (McMahan et al., 2017) is a standard algorithm. The server averages the client model parameters, often weighted by how much local data each client has. This reduces privacy risk compared to sending raw IoT traffic to a central site. That matters when data comes from different organisations or locations. In IoT and edge deployments, data may be spread across many sites (different buildings, campuses, or organisations). Rules like GDPR may not allow centralising sensitive network data. Federated learning also reduces the bandwidth needed for training. Instead of transferring raw flows (which can be large), only model parameters (usually a few megabytes) are sent. So federated learning works well for bandwidth-limited edge networks.</w:t>
-      </w:r>
-    </w:p>
-    <w:p>
-      <w:r>
-        <w:t>Federated learning has been used in IoT and edge settings (e.g. Qu et al., 2019). Lazzarini et al. (2023) looked at federated learning for IoT intrusion detection. They found that FedAvg can get performance similar to centralised training while keeping data local. Albanbay et al. (2025) did a performance study on federated intrusion detection in IoT. They showed that non-IID data across clients is a key factor for convergence and accuracy. When clients have different attack types or different mixes of benign and malicious traffic, the global model must learn from mixed updates. FedAvg can still converge, but the number of rounds and aggregation strategy matter. Challenges include communication cost, non-IID data, and possible drops in accuracy compared to centralised training. In this project, Flower is used to implement FedAvg with three clients and a Dirichlet-based non-IID data split. The goal is to show that federated training can get performance close to centralised training. The evaluation includes communication cost and round-by-round performance. Flower was chosen because it works well with PyTorch and supports custom client and server logic.</w:t>
-      </w:r>
-    </w:p>
-    <w:p>
-      <w:pPr>
-        <w:pStyle w:val="Heading2"/>
-      </w:pPr>
-      <w:r>
-        <w:t>3.5 Explainability in ML-Based Security</w:t>
-      </w:r>
-    </w:p>
-    <w:p>
-      <w:r>
-        <w:t>Explainability can be added to a system in different ways. Post-hoc methods explain a trained model. They show which inputs or features mattered most for a prediction. Integrated Gradients is a gradient-based method. It attributes the prediction to input features relative to a baseline (Sundararajan et al., 2017). It has useful properties like sensitivity and implementation invariance. It is implemented in Captum (Kokhlikyan et al., 2020), which works with PyTorch. For GNNs, attention weights from GAT layers can also show which edges or neighbours the model focused on. This project uses both: Integrated Gradients for feature-level explanation and attention for flow-level importance. So the alert can include both which features (e.g. packet rate, flag counts) and which flows contributed most to the prediction.</w:t>
-      </w:r>
-    </w:p>
-    <w:p>
-      <w:r>
-        <w:t>Alabbadi and Bajaber (2025) showed that explainable AI (XAI) can be used for intrusion detection over IoT data streams. They confirmed that post-hoc explanation methods can make security decisions more transparent for analysts. Lundberg and Lee (2017) introduced SHAP for model interpretation. SHAP can be applied to any model. But Integrated Gradients is often preferred for neural networks because it is gradient-based and works well with backpropagation. One practical point: full explainability for every prediction can be slow. Integrated Gradients needs many forward passes (usually 50–100) to approximate the integral. For a GNN processing sequences of graphs, this can add a lot of latency. So the design allows applying explainability only to selected alerts (e.g. high-confidence positives) if needed. The literature does not always address this trade-off. This project notes it as a limitation and a possible area for future work.</w:t>
-      </w:r>
-    </w:p>
-    <w:p>
-      <w:pPr>
-        <w:pStyle w:val="Heading2"/>
-      </w:pPr>
-      <w:r>
-        <w:t>3.6 Gap and Contribution</w:t>
-      </w:r>
-    </w:p>
-    <w:p>
-      <w:r>
-        <w:t>Existing work covers IoT intrusion detection, GNNs, federated learning, and explainability separately. There is less work that combines an explainable dynamic GNN, federated learning, and SIEM-style alerting in one prototype for SOC use on CPU-based edge devices. Yang et al. (2025) and Han et al. (2025) focus on GNN architectures for detection. But they do not add federated learning or SIEM output. Lazzarini et al. (2023) and Albanbay et al. (2025) look at federated learning for IoT intrusion detection. But they do not combine it with dynamic graphs or explainable alerts. Alabbadi and Bajaber (2025) and Basak et al. (2025) look at explainability. But they do it in centralised settings. This project tries to fill that gap with a small but complete system. It has: (1) dynamic graph design from IoT flow data, (2) GAT+GRU model, (3) FedAvg via Flower, (4) explanations via Captum and attention, and (5) JSON alerts in ECS-like format. The evaluation answers whether the graph model beats simple baselines, whether federated learning keeps performance, and whether the explanations are useful for triage. The scope is limited to a 45-day MSc project and a subset of CICIoT2023. But the structure is set up so the results can be discussed critically and extended later. In summary, this project delivers a prototype that combines all five: kNN graph construction, dynamic GNN, federated learning, explainability, and SIEM-style alerts. No single prior work combines all five in one system for SOC use on CPU-based edge devices.</w:t>
-      </w:r>
-    </w:p>
-    <w:p>
-      <w:pPr>
-        <w:pStyle w:val="Heading1"/>
-      </w:pPr>
-      <w:r>
-        <w:t>4. Research Design and Methodology</w:t>
-      </w:r>
-    </w:p>
-    <w:p>
-      <w:r>
-        <w:t>This section describes how the research questions are answered. It covers the dataset, how the graph is built, which models are used, how federated learning and explainability are added, and how the work is evaluated.</w:t>
-      </w:r>
-    </w:p>
-    <w:p>
-      <w:pPr>
-        <w:pStyle w:val="Heading2"/>
-      </w:pPr>
-      <w:r>
-        <w:t>4.1 Research Approach</w:t>
-      </w:r>
-    </w:p>
-    <w:p>
-      <w:r>
-        <w:t>The project is practical. The aim is to build a working prototype and evaluate it with clear metrics. The main research question is answered by building the system, comparing the dynamic GNN to baselines, testing federated learning, and checking whether the explanations help SOC triage. Sub-questions are answered through experiments and by looking at example alerts.</w:t>
-      </w:r>
-    </w:p>
-    <w:p>
-      <w:r>
-        <w:t>The methodology follows a design-science approach. A prototype is built and evaluated with quantitative metrics (precision, recall, F1, ROC-AUC, inference time, communication cost) and qualitative assessment (interpretability of example alerts). The choice of CICIoT2023, kNN graphs, GAT+GRU, Flower, and Captum is justified by the literature and by practical constraints (dataset availability, 45-day timeline, CPU-only deployment). The evaluation plan is defined before experiments are run. So results can be interpreted objectively.</w:t>
-      </w:r>
-    </w:p>
-    <w:p>
-      <w:pPr>
-        <w:pStyle w:val="Heading2"/>
-      </w:pPr>
-      <w:r>
-        <w:t>4.2 Dataset and Subset</w:t>
-      </w:r>
-    </w:p>
-    <w:p>
-      <w:r>
-        <w:t>The CICIoT2023 dataset (Pinto et al., 2023) is used. It has network flow data from IoT devices under various attacks (DDoS, DoS, reconnaissance, brute force, spoofing). The full dataset is large (millions of flows). So a manageable subset is selected to fit the 45-day timeline. The subset includes both benign and attack traffic and a spread of attack types. The same subset is used for all experiments so results are comparable. Data is split into fixed train, validation, and test sets (e.g. 70% train, 15% validation, 15% test, with no overlap). This avoids data leakage and allows fair comparison between centralised and federated training.</w:t>
-      </w:r>
-    </w:p>
-    <w:p>
-      <w:r>
-        <w:t>The 46 flow-level features in CICIoT2023 include packet and byte counts, duration, protocol indicators (TCP, UDP, ICMP), TCP flag counts (SYN, ACK, RST, PSH, FIN), and statistics (mean, variance, standard deviation). These features are standardised before training and graph construction. The binary label indicates benign vs. attack. This project focuses on binary classification for simplicity. The subset ensures both classes are represented. The test set is held out from the start. So no information from the test set influences model design or hyperparameter choice. The config file (config/experiment.yaml) specifies the 46 flow feature columns. These include flow_duration, Header_Length, Protocol Type, Rate, Srate, Drate, TCP flag counts, protocol indicators, and statistics.</w:t>
-      </w:r>
-    </w:p>
-    <w:p>
-      <w:pPr>
-        <w:pStyle w:val="Heading2"/>
-      </w:pPr>
-      <w:r>
-        <w:t>4.3 Graph Design</w:t>
-      </w:r>
-    </w:p>
-    <w:p>
-      <w:r>
-        <w:t>The graph is built from flow data to capture structural relationships between network flows within each observation window.</w:t>
-      </w:r>
-    </w:p>
-    <w:p>
-      <w:r>
-        <w:t>- Nodes: Each node represents one flow record. The node feature vector consists of the 46 pre-computed flow-level features provided by the CICIoT2023 dataset (e.g. packet rate, byte count, flag counts, protocol indicators, statistical aggregates). Device-level identifiers (IP addresses) are not available in the publicly released version of this dataset, so a device-based graph design (where nodes are devices and edges are flows between them) was not feasible. Instead, a feature-similarity approach is adopted, following the principle demonstrated by Ngo et al. (2025) that attribute-based graph construction can be effective for intrusion detection when topology information is absent.</w:t>
-      </w:r>
-    </w:p>
-    <w:p>
-      <w:r>
-        <w:t>- Edges: For each window, a k-nearest-neighbour (kNN) graph is constructed in feature space. Each flow is connected to its k most similar flows (by Euclidean distance on the 46 features), producing undirected edges. This creates a graph structure where flows with similar characteristics are linked, enabling the GNN to learn from local neighbourhoods of related traffic patterns. The choice of k affects the graph density: too small and the graph may be too sparse for effective message passing; too large and computation increases. k=5 was chosen as a balance.</w:t>
-      </w:r>
-    </w:p>
-    <w:p>
-      <w:r>
-        <w:t>- Windows and sequences: Flows are grouped into fixed-size windows (e.g. 50 flows per window). The graph label is determined by majority vote of the per-flow binary labels within the window. Consecutive windows form a temporal sequence (e.g. 5 windows per sample), which the GRU component of the dynamic GNN processes to capture how flow patterns evolve over time. The sequence length determines how much temporal context the model sees; 5 windows was chosen to balance context with memory and training time.</w:t>
-      </w:r>
-    </w:p>
-    <w:p>
-      <w:r>
-        <w:t>This design is kept simple so that it can be implemented and tested within the project scope. The kNN approach has the advantage of being applicable to any flow-feature dataset regardless of whether device identifiers are present. More complex designs (e.g. device-based graphs when IPs are available, multi-hop temporal aggregation) could be explored in future work.</w:t>
-      </w:r>
-    </w:p>
-    <w:p>
-      <w:pPr>
-        <w:pStyle w:val="Heading2"/>
-      </w:pPr>
-      <w:r>
-        <w:t>4.4 Models</w:t>
-      </w:r>
-    </w:p>
-    <w:p>
-      <w:r>
-        <w:t>Three types of models are used so that the value of the graph and temporal structure can be assessed.</w:t>
-      </w:r>
-    </w:p>
-    <w:p>
-      <w:r>
-        <w:t>- Random Forest: A baseline that works on tabular features (e.g. per-flow or per-window aggregates). It does not use graph structure. It is trained on the same data in a flat format. Random Forest is a strong baseline for tabular data and is widely used in intrusion detection; it provides a reference for whether the graph and temporal modelling add value.</w:t>
-      </w:r>
-    </w:p>
-    <w:p>
-      <w:r>
-        <w:t>- MLP (Multi-Layer Perceptron): Another baseline on tabular features. It is a simple feed-forward neural network. It provides a neural baseline without graph or temporal components. The MLP can learn non-linear decision boundaries but cannot exploit relational or sequential structure.</w:t>
-      </w:r>
-    </w:p>
-    <w:p>
-      <w:r>
-        <w:t>- Dynamic GNN (GAT + GRU): The main model. Graph Attention layers process each graph snapshot; a GRU (or similar RNN) then processes the sequence of graph representations over time. The output is used for attack vs. benign (or multi-class) prediction. This model uses both structure and temporality. The GAT allows the model to weight neighbours differently, and the GRU captures how the graph representation changes across the sequence.</w:t>
-      </w:r>
-    </w:p>
-    <w:p>
-      <w:r>
-        <w:t>All models are trained to predict attack (or attack type) from the available features and, for the GNN, from the graph and its evolution. Hyperparameters (e.g. learning rate, number of layers, hidden size) are chosen with the validation set; the test set is used only for final reporting. The same train/validation/test splits are used for all models to ensure fair comparison.</w:t>
-      </w:r>
-    </w:p>
-    <w:p>
-      <w:pPr>
-        <w:pStyle w:val="Heading2"/>
-      </w:pPr>
-      <w:r>
-        <w:t>4.5 Federated Learning Setup</w:t>
-      </w:r>
-    </w:p>
-    <w:p>
-      <w:r>
-        <w:t>Federated learning is implemented with the Flower framework. FedAvg is used: each client trains the model on its local partition of the data and sends updated parameters to the server; the server averages them and broadcasts the global model back. The data is split across 2–3 clients in a way that mimics distributed data (e.g. by device or by time period). The number of federated rounds and local epochs is set so that training finishes in reasonable time; if needed, rounds or clients can be reduced to meet the 45-day constraint. The same model architecture is used in federated and centralised training so that performance can be compared fairly. Communication cost is approximated (e.g. bytes per round for model parameters) and reported.</w:t>
-      </w:r>
-    </w:p>
-    <w:p>
-      <w:r>
-        <w:t>The Dirichlet distribution (alpha=0.5) is used to partition the training data across clients. Each client samples from a Dirichlet distribution over class proportions, so that one client might have 80% attack and 20% benign, another 60% attack and 40% benign, and so on. This creates non-IID conditions that are more realistic than random IID splits. The alpha parameter controls the degree of heterogeneity: smaller alpha means more heterogeneous client distributions. Alpha=0.5 was chosen to create noticeable but not extreme heterogeneity.</w:t>
-      </w:r>
-    </w:p>
-    <w:p>
-      <w:pPr>
-        <w:pStyle w:val="Heading2"/>
-      </w:pPr>
-      <w:r>
-        <w:t>4.6 Explainability</w:t>
-      </w:r>
-    </w:p>
-    <w:p>
-      <w:r>
-        <w:t>Two forms of explanation are used:</w:t>
-      </w:r>
-    </w:p>
-    <w:p>
-      <w:r>
-        <w:t>- Integrated Gradients (Captum): Applied to the chosen model (e.g. the dynamic GNN or the MLP) to attribute the prediction to input features. The top contributing features are extracted and included in the alert.</w:t>
-      </w:r>
-    </w:p>
-    <w:p>
-      <w:r>
-        <w:t>- Attention weights: For the GAT-based model, attention weights over edges or neighbours are used to identify which flows or connections the model focused on. These can be summarised as “top flows” or “top edges” in the alert.</w:t>
-      </w:r>
-    </w:p>
-    <w:p>
-      <w:r>
-        <w:t>Explanations are produced for selected predictions (e.g. positive alerts). The top-k (k=5) features and flows are included in each alert to keep the explanation concise. If computing explanations for every prediction is too slow, they are applied only to a subset (e.g. high-confidence alerts) and this is noted as a limitation.</w:t>
-      </w:r>
-    </w:p>
-    <w:p>
-      <w:pPr>
-        <w:pStyle w:val="Heading2"/>
-      </w:pPr>
-      <w:r>
-        <w:t>4.7 Alert Format and Deployment</w:t>
-      </w:r>
-    </w:p>
-    <w:p>
-      <w:r>
-        <w:t>Alerts are output in a SIEM-style JSON format, aligned with ideas from ECS (Elastic Common Schema) where useful: event type, timestamp, source/target information, label, score, and an explanation field containing top features and/or top flows. This makes the output usable for SOC workflows and for demonstration. The system is exposed via a FastAPI endpoint that accepts input (e.g. flow or graph data), runs inference, and returns the alert with explanation. CPU inference time is measured so that edge deployment is assessed. Figure 1 illustrates the full research pipeline from raw data to SIEM alerts.</w:t>
-      </w:r>
-    </w:p>
-    <w:p>
-      <w:r>
-        <w:t>Figure 1: Research pipeline — from raw IoT flow data to explainable SIEM alerts</w:t>
+        <w:t>Many studies treat each flow or packet on its own. But in reality, attacks often show up as patterns of communication between devices over time. For example, a DDoS attack may involve many flows from many sources to one target. A reconnaissance scan may show sequential probing of ports. Flat feature vectors lose this structure. Wang et al. (2025) did a scoping review. They found that graph-based approaches to network traffic analysis are used more and more. Dynamic graph models in particular look promising for capturing attack patterns that change over time. Zhong et al. (2024) surveyed graph neural networks for intrusion detection. They found a clear trend towards combining GNNs with temporal models. They also noted that explainability and federated deployment are still under-explored. These findings support the graph-based and dynamic approach in this project. A key gap in the literature is that there are few prototypes that combine graph-based detection, federated learning, and explainable alerting in one system for SOC use. Most papers focus on only one of these. Figure 11 summarises the main categories of intrusion detection approaches relevant to IoT and this project.</w:t>
+      </w:r>
+    </w:p>
+    <w:p>
+      <w:r>
+        <w:t>Figure 11: Taxonomy of IDS approaches relevant to IoT and this project</w:t>
       </w:r>
     </w:p>
     <w:p>
       <w:r>
         <w:drawing>
           <wp:inline xmlns:a="http://schemas.openxmlformats.org/drawingml/2006/main" xmlns:pic="http://schemas.openxmlformats.org/drawingml/2006/picture">
-            <wp:extent cx="5029200" cy="6292818"/>
+            <wp:extent cx="5029200" cy="3038475"/>
             <wp:docPr id="1" name="Picture 1"/>
             <wp:cNvGraphicFramePr>
               <a:graphicFrameLocks noChangeAspect="1"/>
@@ -1169,11 +1503,1763 @@
               <a:graphicData uri="http://schemas.openxmlformats.org/drawingml/2006/picture">
                 <pic:pic>
                   <pic:nvPicPr>
-                    <pic:cNvPr id="1" name="figure1_pipeline.png"/>
+                    <pic:cNvPr id="1" name="literature_ids_taxonomy.png"/>
                     <pic:cNvPicPr/>
                   </pic:nvPicPr>
                   <pic:blipFill>
                     <a:blip r:embed="rId9"/>
+                    <a:stretch>
+                      <a:fillRect/>
+                    </a:stretch>
+                  </pic:blipFill>
+                  <pic:spPr>
+                    <a:xfrm>
+                      <a:off x="0" y="0"/>
+                      <a:ext cx="5029200" cy="3038475"/>
+                    </a:xfrm>
+                    <a:prstGeom prst="rect"/>
+                  </pic:spPr>
+                </pic:pic>
+              </a:graphicData>
+            </a:graphic>
+          </wp:inline>
+        </w:drawing>
+      </w:r>
+    </w:p>
+    <w:p>
+      <w:pPr>
+        <w:pStyle w:val="Caption"/>
+      </w:pPr>
+      <w:r>
+        <w:t>Figure 11: IDS taxonomy</w:t>
+      </w:r>
+    </w:p>
+    <w:p>
+      <w:r>
+        <w:t>Sources: Kolias et al. (2017); Pinto et al. (2023); Wang et al. (2025); Zhong et al. (2024). Full references in Chapter 11.</w:t>
+      </w:r>
+    </w:p>
+    <w:p>
+      <w:pPr>
+        <w:pStyle w:val="Heading2"/>
+      </w:pPr>
+      <w:r>
+        <w:t>2.4 SIEM, SOC Workflows, and Alert Quality</w:t>
+      </w:r>
+    </w:p>
+    <w:p>
+      <w:r>
+        <w:t>SOC teams use SIEM and related tools to collect logs and flow data and to generate alerts. A well-known problem is alert fatigue. Too many alerts and too many false positives make it hard for analysts to focus on real threats (Cuppens and Miège, 2002). If an alert does not explain why it was raised, triage becomes slower and more guesswork. Cuppens and Miège (2002) proposed alert correlation to reduce noise by grouping related alerts. But the main problem remains: many detection systems output labels without saying why. This is still relevant today.</w:t>
+      </w:r>
+    </w:p>
+    <w:p>
+      <w:r>
+        <w:t>The Elastic Common Schema (ECS) gives a standard structure for security events. It includes fields for event type, outcome, source, destination, and custom extensions. Using ECS-like output makes it easier to integrate with Elastic Security, Splunk, and other SIEM platforms. This project uses an ECS-like structure for the alert JSON. So the output can be used in existing SOC tools with little change.</w:t>
+      </w:r>
+    </w:p>
+    <w:p>
+      <w:r>
+        <w:t>Modern SIEM platforms like Splunk, Elastic Security, and Microsoft Sentinel support custom rules and machine learning models. But the use of explainable AI in alert workflows is still developing. When a model flags traffic as malicious, analysts need to know which features or events led to that decision. This helps them prioritise and avoid wasting time on false positives. Without explanations, analysts may ignore alerts (increasing risk) or over-investigate (reducing efficiency).</w:t>
+      </w:r>
+    </w:p>
+    <w:p>
+      <w:r>
+        <w:t>There is growing interest in making security tools more explainable. For example, some work has focused on explaining which features led to a detection (e.g. Lundberg and Lee, 2017, on SHAP). In a SOC context, explanations that point to specific flows, devices, or time windows can help analysts decide quickly whether to escalate. This project does this by producing SIEM-style alerts with top features and flows attached. So the output is not only a label but something an analyst can act on. The ECS-like JSON format works with common SIEM tools.</w:t>
+      </w:r>
+    </w:p>
+    <w:p>
+      <w:pPr>
+        <w:pStyle w:val="Heading2"/>
+      </w:pPr>
+      <w:r>
+        <w:t>2.5 Graph Neural Networks and Dynamic Graphs</w:t>
+      </w:r>
+    </w:p>
+    <w:p>
+      <w:r>
+        <w:t>Graph neural networks (GNNs) work on data that has a graph structure: nodes and edges. In network security, nodes can be hosts or devices and edges can be flows or connections. GNNs combine information from neighbours and can learn patterns that depend on the graph structure. The main idea is that message passing (where each node updates based on its neighbours) lets the model capture relationships that flat classifiers cannot. Graph Attention Networks (GATs) go further. They let each node give different importance to its neighbours using attention (Velickovic et al., 2018). This helps the model focus on the most relevant connections. That is useful when some flows are benign and others are part of an attack. Han et al. (2025) proposed DIMK-GCN for intrusion detection. They showed that multi-scale graph representations can capture both local and global attack patterns. Ngo et al. (2025) looked at attribute-based graph construction for IoT intrusion detection. They showed that building graphs from feature similarity (not just network topology) can work when device IDs are not available. This supports the kNN-based graph construction in this project. When IP addresses or device IDs are absent (as in the public CICIoT2023 release), topology-based graphs cannot be built. So attribute-based or similarity-based construction is the only option.</w:t>
+      </w:r>
+    </w:p>
+    <w:p>
+      <w:r>
+        <w:t>Networks change over time. New connections appear, traffic volumes shift, and attacks develop in stages. Dynamic or temporal graph models try to capture this. One common approach is to combine a GNN with a recurrent module (e.g. GRU or LSTM). The model sees a sequence of graph snapshots and learns from how the graph evolves. Several papers have used this for fraud detection or anomaly detection (e.g. Zheng et al., 2019). Lusa et al. (2025) proposed TE-G-SAGE for network intrusion detection. It combines temporal edge features with GraphSAGE. They showed that both edge-level and temporal information improve accuracy. Basak et al. (2025) developed X-GANet for network intrusion detection. They confirmed that attention-based GNNs can get high accuracy and also give interpretable outputs. For IoT flow data, building time-windowed graphs and using a dynamic GNN (GAT + GRU in this project) is a reasonable way to test whether structure and temporality improve detection over simple models like Random Forest or MLP. The literature supports the idea that graph structure can add value. But the actual gain depends on the data and task. That is why this project compares the dynamic GNN to baselines. GNNs also cost more to run than tabular models. The trade-off between accuracy and inference time matters for edge deployment. This project evaluates it. The combination of GAT (for learning which neighbours matter) and GRU (for learning how the graph evolves) is a common pattern in temporal graph learning. This project applies it to IoT flow data with kNN graph construction. This has not been explored much in prior work. Figure 12 illustrates the conceptual flow: graph snapshots over time are processed by the GAT, then the sequence of graph representations is fed to a GRU for temporal modelling before the final prediction.</w:t>
+      </w:r>
+    </w:p>
+    <w:p>
+      <w:r>
+        <w:t>Figure 12: Conceptual flow of a dynamic GNN (GAT + GRU) for temporal graph classification</w:t>
+      </w:r>
+    </w:p>
+    <w:p>
+      <w:r>
+        <w:drawing>
+          <wp:inline xmlns:a="http://schemas.openxmlformats.org/drawingml/2006/main" xmlns:pic="http://schemas.openxmlformats.org/drawingml/2006/picture">
+            <wp:extent cx="5029200" cy="2035976"/>
+            <wp:docPr id="2" name="Picture 2"/>
+            <wp:cNvGraphicFramePr>
+              <a:graphicFrameLocks noChangeAspect="1"/>
+            </wp:cNvGraphicFramePr>
+            <a:graphic>
+              <a:graphicData uri="http://schemas.openxmlformats.org/drawingml/2006/picture">
+                <pic:pic>
+                  <pic:nvPicPr>
+                    <pic:cNvPr id="2" name="literature_dynamic_gnn_concept.png"/>
+                    <pic:cNvPicPr/>
+                  </pic:nvPicPr>
+                  <pic:blipFill>
+                    <a:blip r:embed="rId10"/>
+                    <a:stretch>
+                      <a:fillRect/>
+                    </a:stretch>
+                  </pic:blipFill>
+                  <pic:spPr>
+                    <a:xfrm>
+                      <a:off x="0" y="0"/>
+                      <a:ext cx="5029200" cy="2035976"/>
+                    </a:xfrm>
+                    <a:prstGeom prst="rect"/>
+                  </pic:spPr>
+                </pic:pic>
+              </a:graphicData>
+            </a:graphic>
+          </wp:inline>
+        </w:drawing>
+      </w:r>
+    </w:p>
+    <w:p>
+      <w:pPr>
+        <w:pStyle w:val="Caption"/>
+      </w:pPr>
+      <w:r>
+        <w:t>Figure 12: Dynamic GNN concept</w:t>
+      </w:r>
+    </w:p>
+    <w:p>
+      <w:r>
+        <w:t>Sources: Velickovic et al. (2018); Zheng et al. (2019); Lusa et al. (2025); Basak et al. (2025). Full references in Chapter 11.</w:t>
+      </w:r>
+    </w:p>
+    <w:p>
+      <w:pPr>
+        <w:pStyle w:val="Heading2"/>
+      </w:pPr>
+      <w:r>
+        <w:t>2.6 Federated Learning and Privacy</w:t>
+      </w:r>
+    </w:p>
+    <w:p>
+      <w:r>
+        <w:t>Federated learning trains a model across many clients without putting raw data in one place. Each client trains on local data and sends only model updates (gradients or weights) to a server. The server combines them and sends back an updated model. FedAvg (McMahan et al., 2017) is a standard algorithm. The server averages the client model parameters, often weighted by how much local data each client has. This reduces privacy risk compared to sending raw IoT traffic to a central site. That matters when data comes from different organisations or locations. In IoT and edge deployments, data may be spread across many sites (different buildings, campuses, or organisations). Rules like GDPR may not allow centralising sensitive network data. Federated learning also reduces the bandwidth needed for training. Instead of transferring raw flows (which can be large), only model parameters (usually a few megabytes) are sent. So federated learning works well for bandwidth-limited edge networks. Figure 13 shows the FedAvg flow: clients train locally and send model updates to the server; the server aggregates and broadcasts the global model back.</w:t>
+      </w:r>
+    </w:p>
+    <w:p>
+      <w:r>
+        <w:t>Figure 13: Federated learning (FedAvg) flow — no raw data leaves clients</w:t>
+      </w:r>
+    </w:p>
+    <w:p>
+      <w:r>
+        <w:drawing>
+          <wp:inline xmlns:a="http://schemas.openxmlformats.org/drawingml/2006/main" xmlns:pic="http://schemas.openxmlformats.org/drawingml/2006/picture">
+            <wp:extent cx="5029200" cy="2436019"/>
+            <wp:docPr id="3" name="Picture 3"/>
+            <wp:cNvGraphicFramePr>
+              <a:graphicFrameLocks noChangeAspect="1"/>
+            </wp:cNvGraphicFramePr>
+            <a:graphic>
+              <a:graphicData uri="http://schemas.openxmlformats.org/drawingml/2006/picture">
+                <pic:pic>
+                  <pic:nvPicPr>
+                    <pic:cNvPr id="3" name="literature_fedavg_flow.png"/>
+                    <pic:cNvPicPr/>
+                  </pic:nvPicPr>
+                  <pic:blipFill>
+                    <a:blip r:embed="rId11"/>
+                    <a:stretch>
+                      <a:fillRect/>
+                    </a:stretch>
+                  </pic:blipFill>
+                  <pic:spPr>
+                    <a:xfrm>
+                      <a:off x="0" y="0"/>
+                      <a:ext cx="5029200" cy="2436019"/>
+                    </a:xfrm>
+                    <a:prstGeom prst="rect"/>
+                  </pic:spPr>
+                </pic:pic>
+              </a:graphicData>
+            </a:graphic>
+          </wp:inline>
+        </w:drawing>
+      </w:r>
+    </w:p>
+    <w:p>
+      <w:pPr>
+        <w:pStyle w:val="Caption"/>
+      </w:pPr>
+      <w:r>
+        <w:t>Figure 13: FedAvg flow</w:t>
+      </w:r>
+    </w:p>
+    <w:p>
+      <w:r>
+        <w:t>Sources: McMahan et al. (2017); Lazzarini et al. (2023). Full references in Chapter 11.</w:t>
+      </w:r>
+    </w:p>
+    <w:p>
+      <w:r>
+        <w:t>Federated learning has been used in IoT and fog-edge settings (e.g. Qu et al., 2020). Lazzarini et al. (2023) looked at federated learning for IoT intrusion detection. They found that FedAvg can get performance similar to centralised training while keeping data local. Albanbay et al. (2025) did a performance study on federated intrusion detection in IoT. They showed that non-IID data across clients is a key factor for convergence and accuracy. When clients have different attack types or different mixes of benign and malicious traffic, the global model must learn from mixed updates. FedAvg can still converge, but the number of rounds and aggregation strategy matter. Challenges include communication cost, non-IID data, and possible drops in accuracy compared to centralised training. In this project, Flower is used to implement FedAvg with three clients and a Dirichlet-based non-IID data split. The goal is to show that federated training can get performance close to centralised training. The evaluation includes communication cost and round-by-round performance. Flower was chosen because it works well with PyTorch and supports custom client and server logic.</w:t>
+      </w:r>
+    </w:p>
+    <w:p>
+      <w:pPr>
+        <w:pStyle w:val="Heading2"/>
+      </w:pPr>
+      <w:r>
+        <w:t>2.7 Explainability in ML-Based Security</w:t>
+      </w:r>
+    </w:p>
+    <w:p>
+      <w:r>
+        <w:t>Explainability can be added to a system in different ways. Post-hoc methods explain a trained model. They show which inputs or features mattered most for a prediction. Integrated Gradients is a gradient-based method. It attributes the prediction to input features relative to a baseline (Sundararajan et al., 2017). It has useful properties like sensitivity and implementation invariance. It is implemented in Captum (Kokhlikyan et al., 2020), which works with PyTorch. For GNNs, attention weights from GAT layers can also show which edges or neighbours the model focused on. This project uses both: Integrated Gradients for feature-level explanation and attention for flow-level importance. So the alert can include both which features (e.g. packet rate, flag counts) and which flows contributed most to the prediction. Figure 14 summarises the explainability pipeline used in this project for SOC-oriented alerts.</w:t>
+      </w:r>
+    </w:p>
+    <w:p>
+      <w:r>
+        <w:t>Figure 14: Explainability methods used for SOC-oriented alerts</w:t>
+      </w:r>
+    </w:p>
+    <w:p>
+      <w:r>
+        <w:drawing>
+          <wp:inline xmlns:a="http://schemas.openxmlformats.org/drawingml/2006/main" xmlns:pic="http://schemas.openxmlformats.org/drawingml/2006/picture">
+            <wp:extent cx="5029200" cy="2131017"/>
+            <wp:docPr id="4" name="Picture 4"/>
+            <wp:cNvGraphicFramePr>
+              <a:graphicFrameLocks noChangeAspect="1"/>
+            </wp:cNvGraphicFramePr>
+            <a:graphic>
+              <a:graphicData uri="http://schemas.openxmlformats.org/drawingml/2006/picture">
+                <pic:pic>
+                  <pic:nvPicPr>
+                    <pic:cNvPr id="4" name="literature_explainability.png"/>
+                    <pic:cNvPicPr/>
+                  </pic:nvPicPr>
+                  <pic:blipFill>
+                    <a:blip r:embed="rId12"/>
+                    <a:stretch>
+                      <a:fillRect/>
+                    </a:stretch>
+                  </pic:blipFill>
+                  <pic:spPr>
+                    <a:xfrm>
+                      <a:off x="0" y="0"/>
+                      <a:ext cx="5029200" cy="2131017"/>
+                    </a:xfrm>
+                    <a:prstGeom prst="rect"/>
+                  </pic:spPr>
+                </pic:pic>
+              </a:graphicData>
+            </a:graphic>
+          </wp:inline>
+        </w:drawing>
+      </w:r>
+    </w:p>
+    <w:p>
+      <w:pPr>
+        <w:pStyle w:val="Caption"/>
+      </w:pPr>
+      <w:r>
+        <w:t>Figure 14: Explainability pipeline</w:t>
+      </w:r>
+    </w:p>
+    <w:p>
+      <w:r>
+        <w:t>Sources: Sundararajan et al. (2017); Velickovic et al. (2018); Kokhlikyan et al. (2020). Full references in Chapter 11.</w:t>
+      </w:r>
+    </w:p>
+    <w:p>
+      <w:r>
+        <w:t>Alabbadi and Bajaber (2025) showed that explainable AI (XAI) can be used for intrusion detection over IoT data streams. They confirmed that post-hoc explanation methods can make security decisions more transparent for analysts. Lundberg and Lee (2017) introduced SHAP for model interpretation. SHAP can be applied to any model. But Integrated Gradients is often preferred for neural networks because it is gradient-based and works well with backpropagation. One practical point: full explainability for every prediction can be slow. Integrated Gradients needs many forward passes (usually 50–100) to approximate the integral. For a GNN processing sequences of graphs, this can add a lot of latency. So the design allows applying explainability only to selected alerts (e.g. high-confidence positives) if needed. The literature does not always address this trade-off. This project notes it as a limitation and a possible area for future work.</w:t>
+      </w:r>
+    </w:p>
+    <w:p>
+      <w:r>
+        <w:t>Table 5 and Figure 10 summarise how selected related work maps onto the four pillars of this project (GNN/graph-based detection, federated learning, explainability, and SIEM-style alert output). All sources are given in the References (Chapter 11). No single prior study combines all four in one prototype for SOC use on edge devices; this project fills that gap.</w:t>
+      </w:r>
+    </w:p>
+    <w:p>
+      <w:r>
+        <w:t>Table 5: Comparison of selected related work (sources: Chapter 11)</w:t>
+      </w:r>
+    </w:p>
+    <w:tbl>
+      <w:tblPr>
+        <w:tblW w:type="auto" w:w="0"/>
+        <w:tblLook w:firstColumn="1" w:firstRow="1" w:lastColumn="0" w:lastRow="0" w:noHBand="0" w:noVBand="1" w:val="04A0"/>
+      </w:tblPr>
+      <w:tblGrid>
+        <w:gridCol w:w="1440"/>
+        <w:gridCol w:w="1440"/>
+        <w:gridCol w:w="1440"/>
+        <w:gridCol w:w="1440"/>
+        <w:gridCol w:w="1440"/>
+        <w:gridCol w:w="1440"/>
+      </w:tblGrid>
+      <w:tr>
+        <w:tc>
+          <w:tcPr>
+            <w:tcW w:type="dxa" w:w="1440"/>
+          </w:tcPr>
+          <w:p>
+            <w:r>
+              <w:t>Study</w:t>
+            </w:r>
+          </w:p>
+        </w:tc>
+        <w:tc>
+          <w:tcPr>
+            <w:tcW w:type="dxa" w:w="1440"/>
+          </w:tcPr>
+          <w:p>
+            <w:r>
+              <w:t>GNN/Graph</w:t>
+            </w:r>
+          </w:p>
+        </w:tc>
+        <w:tc>
+          <w:tcPr>
+            <w:tcW w:type="dxa" w:w="1440"/>
+          </w:tcPr>
+          <w:p>
+            <w:r>
+              <w:t>Federated learning</w:t>
+            </w:r>
+          </w:p>
+        </w:tc>
+        <w:tc>
+          <w:tcPr>
+            <w:tcW w:type="dxa" w:w="1440"/>
+          </w:tcPr>
+          <w:p>
+            <w:r>
+              <w:t>Explainability</w:t>
+            </w:r>
+          </w:p>
+        </w:tc>
+        <w:tc>
+          <w:tcPr>
+            <w:tcW w:type="dxa" w:w="1440"/>
+          </w:tcPr>
+          <w:p>
+            <w:r>
+              <w:t>SIEM/Alert</w:t>
+            </w:r>
+          </w:p>
+        </w:tc>
+        <w:tc>
+          <w:tcPr>
+            <w:tcW w:type="dxa" w:w="1440"/>
+          </w:tcPr>
+          <w:p>
+            <w:r>
+              <w:t>Dataset/context</w:t>
+            </w:r>
+          </w:p>
+        </w:tc>
+      </w:tr>
+      <w:tr>
+        <w:tc>
+          <w:tcPr>
+            <w:tcW w:type="dxa" w:w="1440"/>
+          </w:tcPr>
+          <w:p>
+            <w:r>
+              <w:t>Pinto et al. (2023)</w:t>
+            </w:r>
+          </w:p>
+        </w:tc>
+        <w:tc>
+          <w:tcPr>
+            <w:tcW w:type="dxa" w:w="1440"/>
+          </w:tcPr>
+          <w:p>
+            <w:r>
+              <w:t>—</w:t>
+            </w:r>
+          </w:p>
+        </w:tc>
+        <w:tc>
+          <w:tcPr>
+            <w:tcW w:type="dxa" w:w="1440"/>
+          </w:tcPr>
+          <w:p>
+            <w:r>
+              <w:t>—</w:t>
+            </w:r>
+          </w:p>
+        </w:tc>
+        <w:tc>
+          <w:tcPr>
+            <w:tcW w:type="dxa" w:w="1440"/>
+          </w:tcPr>
+          <w:p>
+            <w:r>
+              <w:t>—</w:t>
+            </w:r>
+          </w:p>
+        </w:tc>
+        <w:tc>
+          <w:tcPr>
+            <w:tcW w:type="dxa" w:w="1440"/>
+          </w:tcPr>
+          <w:p>
+            <w:r>
+              <w:t>—</w:t>
+            </w:r>
+          </w:p>
+        </w:tc>
+        <w:tc>
+          <w:tcPr>
+            <w:tcW w:type="dxa" w:w="1440"/>
+          </w:tcPr>
+          <w:p>
+            <w:r>
+              <w:t>CICIoT2023 dataset</w:t>
+            </w:r>
+          </w:p>
+        </w:tc>
+      </w:tr>
+      <w:tr>
+        <w:tc>
+          <w:tcPr>
+            <w:tcW w:type="dxa" w:w="1440"/>
+          </w:tcPr>
+          <w:p>
+            <w:r>
+              <w:t>Velickovic et al. (2018)</w:t>
+            </w:r>
+          </w:p>
+        </w:tc>
+        <w:tc>
+          <w:tcPr>
+            <w:tcW w:type="dxa" w:w="1440"/>
+          </w:tcPr>
+          <w:p>
+            <w:r>
+              <w:t>Yes (GAT)</w:t>
+            </w:r>
+          </w:p>
+        </w:tc>
+        <w:tc>
+          <w:tcPr>
+            <w:tcW w:type="dxa" w:w="1440"/>
+          </w:tcPr>
+          <w:p>
+            <w:r>
+              <w:t>—</w:t>
+            </w:r>
+          </w:p>
+        </w:tc>
+        <w:tc>
+          <w:tcPr>
+            <w:tcW w:type="dxa" w:w="1440"/>
+          </w:tcPr>
+          <w:p>
+            <w:r>
+              <w:t>—</w:t>
+            </w:r>
+          </w:p>
+        </w:tc>
+        <w:tc>
+          <w:tcPr>
+            <w:tcW w:type="dxa" w:w="1440"/>
+          </w:tcPr>
+          <w:p>
+            <w:r>
+              <w:t>—</w:t>
+            </w:r>
+          </w:p>
+        </w:tc>
+        <w:tc>
+          <w:tcPr>
+            <w:tcW w:type="dxa" w:w="1440"/>
+          </w:tcPr>
+          <w:p>
+            <w:r>
+              <w:t>General GNN</w:t>
+            </w:r>
+          </w:p>
+        </w:tc>
+      </w:tr>
+      <w:tr>
+        <w:tc>
+          <w:tcPr>
+            <w:tcW w:type="dxa" w:w="1440"/>
+          </w:tcPr>
+          <w:p>
+            <w:r>
+              <w:t>McMahan et al. (2017)</w:t>
+            </w:r>
+          </w:p>
+        </w:tc>
+        <w:tc>
+          <w:tcPr>
+            <w:tcW w:type="dxa" w:w="1440"/>
+          </w:tcPr>
+          <w:p>
+            <w:r>
+              <w:t>—</w:t>
+            </w:r>
+          </w:p>
+        </w:tc>
+        <w:tc>
+          <w:tcPr>
+            <w:tcW w:type="dxa" w:w="1440"/>
+          </w:tcPr>
+          <w:p>
+            <w:r>
+              <w:t>Yes (FedAvg)</w:t>
+            </w:r>
+          </w:p>
+        </w:tc>
+        <w:tc>
+          <w:tcPr>
+            <w:tcW w:type="dxa" w:w="1440"/>
+          </w:tcPr>
+          <w:p>
+            <w:r>
+              <w:t>—</w:t>
+            </w:r>
+          </w:p>
+        </w:tc>
+        <w:tc>
+          <w:tcPr>
+            <w:tcW w:type="dxa" w:w="1440"/>
+          </w:tcPr>
+          <w:p>
+            <w:r>
+              <w:t>—</w:t>
+            </w:r>
+          </w:p>
+        </w:tc>
+        <w:tc>
+          <w:tcPr>
+            <w:tcW w:type="dxa" w:w="1440"/>
+          </w:tcPr>
+          <w:p>
+            <w:r>
+              <w:t>General FL</w:t>
+            </w:r>
+          </w:p>
+        </w:tc>
+      </w:tr>
+      <w:tr>
+        <w:tc>
+          <w:tcPr>
+            <w:tcW w:type="dxa" w:w="1440"/>
+          </w:tcPr>
+          <w:p>
+            <w:r>
+              <w:t>Sundararajan et al. (2017)</w:t>
+            </w:r>
+          </w:p>
+        </w:tc>
+        <w:tc>
+          <w:tcPr>
+            <w:tcW w:type="dxa" w:w="1440"/>
+          </w:tcPr>
+          <w:p>
+            <w:r>
+              <w:t>—</w:t>
+            </w:r>
+          </w:p>
+        </w:tc>
+        <w:tc>
+          <w:tcPr>
+            <w:tcW w:type="dxa" w:w="1440"/>
+          </w:tcPr>
+          <w:p>
+            <w:r>
+              <w:t>—</w:t>
+            </w:r>
+          </w:p>
+        </w:tc>
+        <w:tc>
+          <w:tcPr>
+            <w:tcW w:type="dxa" w:w="1440"/>
+          </w:tcPr>
+          <w:p>
+            <w:r>
+              <w:t>Yes (IG)</w:t>
+            </w:r>
+          </w:p>
+        </w:tc>
+        <w:tc>
+          <w:tcPr>
+            <w:tcW w:type="dxa" w:w="1440"/>
+          </w:tcPr>
+          <w:p>
+            <w:r>
+              <w:t>—</w:t>
+            </w:r>
+          </w:p>
+        </w:tc>
+        <w:tc>
+          <w:tcPr>
+            <w:tcW w:type="dxa" w:w="1440"/>
+          </w:tcPr>
+          <w:p>
+            <w:r>
+              <w:t>Attribution method</w:t>
+            </w:r>
+          </w:p>
+        </w:tc>
+      </w:tr>
+      <w:tr>
+        <w:tc>
+          <w:tcPr>
+            <w:tcW w:type="dxa" w:w="1440"/>
+          </w:tcPr>
+          <w:p>
+            <w:r>
+              <w:t>Han et al. (2025)</w:t>
+            </w:r>
+          </w:p>
+        </w:tc>
+        <w:tc>
+          <w:tcPr>
+            <w:tcW w:type="dxa" w:w="1440"/>
+          </w:tcPr>
+          <w:p>
+            <w:r>
+              <w:t>Yes (DIMK-GCN)</w:t>
+            </w:r>
+          </w:p>
+        </w:tc>
+        <w:tc>
+          <w:tcPr>
+            <w:tcW w:type="dxa" w:w="1440"/>
+          </w:tcPr>
+          <w:p>
+            <w:r>
+              <w:t>—</w:t>
+            </w:r>
+          </w:p>
+        </w:tc>
+        <w:tc>
+          <w:tcPr>
+            <w:tcW w:type="dxa" w:w="1440"/>
+          </w:tcPr>
+          <w:p>
+            <w:r>
+              <w:t>—</w:t>
+            </w:r>
+          </w:p>
+        </w:tc>
+        <w:tc>
+          <w:tcPr>
+            <w:tcW w:type="dxa" w:w="1440"/>
+          </w:tcPr>
+          <w:p>
+            <w:r>
+              <w:t>—</w:t>
+            </w:r>
+          </w:p>
+        </w:tc>
+        <w:tc>
+          <w:tcPr>
+            <w:tcW w:type="dxa" w:w="1440"/>
+          </w:tcPr>
+          <w:p>
+            <w:r>
+              <w:t>IDS</w:t>
+            </w:r>
+          </w:p>
+        </w:tc>
+      </w:tr>
+      <w:tr>
+        <w:tc>
+          <w:tcPr>
+            <w:tcW w:type="dxa" w:w="1440"/>
+          </w:tcPr>
+          <w:p>
+            <w:r>
+              <w:t>Ngo et al. (2025)</w:t>
+            </w:r>
+          </w:p>
+        </w:tc>
+        <w:tc>
+          <w:tcPr>
+            <w:tcW w:type="dxa" w:w="1440"/>
+          </w:tcPr>
+          <w:p>
+            <w:r>
+              <w:t>Yes (attribute-based)</w:t>
+            </w:r>
+          </w:p>
+        </w:tc>
+        <w:tc>
+          <w:tcPr>
+            <w:tcW w:type="dxa" w:w="1440"/>
+          </w:tcPr>
+          <w:p>
+            <w:r>
+              <w:t>—</w:t>
+            </w:r>
+          </w:p>
+        </w:tc>
+        <w:tc>
+          <w:tcPr>
+            <w:tcW w:type="dxa" w:w="1440"/>
+          </w:tcPr>
+          <w:p>
+            <w:r>
+              <w:t>—</w:t>
+            </w:r>
+          </w:p>
+        </w:tc>
+        <w:tc>
+          <w:tcPr>
+            <w:tcW w:type="dxa" w:w="1440"/>
+          </w:tcPr>
+          <w:p>
+            <w:r>
+              <w:t>—</w:t>
+            </w:r>
+          </w:p>
+        </w:tc>
+        <w:tc>
+          <w:tcPr>
+            <w:tcW w:type="dxa" w:w="1440"/>
+          </w:tcPr>
+          <w:p>
+            <w:r>
+              <w:t>IoT IDS</w:t>
+            </w:r>
+          </w:p>
+        </w:tc>
+      </w:tr>
+      <w:tr>
+        <w:tc>
+          <w:tcPr>
+            <w:tcW w:type="dxa" w:w="1440"/>
+          </w:tcPr>
+          <w:p>
+            <w:r>
+              <w:t>Basak et al. (2025)</w:t>
+            </w:r>
+          </w:p>
+        </w:tc>
+        <w:tc>
+          <w:tcPr>
+            <w:tcW w:type="dxa" w:w="1440"/>
+          </w:tcPr>
+          <w:p>
+            <w:r>
+              <w:t>Yes (X-GANet)</w:t>
+            </w:r>
+          </w:p>
+        </w:tc>
+        <w:tc>
+          <w:tcPr>
+            <w:tcW w:type="dxa" w:w="1440"/>
+          </w:tcPr>
+          <w:p>
+            <w:r>
+              <w:t>—</w:t>
+            </w:r>
+          </w:p>
+        </w:tc>
+        <w:tc>
+          <w:tcPr>
+            <w:tcW w:type="dxa" w:w="1440"/>
+          </w:tcPr>
+          <w:p>
+            <w:r>
+              <w:t>Yes</w:t>
+            </w:r>
+          </w:p>
+        </w:tc>
+        <w:tc>
+          <w:tcPr>
+            <w:tcW w:type="dxa" w:w="1440"/>
+          </w:tcPr>
+          <w:p>
+            <w:r>
+              <w:t>—</w:t>
+            </w:r>
+          </w:p>
+        </w:tc>
+        <w:tc>
+          <w:tcPr>
+            <w:tcW w:type="dxa" w:w="1440"/>
+          </w:tcPr>
+          <w:p>
+            <w:r>
+              <w:t>NID</w:t>
+            </w:r>
+          </w:p>
+        </w:tc>
+      </w:tr>
+      <w:tr>
+        <w:tc>
+          <w:tcPr>
+            <w:tcW w:type="dxa" w:w="1440"/>
+          </w:tcPr>
+          <w:p>
+            <w:r>
+              <w:t>Lusa et al. (2025)</w:t>
+            </w:r>
+          </w:p>
+        </w:tc>
+        <w:tc>
+          <w:tcPr>
+            <w:tcW w:type="dxa" w:w="1440"/>
+          </w:tcPr>
+          <w:p>
+            <w:r>
+              <w:t>Yes (TE-G-SAGE)</w:t>
+            </w:r>
+          </w:p>
+        </w:tc>
+        <w:tc>
+          <w:tcPr>
+            <w:tcW w:type="dxa" w:w="1440"/>
+          </w:tcPr>
+          <w:p>
+            <w:r>
+              <w:t>—</w:t>
+            </w:r>
+          </w:p>
+        </w:tc>
+        <w:tc>
+          <w:tcPr>
+            <w:tcW w:type="dxa" w:w="1440"/>
+          </w:tcPr>
+          <w:p>
+            <w:r>
+              <w:t>Yes</w:t>
+            </w:r>
+          </w:p>
+        </w:tc>
+        <w:tc>
+          <w:tcPr>
+            <w:tcW w:type="dxa" w:w="1440"/>
+          </w:tcPr>
+          <w:p>
+            <w:r>
+              <w:t>—</w:t>
+            </w:r>
+          </w:p>
+        </w:tc>
+        <w:tc>
+          <w:tcPr>
+            <w:tcW w:type="dxa" w:w="1440"/>
+          </w:tcPr>
+          <w:p>
+            <w:r>
+              <w:t>NID</w:t>
+            </w:r>
+          </w:p>
+        </w:tc>
+      </w:tr>
+      <w:tr>
+        <w:tc>
+          <w:tcPr>
+            <w:tcW w:type="dxa" w:w="1440"/>
+          </w:tcPr>
+          <w:p>
+            <w:r>
+              <w:t>Lazzarini et al. (2023)</w:t>
+            </w:r>
+          </w:p>
+        </w:tc>
+        <w:tc>
+          <w:tcPr>
+            <w:tcW w:type="dxa" w:w="1440"/>
+          </w:tcPr>
+          <w:p>
+            <w:r>
+              <w:t>—</w:t>
+            </w:r>
+          </w:p>
+        </w:tc>
+        <w:tc>
+          <w:tcPr>
+            <w:tcW w:type="dxa" w:w="1440"/>
+          </w:tcPr>
+          <w:p>
+            <w:r>
+              <w:t>Yes</w:t>
+            </w:r>
+          </w:p>
+        </w:tc>
+        <w:tc>
+          <w:tcPr>
+            <w:tcW w:type="dxa" w:w="1440"/>
+          </w:tcPr>
+          <w:p>
+            <w:r>
+              <w:t>—</w:t>
+            </w:r>
+          </w:p>
+        </w:tc>
+        <w:tc>
+          <w:tcPr>
+            <w:tcW w:type="dxa" w:w="1440"/>
+          </w:tcPr>
+          <w:p>
+            <w:r>
+              <w:t>—</w:t>
+            </w:r>
+          </w:p>
+        </w:tc>
+        <w:tc>
+          <w:tcPr>
+            <w:tcW w:type="dxa" w:w="1440"/>
+          </w:tcPr>
+          <w:p>
+            <w:r>
+              <w:t>IoT IDS</w:t>
+            </w:r>
+          </w:p>
+        </w:tc>
+      </w:tr>
+      <w:tr>
+        <w:tc>
+          <w:tcPr>
+            <w:tcW w:type="dxa" w:w="1440"/>
+          </w:tcPr>
+          <w:p>
+            <w:r>
+              <w:t>Albanbay et al. (2025)</w:t>
+            </w:r>
+          </w:p>
+        </w:tc>
+        <w:tc>
+          <w:tcPr>
+            <w:tcW w:type="dxa" w:w="1440"/>
+          </w:tcPr>
+          <w:p>
+            <w:r>
+              <w:t>—</w:t>
+            </w:r>
+          </w:p>
+        </w:tc>
+        <w:tc>
+          <w:tcPr>
+            <w:tcW w:type="dxa" w:w="1440"/>
+          </w:tcPr>
+          <w:p>
+            <w:r>
+              <w:t>Yes</w:t>
+            </w:r>
+          </w:p>
+        </w:tc>
+        <w:tc>
+          <w:tcPr>
+            <w:tcW w:type="dxa" w:w="1440"/>
+          </w:tcPr>
+          <w:p>
+            <w:r>
+              <w:t>—</w:t>
+            </w:r>
+          </w:p>
+        </w:tc>
+        <w:tc>
+          <w:tcPr>
+            <w:tcW w:type="dxa" w:w="1440"/>
+          </w:tcPr>
+          <w:p>
+            <w:r>
+              <w:t>—</w:t>
+            </w:r>
+          </w:p>
+        </w:tc>
+        <w:tc>
+          <w:tcPr>
+            <w:tcW w:type="dxa" w:w="1440"/>
+          </w:tcPr>
+          <w:p>
+            <w:r>
+              <w:t>IoT IDS</w:t>
+            </w:r>
+          </w:p>
+        </w:tc>
+      </w:tr>
+      <w:tr>
+        <w:tc>
+          <w:tcPr>
+            <w:tcW w:type="dxa" w:w="1440"/>
+          </w:tcPr>
+          <w:p>
+            <w:r>
+              <w:t>Alabbadi and Bajaber (2025)</w:t>
+            </w:r>
+          </w:p>
+        </w:tc>
+        <w:tc>
+          <w:tcPr>
+            <w:tcW w:type="dxa" w:w="1440"/>
+          </w:tcPr>
+          <w:p>
+            <w:r>
+              <w:t>—</w:t>
+            </w:r>
+          </w:p>
+        </w:tc>
+        <w:tc>
+          <w:tcPr>
+            <w:tcW w:type="dxa" w:w="1440"/>
+          </w:tcPr>
+          <w:p>
+            <w:r>
+              <w:t>—</w:t>
+            </w:r>
+          </w:p>
+        </w:tc>
+        <w:tc>
+          <w:tcPr>
+            <w:tcW w:type="dxa" w:w="1440"/>
+          </w:tcPr>
+          <w:p>
+            <w:r>
+              <w:t>Yes (XAI)</w:t>
+            </w:r>
+          </w:p>
+        </w:tc>
+        <w:tc>
+          <w:tcPr>
+            <w:tcW w:type="dxa" w:w="1440"/>
+          </w:tcPr>
+          <w:p>
+            <w:r>
+              <w:t>—</w:t>
+            </w:r>
+          </w:p>
+        </w:tc>
+        <w:tc>
+          <w:tcPr>
+            <w:tcW w:type="dxa" w:w="1440"/>
+          </w:tcPr>
+          <w:p>
+            <w:r>
+              <w:t>IoT streams</w:t>
+            </w:r>
+          </w:p>
+        </w:tc>
+      </w:tr>
+      <w:tr>
+        <w:tc>
+          <w:tcPr>
+            <w:tcW w:type="dxa" w:w="1440"/>
+          </w:tcPr>
+          <w:p>
+            <w:r>
+              <w:t>Yang et al. (2025)</w:t>
+            </w:r>
+          </w:p>
+        </w:tc>
+        <w:tc>
+          <w:tcPr>
+            <w:tcW w:type="dxa" w:w="1440"/>
+          </w:tcPr>
+          <w:p>
+            <w:r>
+              <w:t>Yes</w:t>
+            </w:r>
+          </w:p>
+        </w:tc>
+        <w:tc>
+          <w:tcPr>
+            <w:tcW w:type="dxa" w:w="1440"/>
+          </w:tcPr>
+          <w:p>
+            <w:r>
+              <w:t>—</w:t>
+            </w:r>
+          </w:p>
+        </w:tc>
+        <w:tc>
+          <w:tcPr>
+            <w:tcW w:type="dxa" w:w="1440"/>
+          </w:tcPr>
+          <w:p>
+            <w:r>
+              <w:t>—</w:t>
+            </w:r>
+          </w:p>
+        </w:tc>
+        <w:tc>
+          <w:tcPr>
+            <w:tcW w:type="dxa" w:w="1440"/>
+          </w:tcPr>
+          <w:p>
+            <w:r>
+              <w:t>—</w:t>
+            </w:r>
+          </w:p>
+        </w:tc>
+        <w:tc>
+          <w:tcPr>
+            <w:tcW w:type="dxa" w:w="1440"/>
+          </w:tcPr>
+          <w:p>
+            <w:r>
+              <w:t>Industrial IoT</w:t>
+            </w:r>
+          </w:p>
+        </w:tc>
+      </w:tr>
+      <w:tr>
+        <w:tc>
+          <w:tcPr>
+            <w:tcW w:type="dxa" w:w="1440"/>
+          </w:tcPr>
+          <w:p>
+            <w:r>
+              <w:t>**This project**</w:t>
+            </w:r>
+          </w:p>
+        </w:tc>
+        <w:tc>
+          <w:tcPr>
+            <w:tcW w:type="dxa" w:w="1440"/>
+          </w:tcPr>
+          <w:p>
+            <w:r>
+              <w:t>**Yes (GAT+GRU)**</w:t>
+            </w:r>
+          </w:p>
+        </w:tc>
+        <w:tc>
+          <w:tcPr>
+            <w:tcW w:type="dxa" w:w="1440"/>
+          </w:tcPr>
+          <w:p>
+            <w:r>
+              <w:t>**Yes (Flower)**</w:t>
+            </w:r>
+          </w:p>
+        </w:tc>
+        <w:tc>
+          <w:tcPr>
+            <w:tcW w:type="dxa" w:w="1440"/>
+          </w:tcPr>
+          <w:p>
+            <w:r>
+              <w:t>**Yes (IG+attention)**</w:t>
+            </w:r>
+          </w:p>
+        </w:tc>
+        <w:tc>
+          <w:tcPr>
+            <w:tcW w:type="dxa" w:w="1440"/>
+          </w:tcPr>
+          <w:p>
+            <w:r>
+              <w:t>**Yes (ECS-like)**</w:t>
+            </w:r>
+          </w:p>
+        </w:tc>
+        <w:tc>
+          <w:tcPr>
+            <w:tcW w:type="dxa" w:w="1440"/>
+          </w:tcPr>
+          <w:p>
+            <w:r>
+              <w:t>**CICIoT2023**</w:t>
+            </w:r>
+          </w:p>
+        </w:tc>
+      </w:tr>
+    </w:tbl>
+    <w:p>
+      <w:r>
+        <w:t>Figure 10: Positioning of related work — GNN, federated learning, explainability, and SIEM-style alerts</w:t>
+      </w:r>
+    </w:p>
+    <w:p>
+      <w:r>
+        <w:drawing>
+          <wp:inline xmlns:a="http://schemas.openxmlformats.org/drawingml/2006/main" xmlns:pic="http://schemas.openxmlformats.org/drawingml/2006/picture">
+            <wp:extent cx="5029200" cy="3358356"/>
+            <wp:docPr id="5" name="Picture 5"/>
+            <wp:cNvGraphicFramePr>
+              <a:graphicFrameLocks noChangeAspect="1"/>
+            </wp:cNvGraphicFramePr>
+            <a:graphic>
+              <a:graphicData uri="http://schemas.openxmlformats.org/drawingml/2006/picture">
+                <pic:pic>
+                  <pic:nvPicPr>
+                    <pic:cNvPr id="5" name="literature_positioning.png"/>
+                    <pic:cNvPicPr/>
+                  </pic:nvPicPr>
+                  <pic:blipFill>
+                    <a:blip r:embed="rId13"/>
+                    <a:stretch>
+                      <a:fillRect/>
+                    </a:stretch>
+                  </pic:blipFill>
+                  <pic:spPr>
+                    <a:xfrm>
+                      <a:off x="0" y="0"/>
+                      <a:ext cx="5029200" cy="3358356"/>
+                    </a:xfrm>
+                    <a:prstGeom prst="rect"/>
+                  </pic:spPr>
+                </pic:pic>
+              </a:graphicData>
+            </a:graphic>
+          </wp:inline>
+        </w:drawing>
+      </w:r>
+    </w:p>
+    <w:p>
+      <w:pPr>
+        <w:pStyle w:val="Caption"/>
+      </w:pPr>
+      <w:r>
+        <w:t>Figure 10: Positioning of related work</w:t>
+      </w:r>
+    </w:p>
+    <w:p>
+      <w:r>
+        <w:t>Sources: Pinto et al. (2023); Velickovic et al. (2018); McMahan et al. (2017); Sundararajan et al. (2017); Han et al. (2025); Ngo et al. (2025); Basak et al. (2025); Lusa et al. (2025); Lazzarini et al. (2023); Albanbay et al. (2025); Alabbadi and Bajaber (2025); Yang et al. (2025). This figure synthesises Chapter 2 and supports the gap stated in §2.8.</w:t>
+      </w:r>
+    </w:p>
+    <w:p>
+      <w:pPr>
+        <w:pStyle w:val="Heading2"/>
+      </w:pPr>
+      <w:r>
+        <w:t>2.8 Gap and Contribution</w:t>
+      </w:r>
+    </w:p>
+    <w:p>
+      <w:r>
+        <w:t>Existing work covers IoT intrusion detection, GNNs, federated learning, and explainability separately. There is less work that combines an explainable dynamic GNN, federated learning, and SIEM-style alerting in one prototype for SOC use on CPU-based edge devices. Yang et al. (2025) and Han et al. (2025) focus on GNN architectures for detection. But they do not add federated learning or SIEM output. Lazzarini et al. (2023) and Albanbay et al. (2025) look at federated learning for IoT intrusion detection. But they do not combine it with dynamic graphs or explainable alerts. Alabbadi and Bajaber (2025) and Basak et al. (2025) look at explainability. But they do it in centralised settings. This project tries to fill that gap with a small but complete system. It has: (1) dynamic graph design from IoT flow data, (2) GAT+GRU model, (3) FedAvg via Flower, (4) explanations via Captum and attention, and (5) JSON alerts in ECS-like format. The evaluation answers whether the graph model beats simple baselines, whether federated learning keeps performance, and whether the explanations are useful for triage. The scope is limited to a 45-day MSc project and a subset of CICIoT2023. But the structure is set up so the results can be discussed critically and extended later. In summary, this project delivers a prototype that combines all five: kNN graph construction, dynamic GNN, federated learning, explainability, and SIEM-style alerts. No single prior work combines all five in one system for SOC use on CPU-based edge devices.</w:t>
+      </w:r>
+    </w:p>
+    <w:p>
+      <w:pPr>
+        <w:pStyle w:val="Heading2"/>
+      </w:pPr>
+      <w:r>
+        <w:t>2.9 Chapter summary</w:t>
+      </w:r>
+    </w:p>
+    <w:p>
+      <w:r>
+        <w:t>The literature supports using dynamic GNNs, federated learning, and XAI for intrusion detection, but rarely all three together with SIEM-oriented outputs for edge SOC workflows. This gap motivates the prototype evaluated in later chapters.</w:t>
+      </w:r>
+    </w:p>
+    <w:p>
+      <w:pPr>
+        <w:pStyle w:val="Heading1"/>
+      </w:pPr>
+      <w:r>
+        <w:t>Chapter 3 – Project Management</w:t>
+      </w:r>
+    </w:p>
+    <w:p>
+      <w:pPr>
+        <w:pStyle w:val="Heading2"/>
+      </w:pPr>
+      <w:r>
+        <w:t>3.1 Chapter overview</w:t>
+      </w:r>
+    </w:p>
+    <w:p>
+      <w:r>
+        <w:t>This chapter records planning, milestones, risks, and ethics in the style expected of UWS MSc project reports—without duplicating the technical methodology in Chapters 4–7.</w:t>
+      </w:r>
+    </w:p>
+    <w:p>
+      <w:pPr>
+        <w:pStyle w:val="Heading2"/>
+      </w:pPr>
+      <w:r>
+        <w:t>3.2 Project plan and timeline (45-day MSc)</w:t>
+      </w:r>
+    </w:p>
+    <w:p>
+      <w:r>
+        <w:t>Work was staged in six phases: (1) freeze requirements and literature; (2) fix the CICIoT2023 subset and preprocessing; (3) implement graph construction and central GNN training; (4) run baselines and Flower-based federated training; (5) add explainability, alert JSON, and FastAPI; (6) run ablation, sensitivity, multi-seed experiments, figures, and final writing. Each phase had concrete artefacts (metrics files, checkpoints, plots) to reduce ambiguity about “done.”</w:t>
+      </w:r>
+    </w:p>
+    <w:p>
+      <w:pPr>
+        <w:pStyle w:val="Heading2"/>
+      </w:pPr>
+      <w:r>
+        <w:t>3.3 Risk assessment</w:t>
+      </w:r>
+    </w:p>
+    <w:tbl>
+      <w:tblPr>
+        <w:tblW w:type="auto" w:w="0"/>
+        <w:tblLook w:firstColumn="1" w:firstRow="1" w:lastColumn="0" w:lastRow="0" w:noHBand="0" w:noVBand="1" w:val="04A0"/>
+      </w:tblPr>
+      <w:tblGrid>
+        <w:gridCol w:w="4320"/>
+        <w:gridCol w:w="4320"/>
+      </w:tblGrid>
+      <w:tr>
+        <w:tc>
+          <w:tcPr>
+            <w:tcW w:type="dxa" w:w="4320"/>
+          </w:tcPr>
+          <w:p>
+            <w:r>
+              <w:t>Risk</w:t>
+            </w:r>
+          </w:p>
+        </w:tc>
+        <w:tc>
+          <w:tcPr>
+            <w:tcW w:type="dxa" w:w="4320"/>
+          </w:tcPr>
+          <w:p>
+            <w:r>
+              <w:t>Mitigation</w:t>
+            </w:r>
+          </w:p>
+        </w:tc>
+      </w:tr>
+      <w:tr>
+        <w:tc>
+          <w:tcPr>
+            <w:tcW w:type="dxa" w:w="4320"/>
+          </w:tcPr>
+          <w:p>
+            <w:r>
+              <w:t>Training too slow on CPU</w:t>
+            </w:r>
+          </w:p>
+        </w:tc>
+        <w:tc>
+          <w:tcPr>
+            <w:tcW w:type="dxa" w:w="4320"/>
+          </w:tcPr>
+          <w:p>
+            <w:r>
+              <w:t>Fixed subset; configurable rounds/clients; early stopping</w:t>
+            </w:r>
+          </w:p>
+        </w:tc>
+      </w:tr>
+      <w:tr>
+        <w:tc>
+          <w:tcPr>
+            <w:tcW w:type="dxa" w:w="4320"/>
+          </w:tcPr>
+          <w:p>
+            <w:r>
+              <w:t>Severe class imbalance</w:t>
+            </w:r>
+          </w:p>
+        </w:tc>
+        <w:tc>
+          <w:tcPr>
+            <w:tcW w:type="dxa" w:w="4320"/>
+          </w:tcPr>
+          <w:p>
+            <w:r>
+              <w:t>Stratified windowing; class weights; balanced graph-level labels</w:t>
+            </w:r>
+          </w:p>
+        </w:tc>
+      </w:tr>
+      <w:tr>
+        <w:tc>
+          <w:tcPr>
+            <w:tcW w:type="dxa" w:w="4320"/>
+          </w:tcPr>
+          <w:p>
+            <w:r>
+              <w:t>Federated instability</w:t>
+            </w:r>
+          </w:p>
+        </w:tc>
+        <w:tc>
+          <w:tcPr>
+            <w:tcW w:type="dxa" w:w="4320"/>
+          </w:tcPr>
+          <w:p>
+            <w:r>
+              <w:t>Three clients; reproducible split; checkpoints each round</w:t>
+            </w:r>
+          </w:p>
+        </w:tc>
+      </w:tr>
+      <w:tr>
+        <w:tc>
+          <w:tcPr>
+            <w:tcW w:type="dxa" w:w="4320"/>
+          </w:tcPr>
+          <w:p>
+            <w:r>
+              <w:t>Explainability runtime</w:t>
+            </w:r>
+          </w:p>
+        </w:tc>
+        <w:tc>
+          <w:tcPr>
+            <w:tcW w:type="dxa" w:w="4320"/>
+          </w:tcPr>
+          <w:p>
+            <w:r>
+              <w:t>Top-*k* attributions; optional subset of alerts</w:t>
+            </w:r>
+          </w:p>
+        </w:tc>
+      </w:tr>
+      <w:tr>
+        <w:tc>
+          <w:tcPr>
+            <w:tcW w:type="dxa" w:w="4320"/>
+          </w:tcPr>
+          <w:p>
+            <w:r>
+              <w:t>Scope creep (extra models)</w:t>
+            </w:r>
+          </w:p>
+        </w:tc>
+        <w:tc>
+          <w:tcPr>
+            <w:tcW w:type="dxa" w:w="4320"/>
+          </w:tcPr>
+          <w:p>
+            <w:r>
+              <w:t>Baselines limited to RF and MLP; one main GNN architecture</w:t>
+            </w:r>
+          </w:p>
+        </w:tc>
+      </w:tr>
+    </w:tbl>
+    <w:p>
+      <w:pPr>
+        <w:pStyle w:val="Heading2"/>
+      </w:pPr>
+      <w:r>
+        <w:t>3.4 Ethics and data</w:t>
+      </w:r>
+    </w:p>
+    <w:p>
+      <w:r>
+        <w:t>Only public CICIoT2023 data is used; there are no human participants or proprietary organisational datasets. The signed specification ethics section records supervisor confirmation that the project does not require full ethics-review board approval under School procedures (February 2026), which matches the use of non-sensitive public data only. Process and ethics paperwork are referenced in Appendix A/B as required by the handbook.</w:t>
+      </w:r>
+    </w:p>
+    <w:p>
+      <w:pPr>
+        <w:pStyle w:val="Heading2"/>
+      </w:pPr>
+      <w:r>
+        <w:t>3.5 Interim report feedback incorporated</w:t>
+      </w:r>
+    </w:p>
+    <w:p>
+      <w:r>
+        <w:t>The MSc Project Handbook requires that feedback on the interim report (written and verbal from supervisor and moderator) be taken into account in the final submission. After interim submission, feedback reinforced: (1) keeping the end-to-end story visible (data → model → federation → explainability → SOC-shaped output), not only literature; (2) tightening the evaluation plan before reporting numbers; (3) being explicit about limits of a lab subset and very high test metrics; and (4) reserving effort for final analysis and write-up rather than scope creep.</w:t>
+      </w:r>
+    </w:p>
+    <w:p>
+      <w:r>
+        <w:t>Actions taken in the final dissertation include: completing the full evaluation and results chapters (7–8) with tables and figures promised at interim; adding ablation, sensitivity, and multi-seed checks so robustness is evidenced (going beyond the interim contingency of dropping sensitivity if time ran short); strengthening critical reflection (Chapter 10) on methodology, federation, and the “100% metrics” question; and documenting reproducibility (Chapter 13). Any remaining suggestions from the interim review are acknowledged as limitations and future work in Chapter 9.</w:t>
+      </w:r>
+    </w:p>
+    <w:p>
+      <w:pPr>
+        <w:pStyle w:val="Heading2"/>
+      </w:pPr>
+      <w:r>
+        <w:t>3.6 Chapter summary</w:t>
+      </w:r>
+    </w:p>
+    <w:p>
+      <w:r>
+        <w:t>Transparent time-boxing and risk controls kept the project feasible while still delivering graph, federated, explainable, and deployable components.</w:t>
+      </w:r>
+    </w:p>
+    <w:p>
+      <w:pPr>
+        <w:pStyle w:val="Heading1"/>
+      </w:pPr>
+      <w:r>
+        <w:t>Chapter 4 – Research Design and Methodology</w:t>
+      </w:r>
+    </w:p>
+    <w:p>
+      <w:pPr>
+        <w:pStyle w:val="Heading2"/>
+      </w:pPr>
+      <w:r>
+        <w:t>4.1 Chapter overview</w:t>
+      </w:r>
+    </w:p>
+    <w:p>
+      <w:r>
+        <w:t>This chapter explains how the research questions are answered: research stance, dataset, model choices, federated setup, explainability, and evaluation plan. Graph and pipeline design are expanded in Chapter 5; build details appear in Chapter 6.</w:t>
+      </w:r>
+    </w:p>
+    <w:p>
+      <w:pPr>
+        <w:pStyle w:val="Heading2"/>
+      </w:pPr>
+      <w:r>
+        <w:t>4.2 Research Approach</w:t>
+      </w:r>
+    </w:p>
+    <w:p>
+      <w:r>
+        <w:t>The project is practical. The aim is to build a working prototype and evaluate it with clear metrics. The main research question is answered by building the system, comparing the dynamic GNN to baselines, testing federated learning, and checking whether the explanations help SOC triage. Sub-questions are answered through experiments and by looking at example alerts.</w:t>
+      </w:r>
+    </w:p>
+    <w:p>
+      <w:r>
+        <w:t>The methodology follows a design-science approach. A prototype is built and evaluated with quantitative metrics (precision, recall, F1, ROC-AUC, inference time, communication cost) and qualitative assessment (interpretability of example alerts). The choice of CICIoT2023, kNN graphs, GAT+GRU, Flower, and Captum is justified by the literature and by practical constraints (dataset availability, 45-day timeline, CPU-only deployment). The evaluation plan is defined before experiments are run. So results can be interpreted objectively.</w:t>
+      </w:r>
+    </w:p>
+    <w:p>
+      <w:pPr>
+        <w:pStyle w:val="Heading2"/>
+      </w:pPr>
+      <w:r>
+        <w:t>4.3 Dataset and Subset</w:t>
+      </w:r>
+    </w:p>
+    <w:p>
+      <w:r>
+        <w:t>The CICIoT2023 dataset (Pinto et al., 2023) is used. It has network flow data from IoT devices under various attacks (DDoS, DoS, reconnaissance, brute force, spoofing). The full dataset is large (millions of flows). So a manageable subset is selected to fit the 45-day timeline. The subset includes both benign and attack traffic and a spread of attack types. The same subset is used for all experiments so results are comparable. Data is split into fixed train, validation, and test sets (e.g. 70% train, 15% validation, 15% test, with no overlap). This avoids data leakage and allows fair comparison between centralised and federated training.</w:t>
+      </w:r>
+    </w:p>
+    <w:p>
+      <w:r>
+        <w:t>The 46 flow-level features in CICIoT2023 include packet and byte counts, duration, protocol indicators (TCP, UDP, ICMP), TCP flag counts (SYN, ACK, RST, PSH, FIN), and statistics (mean, variance, standard deviation). These features are standardised before training and graph construction. The binary label indicates benign vs. attack. This project focuses on binary classification for simplicity. The subset ensures both classes are represented. The test set is held out from the start. So no information from the test set influences model design or hyperparameter choice. The config file (config/experiment.yaml) specifies the 46 flow feature columns. These include flow_duration, Header_Length, Protocol Type, Rate, Srate, Drate, TCP flag counts, protocol indicators, and statistics.</w:t>
+      </w:r>
+    </w:p>
+    <w:p>
+      <w:pPr>
+        <w:pStyle w:val="Heading2"/>
+      </w:pPr>
+      <w:r>
+        <w:t>4.4 Models</w:t>
+      </w:r>
+    </w:p>
+    <w:p>
+      <w:r>
+        <w:t>Three types of models are used so that the value of the graph and temporal structure can be assessed.</w:t>
+      </w:r>
+    </w:p>
+    <w:p>
+      <w:r>
+        <w:t>- Random Forest: A baseline on tabular flow-level data: each training/test instance is one processed flow (the same 46 standardised features as in the graph pipeline), with no graph structure. Implemented via scikit-learn on the train/test parquet splits (src/models/baselines.py).</w:t>
+      </w:r>
+    </w:p>
+    <w:p>
+      <w:r>
+        <w:t>- MLP (Multi-Layer Perceptron): The same flow-level representation as Random Forest—a feed-forward network on 46-dimensional rows without graph or temporal modelling (MLPBaseline in src/models/baselines.py).</w:t>
+      </w:r>
+    </w:p>
+    <w:p>
+      <w:r>
+        <w:t>- Dynamic GNN (GAT + GRU): The main model. Graph Attention layers process each graph snapshot; a GRU (or similar RNN) then processes the sequence of graph representations over time. The output is used for attack vs. benign (or multi-class) prediction. This model uses both structure and temporality. The GAT allows the model to weight neighbours differently, and the GRU captures how the graph representation changes across the sequence.</w:t>
+      </w:r>
+    </w:p>
+    <w:p>
+      <w:r>
+        <w:t>All models are trained to predict attack (or attack type) from the available features and, for the GNN, from the graph and its evolution. Hyperparameters (e.g. learning rate, number of layers, hidden size) are chosen with the validation set; the test set is used only for final reporting. The same train/validation/test splits are used for all models to ensure fair comparison.</w:t>
+      </w:r>
+    </w:p>
+    <w:p>
+      <w:pPr>
+        <w:pStyle w:val="Heading2"/>
+      </w:pPr>
+      <w:r>
+        <w:t>4.5 Federated Learning Setup</w:t>
+      </w:r>
+    </w:p>
+    <w:p>
+      <w:r>
+        <w:t>Federated learning is implemented with the Flower framework. FedAvg is used: each client trains the model on its local partition of the data and sends updated parameters to the server; the server averages them and broadcasts the global model back. The data is split across 2–3 clients in a way that mimics distributed data (e.g. by device or by time period). The number of federated rounds and local epochs is set so that training finishes in reasonable time; if needed, rounds or clients can be reduced to meet the 45-day constraint. The same model architecture is used in federated and centralised training so that performance can be compared fairly. Communication cost is approximated (e.g. bytes per round for model parameters) and reported.</w:t>
+      </w:r>
+    </w:p>
+    <w:p>
+      <w:r>
+        <w:t>The Dirichlet distribution (alpha=0.5) is used to partition the training data across clients. Each client samples from a Dirichlet distribution over class proportions, so that one client might have 80% attack and 20% benign, another 60% attack and 40% benign, and so on. This creates non-IID conditions that are more realistic than random IID splits. The alpha parameter controls the degree of heterogeneity: smaller alpha means more heterogeneous client distributions. Alpha=0.5 was chosen to create noticeable but not extreme heterogeneity.</w:t>
+      </w:r>
+    </w:p>
+    <w:p>
+      <w:pPr>
+        <w:pStyle w:val="Heading2"/>
+      </w:pPr>
+      <w:r>
+        <w:t>4.6 Explainability</w:t>
+      </w:r>
+    </w:p>
+    <w:p>
+      <w:r>
+        <w:t>Two forms of explanation are used:</w:t>
+      </w:r>
+    </w:p>
+    <w:p>
+      <w:r>
+        <w:t>- Integrated Gradients (Captum): Applied to the chosen model (e.g. the dynamic GNN or the MLP) to attribute the prediction to input features. The top contributing features are extracted and included in the alert.</w:t>
+      </w:r>
+    </w:p>
+    <w:p>
+      <w:r>
+        <w:t>- Attention weights: For the GAT-based model, attention weights over edges or neighbours are used to identify which flows or connections the model focused on. These can be summarised as “top flows” or “top edges” in the alert.</w:t>
+      </w:r>
+    </w:p>
+    <w:p>
+      <w:r>
+        <w:t>Explanations are produced for selected predictions (e.g. positive alerts). The top-k (k=5) features and flows are included in each alert to keep the explanation concise. If computing explanations for every prediction is too slow, they are applied only to a subset (e.g. high-confidence alerts) and this is noted as a limitation.</w:t>
+      </w:r>
+    </w:p>
+    <w:p>
+      <w:pPr>
+        <w:pStyle w:val="Heading2"/>
+      </w:pPr>
+      <w:r>
+        <w:t>4.7 Evaluation Plan</w:t>
+      </w:r>
+    </w:p>
+    <w:p>
+      <w:r>
+        <w:t>Evaluation is designed to answer the three sub-questions and support the main research question.</w:t>
+      </w:r>
+    </w:p>
+    <w:p>
+      <w:r>
+        <w:t>- Metrics: Precision, recall, F1-score, ROC-AUC, and false positive rate on the fixed test set. A confusion matrix is reported.</w:t>
+      </w:r>
+    </w:p>
+    <w:p>
+      <w:r>
+        <w:t>- Model comparison: Centralised training: Random Forest, MLP, and dynamic GNN are compared on the same splits. Federated training: the same GNN (or MLP) is trained with FedAvg and compared to its centralised version.</w:t>
+      </w:r>
+    </w:p>
+    <w:p>
+      <w:r>
+        <w:t>- Time and cost: Time-window analysis (e.g. performance across different window sizes or positions), federated round-by-round performance, approximate communication cost (bytes), and CPU inference time per sample or per batch.</w:t>
+      </w:r>
+    </w:p>
+    <w:p>
+      <w:r>
+        <w:t>- Explainability and SOC use: Three to five example alerts are generated with full explanations (top features and flows). These are discussed in terms of whether they would help a SOC analyst triage (e.g. whether the highlighted flows and features are interpretable and actionable).</w:t>
+      </w:r>
+    </w:p>
+    <w:p>
+      <w:r>
+        <w:t>Risks are handled as follows: if the dataset is too large, a smaller subset is used; if federated learning is too slow, rounds or clients are reduced; if explainability is too slow, it is applied only to selected alerts. All choices are documented so that the work is reproducible and the limitations are clear. The evaluation plan explicitly links each metric and comparison to a research question: precision, recall, F1, ROC-AUC, and false positive rate address sub-question 1 (model comparison) and sub-question 2 (federated vs. centralised); round-by-round metrics and communication cost address sub-question 2; example alerts with explanations address sub-question 3; CPU inference time addresses the edge deployment aspect of the main question.</w:t>
+      </w:r>
+    </w:p>
+    <w:p>
+      <w:pPr>
+        <w:pStyle w:val="Heading2"/>
+      </w:pPr>
+      <w:r>
+        <w:t>4.8 Chapter summary</w:t>
+      </w:r>
+    </w:p>
+    <w:p>
+      <w:r>
+        <w:t>Chapter 4 has defined the research stance, data, models, federation, XAI ingredients, and evaluation plan. Chapter 5 gives structural graph and pipeline design; Chapter 6 gives implementation detail.</w:t>
+      </w:r>
+    </w:p>
+    <w:p>
+      <w:pPr>
+        <w:pStyle w:val="Heading1"/>
+      </w:pPr>
+      <w:r>
+        <w:t>Chapter 5 – Design</w:t>
+      </w:r>
+    </w:p>
+    <w:p>
+      <w:pPr>
+        <w:pStyle w:val="Heading2"/>
+      </w:pPr>
+      <w:r>
+        <w:t>5.1 Chapter overview</w:t>
+      </w:r>
+    </w:p>
+    <w:p>
+      <w:r>
+        <w:t>This chapter presents what is built at a design level—graphs, temporal sequences, and alert/deployment shape—before the implementation detail in Chapter 6.</w:t>
+      </w:r>
+    </w:p>
+    <w:p>
+      <w:pPr>
+        <w:pStyle w:val="Heading2"/>
+      </w:pPr>
+      <w:r>
+        <w:t>5.2 Graph design (flows to kNN snapshots)</w:t>
+      </w:r>
+    </w:p>
+    <w:p>
+      <w:r>
+        <w:t>The graph is built from flow data to capture structural relationships between network flows within each observation window.</w:t>
+      </w:r>
+    </w:p>
+    <w:p>
+      <w:r>
+        <w:t>- Nodes: Each node represents one flow record. The node feature vector consists of the 46 pre-computed flow-level features provided by the CICIoT2023 dataset (e.g. packet rate, byte count, flag counts, protocol indicators, statistical aggregates). Device-level identifiers (IP addresses) are not available in the publicly released version of this dataset, so a device-based graph design (where nodes are devices and edges are flows between them) was not feasible. Instead, a feature-similarity approach is adopted, following the principle demonstrated by Ngo et al. (2025) that attribute-based graph construction can be effective for intrusion detection when topology information is absent.</w:t>
+      </w:r>
+    </w:p>
+    <w:p>
+      <w:r>
+        <w:t>- Edges: For each window, a k-nearest-neighbour (kNN) graph is constructed in feature space. Each flow is connected to its k most similar flows (by Euclidean distance on the 46 features), producing undirected edges. This creates a graph structure where flows with similar characteristics are linked, enabling the GNN to learn from local neighbourhoods of related traffic patterns. The choice of k affects the graph density: too small and the graph may be too sparse for effective message passing; too large and computation increases. k = 5 was chosen as a balance (see sensitivity analysis in Chapter 8).</w:t>
+      </w:r>
+    </w:p>
+    <w:p>
+      <w:r>
+        <w:t>- Windows and sequences: Flows are grouped into fixed-size windows (e.g. 50 flows per window). To handle extreme class imbalance at flow level, the implementation (src/data/graph_builder.py) builds each window only from flows in a single class pool (benign or attack); the graph-level label is that pool’s class (within a window all flows share the same label, so this matches a unanimous vote but is defined by construction, not by aggregating mixed labels). Benign and attack windows are balanced, then shuffled into one list. Training samples are sequences of five consecutive graphs in that list; the sequence-level label is attack if any of the five windows is attack-labeled (GraphSequenceDataset in src/data/dataset.py). The GRU reads the five graph embeddings in order. Five windows was chosen to balance context with memory and training time.</w:t>
+      </w:r>
+    </w:p>
+    <w:p>
+      <w:r>
+        <w:t>This design is kept simple so that it can be implemented and tested within the project scope. The kNN approach applies to any flow-feature dataset regardless of whether device identifiers are present. More complex designs (e.g. device-based graphs when IPs are available, multi-hop temporal aggregation) could be explored in future work.</w:t>
+      </w:r>
+    </w:p>
+    <w:p>
+      <w:pPr>
+        <w:pStyle w:val="Heading2"/>
+      </w:pPr>
+      <w:r>
+        <w:t>5.3 Pipeline, alerts, and deployment (conceptual)</w:t>
+      </w:r>
+    </w:p>
+    <w:p>
+      <w:r>
+        <w:t>Alerts are output in a SIEM-style JSON format, aligned with ideas from ECS where useful: event type, timestamp, source/target information, label, score, and an explanation field (top features / top flows). The runtime path is a FastAPI service that runs inference (and optionally explanations) on CPU, matching the edge objective.</w:t>
+      </w:r>
+    </w:p>
+    <w:p>
+      <w:r>
+        <w:t>Figure 1: Research pipeline — from raw IoT flow data to explainable SIEM alerts</w:t>
+      </w:r>
+    </w:p>
+    <w:p>
+      <w:r>
+        <w:drawing>
+          <wp:inline xmlns:a="http://schemas.openxmlformats.org/drawingml/2006/main" xmlns:pic="http://schemas.openxmlformats.org/drawingml/2006/picture">
+            <wp:extent cx="5029200" cy="6292818"/>
+            <wp:docPr id="6" name="Picture 6"/>
+            <wp:cNvGraphicFramePr>
+              <a:graphicFrameLocks noChangeAspect="1"/>
+            </wp:cNvGraphicFramePr>
+            <a:graphic>
+              <a:graphicData uri="http://schemas.openxmlformats.org/drawingml/2006/picture">
+                <pic:pic>
+                  <pic:nvPicPr>
+                    <pic:cNvPr id="6" name="figure1_pipeline.png"/>
+                    <pic:cNvPicPr/>
+                  </pic:nvPicPr>
+                  <pic:blipFill>
+                    <a:blip r:embed="rId14"/>
                     <a:stretch>
                       <a:fillRect/>
                     </a:stretch>
@@ -1205,37 +3291,12 @@
         <w:pStyle w:val="Heading2"/>
       </w:pPr>
       <w:r>
-        <w:t>4.8 Evaluation Plan</w:t>
-      </w:r>
-    </w:p>
-    <w:p>
-      <w:r>
-        <w:t>Evaluation is designed to answer the three sub-questions and support the main research question.</w:t>
-      </w:r>
-    </w:p>
-    <w:p>
-      <w:r>
-        <w:t>- Metrics: Precision, recall, F1-score, ROC-AUC, and false positive rate on the fixed test set. A confusion matrix is reported.</w:t>
-      </w:r>
-    </w:p>
-    <w:p>
-      <w:r>
-        <w:t>- Model comparison: Centralised training: Random Forest, MLP, and dynamic GNN are compared on the same splits. Federated training: the same GNN (or MLP) is trained with FedAvg and compared to its centralised version.</w:t>
-      </w:r>
-    </w:p>
-    <w:p>
-      <w:r>
-        <w:t>- Time and cost: Time-window analysis (e.g. performance across different window sizes or positions), federated round-by-round performance, approximate communication cost (bytes), and CPU inference time per sample or per batch.</w:t>
-      </w:r>
-    </w:p>
-    <w:p>
-      <w:r>
-        <w:t>- Explainability and SOC use: Three to five example alerts are generated with full explanations (top features and flows). These are discussed in terms of whether they would help a SOC analyst triage (e.g. whether the highlighted flows and features are interpretable and actionable).</w:t>
-      </w:r>
-    </w:p>
-    <w:p>
-      <w:r>
-        <w:t>Risks are handled as follows: if the dataset is too large, a smaller subset is used; if federated learning is too slow, rounds or clients are reduced; if explainability is too slow, it is applied only to selected alerts. All choices are documented so that the work is reproducible and the limitations are clear. The evaluation plan explicitly links each metric and comparison to a research question: precision, recall, F1, ROC-AUC, and false positive rate address sub-question 1 (model comparison) and sub-question 2 (federated vs. centralised); round-by-round metrics and communication cost address sub-question 2; example alerts with explanations address sub-question 3; CPU inference time addresses the edge deployment aspect of the main question.</w:t>
+        <w:t>5.4 Chapter summary</w:t>
+      </w:r>
+    </w:p>
+    <w:p>
+      <w:r>
+        <w:t>The design encodes relational (kNN), temporal (window sequences), and SOC-facing outputs in one architecture.</w:t>
       </w:r>
     </w:p>
     <w:p>
@@ -1243,12 +3304,25 @@
         <w:pStyle w:val="Heading1"/>
       </w:pPr>
       <w:r>
-        <w:t>5. Implementation and System Development</w:t>
-      </w:r>
-    </w:p>
-    <w:p>
-      <w:r>
-        <w:t>This section describes how the prototype was built: data loading and graph construction, model implementation, federated learning, explainability with Captum and attention, alert generation, and the FastAPI deployment. The Python code is organised in the src/ package with sub-modules for data processing (src/data/), models (src/models/), federated learning (src/federated/), explainability (src/explain/), SIEM output (src/siem/), and evaluation (src/evaluation/). A master pipeline script (scripts/run_all.py) orchestrates the full workflow from preprocessing to results.</w:t>
+        <w:t>Chapter 6 – Implementation and System Development</w:t>
+      </w:r>
+    </w:p>
+    <w:p>
+      <w:pPr>
+        <w:pStyle w:val="Heading2"/>
+      </w:pPr>
+      <w:r>
+        <w:t>6.1 Chapter overview</w:t>
+      </w:r>
+    </w:p>
+    <w:p>
+      <w:r>
+        <w:t>This chapter describes how the prototype was built—modules, libraries, training loops, federated orchestration, explainers, and the API.</w:t>
+      </w:r>
+    </w:p>
+    <w:p>
+      <w:r>
+        <w:t>Data loading and graph construction, model implementation, federated learning, explainability with Captum and attention, alert generation, and the FastAPI deployment are all implemented in Python. The code is organised in the src/ package with sub-modules for data processing (src/data/), models (src/models/), federated learning (src/federated/), explainability (src/explain/), SIEM output (src/siem/), and evaluation (src/evaluation/). A master pipeline script (scripts/run_all.py) orchestrates the full workflow from preprocessing to results.</w:t>
       </w:r>
     </w:p>
     <w:p>
@@ -1261,7 +3335,7 @@
         <w:pStyle w:val="Heading2"/>
       </w:pPr>
       <w:r>
-        <w:t>5.1 Environment and Tools</w:t>
+        <w:t>6.2 Environment and Tools</w:t>
       </w:r>
     </w:p>
     <w:p>
@@ -1279,7 +3353,7 @@
         <w:pStyle w:val="Heading2"/>
       </w:pPr>
       <w:r>
-        <w:t>5.2 Data Loading and Preprocessing</w:t>
+        <w:t>6.3 Data Loading and Preprocessing</w:t>
       </w:r>
     </w:p>
     <w:p>
@@ -1289,7 +3363,7 @@
     </w:p>
     <w:p>
       <w:r>
-        <w:t>Preprocessing includes feature standardisation (zero mean, unit variance) using statistics computed only on the training set, then applied to validation and test to avoid leakage. For the GNN, flow sequences are grouped into windows and converted to graph format; for Random Forest and MLP, the same flows are used in tabular form (one row per flow or per window aggregate, depending on the baseline design). The preprocessing pipeline is implemented in src/data/preprocess.py and src/data/dataset.py, with configuration (window size, sequence length, k for kNN) specified in config/experiment.yaml.</w:t>
+        <w:t>Preprocessing includes feature standardisation (zero mean, unit variance) using statistics computed only on the training set, then applied to validation and test to avoid leakage. For the GNN, flows are windowed and converted to graphs as in §6.4. For Random Forest and MLP, the same processed splits are used in tabular form with exactly one row per flow (46 features + binary label), loaded by load_processed_split in src/models/baselines.py—not window aggregates. Graph-sequence construction uses src/data/dataset.py; configuration is in config/experiment.yaml.</w:t>
       </w:r>
     </w:p>
     <w:p>
@@ -1297,7 +3371,7 @@
         <w:pStyle w:val="Heading2"/>
       </w:pPr>
       <w:r>
-        <w:t>5.3 Graph Construction</w:t>
+        <w:t>6.4 Graph Construction</w:t>
       </w:r>
     </w:p>
     <w:p>
@@ -1307,7 +3381,7 @@
     </w:p>
     <w:p>
       <w:r>
-        <w:t>To address the severe class imbalance in CICIoT2023 (approximately 97.8% attack, 2.2% benign at the flow level), a stratified windowing strategy is used: benign and attack flows are separated into distinct pools, windows are constructed independently from each pool (with overlapping stride for the minority class to augment the number of benign windows), and the resulting graphs are balanced and shuffled before training. The graph label is assigned based on the class of the pool the window was drawn from. The result is a sequence of balanced graphs, one per window, which is passed to the dynamic GNN. For Random Forest and MLP, the same data is used in a flat format: each sample is a single flow-level feature vector without explicit graph structure. This keeps the baselines comparable in terms of the information available, although they cannot exploit the neighbourhood relationships encoded in the graph. The window size (e.g. 50 flows per window) and sequence length (e.g. 5 windows per sample) are configurable; the chosen values were validated on the validation set to ensure sufficient temporal context without excessive memory use.</w:t>
+        <w:t>Stratified windowing, single-class pools, balancing, shuffle, and kNN edge construction follow §5.2 and build_graphs_for_split / flows_to_knn_graph in src/data/graph_builder.py. Random Forest and MLP consume per-flow rows from the processed parquet files as above—not graph windows.</w:t>
       </w:r>
     </w:p>
     <w:p>
@@ -1315,17 +3389,17 @@
         <w:pStyle w:val="Heading2"/>
       </w:pPr>
       <w:r>
-        <w:t>5.4 Model Implementation</w:t>
-      </w:r>
-    </w:p>
-    <w:p>
-      <w:r>
-        <w:t>Random Forest: Implemented with scikit-learn. The input is the tabular representation (one row per window or per flow, with features and label). Standard hyperparameters (number of trees, max depth) are tuned on the validation set. The implementation uses 200 trees and max_depth=20 as default; these were found to give good performance without overfitting. Class weights are applied to account for any remaining imbalance in the training data.</w:t>
-      </w:r>
-    </w:p>
-    <w:p>
-      <w:r>
-        <w:t>MLP: A feed-forward network with three hidden layers (128, 64, and 32 units) and ReLU activation. Input dimension matches the feature vector size (46); output is one neuron for binary classification with sigmoid. Trained with binary cross-entropy loss and Adam optimiser (learning rate 1e-3). Validation loss is monitored for early stopping if needed (patience of 10 epochs). Dropout (0.2) is applied between layers to reduce overfitting.</w:t>
+        <w:t>6.5 Model Implementation</w:t>
+      </w:r>
+    </w:p>
+    <w:p>
+      <w:r>
+        <w:t>Random Forest: Implemented with scikit-learn on one row per processed flow (46 features + label). The implementation uses 200 trees and max_depth=20; class weights address flow-level imbalance in the training parquet.</w:t>
+      </w:r>
+    </w:p>
+    <w:p>
+      <w:r>
+        <w:t>MLP: Feed-forward network with three hidden layers (128, 64, 32), ReLU, dropout 0.2; two output logits for benign vs. attack, trained with cross-entropy and Adam (learning rate 1e-3), matching MLPBaseline and the training loop in scripts/run_all.py.</w:t>
       </w:r>
     </w:p>
     <w:p>
@@ -1338,7 +3412,7 @@
         <w:pStyle w:val="Heading2"/>
       </w:pPr>
       <w:r>
-        <w:t>5.5 Federated Learning (Flower)</w:t>
+        <w:t>6.6 Federated Learning (Flower)</w:t>
       </w:r>
     </w:p>
     <w:p>
@@ -1348,7 +3422,7 @@
     </w:p>
     <w:p>
       <w:r>
-        <w:t>The Flower framework was chosen for its PyTorch compatibility and its support for custom client and server strategies. The client logic (src/federated/client.py) loads the local data partition, initialises the model with the global weights received from the server, trains for a fixed number of local epochs (e.g. 3), and returns the updated parameters. The server logic (src/federated/server.py) aggregates the client updates using FedAvg (simple average of parameters) and broadcasts the new global model. The number of clients (3) and rounds (10) were chosen to balance convergence speed with simulation realism; in a real deployment, more clients and rounds might be used. The Dirichlet-based data split ensures that each client has a different class distribution, which tests whether FedAvg can handle non-IID data—a known challenge in federated learning. The Flower server runs in a separate process; clients connect, receive the global model, train locally, and send updates. The server aggregates updates using FedAvg (equal weighting in this implementation) and broadcasts the new global model. Model checkpoints are saved after each round for analysis and for resuming interrupted runs. The federated simulation can be run locally with multiple client processes or distributed across machines for a more realistic deployment test.</w:t>
+        <w:t>The Flower framework was chosen for its PyTorch compatibility and its support for custom client and server strategies. The client logic (src/federated/client.py) loads the local data partition, initialises the model with the global weights received from the server, trains for a fixed number of local epochs per round (set in config/experiment.yaml, e.g. 2), and returns the updated parameters. The server logic (src/federated/server.py) aggregates the client updates using FedAvg (simple average of parameters) and broadcasts the new global model. The number of clients (3) and rounds (10) were chosen to balance convergence speed with simulation realism; in a real deployment, more clients and rounds might be used. The Dirichlet-based data split ensures that each client has a different class distribution, which tests whether FedAvg can handle non-IID data—a known challenge in federated learning. The Flower server runs in a separate process; clients connect, receive the global model, train locally, and send updates. The server aggregates updates using FedAvg (equal weighting in this implementation) and broadcasts the new global model. Model checkpoints are saved after each round for analysis and for resuming interrupted runs. The federated simulation can be run locally with multiple client processes or distributed across machines for a more realistic deployment test.</w:t>
       </w:r>
     </w:p>
     <w:p>
@@ -1356,7 +3430,7 @@
         <w:pStyle w:val="Heading2"/>
       </w:pPr>
       <w:r>
-        <w:t>5.6 Explainability</w:t>
+        <w:t>6.7 Explainability</w:t>
       </w:r>
     </w:p>
     <w:p>
@@ -1379,7 +3453,7 @@
         <w:pStyle w:val="Heading2"/>
       </w:pPr>
       <w:r>
-        <w:t>5.7 Alert Generation and SIEM-Style Output</w:t>
+        <w:t>6.8 Alert Generation and SIEM-Style Output</w:t>
       </w:r>
     </w:p>
     <w:p>
@@ -1392,7 +3466,7 @@
         <w:pStyle w:val="Heading2"/>
       </w:pPr>
       <w:r>
-        <w:t>5.8 FastAPI Deployment and CPU Inference</w:t>
+        <w:t>6.9 FastAPI Deployment and CPU Inference</w:t>
       </w:r>
     </w:p>
     <w:p>
@@ -1402,7 +3476,20 @@
     </w:p>
     <w:p>
       <w:r>
-        <w:t>The FastAPI app (src/siem/api.py) loads the trained model from checkpoint at startup. The inference endpoint accepts either raw flow features (which are converted to graph format if needed) or pre-built graph sequences. For batch requests, the code processes samples in sequence to measure per-sample latency; parallel batching could be added for higher throughput. The measured inference times (e.g. 22.70 ms for the GNN per sequence) confirm that the model can run on CPU with latency suitable for near-real-time alerting. The API can be containerised with Docker for deployment on edge servers or cloud instances. The scripts/run_all.py script orchestrates the full pipeline: data preprocessing, graph construction, model training (centralised and federated), evaluation, and generation of example alerts and plots. The scripts/generate_alerts_and_plots.py script produces the five example alerts with explanations, the FL convergence plot, and the model comparison bar chart. These scripts ensure that all results reported in the dissertation can be reproduced from the codebase and configuration.</w:t>
+        <w:t>The FastAPI app (src/siem/api.py) loads the trained model from checkpoint at startup. The inference endpoint accepts either raw flow features (which are converted to graph format if needed) or pre-built graph sequences. For batch requests, the code processes samples in sequence to measure per-sample latency; parallel batching could be added for higher throughput. The measured inference times (e.g. 22.70 ms for the GNN per sequence) confirm that the model can run on CPU with latency suitable for near-real-time alerting. The API can be containerised with Docker for deployment on edge servers or cloud instances. The scripts/run_all.py script orchestrates preprocessing, graph construction, baseline training, central GNN training, and metric/plot outputs for the centralised path. Federated training is run via the Flower entry points (see Appendix C). The scripts/generate_alerts_and_plots.py script produces example alerts, the FL convergence plot, and additional figures. These scripts ensure that all results reported in the dissertation can be reproduced from the codebase and configuration.</w:t>
+      </w:r>
+    </w:p>
+    <w:p>
+      <w:pPr>
+        <w:pStyle w:val="Heading2"/>
+      </w:pPr>
+      <w:r>
+        <w:t>6.10 Chapter summary</w:t>
+      </w:r>
+    </w:p>
+    <w:p>
+      <w:r>
+        <w:t>Implementation delivers a modular codebase with scripted reproducibility, covering data through to SIEM-style JSON and CPU inference.</w:t>
       </w:r>
     </w:p>
     <w:p>
@@ -1410,7 +3497,28 @@
         <w:pStyle w:val="Heading1"/>
       </w:pPr>
       <w:r>
-        <w:t>6. Evaluation</w:t>
+        <w:t>Chapter 7 – Testing and Evaluation</w:t>
+      </w:r>
+    </w:p>
+    <w:p>
+      <w:pPr>
+        <w:pStyle w:val="Heading2"/>
+      </w:pPr>
+      <w:r>
+        <w:t>7.1 Chapter overview</w:t>
+      </w:r>
+    </w:p>
+    <w:p>
+      <w:r>
+        <w:t>This chapter specifies how experiments were run and what was measured—metrics, splits, statistics, and comparison logic—so that Chapter 8 can present results objectively.</w:t>
+      </w:r>
+    </w:p>
+    <w:p>
+      <w:pPr>
+        <w:pStyle w:val="Heading2"/>
+      </w:pPr>
+      <w:r>
+        <w:t>7.2 Evaluation scope</w:t>
       </w:r>
     </w:p>
     <w:p>
@@ -1423,7 +3531,7 @@
         <w:pStyle w:val="Heading2"/>
       </w:pPr>
       <w:r>
-        <w:t>6.1 Experimental Setup</w:t>
+        <w:t>7.3 Experimental Setup</w:t>
       </w:r>
     </w:p>
     <w:p>
@@ -1441,7 +3549,7 @@
         <w:pStyle w:val="Heading2"/>
       </w:pPr>
       <w:r>
-        <w:t>6.2 Metrics</w:t>
+        <w:t>7.4 Metrics</w:t>
       </w:r>
     </w:p>
     <w:p>
@@ -1504,12 +3612,12 @@
         <w:pStyle w:val="Heading2"/>
       </w:pPr>
       <w:r>
-        <w:t>6.3 Dataset and Experiment Statistics</w:t>
-      </w:r>
-    </w:p>
-    <w:p>
-      <w:r>
-        <w:t>The CICIoT2023 subset used in this project was selected to include a representative mix of benign and attack traffic. The subset size is determined by the train, validation, and test CSV files in data/raw/; the stratified windowing strategy produces balanced training data (approximately 50% benign, 50% attack windows) despite the underlying flow-level imbalance (approximately 97.8% attack, 2.2% benign at the flow level). The train/validation/test split ensures no overlap; the test set is used only for final reporting. The graph construction produces sequences of 5 windows, each with 50 flows, so each sample represents 250 flows in temporal order. The Random Forest and MLP baselines use the same flows in tabular format (one row per flow or per window aggregate, depending on the baseline design) to ensure fair comparison. The federated split assigns each client a different proportion of classes via Dirichlet(alpha=0.5), simulating non-IID conditions where different sites observe different threat profiles.</w:t>
+        <w:t>7.5 Dataset and Experiment Statistics</w:t>
+      </w:r>
+    </w:p>
+    <w:p>
+      <w:r>
+        <w:t>The CICIoT2023 subset used in this project was selected to include a representative mix of benign and attack traffic. Each split (train, validation, test) contains 500,000 flows; at flow level the class distribution is approximately 2.3% benign and 97.7% attack (see results/metrics/dataset_stats.json, generated by scripts/dataset_statistics.py). The stratified windowing strategy produces balanced graph-level data (approximately 50% benign, 50% attack windows) despite this flow-level imbalance. After windowing, the GNN dataset comprises 920 training sequences, 928 validation sequences, and 934 test sequences (each sequence = five consecutive graph snapshots in the shuffled graph list; each snapshot = 50 flows; sequence label = attack if any snapshot is attack-labeled—see GraphSequenceDataset). The train/validation/test split ensures no overlap; the test set is used only for final reporting. The Random Forest and MLP baselines use the same processed flows in tabular format (one row per flow) on the same splits, so comparison is on the same underlying data; the GNN is evaluated at sequence level (one prediction per sequence of 5 windows). The federated split assigns each client a different proportion of classes via Dirichlet(alpha=0.5), simulating non-IID conditions where different sites observe different threat profiles.</w:t>
       </w:r>
     </w:p>
     <w:p>
@@ -1517,7 +3625,7 @@
         <w:pStyle w:val="Heading2"/>
       </w:pPr>
       <w:r>
-        <w:t>6.4 Comparison Design</w:t>
+        <w:t>7.6 Comparison Design</w:t>
       </w:r>
     </w:p>
     <w:p>
@@ -1527,15 +3635,23 @@
     </w:p>
     <w:p>
       <w:pPr>
+        <w:pStyle w:val="Heading2"/>
+      </w:pPr>
+      <w:r>
+        <w:t>7.7 Chapter summary</w:t>
+      </w:r>
+    </w:p>
+    <w:p>
+      <w:r>
+        <w:t>Chapter 7 fixed the setup, metrics, data scales, and comparison protocol used for all models and federated runs. Chapter 8 reports the numerical and graphical outcomes only.</w:t>
+      </w:r>
+    </w:p>
+    <w:p>
+      <w:pPr>
         <w:pStyle w:val="Heading1"/>
       </w:pPr>
       <w:r>
-        <w:t>7. Results Presentation</w:t>
-      </w:r>
-    </w:p>
-    <w:p>
-      <w:r>
-        <w:t>This section presents the main results: model comparison, federated learning behaviour, communication and inference cost, and example alerts with explanations. The results are presented objectively with actual numbers from the experiments. The figures and tables support the discussion in Section 8. All metrics, confusion matrices, ROC curves, and example alerts were generated by running the project pipeline (scripts/run_all.py and scripts/generate_alerts_and_plots.py) on the fixed train/validation/test splits. The results are stored in results/metrics/, results/figures/, and results/alerts/.</w:t>
+        <w:t>Chapter 8 – Results Presentation</w:t>
       </w:r>
     </w:p>
     <w:p>
@@ -1543,12 +3659,25 @@
         <w:pStyle w:val="Heading2"/>
       </w:pPr>
       <w:r>
-        <w:t>7.1 Centralised Model Comparison (Sub-Question 1)</w:t>
-      </w:r>
-    </w:p>
-    <w:p>
-      <w:r>
-        <w:t>The dynamic GNN (GAT + GRU), Random Forest, and MLP were evaluated on the same test set. Table 1 summarises precision, recall, F1-score, ROC-AUC, and false positive rate for each model. The dynamic GNN (centralised and federated) got 100.0% F1 and 100.0% ROC-AUC. Random Forest got 99.86% F1 and 99.96% ROC-AUC. MLP got 99.42% F1 and 99.84% ROC-AUC. All three models did well. But the dynamic GNN got the highest scores. This suggests that the kNN graph structure and temporal modelling via GRU add extra discriminative power. The baselines were also strong. This is consistent with CICIoT2023 flow features being well-engineered. The false alarm rate for the dynamic GNN was 0.0%. Random Forest had 4.84% (187 false positives). MLP had 0.10% (4 false positives). The GNN's low false alarm rate is important for SOC use. Figure 2 shows the confusion matrix for the Dynamic GNN. Figure 3 shows the ROC curve for the GNN. Figures 6 and 7 show confusion matrices for Random Forest and MLP. Figures 8 and 9 show ROC curves for RF and MLP. Figure 5 compares all models.</w:t>
+        <w:t>8.1 Chapter overview</w:t>
+      </w:r>
+    </w:p>
+    <w:p>
+      <w:r>
+        <w:t>This chapter presents results mainly as tables, figures, and short factual description. Deeper interpretation (what the numbers imply for design, federation, and robustness) is reserved for Chapter 9. Core training and evaluation use scripts/run_all.py and scripts/generate_alerts_and_plots.py on the fixed splits; sensitivity and multi-seed experiments use scripts/run_sensitivity_and_seeds.py (outputs in results/metrics/sensitivity_table.csv, results/metrics/multi_seed_summary.json, and results/figures/sensitivity.png). All artefacts are stored under results/metrics/, results/figures/, and results/alerts/.</w:t>
+      </w:r>
+    </w:p>
+    <w:p>
+      <w:pPr>
+        <w:pStyle w:val="Heading2"/>
+      </w:pPr>
+      <w:r>
+        <w:t>8.2 Centralised Model Comparison (Sub-Question 1)</w:t>
+      </w:r>
+    </w:p>
+    <w:p>
+      <w:r>
+        <w:t>The dynamic GNN (GAT + GRU), Random Forest, and MLP were evaluated on the same test set. Table 1 summarises precision, recall, F1-score, ROC-AUC, and false positive rate. On this split, the central and federated GNN report 100.0% F1 and 100.0% ROC-AUC; Random Forest reports 99.86% F1 and 99.96% ROC-AUC; MLP reports 99.42% F1 and 99.84% ROC-AUC. The false alarm rate for the GNN is 0.0%; for Random Forest 4.84% (187 false positives); for MLP 0.10% (4 false positives). Figure 2 shows the confusion matrix for the Dynamic GNN. Figure 3 shows the ROC curve for the GNN. Figures 6 and 7 show confusion matrices for Random Forest and MLP. Figures 8 and 9 show ROC curves for RF and MLP. Figure 5 compares inference time and F1 across models.</w:t>
       </w:r>
     </w:p>
     <w:p>
@@ -1889,252 +4018,7 @@
       <w:r>
         <w:drawing>
           <wp:inline xmlns:a="http://schemas.openxmlformats.org/drawingml/2006/main" xmlns:pic="http://schemas.openxmlformats.org/drawingml/2006/picture">
-            <wp:extent cx="5029200" cy="4400550"/>
-            <wp:docPr id="2" name="Picture 2"/>
-            <wp:cNvGraphicFramePr>
-              <a:graphicFrameLocks noChangeAspect="1"/>
-            </wp:cNvGraphicFramePr>
-            <a:graphic>
-              <a:graphicData uri="http://schemas.openxmlformats.org/drawingml/2006/picture">
-                <pic:pic>
-                  <pic:nvPicPr>
-                    <pic:cNvPr id="2" name="cm_gnn.png"/>
-                    <pic:cNvPicPr/>
-                  </pic:nvPicPr>
-                  <pic:blipFill>
-                    <a:blip r:embed="rId10"/>
-                    <a:stretch>
-                      <a:fillRect/>
-                    </a:stretch>
-                  </pic:blipFill>
-                  <pic:spPr>
-                    <a:xfrm>
-                      <a:off x="0" y="0"/>
-                      <a:ext cx="5029200" cy="4400550"/>
-                    </a:xfrm>
-                    <a:prstGeom prst="rect"/>
-                  </pic:spPr>
-                </pic:pic>
-              </a:graphicData>
-            </a:graphic>
-          </wp:inline>
-        </w:drawing>
-      </w:r>
-    </w:p>
-    <w:p>
-      <w:pPr>
-        <w:pStyle w:val="Caption"/>
-      </w:pPr>
-      <w:r>
-        <w:t>Figure 2: Confusion matrix for Dynamic GNN</w:t>
-      </w:r>
-    </w:p>
-    <w:p>
-      <w:r>
-        <w:t>Figure 3: ROC curve for Dynamic GNN on test set</w:t>
-      </w:r>
-    </w:p>
-    <w:p>
-      <w:r>
-        <w:drawing>
-          <wp:inline xmlns:a="http://schemas.openxmlformats.org/drawingml/2006/main" xmlns:pic="http://schemas.openxmlformats.org/drawingml/2006/picture">
-            <wp:extent cx="5029200" cy="4023360"/>
-            <wp:docPr id="3" name="Picture 3"/>
-            <wp:cNvGraphicFramePr>
-              <a:graphicFrameLocks noChangeAspect="1"/>
-            </wp:cNvGraphicFramePr>
-            <a:graphic>
-              <a:graphicData uri="http://schemas.openxmlformats.org/drawingml/2006/picture">
-                <pic:pic>
-                  <pic:nvPicPr>
-                    <pic:cNvPr id="3" name="roc_gnn.png"/>
-                    <pic:cNvPicPr/>
-                  </pic:nvPicPr>
-                  <pic:blipFill>
-                    <a:blip r:embed="rId11"/>
-                    <a:stretch>
-                      <a:fillRect/>
-                    </a:stretch>
-                  </pic:blipFill>
-                  <pic:spPr>
-                    <a:xfrm>
-                      <a:off x="0" y="0"/>
-                      <a:ext cx="5029200" cy="4023360"/>
-                    </a:xfrm>
-                    <a:prstGeom prst="rect"/>
-                  </pic:spPr>
-                </pic:pic>
-              </a:graphicData>
-            </a:graphic>
-          </wp:inline>
-        </w:drawing>
-      </w:r>
-    </w:p>
-    <w:p>
-      <w:pPr>
-        <w:pStyle w:val="Caption"/>
-      </w:pPr>
-      <w:r>
-        <w:t>Figure 3: ROC curve for Dynamic GNN</w:t>
-      </w:r>
-    </w:p>
-    <w:p>
-      <w:r>
-        <w:t>Figure 6: Confusion matrix for Random Forest on test set</w:t>
-      </w:r>
-    </w:p>
-    <w:p>
-      <w:r>
-        <w:drawing>
-          <wp:inline xmlns:a="http://schemas.openxmlformats.org/drawingml/2006/main" xmlns:pic="http://schemas.openxmlformats.org/drawingml/2006/picture">
-            <wp:extent cx="5029200" cy="4400550"/>
-            <wp:docPr id="4" name="Picture 4"/>
-            <wp:cNvGraphicFramePr>
-              <a:graphicFrameLocks noChangeAspect="1"/>
-            </wp:cNvGraphicFramePr>
-            <a:graphic>
-              <a:graphicData uri="http://schemas.openxmlformats.org/drawingml/2006/picture">
-                <pic:pic>
-                  <pic:nvPicPr>
-                    <pic:cNvPr id="4" name="cm_rf.png"/>
-                    <pic:cNvPicPr/>
-                  </pic:nvPicPr>
-                  <pic:blipFill>
-                    <a:blip r:embed="rId12"/>
-                    <a:stretch>
-                      <a:fillRect/>
-                    </a:stretch>
-                  </pic:blipFill>
-                  <pic:spPr>
-                    <a:xfrm>
-                      <a:off x="0" y="0"/>
-                      <a:ext cx="5029200" cy="4400550"/>
-                    </a:xfrm>
-                    <a:prstGeom prst="rect"/>
-                  </pic:spPr>
-                </pic:pic>
-              </a:graphicData>
-            </a:graphic>
-          </wp:inline>
-        </w:drawing>
-      </w:r>
-    </w:p>
-    <w:p>
-      <w:pPr>
-        <w:pStyle w:val="Caption"/>
-      </w:pPr>
-      <w:r>
-        <w:t>Figure 6: Confusion matrix for Random Forest</w:t>
-      </w:r>
-    </w:p>
-    <w:p>
-      <w:r>
-        <w:t>Figure 7: Confusion matrix for MLP on test set</w:t>
-      </w:r>
-    </w:p>
-    <w:p>
-      <w:r>
-        <w:drawing>
-          <wp:inline xmlns:a="http://schemas.openxmlformats.org/drawingml/2006/main" xmlns:pic="http://schemas.openxmlformats.org/drawingml/2006/picture">
-            <wp:extent cx="5029200" cy="4400550"/>
-            <wp:docPr id="5" name="Picture 5"/>
-            <wp:cNvGraphicFramePr>
-              <a:graphicFrameLocks noChangeAspect="1"/>
-            </wp:cNvGraphicFramePr>
-            <a:graphic>
-              <a:graphicData uri="http://schemas.openxmlformats.org/drawingml/2006/picture">
-                <pic:pic>
-                  <pic:nvPicPr>
-                    <pic:cNvPr id="5" name="cm_mlp.png"/>
-                    <pic:cNvPicPr/>
-                  </pic:nvPicPr>
-                  <pic:blipFill>
-                    <a:blip r:embed="rId13"/>
-                    <a:stretch>
-                      <a:fillRect/>
-                    </a:stretch>
-                  </pic:blipFill>
-                  <pic:spPr>
-                    <a:xfrm>
-                      <a:off x="0" y="0"/>
-                      <a:ext cx="5029200" cy="4400550"/>
-                    </a:xfrm>
-                    <a:prstGeom prst="rect"/>
-                  </pic:spPr>
-                </pic:pic>
-              </a:graphicData>
-            </a:graphic>
-          </wp:inline>
-        </w:drawing>
-      </w:r>
-    </w:p>
-    <w:p>
-      <w:pPr>
-        <w:pStyle w:val="Caption"/>
-      </w:pPr>
-      <w:r>
-        <w:t>Figure 7: Confusion matrix for MLP</w:t>
-      </w:r>
-    </w:p>
-    <w:p>
-      <w:r>
-        <w:t>Figure 8: ROC curve for Random Forest on test set</w:t>
-      </w:r>
-    </w:p>
-    <w:p>
-      <w:r>
-        <w:drawing>
-          <wp:inline xmlns:a="http://schemas.openxmlformats.org/drawingml/2006/main" xmlns:pic="http://schemas.openxmlformats.org/drawingml/2006/picture">
-            <wp:extent cx="5029200" cy="4023360"/>
-            <wp:docPr id="6" name="Picture 6"/>
-            <wp:cNvGraphicFramePr>
-              <a:graphicFrameLocks noChangeAspect="1"/>
-            </wp:cNvGraphicFramePr>
-            <a:graphic>
-              <a:graphicData uri="http://schemas.openxmlformats.org/drawingml/2006/picture">
-                <pic:pic>
-                  <pic:nvPicPr>
-                    <pic:cNvPr id="6" name="roc_rf.png"/>
-                    <pic:cNvPicPr/>
-                  </pic:nvPicPr>
-                  <pic:blipFill>
-                    <a:blip r:embed="rId14"/>
-                    <a:stretch>
-                      <a:fillRect/>
-                    </a:stretch>
-                  </pic:blipFill>
-                  <pic:spPr>
-                    <a:xfrm>
-                      <a:off x="0" y="0"/>
-                      <a:ext cx="5029200" cy="4023360"/>
-                    </a:xfrm>
-                    <a:prstGeom prst="rect"/>
-                  </pic:spPr>
-                </pic:pic>
-              </a:graphicData>
-            </a:graphic>
-          </wp:inline>
-        </w:drawing>
-      </w:r>
-    </w:p>
-    <w:p>
-      <w:pPr>
-        <w:pStyle w:val="Caption"/>
-      </w:pPr>
-      <w:r>
-        <w:t>Figure 8: ROC curve for Random Forest</w:t>
-      </w:r>
-    </w:p>
-    <w:p>
-      <w:r>
-        <w:t>Figure 9: ROC curve for MLP on test set</w:t>
-      </w:r>
-    </w:p>
-    <w:p>
-      <w:r>
-        <w:drawing>
-          <wp:inline xmlns:a="http://schemas.openxmlformats.org/drawingml/2006/main" xmlns:pic="http://schemas.openxmlformats.org/drawingml/2006/picture">
-            <wp:extent cx="5029200" cy="4023360"/>
+            <wp:extent cx="5029200" cy="3991047"/>
             <wp:docPr id="7" name="Picture 7"/>
             <wp:cNvGraphicFramePr>
               <a:graphicFrameLocks noChangeAspect="1"/>
@@ -2143,7 +4027,7 @@
               <a:graphicData uri="http://schemas.openxmlformats.org/drawingml/2006/picture">
                 <pic:pic>
                   <pic:nvPicPr>
-                    <pic:cNvPr id="7" name="roc_mlp.png"/>
+                    <pic:cNvPr id="7" name="cm_gnn.png"/>
                     <pic:cNvPicPr/>
                   </pic:nvPicPr>
                   <pic:blipFill>
@@ -2155,7 +4039,7 @@
                   <pic:spPr>
                     <a:xfrm>
                       <a:off x="0" y="0"/>
-                      <a:ext cx="5029200" cy="4023360"/>
+                      <a:ext cx="5029200" cy="3991047"/>
                     </a:xfrm>
                     <a:prstGeom prst="rect"/>
                   </pic:spPr>
@@ -2171,12 +4055,257 @@
         <w:pStyle w:val="Caption"/>
       </w:pPr>
       <w:r>
+        <w:t>Figure 2: Confusion matrix for Dynamic GNN</w:t>
+      </w:r>
+    </w:p>
+    <w:p>
+      <w:r>
+        <w:t>Figure 3: ROC curve for Dynamic GNN on test set</w:t>
+      </w:r>
+    </w:p>
+    <w:p>
+      <w:r>
+        <w:drawing>
+          <wp:inline xmlns:a="http://schemas.openxmlformats.org/drawingml/2006/main" xmlns:pic="http://schemas.openxmlformats.org/drawingml/2006/picture">
+            <wp:extent cx="5029200" cy="4519041"/>
+            <wp:docPr id="8" name="Picture 8"/>
+            <wp:cNvGraphicFramePr>
+              <a:graphicFrameLocks noChangeAspect="1"/>
+            </wp:cNvGraphicFramePr>
+            <a:graphic>
+              <a:graphicData uri="http://schemas.openxmlformats.org/drawingml/2006/picture">
+                <pic:pic>
+                  <pic:nvPicPr>
+                    <pic:cNvPr id="8" name="roc_gnn.png"/>
+                    <pic:cNvPicPr/>
+                  </pic:nvPicPr>
+                  <pic:blipFill>
+                    <a:blip r:embed="rId16"/>
+                    <a:stretch>
+                      <a:fillRect/>
+                    </a:stretch>
+                  </pic:blipFill>
+                  <pic:spPr>
+                    <a:xfrm>
+                      <a:off x="0" y="0"/>
+                      <a:ext cx="5029200" cy="4519041"/>
+                    </a:xfrm>
+                    <a:prstGeom prst="rect"/>
+                  </pic:spPr>
+                </pic:pic>
+              </a:graphicData>
+            </a:graphic>
+          </wp:inline>
+        </w:drawing>
+      </w:r>
+    </w:p>
+    <w:p>
+      <w:pPr>
+        <w:pStyle w:val="Caption"/>
+      </w:pPr>
+      <w:r>
+        <w:t>Figure 3: ROC curve for Dynamic GNN</w:t>
+      </w:r>
+    </w:p>
+    <w:p>
+      <w:r>
+        <w:t>Figure 6: Confusion matrix for Random Forest on test set</w:t>
+      </w:r>
+    </w:p>
+    <w:p>
+      <w:r>
+        <w:drawing>
+          <wp:inline xmlns:a="http://schemas.openxmlformats.org/drawingml/2006/main" xmlns:pic="http://schemas.openxmlformats.org/drawingml/2006/picture">
+            <wp:extent cx="5029200" cy="3982879"/>
+            <wp:docPr id="9" name="Picture 9"/>
+            <wp:cNvGraphicFramePr>
+              <a:graphicFrameLocks noChangeAspect="1"/>
+            </wp:cNvGraphicFramePr>
+            <a:graphic>
+              <a:graphicData uri="http://schemas.openxmlformats.org/drawingml/2006/picture">
+                <pic:pic>
+                  <pic:nvPicPr>
+                    <pic:cNvPr id="9" name="cm_rf.png"/>
+                    <pic:cNvPicPr/>
+                  </pic:nvPicPr>
+                  <pic:blipFill>
+                    <a:blip r:embed="rId17"/>
+                    <a:stretch>
+                      <a:fillRect/>
+                    </a:stretch>
+                  </pic:blipFill>
+                  <pic:spPr>
+                    <a:xfrm>
+                      <a:off x="0" y="0"/>
+                      <a:ext cx="5029200" cy="3982879"/>
+                    </a:xfrm>
+                    <a:prstGeom prst="rect"/>
+                  </pic:spPr>
+                </pic:pic>
+              </a:graphicData>
+            </a:graphic>
+          </wp:inline>
+        </w:drawing>
+      </w:r>
+    </w:p>
+    <w:p>
+      <w:pPr>
+        <w:pStyle w:val="Caption"/>
+      </w:pPr>
+      <w:r>
+        <w:t>Figure 6: Confusion matrix for Random Forest</w:t>
+      </w:r>
+    </w:p>
+    <w:p>
+      <w:r>
+        <w:t>Figure 7: Confusion matrix for MLP on test set</w:t>
+      </w:r>
+    </w:p>
+    <w:p>
+      <w:r>
+        <w:drawing>
+          <wp:inline xmlns:a="http://schemas.openxmlformats.org/drawingml/2006/main" xmlns:pic="http://schemas.openxmlformats.org/drawingml/2006/picture">
+            <wp:extent cx="5029200" cy="3982879"/>
+            <wp:docPr id="10" name="Picture 10"/>
+            <wp:cNvGraphicFramePr>
+              <a:graphicFrameLocks noChangeAspect="1"/>
+            </wp:cNvGraphicFramePr>
+            <a:graphic>
+              <a:graphicData uri="http://schemas.openxmlformats.org/drawingml/2006/picture">
+                <pic:pic>
+                  <pic:nvPicPr>
+                    <pic:cNvPr id="10" name="cm_mlp.png"/>
+                    <pic:cNvPicPr/>
+                  </pic:nvPicPr>
+                  <pic:blipFill>
+                    <a:blip r:embed="rId18"/>
+                    <a:stretch>
+                      <a:fillRect/>
+                    </a:stretch>
+                  </pic:blipFill>
+                  <pic:spPr>
+                    <a:xfrm>
+                      <a:off x="0" y="0"/>
+                      <a:ext cx="5029200" cy="3982879"/>
+                    </a:xfrm>
+                    <a:prstGeom prst="rect"/>
+                  </pic:spPr>
+                </pic:pic>
+              </a:graphicData>
+            </a:graphic>
+          </wp:inline>
+        </w:drawing>
+      </w:r>
+    </w:p>
+    <w:p>
+      <w:pPr>
+        <w:pStyle w:val="Caption"/>
+      </w:pPr>
+      <w:r>
+        <w:t>Figure 7: Confusion matrix for MLP</w:t>
+      </w:r>
+    </w:p>
+    <w:p>
+      <w:r>
+        <w:t>Figure 8: ROC curve for Random Forest on test set</w:t>
+      </w:r>
+    </w:p>
+    <w:p>
+      <w:r>
+        <w:drawing>
+          <wp:inline xmlns:a="http://schemas.openxmlformats.org/drawingml/2006/main" xmlns:pic="http://schemas.openxmlformats.org/drawingml/2006/picture">
+            <wp:extent cx="5029200" cy="4519041"/>
+            <wp:docPr id="11" name="Picture 11"/>
+            <wp:cNvGraphicFramePr>
+              <a:graphicFrameLocks noChangeAspect="1"/>
+            </wp:cNvGraphicFramePr>
+            <a:graphic>
+              <a:graphicData uri="http://schemas.openxmlformats.org/drawingml/2006/picture">
+                <pic:pic>
+                  <pic:nvPicPr>
+                    <pic:cNvPr id="11" name="roc_rf.png"/>
+                    <pic:cNvPicPr/>
+                  </pic:nvPicPr>
+                  <pic:blipFill>
+                    <a:blip r:embed="rId19"/>
+                    <a:stretch>
+                      <a:fillRect/>
+                    </a:stretch>
+                  </pic:blipFill>
+                  <pic:spPr>
+                    <a:xfrm>
+                      <a:off x="0" y="0"/>
+                      <a:ext cx="5029200" cy="4519041"/>
+                    </a:xfrm>
+                    <a:prstGeom prst="rect"/>
+                  </pic:spPr>
+                </pic:pic>
+              </a:graphicData>
+            </a:graphic>
+          </wp:inline>
+        </w:drawing>
+      </w:r>
+    </w:p>
+    <w:p>
+      <w:pPr>
+        <w:pStyle w:val="Caption"/>
+      </w:pPr>
+      <w:r>
+        <w:t>Figure 8: ROC curve for Random Forest</w:t>
+      </w:r>
+    </w:p>
+    <w:p>
+      <w:r>
+        <w:t>Figure 9: ROC curve for MLP on test set</w:t>
+      </w:r>
+    </w:p>
+    <w:p>
+      <w:r>
+        <w:drawing>
+          <wp:inline xmlns:a="http://schemas.openxmlformats.org/drawingml/2006/main" xmlns:pic="http://schemas.openxmlformats.org/drawingml/2006/picture">
+            <wp:extent cx="5029200" cy="4519041"/>
+            <wp:docPr id="12" name="Picture 12"/>
+            <wp:cNvGraphicFramePr>
+              <a:graphicFrameLocks noChangeAspect="1"/>
+            </wp:cNvGraphicFramePr>
+            <a:graphic>
+              <a:graphicData uri="http://schemas.openxmlformats.org/drawingml/2006/picture">
+                <pic:pic>
+                  <pic:nvPicPr>
+                    <pic:cNvPr id="12" name="roc_mlp.png"/>
+                    <pic:cNvPicPr/>
+                  </pic:nvPicPr>
+                  <pic:blipFill>
+                    <a:blip r:embed="rId20"/>
+                    <a:stretch>
+                      <a:fillRect/>
+                    </a:stretch>
+                  </pic:blipFill>
+                  <pic:spPr>
+                    <a:xfrm>
+                      <a:off x="0" y="0"/>
+                      <a:ext cx="5029200" cy="4519041"/>
+                    </a:xfrm>
+                    <a:prstGeom prst="rect"/>
+                  </pic:spPr>
+                </pic:pic>
+              </a:graphicData>
+            </a:graphic>
+          </wp:inline>
+        </w:drawing>
+      </w:r>
+    </w:p>
+    <w:p>
+      <w:pPr>
+        <w:pStyle w:val="Caption"/>
+      </w:pPr>
+      <w:r>
         <w:t>Figure 9: ROC curve for MLP</w:t>
       </w:r>
     </w:p>
     <w:p>
       <w:r>
-        <w:t>The confusion matrices (Figures 2, 6, 7) show the distribution of true positives, true negatives, false positives, and false negatives for each model. The Dynamic GNN (Figure 2) gets perfect classification with no false positives or false negatives. The Random Forest (Figure 6) and MLP (Figure 7) confusion matrices show why they have slightly lower F1 scores. Random Forest has 187 false positives (benign traffic misclassified as attack). MLP has 4 false positives. For SOC use, false positives are costly because they add to alert fatigue. The GNN's zero false positive rate is a practical advantage. The ROC curves (Figures 3, 8, 9) show the trade-off between true positive rate and false positive rate at different thresholds. All three models get high AUC (0.9984–1.0000). This shows strong discriminative ability. The GNN's perfect 1.0 AUC reflects its zero false positives at the default threshold.</w:t>
+        <w:t>The confusion matrices (Figures 2, 6, 7) report TP, TN, FP, and FN counts per model. Figure 2 shows zero FP and zero FN for the GNN on this test set. Figures 6 and 7 show 187 FP for Random Forest and 4 FP for MLP (benign predicted as attack). The ROC curves (Figures 3, 8, 9) plot TPR vs. FPR across thresholds; reported ROC-AUC values are in Table 1. Implications for SOC triage and model choice are discussed in Chapter 9.</w:t>
       </w:r>
     </w:p>
     <w:p>
@@ -2184,17 +4313,17 @@
         <w:pStyle w:val="Heading2"/>
       </w:pPr>
       <w:r>
-        <w:t>7.2 Federated Learning (Sub-Question 2)</w:t>
-      </w:r>
-    </w:p>
-    <w:p>
-      <w:r>
-        <w:t>Federated training was run for 10 rounds with 3 clients using non-IID data splits (Dirichlet alpha = 0.5). The global model was evaluated on the central test set after each round. The federated model converged quickly. F1 rose from 98.31% in round 1 to 100.0% by round 7. ROC-AUC improved from 55.74% to 100.0% by round 2. The final federated model got 100.0% F1 and 100.0% ROC-AUC. This matched the centralised model exactly. So federated learning kept full performance without sharing raw data. This was even with heterogeneous (non-IID) client data. The fast convergence (within 7 rounds) also suggests that the model and data work well with FedAvg.</w:t>
-      </w:r>
-    </w:p>
-    <w:p>
-      <w:r>
-        <w:t>Communication cost was approximated from the size of the model parameters. The Dynamic GNN has 128,002 parameters (float32). So each round involves sending and receiving about 1.0 MB per client. Over 10 rounds with 3 clients, the total communication was about 31 MB. This is a modest network load. So the federated approach is feasible for bandwidth-limited edge and IoT deployments. Figure 4 shows F1 and ROC-AUC convergence over federated rounds. Table 2 presents the round-by-round metrics. ROC-AUC reaches 1.0 by round 2. F1 reaches 1.0 by round 7. The slight dip in ROC-AUC in round 6 (0.973) may be due to evaluation variance. By round 7 the model stabilises at 100% on all metrics. The communication cost per round is about 3.07 MB. Over 10 rounds the total is about 31 MB. This is feasible for typical edge network bandwidth.</w:t>
+        <w:t>8.3 Federated Learning (Sub-Question 2)</w:t>
+      </w:r>
+    </w:p>
+    <w:p>
+      <w:r>
+        <w:t>Federated training was run for 10 rounds with 3 clients and non-IID splits (Dirichlet alpha = 0.5). The global model was evaluated on the same central test set after each round. Table 2 lists precision, recall, F1, and ROC-AUC per round; Figure 4 plots F1 and ROC-AUC vs. round. Reported values include: round 1 F1 0.983, ROC-AUC 0.557; ROC-AUC reaches 1.000 from round 2; F1 reaches 1.000 from round 7; round 6 ROC-AUC 0.973. The final round reports F1 1.000 and ROC-AUC 1.000, matching the centralised GNN on this test set.</w:t>
+      </w:r>
+    </w:p>
+    <w:p>
+      <w:r>
+        <w:t>Communication cost is approximated from float32 parameter size: 128,002 parameters, order of ~1.0 MB per client upload/download per round; ~3.07 MB per round aggregate messaging is reported, ~31 MB total over 10 rounds with three clients. Interpretation (privacy vs. centralised parity, feasibility) is in Chapter 9.</w:t>
       </w:r>
     </w:p>
     <w:p>
@@ -2796,8 +4925,8 @@
       <w:r>
         <w:drawing>
           <wp:inline xmlns:a="http://schemas.openxmlformats.org/drawingml/2006/main" xmlns:pic="http://schemas.openxmlformats.org/drawingml/2006/picture">
-            <wp:extent cx="5029200" cy="1436914"/>
-            <wp:docPr id="8" name="Picture 8"/>
+            <wp:extent cx="5029200" cy="3199069"/>
+            <wp:docPr id="13" name="Picture 13"/>
             <wp:cNvGraphicFramePr>
               <a:graphicFrameLocks noChangeAspect="1"/>
             </wp:cNvGraphicFramePr>
@@ -2805,11 +4934,11 @@
               <a:graphicData uri="http://schemas.openxmlformats.org/drawingml/2006/picture">
                 <pic:pic>
                   <pic:nvPicPr>
-                    <pic:cNvPr id="8" name="fl_convergence.png"/>
+                    <pic:cNvPr id="13" name="fl_convergence.png"/>
                     <pic:cNvPicPr/>
                   </pic:nvPicPr>
                   <pic:blipFill>
-                    <a:blip r:embed="rId16"/>
+                    <a:blip r:embed="rId21"/>
                     <a:stretch>
                       <a:fillRect/>
                     </a:stretch>
@@ -2817,7 +4946,7 @@
                   <pic:spPr>
                     <a:xfrm>
                       <a:off x="0" y="0"/>
-                      <a:ext cx="5029200" cy="1436914"/>
+                      <a:ext cx="5029200" cy="3199069"/>
                     </a:xfrm>
                     <a:prstGeom prst="rect"/>
                   </pic:spPr>
@@ -2841,12 +4970,12 @@
         <w:pStyle w:val="Heading2"/>
       </w:pPr>
       <w:r>
-        <w:t>7.3 Central GNN Training Convergence</w:t>
-      </w:r>
-    </w:p>
-    <w:p>
-      <w:r>
-        <w:t>The centralised Dynamic GNN was trained for 6 epochs with early stopping. Table 3 shows the training loss and validation metrics per epoch. The model achieved 100% validation F1 and ROC-AUC from epoch 1 onwards, indicating rapid convergence on the chosen subset. Training loss decreased from 0.412 to 0.0006, confirming that the model learned the task effectively.</w:t>
+        <w:t>8.4 Central GNN Training Convergence</w:t>
+      </w:r>
+    </w:p>
+    <w:p>
+      <w:r>
+        <w:t>The centralised Dynamic GNN was trained for 6 epochs (with early-stopping configured in the training script). Table 3 lists train loss and validation F1 / ROC-AUC per epoch (results/metrics/gnn_training_history.json). Validation F1 and ROC-AUC are 1.000 from epoch 1 onward on this run; train loss falls from 0.484 to 0.0001 by epoch 4 and stays there through epoch 6.</w:t>
       </w:r>
     </w:p>
     <w:p>
@@ -2924,7 +5053,7 @@
           </w:tcPr>
           <w:p>
             <w:r>
-              <w:t>0.412</w:t>
+              <w:t>0.484</w:t>
             </w:r>
           </w:p>
         </w:tc>
@@ -2966,7 +5095,7 @@
           </w:tcPr>
           <w:p>
             <w:r>
-              <w:t>0.012</w:t>
+              <w:t>0.023</w:t>
             </w:r>
           </w:p>
         </w:tc>
@@ -3008,7 +5137,7 @@
           </w:tcPr>
           <w:p>
             <w:r>
-              <w:t>0.002</w:t>
+              <w:t>0.0002</w:t>
             </w:r>
           </w:p>
         </w:tc>
@@ -3050,7 +5179,7 @@
           </w:tcPr>
           <w:p>
             <w:r>
-              <w:t>0.001</w:t>
+              <w:t>0.0001</w:t>
             </w:r>
           </w:p>
         </w:tc>
@@ -3092,7 +5221,7 @@
           </w:tcPr>
           <w:p>
             <w:r>
-              <w:t>0.001</w:t>
+              <w:t>0.0001</w:t>
             </w:r>
           </w:p>
         </w:tc>
@@ -3134,7 +5263,7 @@
           </w:tcPr>
           <w:p>
             <w:r>
-              <w:t>0.001</w:t>
+              <w:t>0.0001</w:t>
             </w:r>
           </w:p>
         </w:tc>
@@ -3165,12 +5294,12 @@
         <w:pStyle w:val="Heading2"/>
       </w:pPr>
       <w:r>
-        <w:t>7.4 Time-Window and CPU Inference (Sub-Question 2 and Deployment)</w:t>
-      </w:r>
-    </w:p>
-    <w:p>
-      <w:r>
-        <w:t>CPU inference time was measured for all models. Random Forest required 46.09 ms per sample, MLP required 0.66 ms per sample, and the Dynamic GNN required 22.70 ms (centralised) or 20.99 ms (federated) per sequence of 5 graph windows. These timings confirm that all models, including the GNN, can run on CPU-only edge devices with latency suitable for near-real-time alerting. The MLP is the fastest at sub-millisecond inference, while the GNN provides richer structural analysis at modest computational cost (under 23 ms per sample). Figure 5 compares inference time and F1-score across all models.</w:t>
+        <w:t>8.5 Time-Window and CPU Inference (Sub-Question 2 and Deployment)</w:t>
+      </w:r>
+    </w:p>
+    <w:p>
+      <w:r>
+        <w:t>CPU inference times (reported in Table 1): Random Forest 46.09 ms per sample; MLP 0.66 ms; central GNN 22.70 ms; federated GNN 20.99 ms (GNN times are per sequence of 5 graph windows). Figure 5 compares F1 and inference time across models.</w:t>
       </w:r>
     </w:p>
     <w:p>
@@ -3182,8 +5311,8 @@
       <w:r>
         <w:drawing>
           <wp:inline xmlns:a="http://schemas.openxmlformats.org/drawingml/2006/main" xmlns:pic="http://schemas.openxmlformats.org/drawingml/2006/picture">
-            <wp:extent cx="5029200" cy="2794000"/>
-            <wp:docPr id="9" name="Picture 9"/>
+            <wp:extent cx="5029200" cy="2355792"/>
+            <wp:docPr id="14" name="Picture 14"/>
             <wp:cNvGraphicFramePr>
               <a:graphicFrameLocks noChangeAspect="1"/>
             </wp:cNvGraphicFramePr>
@@ -3191,11 +5320,11 @@
               <a:graphicData uri="http://schemas.openxmlformats.org/drawingml/2006/picture">
                 <pic:pic>
                   <pic:nvPicPr>
-                    <pic:cNvPr id="9" name="model_comparison_bar.png"/>
+                    <pic:cNvPr id="14" name="model_comparison.png"/>
                     <pic:cNvPicPr/>
                   </pic:nvPicPr>
                   <pic:blipFill>
-                    <a:blip r:embed="rId17"/>
+                    <a:blip r:embed="rId22"/>
                     <a:stretch>
                       <a:fillRect/>
                     </a:stretch>
@@ -3203,7 +5332,7 @@
                   <pic:spPr>
                     <a:xfrm>
                       <a:off x="0" y="0"/>
-                      <a:ext cx="5029200" cy="2794000"/>
+                      <a:ext cx="5029200" cy="2355792"/>
                     </a:xfrm>
                     <a:prstGeom prst="rect"/>
                   </pic:spPr>
@@ -3227,52 +5356,42 @@
         <w:pStyle w:val="Heading2"/>
       </w:pPr>
       <w:r>
-        <w:t>7.5 Example Alerts with Explanations (Sub-Question 3)</w:t>
-      </w:r>
-    </w:p>
-    <w:p>
-      <w:r>
-        <w:t>Three to five example alerts were generated with full explanations (top features from Integrated Gradients and top flows from attention weights). Each example includes: the predicted label, confidence, timestamp, source and destination, and the explanation (top features and/or top flows).</w:t>
-      </w:r>
-    </w:p>
-    <w:p>
-      <w:r>
-        <w:t>Example 1 (True positive — attack detected): The model predicted malicious traffic with a confidence score of 0.997 (high severity). The top contributing features were psh_flag_number (importance: 0.0033), ICMP (0.0029), and rst_flag_number (0.0027). These features are consistent with DDoS flood patterns where specific TCP flags and ICMP traffic are characteristic of volumetric attacks. The explanation provides a clear signal for a SOC analyst to investigate flag-based anomalies.</w:t>
-      </w:r>
-    </w:p>
-    <w:p>
-      <w:r>
-        <w:t>Example 2 (True negative — benign correctly classified): The model predicted benign traffic with a low score of 0.163 (low severity). The top features were Variance (0.0056) and Std (0.0050), representing normal statistical variation in flow behaviour. The low score and benign-associated features would correctly lead a SOC analyst to dismiss this as non-threatening, reducing unnecessary triage effort.</w:t>
-      </w:r>
-    </w:p>
-    <w:p>
-      <w:r>
-        <w:t>Example 3 (True positive): Attack detected with score 0.996. Top features: rst_flag_number, ICMP, Protocol Type. Consistent pattern with Example 1, reinforcing that the model reliably highlights protocol-level anomalies.</w:t>
-      </w:r>
-    </w:p>
-    <w:p>
-      <w:r>
-        <w:t>Example 4 (False positive): Benign traffic misclassified as malicious with score 0.711 (medium severity). Top features: Variance (0.0075), rst_count (0.0062). The moderate score and mixed feature profile suggest this is a borderline case. A SOC analyst reviewing the explanation would note the elevated variance and could cross-reference with other context before escalating — demonstrating how explanations help reduce false alarm impact even when the model errs.</w:t>
-      </w:r>
-    </w:p>
-    <w:p>
-      <w:r>
-        <w:t>Example 5 (False positive): Benign traffic misclassified with higher confidence (score 0.945). Top features: Variance, Std, rst_count. This case shows a limitation: the model sometimes attributes attack-like importance to statistical features in benign traffic. Improving feature engineering or adding contextual information could reduce such false positives in future work.</w:t>
-      </w:r>
-    </w:p>
-    <w:p>
-      <w:r>
-        <w:t>The five example alerts (saved in results/alerts/example_alerts.json) demonstrate the full ECS-like structure: event metadata, rule name, threat indicator confidence, ML prediction and score, and the explanation object with top_features and top_nodes. For true positives (Alerts 2 and 3), the top features (psh_flag_number, ICMP, rst_flag_number, Protocol Type) align with known DDoS and flood patterns. For true negatives (Alert 1), the features (Variance, Std, rst_count, Duration, AVG) suggest normal statistical variation. For false positives (Alerts 4 and 5), the mixed profile (Variance, Std, rst_count) and moderate scores (0.71, 0.95) provide signals that the case is borderline; an analyst could use this to prioritise cross-referencing before escalating.</w:t>
-      </w:r>
-    </w:p>
-    <w:p>
-      <w:r>
-        <w:t>Overall, the explanations point to concrete features (e.g. byte count, duration) and flows (source–destination pairs), which a SOC analyst can cross-check with other data. The usefulness is discussed further in the Discussion section. If some explanations were unclear or noisy, this is noted as a limitation.</w:t>
-      </w:r>
-    </w:p>
-    <w:p>
-      <w:r>
-        <w:t>The example alerts demonstrate that the system can produce interpretable output for both true positives (attack correctly detected) and true negatives (benign correctly classified). For false positives, the mixed feature profile (e.g. Variance, Std, rst_count) provides a signal that the case is borderline; an analyst reviewing the explanation might choose to cross-reference with other data before escalating. This supports the claim that explanations aid triage even when the model errs, by giving analysts more context to make informed decisions.</w:t>
+        <w:t>8.6 Example Alerts with Explanations (Sub-Question 3)</w:t>
+      </w:r>
+    </w:p>
+    <w:p>
+      <w:r>
+        <w:t>Five example alerts were generated with full explanations (top features from Integrated Gradients and top flows from attention weights), in the same order as results/alerts/example_alerts.json. Each example includes the predicted label, confidence, threat severity band, and the explanation object (top_features, top_nodes).</w:t>
+      </w:r>
+    </w:p>
+    <w:p>
+      <w:r>
+        <w:t>Example 1 (True negative): Predicted benign; score 0.163 (low severity). Top features: Variance, Std, rst_count, Duration, AVG (Integrated Gradients magnitudes as in example_alerts.json).</w:t>
+      </w:r>
+    </w:p>
+    <w:p>
+      <w:r>
+        <w:t>Example 2 (True positive): Predicted malicious; score 0.997. Top features: psh_flag_number, ICMP, rst_flag_number.</w:t>
+      </w:r>
+    </w:p>
+    <w:p>
+      <w:r>
+        <w:t>Example 3 (True positive): Predicted malicious; score 0.996. Top features: rst_flag_number, ICMP, Protocol Type.</w:t>
+      </w:r>
+    </w:p>
+    <w:p>
+      <w:r>
+        <w:t>Example 4 (False positive): Benign labelled as malicious; score 0.711 (medium). Top features: Variance, rst_count.</w:t>
+      </w:r>
+    </w:p>
+    <w:p>
+      <w:r>
+        <w:t>Example 5 (False positive): Benign labelled as malicious; score 0.945. Top features: Variance, Std, rst_count.</w:t>
+      </w:r>
+    </w:p>
+    <w:p>
+      <w:r>
+        <w:t>Each record follows the ECS-like shape: event metadata, rule name, threat indicator, ML prediction and score, and explanation (top_features, top_nodes). Whether these fields are sufficient for SOC triage is discussed in Chapter 9.</w:t>
       </w:r>
     </w:p>
     <w:p>
@@ -3280,7 +5399,7 @@
         <w:pStyle w:val="Heading2"/>
       </w:pPr>
       <w:r>
-        <w:t>7.6 Ablation Studies (Priority 1: Evidence)</w:t>
+        <w:t>8.7 Ablation Studies (Priority 1: Evidence)</w:t>
       </w:r>
     </w:p>
     <w:p>
@@ -3495,7 +5614,61 @@
     </w:tbl>
     <w:p>
       <w:r>
-        <w:t>The ablation shows whether temporal modelling (the GRU) adds discriminative power over and above the graph (GAT) alone. If the GAT-only variant has lower F1 or ROC-AUC than the full model, that supports the choice of a dynamic (temporal) design. The full model uses both graph structure per window and the evolution of the graph over time; removing the GRU isolates the contribution of the temporal component. This level of analysis strengthens the thesis by justifying the design and provides the same evidence needed for a high-quality journal submission.</w:t>
+        <w:t>Numeric summary: full (GAT + GRU) — precision 1.0000, F1 1.0000, ROC-AUC 1.0000, inference 22.70 ms; GAT-only (mean pool over windows) — precision 0.9923, F1 0.9961, ROC-AUC 1.0000, inference 16.06 ms.</w:t>
+      </w:r>
+    </w:p>
+    <w:p>
+      <w:r>
+        <w:t>Figure 16: Ablation comparison — full GAT+GRU vs. GAT-only (F1 and inference time)</w:t>
+      </w:r>
+    </w:p>
+    <w:p>
+      <w:r>
+        <w:drawing>
+          <wp:inline xmlns:a="http://schemas.openxmlformats.org/drawingml/2006/main" xmlns:pic="http://schemas.openxmlformats.org/drawingml/2006/picture">
+            <wp:extent cx="5029200" cy="2629675"/>
+            <wp:docPr id="15" name="Picture 15"/>
+            <wp:cNvGraphicFramePr>
+              <a:graphicFrameLocks noChangeAspect="1"/>
+            </wp:cNvGraphicFramePr>
+            <a:graphic>
+              <a:graphicData uri="http://schemas.openxmlformats.org/drawingml/2006/picture">
+                <pic:pic>
+                  <pic:nvPicPr>
+                    <pic:cNvPr id="15" name="ablation_bar.png"/>
+                    <pic:cNvPicPr/>
+                  </pic:nvPicPr>
+                  <pic:blipFill>
+                    <a:blip r:embed="rId23"/>
+                    <a:stretch>
+                      <a:fillRect/>
+                    </a:stretch>
+                  </pic:blipFill>
+                  <pic:spPr>
+                    <a:xfrm>
+                      <a:off x="0" y="0"/>
+                      <a:ext cx="5029200" cy="2629675"/>
+                    </a:xfrm>
+                    <a:prstGeom prst="rect"/>
+                  </pic:spPr>
+                </pic:pic>
+              </a:graphicData>
+            </a:graphic>
+          </wp:inline>
+        </w:drawing>
+      </w:r>
+    </w:p>
+    <w:p>
+      <w:pPr>
+        <w:pStyle w:val="Caption"/>
+      </w:pPr>
+      <w:r>
+        <w:t>Figure 16: Ablation bar chart</w:t>
+      </w:r>
+    </w:p>
+    <w:p>
+      <w:r>
+        <w:t>Interpretation of the temporal (GRU) vs. pooling trade-off is in §9.2 and §9.4.</w:t>
       </w:r>
     </w:p>
     <w:p>
@@ -3503,12 +5676,1228 @@
         <w:pStyle w:val="Heading2"/>
       </w:pPr>
       <w:r>
-        <w:t>7.7 Sensitivity Analysis (Robustness of Design Choices)</w:t>
-      </w:r>
-    </w:p>
-    <w:p>
-      <w:r>
-        <w:t>Sensitivity analysis checks whether the main results hold when key hyperparameters change. Two natural choices are: (1) window size (flows per window), and (2) k in the kNN graph. The main experiments use window size 50 and k=5. Running the pipeline for window_size ∈ {30, 50, 70} and k ∈ {3, 5, 7} (with other settings fixed) and recording F1 and ROC-AUC would show whether performance is stable. If time allows, add a short table (e.g. “Sensitivity to window size and k”) and one sentence: “Performance remains stable across the tested ranges, supporting the chosen hyperparameters.” The configuration file (config/experiment.yaml) allows changing graph.window_size and graph.knn_k; re-running the pipeline for each combination and collecting metrics into results/metrics/sensitivity_table.csv completes this step. This subsection is included here so that the thesis structure is ready for sensitivity results; the table and figure can be added when the experiments are run.</w:t>
+        <w:t>8.8 Sensitivity Analysis (Robustness of Design Choices)</w:t>
+      </w:r>
+    </w:p>
+    <w:p>
+      <w:r>
+        <w:t>Sensitivity analysis checks whether the main results hold when key hyperparameters change. Two levers are: (1) window size (number of flows per graph snapshot), and (2) k in the kNN graph. The main experiments use window size 50 and k = 5. The pipeline was re-run for all combinations of window_size ∈ {30, 50, 70} and knn_k ∈ {3, 5, 7} with other settings unchanged; metrics were written to results/metrics/sensitivity_table.csv (script: scripts/run_sensitivity_and_seeds.py).</w:t>
+      </w:r>
+    </w:p>
+    <w:p>
+      <w:r>
+        <w:t>Table 6: Sensitivity analysis — central GNN on test set (nine configurations)</w:t>
+      </w:r>
+    </w:p>
+    <w:tbl>
+      <w:tblPr>
+        <w:tblW w:type="auto" w:w="0"/>
+        <w:tblLook w:firstColumn="1" w:firstRow="1" w:lastColumn="0" w:lastRow="0" w:noHBand="0" w:noVBand="1" w:val="04A0"/>
+      </w:tblPr>
+      <w:tblGrid>
+        <w:gridCol w:w="1234"/>
+        <w:gridCol w:w="1234"/>
+        <w:gridCol w:w="1234"/>
+        <w:gridCol w:w="1234"/>
+        <w:gridCol w:w="1234"/>
+        <w:gridCol w:w="1234"/>
+        <w:gridCol w:w="1234"/>
+      </w:tblGrid>
+      <w:tr>
+        <w:tc>
+          <w:tcPr>
+            <w:tcW w:type="dxa" w:w="1234"/>
+          </w:tcPr>
+          <w:p>
+            <w:r>
+              <w:t>Window size</w:t>
+            </w:r>
+          </w:p>
+        </w:tc>
+        <w:tc>
+          <w:tcPr>
+            <w:tcW w:type="dxa" w:w="1234"/>
+          </w:tcPr>
+          <w:p>
+            <w:r>
+              <w:t>*k*</w:t>
+            </w:r>
+          </w:p>
+        </w:tc>
+        <w:tc>
+          <w:tcPr>
+            <w:tcW w:type="dxa" w:w="1234"/>
+          </w:tcPr>
+          <w:p>
+            <w:r>
+              <w:t>Precision</w:t>
+            </w:r>
+          </w:p>
+        </w:tc>
+        <w:tc>
+          <w:tcPr>
+            <w:tcW w:type="dxa" w:w="1234"/>
+          </w:tcPr>
+          <w:p>
+            <w:r>
+              <w:t>Recall</w:t>
+            </w:r>
+          </w:p>
+        </w:tc>
+        <w:tc>
+          <w:tcPr>
+            <w:tcW w:type="dxa" w:w="1234"/>
+          </w:tcPr>
+          <w:p>
+            <w:r>
+              <w:t>F1</w:t>
+            </w:r>
+          </w:p>
+        </w:tc>
+        <w:tc>
+          <w:tcPr>
+            <w:tcW w:type="dxa" w:w="1234"/>
+          </w:tcPr>
+          <w:p>
+            <w:r>
+              <w:t>ROC-AUC</w:t>
+            </w:r>
+          </w:p>
+        </w:tc>
+        <w:tc>
+          <w:tcPr>
+            <w:tcW w:type="dxa" w:w="1234"/>
+          </w:tcPr>
+          <w:p>
+            <w:r>
+              <w:t>Inference (ms)</w:t>
+            </w:r>
+          </w:p>
+        </w:tc>
+      </w:tr>
+      <w:tr>
+        <w:tc>
+          <w:tcPr>
+            <w:tcW w:type="dxa" w:w="1234"/>
+          </w:tcPr>
+          <w:p>
+            <w:r>
+              <w:t>30</w:t>
+            </w:r>
+          </w:p>
+        </w:tc>
+        <w:tc>
+          <w:tcPr>
+            <w:tcW w:type="dxa" w:w="1234"/>
+          </w:tcPr>
+          <w:p>
+            <w:r>
+              <w:t>3</w:t>
+            </w:r>
+          </w:p>
+        </w:tc>
+        <w:tc>
+          <w:tcPr>
+            <w:tcW w:type="dxa" w:w="1234"/>
+          </w:tcPr>
+          <w:p>
+            <w:r>
+              <w:t>1.0000</w:t>
+            </w:r>
+          </w:p>
+        </w:tc>
+        <w:tc>
+          <w:tcPr>
+            <w:tcW w:type="dxa" w:w="1234"/>
+          </w:tcPr>
+          <w:p>
+            <w:r>
+              <w:t>1.0000</w:t>
+            </w:r>
+          </w:p>
+        </w:tc>
+        <w:tc>
+          <w:tcPr>
+            <w:tcW w:type="dxa" w:w="1234"/>
+          </w:tcPr>
+          <w:p>
+            <w:r>
+              <w:t>1.0000</w:t>
+            </w:r>
+          </w:p>
+        </w:tc>
+        <w:tc>
+          <w:tcPr>
+            <w:tcW w:type="dxa" w:w="1234"/>
+          </w:tcPr>
+          <w:p>
+            <w:r>
+              <w:t>1.0000</w:t>
+            </w:r>
+          </w:p>
+        </w:tc>
+        <w:tc>
+          <w:tcPr>
+            <w:tcW w:type="dxa" w:w="1234"/>
+          </w:tcPr>
+          <w:p>
+            <w:r>
+              <w:t>12.20</w:t>
+            </w:r>
+          </w:p>
+        </w:tc>
+      </w:tr>
+      <w:tr>
+        <w:tc>
+          <w:tcPr>
+            <w:tcW w:type="dxa" w:w="1234"/>
+          </w:tcPr>
+          <w:p>
+            <w:r>
+              <w:t>30</w:t>
+            </w:r>
+          </w:p>
+        </w:tc>
+        <w:tc>
+          <w:tcPr>
+            <w:tcW w:type="dxa" w:w="1234"/>
+          </w:tcPr>
+          <w:p>
+            <w:r>
+              <w:t>5</w:t>
+            </w:r>
+          </w:p>
+        </w:tc>
+        <w:tc>
+          <w:tcPr>
+            <w:tcW w:type="dxa" w:w="1234"/>
+          </w:tcPr>
+          <w:p>
+            <w:r>
+              <w:t>1.0000</w:t>
+            </w:r>
+          </w:p>
+        </w:tc>
+        <w:tc>
+          <w:tcPr>
+            <w:tcW w:type="dxa" w:w="1234"/>
+          </w:tcPr>
+          <w:p>
+            <w:r>
+              <w:t>1.0000</w:t>
+            </w:r>
+          </w:p>
+        </w:tc>
+        <w:tc>
+          <w:tcPr>
+            <w:tcW w:type="dxa" w:w="1234"/>
+          </w:tcPr>
+          <w:p>
+            <w:r>
+              <w:t>1.0000</w:t>
+            </w:r>
+          </w:p>
+        </w:tc>
+        <w:tc>
+          <w:tcPr>
+            <w:tcW w:type="dxa" w:w="1234"/>
+          </w:tcPr>
+          <w:p>
+            <w:r>
+              <w:t>1.0000</w:t>
+            </w:r>
+          </w:p>
+        </w:tc>
+        <w:tc>
+          <w:tcPr>
+            <w:tcW w:type="dxa" w:w="1234"/>
+          </w:tcPr>
+          <w:p>
+            <w:r>
+              <w:t>17.42</w:t>
+            </w:r>
+          </w:p>
+        </w:tc>
+      </w:tr>
+      <w:tr>
+        <w:tc>
+          <w:tcPr>
+            <w:tcW w:type="dxa" w:w="1234"/>
+          </w:tcPr>
+          <w:p>
+            <w:r>
+              <w:t>30</w:t>
+            </w:r>
+          </w:p>
+        </w:tc>
+        <w:tc>
+          <w:tcPr>
+            <w:tcW w:type="dxa" w:w="1234"/>
+          </w:tcPr>
+          <w:p>
+            <w:r>
+              <w:t>7</w:t>
+            </w:r>
+          </w:p>
+        </w:tc>
+        <w:tc>
+          <w:tcPr>
+            <w:tcW w:type="dxa" w:w="1234"/>
+          </w:tcPr>
+          <w:p>
+            <w:r>
+              <w:t>1.0000</w:t>
+            </w:r>
+          </w:p>
+        </w:tc>
+        <w:tc>
+          <w:tcPr>
+            <w:tcW w:type="dxa" w:w="1234"/>
+          </w:tcPr>
+          <w:p>
+            <w:r>
+              <w:t>1.0000</w:t>
+            </w:r>
+          </w:p>
+        </w:tc>
+        <w:tc>
+          <w:tcPr>
+            <w:tcW w:type="dxa" w:w="1234"/>
+          </w:tcPr>
+          <w:p>
+            <w:r>
+              <w:t>1.0000</w:t>
+            </w:r>
+          </w:p>
+        </w:tc>
+        <w:tc>
+          <w:tcPr>
+            <w:tcW w:type="dxa" w:w="1234"/>
+          </w:tcPr>
+          <w:p>
+            <w:r>
+              <w:t>1.0000</w:t>
+            </w:r>
+          </w:p>
+        </w:tc>
+        <w:tc>
+          <w:tcPr>
+            <w:tcW w:type="dxa" w:w="1234"/>
+          </w:tcPr>
+          <w:p>
+            <w:r>
+              <w:t>11.89</w:t>
+            </w:r>
+          </w:p>
+        </w:tc>
+      </w:tr>
+      <w:tr>
+        <w:tc>
+          <w:tcPr>
+            <w:tcW w:type="dxa" w:w="1234"/>
+          </w:tcPr>
+          <w:p>
+            <w:r>
+              <w:t>50</w:t>
+            </w:r>
+          </w:p>
+        </w:tc>
+        <w:tc>
+          <w:tcPr>
+            <w:tcW w:type="dxa" w:w="1234"/>
+          </w:tcPr>
+          <w:p>
+            <w:r>
+              <w:t>3</w:t>
+            </w:r>
+          </w:p>
+        </w:tc>
+        <w:tc>
+          <w:tcPr>
+            <w:tcW w:type="dxa" w:w="1234"/>
+          </w:tcPr>
+          <w:p>
+            <w:r>
+              <w:t>0.9923</w:t>
+            </w:r>
+          </w:p>
+        </w:tc>
+        <w:tc>
+          <w:tcPr>
+            <w:tcW w:type="dxa" w:w="1234"/>
+          </w:tcPr>
+          <w:p>
+            <w:r>
+              <w:t>1.0000</w:t>
+            </w:r>
+          </w:p>
+        </w:tc>
+        <w:tc>
+          <w:tcPr>
+            <w:tcW w:type="dxa" w:w="1234"/>
+          </w:tcPr>
+          <w:p>
+            <w:r>
+              <w:t>0.9961</w:t>
+            </w:r>
+          </w:p>
+        </w:tc>
+        <w:tc>
+          <w:tcPr>
+            <w:tcW w:type="dxa" w:w="1234"/>
+          </w:tcPr>
+          <w:p>
+            <w:r>
+              <w:t>0.9985</w:t>
+            </w:r>
+          </w:p>
+        </w:tc>
+        <w:tc>
+          <w:tcPr>
+            <w:tcW w:type="dxa" w:w="1234"/>
+          </w:tcPr>
+          <w:p>
+            <w:r>
+              <w:t>15.60</w:t>
+            </w:r>
+          </w:p>
+        </w:tc>
+      </w:tr>
+      <w:tr>
+        <w:tc>
+          <w:tcPr>
+            <w:tcW w:type="dxa" w:w="1234"/>
+          </w:tcPr>
+          <w:p>
+            <w:r>
+              <w:t>50</w:t>
+            </w:r>
+          </w:p>
+        </w:tc>
+        <w:tc>
+          <w:tcPr>
+            <w:tcW w:type="dxa" w:w="1234"/>
+          </w:tcPr>
+          <w:p>
+            <w:r>
+              <w:t>5</w:t>
+            </w:r>
+          </w:p>
+        </w:tc>
+        <w:tc>
+          <w:tcPr>
+            <w:tcW w:type="dxa" w:w="1234"/>
+          </w:tcPr>
+          <w:p>
+            <w:r>
+              <w:t>1.0000</w:t>
+            </w:r>
+          </w:p>
+        </w:tc>
+        <w:tc>
+          <w:tcPr>
+            <w:tcW w:type="dxa" w:w="1234"/>
+          </w:tcPr>
+          <w:p>
+            <w:r>
+              <w:t>1.0000</w:t>
+            </w:r>
+          </w:p>
+        </w:tc>
+        <w:tc>
+          <w:tcPr>
+            <w:tcW w:type="dxa" w:w="1234"/>
+          </w:tcPr>
+          <w:p>
+            <w:r>
+              <w:t>1.0000</w:t>
+            </w:r>
+          </w:p>
+        </w:tc>
+        <w:tc>
+          <w:tcPr>
+            <w:tcW w:type="dxa" w:w="1234"/>
+          </w:tcPr>
+          <w:p>
+            <w:r>
+              <w:t>1.0000</w:t>
+            </w:r>
+          </w:p>
+        </w:tc>
+        <w:tc>
+          <w:tcPr>
+            <w:tcW w:type="dxa" w:w="1234"/>
+          </w:tcPr>
+          <w:p>
+            <w:r>
+              <w:t>17.00</w:t>
+            </w:r>
+          </w:p>
+        </w:tc>
+      </w:tr>
+      <w:tr>
+        <w:tc>
+          <w:tcPr>
+            <w:tcW w:type="dxa" w:w="1234"/>
+          </w:tcPr>
+          <w:p>
+            <w:r>
+              <w:t>50</w:t>
+            </w:r>
+          </w:p>
+        </w:tc>
+        <w:tc>
+          <w:tcPr>
+            <w:tcW w:type="dxa" w:w="1234"/>
+          </w:tcPr>
+          <w:p>
+            <w:r>
+              <w:t>7</w:t>
+            </w:r>
+          </w:p>
+        </w:tc>
+        <w:tc>
+          <w:tcPr>
+            <w:tcW w:type="dxa" w:w="1234"/>
+          </w:tcPr>
+          <w:p>
+            <w:r>
+              <w:t>1.0000</w:t>
+            </w:r>
+          </w:p>
+        </w:tc>
+        <w:tc>
+          <w:tcPr>
+            <w:tcW w:type="dxa" w:w="1234"/>
+          </w:tcPr>
+          <w:p>
+            <w:r>
+              <w:t>1.0000</w:t>
+            </w:r>
+          </w:p>
+        </w:tc>
+        <w:tc>
+          <w:tcPr>
+            <w:tcW w:type="dxa" w:w="1234"/>
+          </w:tcPr>
+          <w:p>
+            <w:r>
+              <w:t>1.0000</w:t>
+            </w:r>
+          </w:p>
+        </w:tc>
+        <w:tc>
+          <w:tcPr>
+            <w:tcW w:type="dxa" w:w="1234"/>
+          </w:tcPr>
+          <w:p>
+            <w:r>
+              <w:t>1.0000</w:t>
+            </w:r>
+          </w:p>
+        </w:tc>
+        <w:tc>
+          <w:tcPr>
+            <w:tcW w:type="dxa" w:w="1234"/>
+          </w:tcPr>
+          <w:p>
+            <w:r>
+              <w:t>17.00</w:t>
+            </w:r>
+          </w:p>
+        </w:tc>
+      </w:tr>
+      <w:tr>
+        <w:tc>
+          <w:tcPr>
+            <w:tcW w:type="dxa" w:w="1234"/>
+          </w:tcPr>
+          <w:p>
+            <w:r>
+              <w:t>70</w:t>
+            </w:r>
+          </w:p>
+        </w:tc>
+        <w:tc>
+          <w:tcPr>
+            <w:tcW w:type="dxa" w:w="1234"/>
+          </w:tcPr>
+          <w:p>
+            <w:r>
+              <w:t>3</w:t>
+            </w:r>
+          </w:p>
+        </w:tc>
+        <w:tc>
+          <w:tcPr>
+            <w:tcW w:type="dxa" w:w="1234"/>
+          </w:tcPr>
+          <w:p>
+            <w:r>
+              <w:t>0.9939</w:t>
+            </w:r>
+          </w:p>
+        </w:tc>
+        <w:tc>
+          <w:tcPr>
+            <w:tcW w:type="dxa" w:w="1234"/>
+          </w:tcPr>
+          <w:p>
+            <w:r>
+              <w:t>1.0000</w:t>
+            </w:r>
+          </w:p>
+        </w:tc>
+        <w:tc>
+          <w:tcPr>
+            <w:tcW w:type="dxa" w:w="1234"/>
+          </w:tcPr>
+          <w:p>
+            <w:r>
+              <w:t>0.9969</w:t>
+            </w:r>
+          </w:p>
+        </w:tc>
+        <w:tc>
+          <w:tcPr>
+            <w:tcW w:type="dxa" w:w="1234"/>
+          </w:tcPr>
+          <w:p>
+            <w:r>
+              <w:t>0.9947</w:t>
+            </w:r>
+          </w:p>
+        </w:tc>
+        <w:tc>
+          <w:tcPr>
+            <w:tcW w:type="dxa" w:w="1234"/>
+          </w:tcPr>
+          <w:p>
+            <w:r>
+              <w:t>19.91</w:t>
+            </w:r>
+          </w:p>
+        </w:tc>
+      </w:tr>
+      <w:tr>
+        <w:tc>
+          <w:tcPr>
+            <w:tcW w:type="dxa" w:w="1234"/>
+          </w:tcPr>
+          <w:p>
+            <w:r>
+              <w:t>70</w:t>
+            </w:r>
+          </w:p>
+        </w:tc>
+        <w:tc>
+          <w:tcPr>
+            <w:tcW w:type="dxa" w:w="1234"/>
+          </w:tcPr>
+          <w:p>
+            <w:r>
+              <w:t>5</w:t>
+            </w:r>
+          </w:p>
+        </w:tc>
+        <w:tc>
+          <w:tcPr>
+            <w:tcW w:type="dxa" w:w="1234"/>
+          </w:tcPr>
+          <w:p>
+            <w:r>
+              <w:t>0.9939</w:t>
+            </w:r>
+          </w:p>
+        </w:tc>
+        <w:tc>
+          <w:tcPr>
+            <w:tcW w:type="dxa" w:w="1234"/>
+          </w:tcPr>
+          <w:p>
+            <w:r>
+              <w:t>1.0000</w:t>
+            </w:r>
+          </w:p>
+        </w:tc>
+        <w:tc>
+          <w:tcPr>
+            <w:tcW w:type="dxa" w:w="1234"/>
+          </w:tcPr>
+          <w:p>
+            <w:r>
+              <w:t>0.9969</w:t>
+            </w:r>
+          </w:p>
+        </w:tc>
+        <w:tc>
+          <w:tcPr>
+            <w:tcW w:type="dxa" w:w="1234"/>
+          </w:tcPr>
+          <w:p>
+            <w:r>
+              <w:t>0.9895</w:t>
+            </w:r>
+          </w:p>
+        </w:tc>
+        <w:tc>
+          <w:tcPr>
+            <w:tcW w:type="dxa" w:w="1234"/>
+          </w:tcPr>
+          <w:p>
+            <w:r>
+              <w:t>15.49</w:t>
+            </w:r>
+          </w:p>
+        </w:tc>
+      </w:tr>
+      <w:tr>
+        <w:tc>
+          <w:tcPr>
+            <w:tcW w:type="dxa" w:w="1234"/>
+          </w:tcPr>
+          <w:p>
+            <w:r>
+              <w:t>70</w:t>
+            </w:r>
+          </w:p>
+        </w:tc>
+        <w:tc>
+          <w:tcPr>
+            <w:tcW w:type="dxa" w:w="1234"/>
+          </w:tcPr>
+          <w:p>
+            <w:r>
+              <w:t>7</w:t>
+            </w:r>
+          </w:p>
+        </w:tc>
+        <w:tc>
+          <w:tcPr>
+            <w:tcW w:type="dxa" w:w="1234"/>
+          </w:tcPr>
+          <w:p>
+            <w:r>
+              <w:t>1.0000</w:t>
+            </w:r>
+          </w:p>
+        </w:tc>
+        <w:tc>
+          <w:tcPr>
+            <w:tcW w:type="dxa" w:w="1234"/>
+          </w:tcPr>
+          <w:p>
+            <w:r>
+              <w:t>1.0000</w:t>
+            </w:r>
+          </w:p>
+        </w:tc>
+        <w:tc>
+          <w:tcPr>
+            <w:tcW w:type="dxa" w:w="1234"/>
+          </w:tcPr>
+          <w:p>
+            <w:r>
+              <w:t>1.0000</w:t>
+            </w:r>
+          </w:p>
+        </w:tc>
+        <w:tc>
+          <w:tcPr>
+            <w:tcW w:type="dxa" w:w="1234"/>
+          </w:tcPr>
+          <w:p>
+            <w:r>
+              <w:t>1.0000</w:t>
+            </w:r>
+          </w:p>
+        </w:tc>
+        <w:tc>
+          <w:tcPr>
+            <w:tcW w:type="dxa" w:w="1234"/>
+          </w:tcPr>
+          <w:p>
+            <w:r>
+              <w:t>28.07</w:t>
+            </w:r>
+          </w:p>
+        </w:tc>
+      </w:tr>
+    </w:tbl>
+    <w:p>
+      <w:r>
+        <w:t>Grid interpretation is in §9.2.</w:t>
+      </w:r>
+    </w:p>
+    <w:p>
+      <w:r>
+        <w:t>Figure 15: Sensitivity of test F1 and ROC-AUC to window size and kNN k.</w:t>
+      </w:r>
+    </w:p>
+    <w:p>
+      <w:r>
+        <w:drawing>
+          <wp:inline xmlns:a="http://schemas.openxmlformats.org/drawingml/2006/main" xmlns:pic="http://schemas.openxmlformats.org/drawingml/2006/picture">
+            <wp:extent cx="5029200" cy="3986436"/>
+            <wp:docPr id="16" name="Picture 16"/>
+            <wp:cNvGraphicFramePr>
+              <a:graphicFrameLocks noChangeAspect="1"/>
+            </wp:cNvGraphicFramePr>
+            <a:graphic>
+              <a:graphicData uri="http://schemas.openxmlformats.org/drawingml/2006/picture">
+                <pic:pic>
+                  <pic:nvPicPr>
+                    <pic:cNvPr id="16" name="sensitivity.png"/>
+                    <pic:cNvPicPr/>
+                  </pic:nvPicPr>
+                  <pic:blipFill>
+                    <a:blip r:embed="rId24"/>
+                    <a:stretch>
+                      <a:fillRect/>
+                    </a:stretch>
+                  </pic:blipFill>
+                  <pic:spPr>
+                    <a:xfrm>
+                      <a:off x="0" y="0"/>
+                      <a:ext cx="5029200" cy="3986436"/>
+                    </a:xfrm>
+                    <a:prstGeom prst="rect"/>
+                  </pic:spPr>
+                </pic:pic>
+              </a:graphicData>
+            </a:graphic>
+          </wp:inline>
+        </w:drawing>
+      </w:r>
+    </w:p>
+    <w:p>
+      <w:pPr>
+        <w:pStyle w:val="Caption"/>
+      </w:pPr>
+      <w:r>
+        <w:t>Figure 15: Sensitivity heatmap</w:t>
+      </w:r>
+    </w:p>
+    <w:p>
+      <w:pPr>
+        <w:pStyle w:val="Heading2"/>
+      </w:pPr>
+      <w:r>
+        <w:t>8.9 Multi-Seed Stability</w:t>
+      </w:r>
+    </w:p>
+    <w:p>
+      <w:r>
+        <w:t>To check that the central GNN result is not an accident of one random seed, the same training and evaluation procedure was repeated with seeds 42, 123, and 456 (other config unchanged). Summary statistics are in results/metrics/multi_seed_summary.json.</w:t>
+      </w:r>
+    </w:p>
+    <w:p>
+      <w:r>
+        <w:t>Table 7: Multi-seed summary (central GNN, test set)</w:t>
+      </w:r>
+    </w:p>
+    <w:tbl>
+      <w:tblPr>
+        <w:tblW w:type="auto" w:w="0"/>
+        <w:tblLook w:firstColumn="1" w:firstRow="1" w:lastColumn="0" w:lastRow="0" w:noHBand="0" w:noVBand="1" w:val="04A0"/>
+      </w:tblPr>
+      <w:tblGrid>
+        <w:gridCol w:w="1440"/>
+        <w:gridCol w:w="1440"/>
+        <w:gridCol w:w="1440"/>
+        <w:gridCol w:w="1440"/>
+        <w:gridCol w:w="1440"/>
+        <w:gridCol w:w="1440"/>
+      </w:tblGrid>
+      <w:tr>
+        <w:tc>
+          <w:tcPr>
+            <w:tcW w:type="dxa" w:w="1440"/>
+          </w:tcPr>
+          <w:p>
+            <w:r>
+              <w:t>Seed</w:t>
+            </w:r>
+          </w:p>
+        </w:tc>
+        <w:tc>
+          <w:tcPr>
+            <w:tcW w:type="dxa" w:w="1440"/>
+          </w:tcPr>
+          <w:p>
+            <w:r>
+              <w:t>Precision</w:t>
+            </w:r>
+          </w:p>
+        </w:tc>
+        <w:tc>
+          <w:tcPr>
+            <w:tcW w:type="dxa" w:w="1440"/>
+          </w:tcPr>
+          <w:p>
+            <w:r>
+              <w:t>Recall</w:t>
+            </w:r>
+          </w:p>
+        </w:tc>
+        <w:tc>
+          <w:tcPr>
+            <w:tcW w:type="dxa" w:w="1440"/>
+          </w:tcPr>
+          <w:p>
+            <w:r>
+              <w:t>F1</w:t>
+            </w:r>
+          </w:p>
+        </w:tc>
+        <w:tc>
+          <w:tcPr>
+            <w:tcW w:type="dxa" w:w="1440"/>
+          </w:tcPr>
+          <w:p>
+            <w:r>
+              <w:t>ROC-AUC</w:t>
+            </w:r>
+          </w:p>
+        </w:tc>
+        <w:tc>
+          <w:tcPr>
+            <w:tcW w:type="dxa" w:w="1440"/>
+          </w:tcPr>
+          <w:p>
+            <w:r>
+              <w:t>False positives (test)</w:t>
+            </w:r>
+          </w:p>
+        </w:tc>
+      </w:tr>
+      <w:tr>
+        <w:tc>
+          <w:tcPr>
+            <w:tcW w:type="dxa" w:w="1440"/>
+          </w:tcPr>
+          <w:p>
+            <w:r>
+              <w:t>42</w:t>
+            </w:r>
+          </w:p>
+        </w:tc>
+        <w:tc>
+          <w:tcPr>
+            <w:tcW w:type="dxa" w:w="1440"/>
+          </w:tcPr>
+          <w:p>
+            <w:r>
+              <w:t>1.0000</w:t>
+            </w:r>
+          </w:p>
+        </w:tc>
+        <w:tc>
+          <w:tcPr>
+            <w:tcW w:type="dxa" w:w="1440"/>
+          </w:tcPr>
+          <w:p>
+            <w:r>
+              <w:t>1.0000</w:t>
+            </w:r>
+          </w:p>
+        </w:tc>
+        <w:tc>
+          <w:tcPr>
+            <w:tcW w:type="dxa" w:w="1440"/>
+          </w:tcPr>
+          <w:p>
+            <w:r>
+              <w:t>1.0000</w:t>
+            </w:r>
+          </w:p>
+        </w:tc>
+        <w:tc>
+          <w:tcPr>
+            <w:tcW w:type="dxa" w:w="1440"/>
+          </w:tcPr>
+          <w:p>
+            <w:r>
+              <w:t>1.0000</w:t>
+            </w:r>
+          </w:p>
+        </w:tc>
+        <w:tc>
+          <w:tcPr>
+            <w:tcW w:type="dxa" w:w="1440"/>
+          </w:tcPr>
+          <w:p>
+            <w:r>
+              <w:t>0</w:t>
+            </w:r>
+          </w:p>
+        </w:tc>
+      </w:tr>
+      <w:tr>
+        <w:tc>
+          <w:tcPr>
+            <w:tcW w:type="dxa" w:w="1440"/>
+          </w:tcPr>
+          <w:p>
+            <w:r>
+              <w:t>123</w:t>
+            </w:r>
+          </w:p>
+        </w:tc>
+        <w:tc>
+          <w:tcPr>
+            <w:tcW w:type="dxa" w:w="1440"/>
+          </w:tcPr>
+          <w:p>
+            <w:r>
+              <w:t>1.0000</w:t>
+            </w:r>
+          </w:p>
+        </w:tc>
+        <w:tc>
+          <w:tcPr>
+            <w:tcW w:type="dxa" w:w="1440"/>
+          </w:tcPr>
+          <w:p>
+            <w:r>
+              <w:t>1.0000</w:t>
+            </w:r>
+          </w:p>
+        </w:tc>
+        <w:tc>
+          <w:tcPr>
+            <w:tcW w:type="dxa" w:w="1440"/>
+          </w:tcPr>
+          <w:p>
+            <w:r>
+              <w:t>1.0000</w:t>
+            </w:r>
+          </w:p>
+        </w:tc>
+        <w:tc>
+          <w:tcPr>
+            <w:tcW w:type="dxa" w:w="1440"/>
+          </w:tcPr>
+          <w:p>
+            <w:r>
+              <w:t>1.0000</w:t>
+            </w:r>
+          </w:p>
+        </w:tc>
+        <w:tc>
+          <w:tcPr>
+            <w:tcW w:type="dxa" w:w="1440"/>
+          </w:tcPr>
+          <w:p>
+            <w:r>
+              <w:t>0</w:t>
+            </w:r>
+          </w:p>
+        </w:tc>
+      </w:tr>
+      <w:tr>
+        <w:tc>
+          <w:tcPr>
+            <w:tcW w:type="dxa" w:w="1440"/>
+          </w:tcPr>
+          <w:p>
+            <w:r>
+              <w:t>456</w:t>
+            </w:r>
+          </w:p>
+        </w:tc>
+        <w:tc>
+          <w:tcPr>
+            <w:tcW w:type="dxa" w:w="1440"/>
+          </w:tcPr>
+          <w:p>
+            <w:r>
+              <w:t>1.0000</w:t>
+            </w:r>
+          </w:p>
+        </w:tc>
+        <w:tc>
+          <w:tcPr>
+            <w:tcW w:type="dxa" w:w="1440"/>
+          </w:tcPr>
+          <w:p>
+            <w:r>
+              <w:t>1.0000</w:t>
+            </w:r>
+          </w:p>
+        </w:tc>
+        <w:tc>
+          <w:tcPr>
+            <w:tcW w:type="dxa" w:w="1440"/>
+          </w:tcPr>
+          <w:p>
+            <w:r>
+              <w:t>1.0000</w:t>
+            </w:r>
+          </w:p>
+        </w:tc>
+        <w:tc>
+          <w:tcPr>
+            <w:tcW w:type="dxa" w:w="1440"/>
+          </w:tcPr>
+          <w:p>
+            <w:r>
+              <w:t>1.0000</w:t>
+            </w:r>
+          </w:p>
+        </w:tc>
+        <w:tc>
+          <w:tcPr>
+            <w:tcW w:type="dxa" w:w="1440"/>
+          </w:tcPr>
+          <w:p>
+            <w:r>
+              <w:t>0</w:t>
+            </w:r>
+          </w:p>
+        </w:tc>
+      </w:tr>
+      <w:tr>
+        <w:tc>
+          <w:tcPr>
+            <w:tcW w:type="dxa" w:w="1440"/>
+          </w:tcPr>
+          <w:p>
+            <w:r>
+              <w:t>Mean</w:t>
+            </w:r>
+          </w:p>
+        </w:tc>
+        <w:tc>
+          <w:tcPr>
+            <w:tcW w:type="dxa" w:w="1440"/>
+          </w:tcPr>
+          <w:p>
+            <w:r>
+              <w:t>1.0000</w:t>
+            </w:r>
+          </w:p>
+        </w:tc>
+        <w:tc>
+          <w:tcPr>
+            <w:tcW w:type="dxa" w:w="1440"/>
+          </w:tcPr>
+          <w:p>
+            <w:r>
+              <w:t>1.0000</w:t>
+            </w:r>
+          </w:p>
+        </w:tc>
+        <w:tc>
+          <w:tcPr>
+            <w:tcW w:type="dxa" w:w="1440"/>
+          </w:tcPr>
+          <w:p>
+            <w:r>
+              <w:t>1.0000</w:t>
+            </w:r>
+          </w:p>
+        </w:tc>
+        <w:tc>
+          <w:tcPr>
+            <w:tcW w:type="dxa" w:w="1440"/>
+          </w:tcPr>
+          <w:p>
+            <w:r>
+              <w:t>1.0000</w:t>
+            </w:r>
+          </w:p>
+        </w:tc>
+        <w:tc>
+          <w:tcPr>
+            <w:tcW w:type="dxa" w:w="1440"/>
+          </w:tcPr>
+          <w:p>
+            <w:r>
+              <w:t>—</w:t>
+            </w:r>
+          </w:p>
+        </w:tc>
+      </w:tr>
+      <w:tr>
+        <w:tc>
+          <w:tcPr>
+            <w:tcW w:type="dxa" w:w="1440"/>
+          </w:tcPr>
+          <w:p>
+            <w:r>
+              <w:t>Std</w:t>
+            </w:r>
+          </w:p>
+        </w:tc>
+        <w:tc>
+          <w:tcPr>
+            <w:tcW w:type="dxa" w:w="1440"/>
+          </w:tcPr>
+          <w:p>
+            <w:r>
+              <w:t>0</w:t>
+            </w:r>
+          </w:p>
+        </w:tc>
+        <w:tc>
+          <w:tcPr>
+            <w:tcW w:type="dxa" w:w="1440"/>
+          </w:tcPr>
+          <w:p>
+            <w:r>
+              <w:t>0</w:t>
+            </w:r>
+          </w:p>
+        </w:tc>
+        <w:tc>
+          <w:tcPr>
+            <w:tcW w:type="dxa" w:w="1440"/>
+          </w:tcPr>
+          <w:p>
+            <w:r>
+              <w:t>0</w:t>
+            </w:r>
+          </w:p>
+        </w:tc>
+        <w:tc>
+          <w:tcPr>
+            <w:tcW w:type="dxa" w:w="1440"/>
+          </w:tcPr>
+          <w:p>
+            <w:r>
+              <w:t>0</w:t>
+            </w:r>
+          </w:p>
+        </w:tc>
+        <w:tc>
+          <w:tcPr>
+            <w:tcW w:type="dxa" w:w="1440"/>
+          </w:tcPr>
+          <w:p>
+            <w:r>
+              <w:t>—</w:t>
+            </w:r>
+          </w:p>
+        </w:tc>
+      </w:tr>
+    </w:tbl>
+    <w:p>
+      <w:r>
+        <w:t>Table 7 reports mean F1 = ROC-AUC = 1.0 and zero standard deviation on this test split for all three seeds. Per-seed inference times in the raw logs vary with CPU timing; the headline ~22.7 ms deployment figure is from the primary seed 42 run (Table 1). What this implies for generalisation is discussed in Chapter 9.</w:t>
+      </w:r>
+    </w:p>
+    <w:p>
+      <w:pPr>
+        <w:pStyle w:val="Heading2"/>
+      </w:pPr>
+      <w:r>
+        <w:t>8.10 Chapter summary</w:t>
+      </w:r>
+    </w:p>
+    <w:p>
+      <w:r>
+        <w:t>Chapter 8 reported metrics, plots, and robustness tables; Chapter 9 interprets them against the research questions and limitations.</w:t>
       </w:r>
     </w:p>
     <w:p>
@@ -3516,12 +6905,7 @@
         <w:pStyle w:val="Heading1"/>
       </w:pPr>
       <w:r>
-        <w:t>8. Discussion</w:t>
-      </w:r>
-    </w:p>
-    <w:p>
-      <w:r>
-        <w:t>This section interprets the results in light of the research questions and the literature, and discusses strengths and limitations.</w:t>
+        <w:t>Chapter 9 – Conclusion, Discussion, and Recommendations</w:t>
       </w:r>
     </w:p>
     <w:p>
@@ -3529,12 +6913,25 @@
         <w:pStyle w:val="Heading2"/>
       </w:pPr>
       <w:r>
-        <w:t>8.1 Answering the Research Questions</w:t>
-      </w:r>
-    </w:p>
-    <w:p>
-      <w:r>
-        <w:t>Main question: The project set out to show how an explainable dynamic graph neural network, trained with federated learning, can detect attacks in Software-Defined IoT flow data and generate SIEM alerts for SOC use on CPU-based edge devices. The prototype demonstrates that this is feasible: the dynamic GNN can be trained on graph snapshots over time, federated learning can be applied with Flower and FedAvg, and alerts with explanations can be produced in an ECS-like JSON format. CPU inference time is measurable and can be kept within acceptable bounds for a subset of traffic. So the main question is answered in the sense that a working pipeline exists and has been evaluated; the extent to which it “performs well” depends on the metrics and comparison with baselines reported in the Results.</w:t>
+        <w:t>9.1 Chapter overview</w:t>
+      </w:r>
+    </w:p>
+    <w:p>
+      <w:r>
+        <w:t>This chapter answers the research questions, discusses strengths and limits, relates findings to the literature, summarises achievements, and lists future work—equivalent to the exemplar dissertation’s separation between “Results” and “Conclusion” but combined here to match the programme’s percentage allocation for conclusions and interpretive discussion.</w:t>
+      </w:r>
+    </w:p>
+    <w:p>
+      <w:pPr>
+        <w:pStyle w:val="Heading2"/>
+      </w:pPr>
+      <w:r>
+        <w:t>9.2 Answering the Research Questions</w:t>
+      </w:r>
+    </w:p>
+    <w:p>
+      <w:r>
+        <w:t>Main question: The project set out to show how an explainable dynamic graph neural network, trained with federated learning, can detect attacks in Software-Defined IoT flow data and generate SIEM alerts for SOC use on CPU-based edge devices. The prototype demonstrates that this is feasible: the dynamic GNN can be trained on graph snapshots over time, federated learning can be applied with Flower and FedAvg, and alerts with explanations can be produced in an ECS-like JSON format. CPU inference time is measurable and can be kept within acceptable bounds for a subset of traffic. So the main question is answered in the sense that a working pipeline exists and has been evaluated; the extent to which it “performs well” depends on the metrics and comparison with baselines reported in Chapter 8.</w:t>
       </w:r>
     </w:p>
     <w:p>
@@ -3554,7 +6951,17 @@
     </w:p>
     <w:p>
       <w:r>
-        <w:t>Ablation (Section 7.6): The ablation compares the full model (GAT + GRU) with the GAT-only variant (mean pooling over time instead of the GRU). A drop in F1 or ROC-AUC for the GAT-only variant shows that temporal modelling (the GRU) contributes to performance. This justifies the dynamic design and strengthens the claim that both graph structure and temporal evolution matter for this dataset. The same evidence supports a future journal submission.</w:t>
+        <w:t>Ablation (Section 8.7): The full model (GAT + GRU) reaches F1 = 1.0 and zero false positives on the test set, while GAT-only (mean pooling over windows) reaches F1 = 0.9961 with precision 0.9923 — a small but clear gap. That supports keeping the GRU for temporal evolution rather than only pooling static window embeddings. The bar chart (Figure 16) also shows the latency trade-off (GAT-only is faster).</w:t>
+      </w:r>
+    </w:p>
+    <w:p>
+      <w:r>
+        <w:t>Sensitivity (Section 8.8): Across the nine (window, k) settings, F1 ranges from 0.9961 to 1.0000 and ROC-AUC from 0.9895 to 1.0000. Performance is strong everywhere, but not identical: (50, 3) matches the GAT-only ablation on F1 (0.9961), which is consistent with a sparser graph (smaller k) shifting decision boundaries under the same training budget. The chosen default (50, 5) sits with F1 = ROC-AUC = 1.0 and inference ~17 ms in this grid. Several other cells also reach F1 = 1.0 (e.g. all three settings at window 30; (50, 7); (70, 7)). Pairs (70, 3) and (70, 5) show the largest ROC-AUC dips (~0.99–0.995) while recall stays 1.0 — a reminder to revalidate window length and k if the data distribution changes. Overall, (50, 5) is well supported: full F1/AUC together with reasonable latency; Figure 15 makes the pattern visible at a glance.</w:t>
+      </w:r>
+    </w:p>
+    <w:p>
+      <w:r>
+        <w:t>Multi-seed (Section 8.9): Three seeds gave identical headline test metrics (F1 and AUC 1.0, zero false positives). That increases confidence that the main result is not a one-off random initialisation, though it does not remove dataset-specific optimism.</w:t>
       </w:r>
     </w:p>
     <w:p>
@@ -3562,7 +6969,7 @@
         <w:pStyle w:val="Heading2"/>
       </w:pPr>
       <w:r>
-        <w:t>8.2 Strengths and Limitations</w:t>
+        <w:t>9.3 Strengths and Limitations</w:t>
       </w:r>
     </w:p>
     <w:p>
@@ -3572,7 +6979,7 @@
     </w:p>
     <w:p>
       <w:r>
-        <w:t>Limitations: The scope is limited to a subset of CICIoT2023 and a short project timeline, so the results may not generalise to all IoT environments or attack types. The subset size was chosen to fit the 45-day constraint; a larger subset might reveal different trade-offs between models. The kNN graph construction assumes that feature similarity is a meaningful proxy for relational structure; when device identifiers are available, topology-based graphs might perform better. The federated simulation uses 3 clients and 10 rounds; real deployments with more clients, more heterogeneous data, or bandwidth constraints might require different configurations. The explainability analysis is based on five example alerts and author/supervisor judgment; a formal user study with SOC analysts would strengthen the claim that the explanations support triage. The number of federated clients is small (2–3), and the data split across clients may not reflect real-world non-IID settings. Explainability is applied to a subset of alerts if full run-time explanation is too slow. There is no formal user study with SOC analysts; the assessment of explanation usefulness is based on the author’s and supervisor’s judgment. The system is a prototype, not a production SIEM integration. The CICIoT2023 lab environment may not capture the noise, diversity, and evasion tactics present in real-world IoT deployments. Hyperparameter choices (e.g. k=5, window size, sequence length) were validated on the validation set but not exhaustively tuned; different configurations might yield different trade-offs. The 100% F1 and ROC-AUC on the test set, while encouraging, may reflect the relative ease of the chosen subset and should not be over-interpreted as evidence of universal performance.</w:t>
+        <w:t>Limitations: The scope is limited to a subset of CICIoT2023 and the 45-day MSc project timeline, so the results may not generalise to all IoT environments or attack types. The subset size was chosen to fit that constraint; a larger subset might reveal different trade-offs between models. The kNN graph construction assumes that feature similarity is a meaningful proxy for relational structure; when device identifiers are available, topology-based graphs might perform better. The federated simulation uses 3 clients and 10 rounds; real deployments with more clients, more heterogeneous data, or bandwidth constraints might require different configurations. The explainability analysis is based on five example alerts and author/supervisor judgment; a formal user study with SOC analysts would strengthen the claim that the explanations support triage. The number of federated clients is small (2–3), and the data split across clients may not reflect real-world non-IID settings. Explainability is applied to a subset of alerts if full run-time explanation is too slow. There is no formal user study with SOC analysts; the assessment of explanation usefulness is based on the author’s and supervisor’s judgment. The system is a prototype, not a production SIEM integration. The CICIoT2023 lab environment may not capture the noise, diversity, and evasion tactics present in real-world IoT deployments. Hyperparameter choices (e.g. k=5, window size, sequence length) were validated on the validation set but not exhaustively tuned; different configurations might yield different trade-offs. The 100% F1 and ROC-AUC on the test set, while encouraging, may reflect the relative ease of the chosen subset and should not be over-interpreted as evidence of universal performance.</w:t>
       </w:r>
     </w:p>
     <w:p>
@@ -3580,12 +6987,17 @@
         <w:pStyle w:val="Heading2"/>
       </w:pPr>
       <w:r>
-        <w:t>8.3 Practical Implications</w:t>
-      </w:r>
-    </w:p>
-    <w:p>
-      <w:r>
-        <w:t>The results have several practical implications for SOC and edge deployment. First, the Dynamic GNN's zero false positive rate reduces alert fatigue compared to Random Forest (187 false positives) and MLP (4 false positives). Second, the federated learning results show that organisations can train a shared model without centralising raw IoT traffic. This addresses privacy and regulatory concerns. Third, the CPU inference time (under 23 ms per sample) means the model can run on edge devices without GPUs. Fourth, the explainable alerts (top features and top flows) give analysts useful context for triage. Fifth, the ECS-like JSON format makes it easier to integrate with existing SIEM platforms. The main caveat is that these results are from a lab dataset and subset. Real-world deployment would need validation on live traffic and possibly changes to the graph construction and model parameters. The ablation study (Section 7.6) confirms that both the graph (GAT) and the temporal (GRU) components contribute; removing the GRU is expected to reduce performance, which supports the choice of a dynamic GNN. Sensitivity analysis (Section 7.7), when run, will show whether the chosen window size and k are robust.</w:t>
+        <w:t>9.4 Practical Implications</w:t>
+      </w:r>
+    </w:p>
+    <w:p>
+      <w:r>
+        <w:t>The results have several practical implications for SOC and edge deployment. First, the Dynamic GNN's zero false positive rate on this test set reduces alert fatigue compared to Random Forest (187 false positives) and MLP (4 false positives). Second, the federated learning results show that organisations can train a shared model without centralising raw IoT traffic. This addresses privacy and regulatory concerns. Third, the CPU inference time (under 23 ms per sample in the primary run) means the model can run on edge devices without GPUs. Fourth, the explainable alerts (top features and top flows) give analysts useful context for triage. Fifth, the ECS-like JSON format makes it easier to integrate with existing SIEM platforms. The main caveat is that these results are from a lab dataset and subset. Real-world deployment would need validation on live traffic and possibly changes to the graph construction and model parameters.</w:t>
+      </w:r>
+    </w:p>
+    <w:p>
+      <w:r>
+        <w:t>The ablation (Section 8.7) confirms that the temporal GRU improves over mean-pooling alone on this split. Sensitivity analysis (Section 8.8) shows that performance remains strong across a grid of window sizes and k values, with the chosen (50, 5) settings well supported. Multi-seed runs (Section 8.9) suggest stable optimisation for the reported metrics. Together, these checks mirror what a reviewer would ask for in a publication: not only headline accuracy, but why the architecture is shaped as it is and how fragile the numbers are to reasonable hyperparameter shifts.</w:t>
       </w:r>
     </w:p>
     <w:p>
@@ -3593,7 +7005,7 @@
         <w:pStyle w:val="Heading2"/>
       </w:pPr>
       <w:r>
-        <w:t>8.4 Relation to Literature</w:t>
+        <w:t>9.5 Relation to Literature</w:t>
       </w:r>
     </w:p>
     <w:p>
@@ -3608,10 +7020,84 @@
     </w:p>
     <w:p>
       <w:pPr>
+        <w:pStyle w:val="Heading2"/>
+      </w:pPr>
+      <w:r>
+        <w:t>9.6 Summary of the Project</w:t>
+      </w:r>
+    </w:p>
+    <w:p>
+      <w:r>
+        <w:t>This dissertation set out to design and build a small prototype system for detecting attacks in IoT network traffic. It uses an explainable dynamic graph neural network and federated learning. It also generates SIEM-style alerts that support SOC operations on CPU-based edge devices. The main research question was: how can such a system detect attacks in IoT flow data and produce alerts that are useful for SOC analysts?</w:t>
+      </w:r>
+    </w:p>
+    <w:p>
+      <w:r>
+        <w:t>Empirically, the pipeline met its stated targets on the fixed subset: the dynamic GNN matched or exceeded baselines on headline metrics (Chapter 8), federated training matched centralised GNN performance, and SIEM-style alerts with explanations were produced. Robustness artefacts (ablation, sensitivity grid, multi-seed summaries) live under results/metrics/ and are produced by scripts/run_ablation.py and scripts/run_sensitivity_and_seeds.py as documented in Chapter 13.</w:t>
+      </w:r>
+    </w:p>
+    <w:p>
+      <w:pPr>
+        <w:pStyle w:val="Heading2"/>
+      </w:pPr>
+      <w:r>
+        <w:t>9.7 Recommendations for Future Work</w:t>
+      </w:r>
+    </w:p>
+    <w:p>
+      <w:r>
+        <w:t>- Larger scale: Use a larger subset of CICIoT2023 or other IoT datasets, more federated clients, and more attack types to strengthen the evidence. The current subset and three-client setup demonstrate feasibility but may not generalise to all scenarios. Scaling to more clients and more diverse data would test the robustness of FedAvg under higher heterogeneity.</w:t>
+      </w:r>
+    </w:p>
+    <w:p>
+      <w:r>
+        <w:t>- Real-world data: Test on data from real IoT deployments (with appropriate permissions) to see how the model and explanations perform outside the lab. Lab datasets like CICIoT2023 have controlled attack scenarios; real traffic may have more noise, evasion attempts, and novel attack variants.</w:t>
+      </w:r>
+    </w:p>
+    <w:p>
+      <w:r>
+        <w:t>- User study: Run a small study with SOC analysts to rate the usefulness of the explanations and the alert format. The current assessment is based on author and supervisor judgment; a formal user study would provide stronger evidence for the claim that the explanations support triage.</w:t>
+      </w:r>
+    </w:p>
+    <w:p>
+      <w:r>
+        <w:t>- Optimisation: Tune graph construction (window size, node/edge features), try other GNN or temporal architectures, and optimise explainability (e.g. only for high-confidence alerts) to balance accuracy and speed.</w:t>
+      </w:r>
+    </w:p>
+    <w:p>
+      <w:r>
+        <w:t>- Integration: Connect the FastAPI service to a SIEM or dashboard and test the full workflow from detection to analyst review. Integration with Elastic Security, Splunk, or a custom dashboard would demonstrate end-to-end SOC usability.</w:t>
+      </w:r>
+    </w:p>
+    <w:p>
+      <w:r>
+        <w:t>- Further ablation studies: The thesis already includes one ablation (GAT only vs. full model, Section 8.7). Future work could add ablations for kNN vs. other graph construction, or Integrated Gradients vs. attention-only explanations, to provide further evidence for design choices.</w:t>
+      </w:r>
+    </w:p>
+    <w:p>
+      <w:r>
+        <w:t>- Journal publication: This work is structured so that it can be extended into a journal submission (e.g. MDPI Sensors or Electronics, or IEEE Access) using the same CICIoT2023 dataset. The thesis now includes ablation (Section 8.7), a full sensitivity grid (Section 8.8), and multi-seed validation (Section 8.9). Per-attack-type breakdowns and a formal user study would further strengthen a publication. A short paper or full article can be drafted after thesis submission by reusing the methodology, results, and discussion from this dissertation.</w:t>
+      </w:r>
+    </w:p>
+    <w:p>
+      <w:pPr>
+        <w:pStyle w:val="Heading2"/>
+      </w:pPr>
+      <w:r>
+        <w:t>9.8 Chapter summary</w:t>
+      </w:r>
+    </w:p>
+    <w:p>
+      <w:r>
+        <w:t>The prototype answers the stated questions within documented limits, relates the outcomes to prior work, and sets out a credible path for scaling, evaluation, and publication.</w:t>
+      </w:r>
+    </w:p>
+    <w:p>
+      <w:pPr>
         <w:pStyle w:val="Heading1"/>
       </w:pPr>
       <w:r>
-        <w:t>9. Conclusion and Recommendations</w:t>
+        <w:t>Chapter 10 – Critical Self-Evaluation</w:t>
       </w:r>
     </w:p>
     <w:p>
@@ -3619,22 +7105,12 @@
         <w:pStyle w:val="Heading2"/>
       </w:pPr>
       <w:r>
-        <w:t>9.1 Summary of the Project</w:t>
-      </w:r>
-    </w:p>
-    <w:p>
-      <w:r>
-        <w:t>This dissertation set out to design and build a small prototype system for detecting attacks in IoT network traffic. It uses an explainable dynamic graph neural network and federated learning. It also generates SIEM-style alerts that support SOC operations on CPU-based edge devices. The main research question was: how can such a system detect attacks in IoT flow data and produce alerts that are useful for SOC analysts?</w:t>
-      </w:r>
-    </w:p>
-    <w:p>
-      <w:r>
-        <w:t>The project used the CICIoT2023 dataset (Pinto et al., 2023). It built kNN feature-similarity graphs from flow windows. Each flow is a node and edges link flows with similar characteristics. It implemented a dynamic GNN (GAT + GRU) alongside baselines (Random Forest and MLP). Federated learning used the Flower framework and FedAvg with 2–3 clients. Explainability used Integrated Gradients (Captum) and attention weights. Alerts were output in SIEM-style JSON format (ECS-like) with top features and flows. The system was deployed as a FastAPI endpoint. It was evaluated with precision, recall, F1-score, ROC-AUC, false positive rate, confusion matrix, federated round performance, communication cost, and CPU inference time. Three to five example alerts with explanations were produced and discussed for SOC triage.</w:t>
-      </w:r>
-    </w:p>
-    <w:p>
-      <w:r>
-        <w:t>The results showed that the pipeline is feasible. The dynamic GNN did better than baselines (100% F1 vs. 99.86% for RF and 99.42% for MLP). Federated learning matched centralised performance without sharing raw data. Explanations can be attached to alerts in an interpretable format. The prototype is suitable as an MSc-level demonstration and as a base for future work. Nine figures and three tables provide evidence for the claims in the discussion. The project repository, config files, and scripts support full reproducibility.</w:t>
+        <w:t>10.1 Chapter overview</w:t>
+      </w:r>
+    </w:p>
+    <w:p>
+      <w:r>
+        <w:t>This chapter reflects on the research process in a first-person, honest way: what went well, what I would change with hindsight, and what the experience taught me about security research at MSc level. The handbook asks for roughly 10% of the report for critical reflection; I use it to connect technical choices to personal learning, not to repeat Chapter 8.</w:t>
       </w:r>
     </w:p>
     <w:p>
@@ -3642,42 +7118,125 @@
         <w:pStyle w:val="Heading2"/>
       </w:pPr>
       <w:r>
-        <w:t>9.2 Recommendations for Future Work</w:t>
-      </w:r>
-    </w:p>
-    <w:p>
-      <w:r>
-        <w:t>- Larger scale: Use a larger subset of CICIoT2023 or other IoT datasets, more federated clients, and more attack types to strengthen the evidence. The current subset and three-client setup demonstrate feasibility but may not generalise to all scenarios. Scaling to more clients and more diverse data would test the robustness of FedAvg under higher heterogeneity.</w:t>
-      </w:r>
-    </w:p>
-    <w:p>
-      <w:r>
-        <w:t>- Real-world data: Test on data from real IoT deployments (with appropriate permissions) to see how the model and explanations perform outside the lab. Lab datasets like CICIoT2023 have controlled attack scenarios; real traffic may have more noise, evasion attempts, and novel attack variants.</w:t>
-      </w:r>
-    </w:p>
-    <w:p>
-      <w:r>
-        <w:t>- User study: Run a small study with SOC analysts to rate the usefulness of the explanations and the alert format. The current assessment is based on author and supervisor judgment; a formal user study would provide stronger evidence for the claim that the explanations support triage.</w:t>
-      </w:r>
-    </w:p>
-    <w:p>
-      <w:r>
-        <w:t>- Optimisation: Tune graph construction (window size, node/edge features), try other GNN or temporal architectures, and optimise explainability (e.g. only for high-confidence alerts) to balance accuracy and speed.</w:t>
-      </w:r>
-    </w:p>
-    <w:p>
-      <w:r>
-        <w:t>- Integration: Connect the FastAPI service to a SIEM or dashboard and test the full workflow from detection to analyst review. Integration with Elastic Security, Splunk, or a custom dashboard would demonstrate end-to-end SOC usability.</w:t>
-      </w:r>
-    </w:p>
-    <w:p>
-      <w:r>
-        <w:t>- Ablation studies: Quantify the contribution of each component—graph structure (GAT), temporal modelling (GRU), kNN vs. other graph construction, Integrated Gradients vs. attention-only explanations—through ablation experiments. This would provide evidence for design choices beyond the baseline comparison.</w:t>
-      </w:r>
-    </w:p>
-    <w:p>
-      <w:r>
-        <w:t>- Journal publication: This work is structured so that it can be extended into a journal submission (e.g. MDPI Sensors or Electronics, or IEEE Access) using the same CICIoT2023 dataset. The thesis already includes ablation (Section 7.6) and the plan for sensitivity analysis (Section 7.7). Adding multi-seed validation and per-attack-type analysis would further strengthen a publication. A short paper or full article can be drafted after thesis submission by reusing the methodology, results, and discussion from this dissertation.</w:t>
+        <w:t>10.2 Planning, scope, and risk</w:t>
+      </w:r>
+    </w:p>
+    <w:p>
+      <w:r>
+        <w:t>The project was scoped to fit a 45-day MSc timeline. Early on I decided to use a fixed subset of CICIoT2023 rather than the full corpus, and to simulate three federated clients instead of a large fleet. Those decisions were partly pragmatic — disk, RAM, and training time — but they were also methodological: a smaller, controlled subset makes it easier to re-run experiments and to debug the pipeline when something breaks. The trade-off is obvious: stronger numbers on a subset do not automatically transfer to the wild. I tried to mitigate “toy dataset” criticism by (1) stating the limits clearly in Chapter 9, (2) comparing against strong baselines (RF, MLP) on the same splits, and (3) adding ablation, sensitivity, and multi-seed runs so the headline metrics are not a single lucky configuration.</w:t>
+      </w:r>
+    </w:p>
+    <w:p>
+      <w:r>
+        <w:t>What I would improve with more time: negotiate earlier with my supervisor a precise cap on subset size and document the exact filtering steps in one place (I relied on scripts and config, which is good for reproducibility, but a one-page “data contract” in the dissertation would help readers who do not open the repo).</w:t>
+      </w:r>
+    </w:p>
+    <w:p>
+      <w:pPr>
+        <w:pStyle w:val="Heading2"/>
+      </w:pPr>
+      <w:r>
+        <w:t>10.3 Literature and alignment with the questions</w:t>
+      </w:r>
+    </w:p>
+    <w:p>
+      <w:r>
+        <w:t>The literature review deliberately mixed IoT intrusion detection, SIEM / SOC workflows, GNNs, federated learning, and explainable AI. The gap I argued for was not “nobody used GNNs” — many papers do — but that combining explainable dynamic graphs, federated training, and SIEM-shaped outputs in one CPU-oriented prototype is still relatively rare in student-scale work. Keeping that storyline straight while implementing was sometimes hard: it is tempting to add every nice idea (more clients, more attacks, more explainers). I had to keep deleting side ideas to protect the core questions.</w:t>
+      </w:r>
+    </w:p>
+    <w:p>
+      <w:r>
+        <w:t>A clear weakness remains: no formal user study with practising analysts. I judged explanation usefulness together with my supervisor and by reading the alert JSON “as if” I were triaging. That is defensible for an MSc, but it is not evidence of real-world utility. If I did the project again, I would reserve one week for three semi-structured interviews with volunteers (even fellow students role-playing SOC) and a tiny Likert questionnaire — not publication-grade, but stronger than intuition alone.</w:t>
+      </w:r>
+    </w:p>
+    <w:p>
+      <w:pPr>
+        <w:pStyle w:val="Heading2"/>
+      </w:pPr>
+      <w:r>
+        <w:t>10.4 Implementation: what was harder than it looked</w:t>
+      </w:r>
+    </w:p>
+    <w:p>
+      <w:r>
+        <w:t>Building the pipeline end-to-end meant gluing PyTorch, PyTorch Geometric, Flower, Captum, and FastAPI. Each library is documented, but the edges between them are not: tensor shapes for batched graphs, ensuring the same scaler and splits for federated clients, and making explainability run on one sequence without blowing memory. The longest delays were data and graphs: stratified windowing so that graph-level labels are balanced, while flow-level data are heavily imbalanced, took several iterations before training stopped collapsing to “always attack.”</w:t>
+      </w:r>
+    </w:p>
+    <w:p>
+      <w:r>
+        <w:t>Federated learning was conceptually simple (FedAvg) but operationally fiddly: starting the server, then clients, ensuring partitions are non-IID but still trainable, and logging per-round metrics in a form I could plot later. I am satisfied that federated performance matched centralised on my setup; I am also aware that three clients and ten rounds are not stress test.</w:t>
+      </w:r>
+    </w:p>
+    <w:p>
+      <w:r>
+        <w:t>On the positive side, I structured the code into modules (data, graph, models, federated, explainability, API) so I could swap pieces — for example, running ablation by changing the temporal head without touching the GAT stack. That modularity paid off when I added scripts/run_sensitivity_and_seeds.py: it mostly re-used the same training entry points with different YAML overrides.</w:t>
+      </w:r>
+    </w:p>
+    <w:p>
+      <w:pPr>
+        <w:pStyle w:val="Heading2"/>
+      </w:pPr>
+      <w:r>
+        <w:t>10.5 Results, honesty, and the “100%” question</w:t>
+      </w:r>
+    </w:p>
+    <w:p>
+      <w:r>
+        <w:t>When test F1 and ROC-AUC hit 1.0, my first reaction was relief; my second was suspicion. Perfect metrics usually mean one of: (a) the task is easy on the slice of data, (b) there is leakage (I checked splits carefully — no overlap between train/val/test at sequence level), or (c) the test set is small enough that a few mistakes swing the score. Here, the test set has 934 sequences; zero errors is possible but should not be read as “solved IoT security.” I tried to be explicit about that in Chapter 9. The ablation helped: removing the GRU did cost precision/F1 slightly, which shows the full model is not trivially redundant. The sensitivity grid showed that not every (window, k) pair is equally perfect — so the story is more nuanced than a single scalar.</w:t>
+      </w:r>
+    </w:p>
+    <w:p>
+      <w:r>
+        <w:t>If I sound cautious, it is intentional. I would rather a reader trusts me for transparency than for bragging.</w:t>
+      </w:r>
+    </w:p>
+    <w:p>
+      <w:pPr>
+        <w:pStyle w:val="Heading2"/>
+      </w:pPr>
+      <w:r>
+        <w:t>10.6 What I learned (skills and mindset)</w:t>
+      </w:r>
+    </w:p>
+    <w:p>
+      <w:r>
+        <w:t>Technically, I learned to think in graphs (nodes as flows, kNN edges as similarity) and in time (sequences of snapshots). I learned the basics of federated optimisation and why non-IID data breaks naive assumptions. I learned that explainability is as much about presentation (what we put in the JSON) as about the algorithm (Integrated Gradients).</w:t>
+      </w:r>
+    </w:p>
+    <w:p>
+      <w:r>
+        <w:t>Personally, I learned to time-box: the sensitivity and multi-seed runs were scheduled late; they completed, but I would start robustness experiments earlier next time so writing-up is not waiting on overnight jobs. I also learned to document while coding — commit messages, config/experiment.yaml, and CSV outputs saved me when I forgot which run produced which figure.</w:t>
+      </w:r>
+    </w:p>
+    <w:p>
+      <w:pPr>
+        <w:pStyle w:val="Heading2"/>
+      </w:pPr>
+      <w:r>
+        <w:t>10.7 Time management: what I would reorder</w:t>
+      </w:r>
+    </w:p>
+    <w:p>
+      <w:r>
+        <w:t>Data loading and graph construction underestimated at the start. Federated setup overestimated in difficulty once the pattern was clear — but the first week of Flower debugging felt slow. Explainability + FastAPI were faster after the model stabilised. With hindsight I would allocate: week 1 — data contract + baseline; week 2 — GNN + central training; week 3 — federated + API; week 4 — explainability + plots; buffer — ablation and sensitivity. I used the buffer mainly for robustness runs; in another timeline I might have sacrificed one fancy plot for a user interview.</w:t>
+      </w:r>
+    </w:p>
+    <w:p>
+      <w:r>
+        <w:t>Overall, the project met my own bar: one coherent system, evidence-backed claims, and clear limits. It is not production-ready, but it is honest research engineering at MSc level, and I am proud of the parts that were painful and still work.</w:t>
+      </w:r>
+    </w:p>
+    <w:p>
+      <w:pPr>
+        <w:pStyle w:val="Heading2"/>
+      </w:pPr>
+      <w:r>
+        <w:t>10.8 Chapter summary</w:t>
+      </w:r>
+    </w:p>
+    <w:p>
+      <w:r>
+        <w:t>Critical reflection highlights scoped realism, modularity, and honest limits—and concrete habits I would repeat on a future project.</w:t>
       </w:r>
     </w:p>
     <w:p>
@@ -3685,42 +7244,107 @@
         <w:pStyle w:val="Heading1"/>
       </w:pPr>
       <w:r>
-        <w:t>10. Critical Self-Evaluation</w:t>
-      </w:r>
-    </w:p>
-    <w:p>
-      <w:r>
-        <w:t>This section reflects on the research process, what went well, what could be improved, and what was learned.</w:t>
-      </w:r>
-    </w:p>
-    <w:p>
-      <w:r>
-        <w:t>Planning and scope: The project was scoped to fit a 45-day MSc timeline. Using a subset of CICIoT2023 and a small number of federated clients helped keep the work achievable. Defining the subset and graph design early was important. Changing them later would have delayed the experiments. The risk mitigation (smaller subset, fewer rounds, explainability on a subset of alerts) was useful when time or resources were tight.</w:t>
-      </w:r>
-    </w:p>
-    <w:p>
-      <w:r>
-        <w:t>Literature and methodology: The literature review covered IoT security, SIEM, GNNs, federated learning, and explainability. It identified a clear gap. The methodology was aligned with the research questions. Dataset, graph design, models, federated setup, and evaluation were all chosen to answer the main and sub-questions. Feedback from the interim report was incorporated where applicable. A weakness is that no formal user study was done for explainability. That would have strengthened the claim that the alerts support SOC triage.</w:t>
-      </w:r>
-    </w:p>
-    <w:p>
-      <w:r>
-        <w:t>Implementation: Building the full pipeline (data, graph, models, Flower, Captum, FastAPI) required combining several tools and libraries. Some parts (graph construction and GNN training) took longer than expected. Getting federated learning to run correctly with Flower needed careful handling of data splits and client logic. On the positive side, the code is structured so each component can be tested and replaced. The FastAPI deployment makes it easy to demonstrate the system.</w:t>
-      </w:r>
-    </w:p>
-    <w:p>
-      <w:r>
-        <w:t>Results and discussion: The evaluation plan was followed. Metrics were defined in advance. The comparison between models and between federated and centralised training was done as planned. Being clear about limitations (subset size, number of clients, no user study) is important for an honest self-evaluation.</w:t>
-      </w:r>
-    </w:p>
-    <w:p>
-      <w:r>
-        <w:t>What I learned: I gained practical experience with graph neural networks, federated learning frameworks, and explainability tools. I also learned how to scope an MSc project so it is complete and evaluable within the time available. I learned how to link design choices to research questions. I would have liked to spend more time on hyperparameter tuning and on a small user study. But the current outcome is a coherent prototype that meets the project aim and can be extended in the future.</w:t>
-      </w:r>
-    </w:p>
-    <w:p>
-      <w:r>
-        <w:t>Time management: The 45-day timeline required careful prioritisation. Data loading and graph construction took longer than initially estimated. This was partly because of the class imbalance and the need for stratified windowing. Federated learning setup with Flower required iteration to get the client-server logic and data partitioning correct. The explainability and FastAPI deployment were relatively straightforward once the model was trained. Allocating more time early for data exploration and graph design would have reduced rework later.</w:t>
+        <w:t>Chapter 11 – References</w:t>
+      </w:r>
+    </w:p>
+    <w:p>
+      <w:r>
+        <w:t>Alabbadi, A. and Bajaber, F. (2025) 'An intrusion detection system over the IoT data streams using eXplainable artificial intelligence (XAI)', Sensors, 25(3), p. 847. Available at: https://doi.org/10.3390/s25030847</w:t>
+      </w:r>
+    </w:p>
+    <w:p>
+      <w:r>
+        <w:t>Albanbay, N., Tursynbek, Y., Graffi, K., Uskenbayeva, R., Kalpeyeva, Z., Abilkaiyr, Z. and Ayapov, Y. (2025) 'Federated learning-based intrusion detection in IoT networks: performance evaluation and data scaling study', Journal of Sensor and Actuator Networks, 14(4), p. 78. Available at: https://doi.org/10.3390/jsan14040078</w:t>
+      </w:r>
+    </w:p>
+    <w:p>
+      <w:r>
+        <w:t>Basak, M., Kim, D.-W., Han, M.-M. and Shin, G.-Y. (2025) 'X-GANet: an explainable graph-based framework for robust network intrusion detection', Applied Sciences, 15(9), p. 5002. Available at: https://doi.org/10.3390/app15095002</w:t>
+      </w:r>
+    </w:p>
+    <w:p>
+      <w:r>
+        <w:t>Cuppens, F. and Miège, A. (2002) 'Alert correlation in a cooperative intrusion detection framework', in Proceedings of the 2002 IEEE Symposium on Security and Privacy, pp. 202-215. Available at: https://doi.org/10.1109/secpri.2002.1004372</w:t>
+      </w:r>
+    </w:p>
+    <w:p>
+      <w:r>
+        <w:t>Han, Z., Zhang, C., Yang, G., Yang, P., Ren, J. and Liu, L. (2025) 'DIMK-GCN: a dynamic interactive multi-channel graph convolutional network model for intrusion detection', Electronics, 14(7), p. 1391. Available at: https://doi.org/10.3390/electronics14071391</w:t>
+      </w:r>
+    </w:p>
+    <w:p>
+      <w:r>
+        <w:t>Kokhlikyan, N., Miglani, V., Martin, M., Wang, E., Reynolds, J., Melnikov, A., Lunova, N. and Reblitz-Richardson, O. (2020) 'Captum: a unified and generic model interpretability library for PyTorch', arXiv preprint arXiv:2009.07896. Available at: https://arxiv.org/abs/2009.07896</w:t>
+      </w:r>
+    </w:p>
+    <w:p>
+      <w:r>
+        <w:t>Kolias, C., Kambourakis, G., Stavrou, A. and Voas, J. (2017) 'DDoS in the IoT: Mirai and other botnets', Computer, 50(7), pp. 80-84. Available at: https://doi.org/10.1109/mc.2017.201</w:t>
+      </w:r>
+    </w:p>
+    <w:p>
+      <w:r>
+        <w:t>Lazzarini, R., Tianfield, H. and Charissis, V. (2023) 'Federated learning for IoT intrusion detection', AI, 4(3), pp. 509-530. Available at: https://doi.org/10.3390/ai4030028</w:t>
+      </w:r>
+    </w:p>
+    <w:p>
+      <w:r>
+        <w:t>Lundberg, S.M. and Lee, S.I. (2017) 'A unified approach to interpreting model predictions', in Advances in Neural Information Processing Systems, 30, pp. 4765-4774. Available at: https://papers.nips.cc/paper/7062-a-unified-approach-to-interpreting-model-predictions</w:t>
+      </w:r>
+    </w:p>
+    <w:p>
+      <w:r>
+        <w:t>Lusa, R., Pintar, D. and Vranic, M. (2025) 'TE-G-SAGE: explainable edge-aware graph neural networks for network intrusion detection', Modelling, 6(4), p. 165. Available at: https://doi.org/10.3390/modelling6040165</w:t>
+      </w:r>
+    </w:p>
+    <w:p>
+      <w:r>
+        <w:t>McMahan, H.B., Moore, E., Ramage, D., Hampson, S. and Agüera y Arcas, B. (2017) 'Communication-efficient learning of deep networks from decentralized data', in Proceedings of the 20th International Conference on Artificial Intelligence and Statistics (AISTATS), PMLR 54, pp. 1273-1282. Available at: https://proceedings.mlr.press/v54/mcmahan17a.html</w:t>
+      </w:r>
+    </w:p>
+    <w:p>
+      <w:r>
+        <w:t>Ngo, T., Yin, J., Ge, Y.-F. and Wang, H. (2025) 'Optimizing IoT intrusion detection - a graph neural network approach with attribute-based graph construction', Information, 16(6), p. 499. Available at: https://doi.org/10.3390/info16060499</w:t>
+      </w:r>
+    </w:p>
+    <w:p>
+      <w:r>
+        <w:t>Pinto, C., Dadkhah, S., Ferreira, R., Zohourian, A., Lu, R. and Ghorbani, A.A. (2023) 'CICIoT2023: a real-time dataset and benchmark for large-scale attacks in IoT environment', Sensors, 23(13), p. 5941. Available at: https://doi.org/10.3390/s23135941</w:t>
+      </w:r>
+    </w:p>
+    <w:p>
+      <w:r>
+        <w:t>Qu, Y., Gao, L., Luan, T.H., Xiang, Y., Yu, S., Li, B. and Zheng, G. (2020) 'Decentralized Privacy Using Blockchain-Enabled Federated Learning in Fog Computing', IEEE Internet of Things Journal, 7(6), pp. 5171-5183. Available at: https://doi.org/10.1109/JIOT.2020.2977383</w:t>
+      </w:r>
+    </w:p>
+    <w:p>
+      <w:r>
+        <w:t>Sundararajan, M., Taly, A. and Yan, Q. (2017) 'Axiomatic attribution for deep networks', in Proceedings of the 34th International Conference on Machine Learning (ICML), PMLR 70, pp. 3319-3328. Available at: http://proceedings.mlr.press/v70/sundararajan17a.html</w:t>
+      </w:r>
+    </w:p>
+    <w:p>
+      <w:r>
+        <w:t>Velickovic, P., Cucurull, G., Casanova, A., Romero, A., Lio, P. and Bengio, Y. (2018) 'Graph attention networks', in International Conference on Learning Representations (ICLR). Available at: https://openreview.net/forum?id=rJXMpikCZ</w:t>
+      </w:r>
+    </w:p>
+    <w:p>
+      <w:r>
+        <w:t>Wang, R., Zhao, J., Zhang, H., He, L., Li, H. and Huang, M. (2025) 'Network traffic analysis based on graph neural networks: a scoping review', Big Data and Cognitive Computing, 9(11), p. 270. Available at: https://doi.org/10.3390/bdcc9110270</w:t>
+      </w:r>
+    </w:p>
+    <w:p>
+      <w:r>
+        <w:t>Yang, S., Pan, W., Li, M., Yin, M., Ren, H., Chang, Y., Liu, Y., Zhang, S. and Lou, F. (2025) 'Industrial Internet of Things intrusion detection system based on graph neural network', Symmetry, 17(7), p. 997. Available at: https://doi.org/10.3390/sym17070997</w:t>
+      </w:r>
+    </w:p>
+    <w:p>
+      <w:r>
+        <w:t>Zheng, L., Li, Z., Li, J., Li, Z. and Gao, J. (2019) 'AddGraph: Anomaly Detection in Dynamic Graph Using Attention-based Temporal GCN', in Proceedings of the Twenty-Eighth International Joint Conference on Artificial Intelligence (IJCAI-19), pp. 4419-4425. Available at: https://doi.org/10.24963/ijcai.2019/614</w:t>
+      </w:r>
+    </w:p>
+    <w:p>
+      <w:r>
+        <w:t>Zhong, M., Lin, M., Zhang, C. and Xu, Z. (2024) 'A survey on graph neural networks for intrusion detection systems: methods, trends and challenges', Computers and Security, 141, p. 103821. Available at: https://doi.org/10.1016/j.cose.2024.103821</w:t>
       </w:r>
     </w:p>
     <w:p>
@@ -3728,107 +7352,12 @@
         <w:pStyle w:val="Heading1"/>
       </w:pPr>
       <w:r>
-        <w:t>11. References</w:t>
-      </w:r>
-    </w:p>
-    <w:p>
-      <w:r>
-        <w:t>Alabbadi, A. and Bajaber, F. (2025) 'An intrusion detection system over the IoT data streams using eXplainable artificial intelligence (XAI)', Sensors, 25(3), p. 847. Available at: &lt;https://doi.org/10.3390/s25030847&gt;</w:t>
-      </w:r>
-    </w:p>
-    <w:p>
-      <w:r>
-        <w:t>Albanbay, N., Tursynbek, Y., Graffi, K., Uskenbayeva, R., Kalpeyeva, Z., Abilkaiyr, Z. and Ayapov, Y. (2025) 'Federated learning-based intrusion detection in IoT networks: performance evaluation and data scaling study', Journal of Sensor and Actuator Networks, 14(4), p. 78. Available at: &lt;https://doi.org/10.3390/jsan14040078&gt;</w:t>
-      </w:r>
-    </w:p>
-    <w:p>
-      <w:r>
-        <w:t>Basak, M., Kim, D.-W., Han, M.-M. and Shin, G.-Y. (2025) 'X-GANet: an explainable graph-based framework for robust network intrusion detection', Applied Sciences, 15(9), p. 5002. Available at: &lt;https://doi.org/10.3390/app15095002&gt;</w:t>
-      </w:r>
-    </w:p>
-    <w:p>
-      <w:r>
-        <w:t>Cuppens, F. and Miege, A. (2002) 'Alert correlation in a cooperative intrusion detection framework', Proceedings of the 2002 IEEE Symposium on Security and Privacy, pp. 202-215.</w:t>
-      </w:r>
-    </w:p>
-    <w:p>
-      <w:r>
-        <w:t>Han, Z., Zhang, C., Yang, G., Yang, P., Ren, J. and Liu, L. (2025) 'DIMK-GCN: a dynamic interactive multi-channel graph convolutional network model for intrusion detection', Electronics, 14(7), p. 1391. Available at: &lt;https://doi.org/10.3390/electronics14071391&gt;</w:t>
-      </w:r>
-    </w:p>
-    <w:p>
-      <w:r>
-        <w:t>Kokhlikyan, N., Miglani, V., Martin, M., Wang, E., Reynolds, J., Melnikov, A., Lunova, N. and Reblitz-Richardson, O. (2020) 'Captum: a unified and generic model interpretability library for PyTorch', arXiv preprint arXiv:2009.07896.</w:t>
-      </w:r>
-    </w:p>
-    <w:p>
-      <w:r>
-        <w:t>Kolias, C., Kambourakis, G., Stavrou, A. and Voas, J. (2017) 'DDoS in the IoT: Mirai and other botnets', Computer, 50(7), pp. 80-84.</w:t>
-      </w:r>
-    </w:p>
-    <w:p>
-      <w:r>
-        <w:t>Lazzarini, R., Tianfield, H. and Charissis, V. (2023) 'Federated learning for IoT intrusion detection', AI, 4(3), pp. 509-530. Available at: &lt;https://doi.org/10.3390/ai4030028&gt;</w:t>
-      </w:r>
-    </w:p>
-    <w:p>
-      <w:r>
-        <w:t>Liu, Y., Chen, J. and Zhou, J. (2019) 'Temporal graph neural networks for fraud detection', in Proceedings of the 2019 IEEE International Conference on Data Mining (ICDM), pp. 1202-1207.</w:t>
-      </w:r>
-    </w:p>
-    <w:p>
-      <w:r>
-        <w:t>Lundberg, S.M. and Lee, S.I. (2017) 'A unified approach to interpreting model predictions', in Advances in Neural Information Processing Systems, 30, pp. 4765-4774.</w:t>
-      </w:r>
-    </w:p>
-    <w:p>
-      <w:r>
-        <w:t>Lusa, R., Pintar, D. and Vranic, M. (2025) 'TE-G-SAGE: explainable edge-aware graph neural networks for network intrusion detection', Modelling, 6(4), p. 165. Available at: &lt;https://doi.org/10.3390/modelling6040165&gt;</w:t>
-      </w:r>
-    </w:p>
-    <w:p>
-      <w:r>
-        <w:t>McMahan, B., Moore, E., Ramage, D., Hampson, S. and Arcas, B.A.y. (2017) 'Communication-efficient learning of deep networks from decentralized data', in Proceedings of the 20th International Conference on Artificial Intelligence and Statistics (AISTATS), PMLR 54, pp. 1273-1282.</w:t>
-      </w:r>
-    </w:p>
-    <w:p>
-      <w:r>
-        <w:t>Ngo, T., Yin, J., Ge, Y.-F. and Wang, H. (2025) 'Optimizing IoT intrusion detection - a graph neural network approach with attribute-based graph construction', Information, 16(6), p. 499. Available at: &lt;https://doi.org/10.3390/info16060499&gt;</w:t>
-      </w:r>
-    </w:p>
-    <w:p>
-      <w:r>
-        <w:t>Pinto, C., Dadkhah, S., Ferreira, R., Zohourian, A., Lu, R. and Ghorbani, A.A. (2023) 'CICIoT2023: a real-time dataset and benchmark for large-scale attacks in IoT environment', Sensors, 23(13), p. 5941. Available at: &lt;https://doi.org/10.3390/s23135941&gt;</w:t>
-      </w:r>
-    </w:p>
-    <w:p>
-      <w:r>
-        <w:t>Qu, Y., Gao, L., Luan, T.H., Xiang, Y., Yu, S., Li, B. and Zheng, G. (2019) 'Decentralized privacy using blockchain-enabled federated learning in IoT systems', IEEE Internet of Things Journal, 6(5), pp. 8678-8687.</w:t>
-      </w:r>
-    </w:p>
-    <w:p>
-      <w:r>
-        <w:t>Sundararajan, M., Taly, A. and Yan, Q. (2017) 'Axiomatic attribution for deep networks', in Proceedings of the 34th International Conference on Machine Learning (ICML), PMLR 70, pp. 3319-3328.</w:t>
-      </w:r>
-    </w:p>
-    <w:p>
-      <w:r>
-        <w:t>Velickovic, P., Cucurull, G., Casanova, A., Romero, A., Lio, P. and Bengio, Y. (2018) 'Graph attention networks', in International Conference on Learning Representations (ICLR). Available at: &lt;https://openreview.net/forum?id=rJXMpikCZ&gt;</w:t>
-      </w:r>
-    </w:p>
-    <w:p>
-      <w:r>
-        <w:t>Wang, R., Zhao, J., Zhang, H., He, L., Li, H. and Huang, M. (2025) 'Network traffic analysis based on graph neural networks: a scoping review', Big Data and Cognitive Computing, 9(11), p. 270. Available at: &lt;https://doi.org/10.3390/bdcc9110270&gt;</w:t>
-      </w:r>
-    </w:p>
-    <w:p>
-      <w:r>
-        <w:t>Yang, S., Pan, W., Li, M., Yin, M., Ren, H., Chang, Y., Liu, Y., Zhang, S. and Lou, F. (2025) 'Industrial Internet of Things intrusion detection system based on graph neural network', Symmetry, 17(7), pp. 997-997. Available at: &lt;https://doi.org/10.3390/sym17070997&gt;</w:t>
-      </w:r>
-    </w:p>
-    <w:p>
-      <w:r>
-        <w:t>Zhong, M., Lin, M., Zhang, C. and Xu, Z. (2024) 'A survey on graph neural networks for intrusion detection systems: methods, trends and challenges', Computers and Security, 141, pp. 103821-103821. Available at: &lt;https://doi.org/10.1016/j.cose.2024.103821&gt;</w:t>
+        <w:t>Chapter 12 – Bibliography</w:t>
+      </w:r>
+    </w:p>
+    <w:p>
+      <w:r>
+        <w:t>Chapter 11 lists all cited sources in Harvard style. Chapter 12 is reserved for any examiner-requested supplementary bibliography and is otherwise unused.</w:t>
       </w:r>
     </w:p>
     <w:p>
@@ -3836,7 +7365,7 @@
         <w:pStyle w:val="Heading1"/>
       </w:pPr>
       <w:r>
-        <w:t>Appendices</w:t>
+        <w:t>Chapter 13 – Appendices</w:t>
       </w:r>
     </w:p>
     <w:p>
@@ -4010,12 +7539,32 @@
     </w:p>
     <w:p>
       <w:r>
-        <w:t>All experiments use seed 42 (set in config/experiment.yaml). Outputs are written to results/metrics/, results/figures/, and results/alerts/. See SETUP_AND_RUN.md in the project repository for full step-by-step instructions.</w:t>
-      </w:r>
-    </w:p>
-    <w:p>
-      <w:r>
-        <w:t>Document prepared in accordance with MSc Project Handbook 2025-26. Format for submission: 1.5 line spacing, 11pt+ font, numbered figures and tables. Submit to Turnitin and to module co-ordinator via email. Arrange viva voce within 10-14 days of submission. All figures and tables are sourced from project results; the codebase and configuration are available for reproducibility.</w:t>
+        <w:t>*Sensitivity grid (window size × kNN k) and multi-seed central GNN:*</w:t>
+      </w:r>
+    </w:p>
+    <w:p>
+      <w:r>
+        <w:t>```</w:t>
+      </w:r>
+    </w:p>
+    <w:p>
+      <w:r>
+        <w:t>python scripts/run_sensitivity_and_seeds.py --config config/experiment.yaml</w:t>
+      </w:r>
+    </w:p>
+    <w:p>
+      <w:r>
+        <w:t>```</w:t>
+      </w:r>
+    </w:p>
+    <w:p>
+      <w:r>
+        <w:t>This writes results/metrics/sensitivity_table.csv, results/metrics/multi_seed_summary.json, and results/figures/sensitivity.png (in addition to per-seed metric files if configured).</w:t>
+      </w:r>
+    </w:p>
+    <w:p>
+      <w:r>
+        <w:t>All main experiments use seed 42 (set in config/experiment.yaml) unless a script overrides it for the multi-seed study. Outputs are written to results/metrics/, results/figures/, and results/alerts/. See SETUP_AND_RUN.md in the project repository for full step-by-step instructions.</w:t>
       </w:r>
     </w:p>
     <w:p>
@@ -5060,7 +8609,7 @@
                 <wp:extent cx="5467350" cy="333375"/>
                 <wp:effectExtent l="0" t="0" r="0" b="0"/>
                 <wp:wrapNone/>
-                <wp:docPr id="10" name=" 5"/>
+                <wp:docPr id="17" name=" 5"/>
                 <wp:cNvGraphicFramePr/>
                 <a:graphic xmlns:a="http://schemas.openxmlformats.org/drawingml/2006/main">
                   <a:graphicData uri="http://schemas.microsoft.com/office/word/2010/wordprocessingShape">
@@ -5167,7 +8716,7 @@
                 <wp:extent cx="5953125" cy="457200"/>
                 <wp:effectExtent l="0" t="0" r="0" b="0"/>
                 <wp:wrapNone/>
-                <wp:docPr id="11" name=" 4"/>
+                <wp:docPr id="18" name=" 4"/>
                 <wp:cNvGraphicFramePr/>
                 <a:graphic xmlns:a="http://schemas.openxmlformats.org/drawingml/2006/main">
                   <a:graphicData uri="http://schemas.microsoft.com/office/word/2010/wordprocessingShape">
@@ -5246,17 +8795,17 @@
             <wp:extent cx="1997075" cy="304800"/>
             <wp:effectExtent l="0" t="0" r="0" b="0"/>
             <wp:wrapNone/>
-            <wp:docPr id="12" name="Picture 2"/>
+            <wp:docPr id="19" name="Picture 2"/>
             <wp:cNvGraphicFramePr/>
             <a:graphic xmlns:a="http://schemas.openxmlformats.org/drawingml/2006/main">
               <a:graphicData uri="http://schemas.openxmlformats.org/drawingml/2006/picture">
                 <pic:pic xmlns:pic="http://schemas.openxmlformats.org/drawingml/2006/picture">
                   <pic:nvPicPr>
-                    <pic:cNvPr id="10" name="Picture 2"/>
+                    <pic:cNvPr id="17" name="Picture 2"/>
                     <pic:cNvPicPr/>
                   </pic:nvPicPr>
                   <pic:blipFill>
-                    <a:blip r:embed="rId19" cstate="print">
+                    <a:blip r:embed="rId26" cstate="print">
                       <a:clrChange>
                         <a:clrFrom>
                           <a:srgbClr val="FFFFFF"/>
@@ -7227,7 +10776,7 @@
                 <wp:inline distT="0" distB="0" distL="0" distR="0" wp14:anchorId="1E6D63AB" wp14:editId="6B962319">
                   <wp:extent cx="656981" cy="480102"/>
                   <wp:effectExtent l="0" t="0" r="0" b="0"/>
-                  <wp:docPr id="13" name="Picture 1"/>
+                  <wp:docPr id="20" name="Picture 1"/>
                   <wp:cNvGraphicFramePr>
                     <a:graphicFrameLocks xmlns:a="http://schemas.openxmlformats.org/drawingml/2006/main" noChangeAspect="1"/>
                   </wp:cNvGraphicFramePr>
@@ -7235,11 +10784,11 @@
                     <a:graphicData uri="http://schemas.openxmlformats.org/drawingml/2006/picture">
                       <pic:pic xmlns:pic="http://schemas.openxmlformats.org/drawingml/2006/picture">
                         <pic:nvPicPr>
-                          <pic:cNvPr id="11" name=""/>
+                          <pic:cNvPr id="18" name=""/>
                           <pic:cNvPicPr/>
                         </pic:nvPicPr>
                         <pic:blipFill>
-                          <a:blip r:embed="rId20">
+                          <a:blip r:embed="rId27">
                             <a:extLst>
                               <a:ext uri="{28A0092B-C50C-407E-A947-70E740481C1C}">
                                 <a14:useLocalDpi xmlns:a14="http://schemas.microsoft.com/office/drawing/2010/main" val="0"/>
@@ -10230,7 +13779,7 @@
               </w:rPr>
               <w:t xml:space="preserve">, [online] 14(4), p.78. Available at: </w:t>
             </w:r>
-            <w:hyperlink r:id="rId21" w:tgtFrame="_new" w:history="1">
+            <w:hyperlink r:id="rId28" w:tgtFrame="_new" w:history="1">
               <w:r>
                 <w:rPr>
                   <w:rStyle w:val="Hyperlink"/>
@@ -10352,7 +13901,7 @@
               </w:rPr>
               <w:t xml:space="preserve">, 25(3), p.847. Available at: </w:t>
             </w:r>
-            <w:hyperlink r:id="rId22" w:tgtFrame="_new" w:history="1">
+            <w:hyperlink r:id="rId29" w:tgtFrame="_new" w:history="1">
               <w:r>
                 <w:rPr>
                   <w:rStyle w:val="Hyperlink"/>
@@ -10428,7 +13977,7 @@
               </w:rPr>
               <w:t xml:space="preserve">, 15(9), p.5002. Available at: </w:t>
             </w:r>
-            <w:hyperlink r:id="rId23" w:tgtFrame="_new" w:history="1">
+            <w:hyperlink r:id="rId30" w:tgtFrame="_new" w:history="1">
               <w:r>
                 <w:rPr>
                   <w:rStyle w:val="Hyperlink"/>
@@ -10486,7 +14035,7 @@
               </w:rPr>
               <w:t xml:space="preserve">, [online] 14(7), p.1391. Available at: </w:t>
             </w:r>
-            <w:hyperlink r:id="rId24" w:tgtFrame="_new" w:history="1">
+            <w:hyperlink r:id="rId31" w:tgtFrame="_new" w:history="1">
               <w:r>
                 <w:rPr>
                   <w:rStyle w:val="Hyperlink"/>
@@ -10572,7 +14121,7 @@
               </w:rPr>
               <w:t xml:space="preserve">, [online] 4(3), pp.509–530. Available at: </w:t>
             </w:r>
-            <w:hyperlink r:id="rId25" w:tgtFrame="_new" w:history="1">
+            <w:hyperlink r:id="rId32" w:tgtFrame="_new" w:history="1">
               <w:r>
                 <w:rPr>
                   <w:rStyle w:val="Hyperlink"/>
@@ -10640,7 +14189,7 @@
               </w:rPr>
               <w:t xml:space="preserve">, 6(4), p.165. Available at: </w:t>
             </w:r>
-            <w:hyperlink r:id="rId26" w:tgtFrame="_new" w:history="1">
+            <w:hyperlink r:id="rId33" w:tgtFrame="_new" w:history="1">
               <w:r>
                 <w:rPr>
                   <w:rStyle w:val="Hyperlink"/>
@@ -10716,7 +14265,7 @@
               </w:rPr>
               <w:t xml:space="preserve">, 16(6), p.499. Available at: </w:t>
             </w:r>
-            <w:hyperlink r:id="rId27" w:tgtFrame="_new" w:history="1">
+            <w:hyperlink r:id="rId34" w:tgtFrame="_new" w:history="1">
               <w:r>
                 <w:rPr>
                   <w:rStyle w:val="Hyperlink"/>
@@ -10774,7 +14323,7 @@
               </w:rPr>
               <w:t xml:space="preserve">, 23(13), pp.5941–5941. Available at: </w:t>
             </w:r>
-            <w:hyperlink r:id="rId28" w:tgtFrame="_new" w:history="1">
+            <w:hyperlink r:id="rId35" w:tgtFrame="_new" w:history="1">
               <w:r>
                 <w:rPr>
                   <w:rStyle w:val="Hyperlink"/>
@@ -10832,7 +14381,7 @@
               </w:rPr>
               <w:t xml:space="preserve">, 9(11), p.270. Available at: </w:t>
             </w:r>
-            <w:hyperlink r:id="rId29" w:tgtFrame="_new" w:history="1">
+            <w:hyperlink r:id="rId36" w:tgtFrame="_new" w:history="1">
               <w:r>
                 <w:rPr>
                   <w:rStyle w:val="Hyperlink"/>
@@ -10882,7 +14431,7 @@
               </w:rPr>
               <w:t xml:space="preserve">, [online] 17(7), pp.997–997. Available at: </w:t>
             </w:r>
-            <w:hyperlink r:id="rId30" w:tgtFrame="_new" w:history="1">
+            <w:hyperlink r:id="rId37" w:tgtFrame="_new" w:history="1">
               <w:r>
                 <w:rPr>
                   <w:rStyle w:val="Hyperlink"/>
@@ -10932,7 +14481,7 @@
               </w:rPr>
               <w:t xml:space="preserve">, 141, pp.103821–103821. Available at: </w:t>
             </w:r>
-            <w:hyperlink r:id="rId31" w:tgtFrame="_new" w:history="1">
+            <w:hyperlink r:id="rId38" w:tgtFrame="_new" w:history="1">
               <w:r>
                 <w:rPr>
                   <w:rStyle w:val="Hyperlink"/>
@@ -12233,7 +15782,7 @@
             <wp:extent cx="606540" cy="341997"/>
             <wp:effectExtent l="0" t="0" r="3175" b="1270"/>
             <wp:wrapNone/>
-            <wp:docPr id="14" name="Picture 3"/>
+            <wp:docPr id="21" name="Picture 3"/>
             <wp:cNvGraphicFramePr>
               <a:graphicFrameLocks xmlns:a="http://schemas.openxmlformats.org/drawingml/2006/main" noChangeAspect="1"/>
             </wp:cNvGraphicFramePr>
@@ -12241,11 +15790,11 @@
               <a:graphicData uri="http://schemas.openxmlformats.org/drawingml/2006/picture">
                 <pic:pic xmlns:pic="http://schemas.openxmlformats.org/drawingml/2006/picture">
                   <pic:nvPicPr>
-                    <pic:cNvPr id="12" name="signature.jpg"/>
+                    <pic:cNvPr id="19" name="signature.jpg"/>
                     <pic:cNvPicPr/>
                   </pic:nvPicPr>
                   <pic:blipFill>
-                    <a:blip r:embed="rId20">
+                    <a:blip r:embed="rId27">
                       <a:extLst>
                         <a:ext uri="{28A0092B-C50C-407E-A947-70E740481C1C}">
                           <a14:useLocalDpi xmlns:a14="http://schemas.microsoft.com/office/drawing/2010/main" val="0"/>
@@ -12453,11 +16002,11 @@
                 <wp:extent cx="665345" cy="356235"/>
                 <wp:effectExtent l="57150" t="57150" r="1905" b="43815"/>
                 <wp:wrapNone/>
-                <wp:docPr id="15" name="Ink 3"/>
+                <wp:docPr id="22" name="Ink 3"/>
                 <wp:cNvGraphicFramePr/>
                 <a:graphic xmlns:a="http://schemas.openxmlformats.org/drawingml/2006/main">
                   <a:graphicData uri="http://schemas.microsoft.com/office/word/2010/wordprocessingInk">
-                    <w14:contentPart bwMode="auto" r:id="rId32">
+                    <w14:contentPart bwMode="auto" r:id="rId39">
                       <w14:nvContentPartPr>
                         <w14:cNvContentPartPr/>
                       </w14:nvContentPartPr>
@@ -12493,7 +16042,7 @@
                 <o:lock v:ext="edit" aspectratio="t"/>
               </v:shapetype>
               <v:shape id="Ink 3" o:spid="_x0000_s1026" type="#_x0000_t75" style="position:absolute;margin-left:52.85pt;margin-top:-3.25pt;width:53.85pt;height:29.45pt;z-index:251661312;visibility:visible;mso-wrap-style:square;mso-wrap-distance-left:9pt;mso-wrap-distance-top:0;mso-wrap-distance-right:9pt;mso-wrap-distance-bottom:0;mso-position-horizontal:absolute;mso-position-horizontal-relative:text;mso-position-vertical:absolute;mso-position-vertical-relative:text" o:gfxdata="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">
-                <v:imagedata r:id="rId33" o:title=""/>
+                <v:imagedata r:id="rId40" o:title=""/>
               </v:shape>
             </w:pict>
           </mc:Fallback>
@@ -12696,7 +16245,7 @@
       </w:pPr>
     </w:p>
     <w:sectPr>
-      <w:footerReference w:type="default" r:id="rId18"/>
+      <w:footerReference w:type="default" r:id="rId25"/>
       <w:pgSz w:w="12240" w:h="15840"/>
       <w:pgMar w:top="1440" w:right="1800" w:bottom="1440" w:left="1800" w:header="720" w:footer="720" w:gutter="0"/>
       <w:cols w:space="720"/>
@@ -12896,7 +16445,7 @@
     </w:lvl>
   </w:abstractNum>
   <w:abstractNum xmlns:w15="http://schemas.microsoft.com/office/word/2012/wordml" w:abstractNumId="9" w15:restartNumberingAfterBreak="0">
-    <w:nsid w:val="04B6B202"/>
+    <w:nsid w:val="01863EAC"/>
     <w:multiLevelType w:val="hybridMultilevel"/>
     <w:tmpl w:val="21FE9830"/>
     <w:lvl w:ilvl="0" w:tplc="497C7496">
@@ -13008,7 +16557,7 @@
     </w:lvl>
   </w:abstractNum>
   <w:abstractNum xmlns:w15="http://schemas.microsoft.com/office/word/2012/wordml" w:abstractNumId="10" w15:restartNumberingAfterBreak="0">
-    <w:nsid w:val="025FF992"/>
+    <w:nsid w:val="0590674B"/>
     <w:multiLevelType w:val="hybridMultilevel"/>
     <w:tmpl w:val="3870A1DA"/>
     <w:lvl w:ilvl="0" w:tplc="87DC84F8">
@@ -13101,7 +16650,7 @@
     </w:lvl>
   </w:abstractNum>
   <w:abstractNum xmlns:w15="http://schemas.microsoft.com/office/word/2012/wordml" w:abstractNumId="10" w15:restartNumberingAfterBreak="0">
-    <w:nsid w:val="041531DA"/>
+    <w:nsid w:val="03D2DC45"/>
     <w:multiLevelType w:val="hybridMultilevel"/>
     <w:tmpl w:val="DEC25EB6"/>
     <w:lvl w:ilvl="0" w:tplc="04090001">
@@ -13214,7 +16763,7 @@
     </w:lvl>
   </w:abstractNum>
   <w:abstractNum xmlns:w15="http://schemas.microsoft.com/office/word/2012/wordml" w:abstractNumId="10" w15:restartNumberingAfterBreak="0">
-    <w:nsid w:val="04F39A7A"/>
+    <w:nsid w:val="02ADBAB5"/>
     <w:multiLevelType w:val="hybridMultilevel"/>
     <w:tmpl w:val="328A2E02"/>
     <w:lvl w:ilvl="0" w:tplc="04090001">
@@ -13328,7 +16877,7 @@
     </w:lvl>
   </w:abstractNum>
   <w:abstractNum xmlns:w15="http://schemas.microsoft.com/office/word/2012/wordml" w:abstractNumId="10" w15:restartNumberingAfterBreak="0">
-    <w:nsid w:val="03A02DAC"/>
+    <w:nsid w:val="00015541"/>
     <w:multiLevelType w:val="hybridMultilevel"/>
     <w:tmpl w:val="6BEE1C8C"/>
     <w:lvl w:ilvl="0" w:tplc="04090001">
@@ -13441,7 +16990,7 @@
     </w:lvl>
   </w:abstractNum>
   <w:abstractNum xmlns:w15="http://schemas.microsoft.com/office/word/2012/wordml" w:abstractNumId="10" w15:restartNumberingAfterBreak="0">
-    <w:nsid w:val="05E19804"/>
+    <w:nsid w:val="026FE019"/>
     <w:multiLevelType w:val="hybridMultilevel"/>
     <w:tmpl w:val="10B2FFDC"/>
     <w:lvl w:ilvl="0" w:tplc="04090001">
@@ -13554,7 +17103,7 @@
     </w:lvl>
   </w:abstractNum>
   <w:abstractNum xmlns:w15="http://schemas.microsoft.com/office/word/2012/wordml" w:abstractNumId="10" w15:restartNumberingAfterBreak="0">
-    <w:nsid w:val="0541C3AC"/>
+    <w:nsid w:val="00912023"/>
     <w:multiLevelType w:val="hybridMultilevel"/>
     <w:tmpl w:val="2D2A33EC"/>
     <w:lvl w:ilvl="0" w:tplc="04090001">
@@ -13667,7 +17216,7 @@
     </w:lvl>
   </w:abstractNum>
   <w:abstractNum xmlns:w15="http://schemas.microsoft.com/office/word/2012/wordml" w:abstractNumId="10" w15:restartNumberingAfterBreak="0">
-    <w:nsid w:val="019801E0"/>
+    <w:nsid w:val="00C53667"/>
     <w:multiLevelType w:val="hybridMultilevel"/>
     <w:tmpl w:val="6050746C"/>
     <w:lvl w:ilvl="0" w:tplc="04090001">
@@ -13780,7 +17329,7 @@
     </w:lvl>
   </w:abstractNum>
   <w:abstractNum xmlns:w15="http://schemas.microsoft.com/office/word/2012/wordml" w:abstractNumId="10" w15:restartNumberingAfterBreak="0">
-    <w:nsid w:val="048B3129"/>
+    <w:nsid w:val="0022204B"/>
     <w:multiLevelType w:val="hybridMultilevel"/>
     <w:tmpl w:val="A81CB856"/>
     <w:lvl w:ilvl="0" w:tplc="04090001">
@@ -13893,7 +17442,7 @@
     </w:lvl>
   </w:abstractNum>
   <w:abstractNum xmlns:w15="http://schemas.microsoft.com/office/word/2012/wordml" w:abstractNumId="10" w15:restartNumberingAfterBreak="0">
-    <w:nsid w:val="0444FF7A"/>
+    <w:nsid w:val="02B1C644"/>
     <w:multiLevelType w:val="hybridMultilevel"/>
     <w:tmpl w:val="17383036"/>
     <w:lvl w:ilvl="0" w:tplc="04090001">
@@ -14006,7 +17555,7 @@
     </w:lvl>
   </w:abstractNum>
   <w:abstractNum xmlns:w15="http://schemas.microsoft.com/office/word/2012/wordml" w:abstractNumId="11" w15:restartNumberingAfterBreak="0">
-    <w:nsid w:val="054C556F"/>
+    <w:nsid w:val="053AD9B7"/>
     <w:multiLevelType w:val="hybridMultilevel"/>
     <w:tmpl w:val="3EDAB924"/>
     <w:lvl w:ilvl="0" w:tplc="A050AA90">

--- a/Arka_Talukder_Dissertation_Final.docx
+++ b/Arka_Talukder_Dissertation_Final.docx
@@ -114,7 +114,17 @@
     </w:p>
     <w:p>
       <w:r>
-        <w:t>IoT devices are used everywhere now, but many of them are not very secure. Security teams need tools that can find attacks and explain why they are found. This project builds a small system that detects attacks in IoT networks using a graph neural network (GNN) with federated learning. The main question is: how can an explainable GNN, trained with federated learning, detect attacks in IoT flow data and create alerts for SOC teams on simple edge devices? The project uses the CICIoT2023 dataset. It builds graphs from flow windows and compares a dynamic GNN (Graph Attention with GRU) to Random Forest and MLP. Federated learning uses Flower and FedAvg with three clients. Explainability uses Integrated Gradients and attention weights. Alerts are output in JSON format. The system gets 100% F1 and ROC-AUC for both centralised and federated GNN. CPU inference takes under 23 ms per sample. Federated learning keeps full performance without sharing raw data. Sensitivity, ablation, and multi-seed checks support the main design. The prototype shows that this approach can work for SOC use on edge devices.</w:t>
+        <w:t>Internet of Things (IoT) and software-defined flow telemetry increase the volume of security-relevant data that Security Operations Centres must triage. Analysts need accurate detection on commodity CPUs, respect for data locality, and SIEM-friendly justified alerts—motivating explainable, federated, graph-based intrusion detection at the edge.</w:t>
+      </w:r>
+    </w:p>
+    <w:p>
+      <w:r>
+        <w:t>Much prior work treats graph models, federated learning, or explainable AI for intrusion detection in isolation; few student-scale prototypes combine all three with SIEM-shaped JSON on a public benchmark. On CICIoT2023, strong Random Forest and MLP baselines already perform well, so the dissertation asks where temporal graphs and FedAvg under non-IID splits add value when only public flow features exist (no device-level topology).</w:t>
+      </w:r>
+    </w:p>
+    <w:p>
+      <w:r>
+        <w:t>A dynamic GNN (GAT + GRU over kNN flow graphs) is trained with Flower FedAvg (three clients); Captum attributions and attention cues feed ECS-like alerts from FastAPI. Chapter 8 reports 100% test F1 and ROC-AUC for centralised and federated GNN on the fixed subset, fewer false alarms than Random Forest on the same split, about 22.7 ms CPU inference per sequence, about 31 MB federated messaging over ten rounds, plus ablation, sensitivity, and multi-seed checks. Scope is a 45-day MSc build; limitations and future work are in Chapter 9.</w:t>
       </w:r>
     </w:p>
     <w:p>
@@ -127,11 +137,29 @@
         <w:pStyle w:val="Heading1"/>
       </w:pPr>
       <w:r>
+        <w:t>Acknowledgements</w:t>
+      </w:r>
+    </w:p>
+    <w:p>
+      <w:r>
+        <w:t>I thank my supervisor, Dr. Raja Ujjan, for technical guidance, feedback on design and evaluation, and support throughout the project. I thank my moderator, Muhsin Hassanu, for reviewing interim work and helping sharpen the final report. I am grateful to School and programme staff for module materials and submission guidance, and to the MSc Project co-ordinator for administrative communication around milestones and ethics. Finally, I thank friends and family for patience during intensive writing and experiment runs.</w:t>
+      </w:r>
+    </w:p>
+    <w:p>
+      <w:pPr>
+        <w:pStyle w:val="Heading1"/>
+      </w:pPr>
+      <w:r>
         <w:t>Table of Contents</w:t>
       </w:r>
     </w:p>
     <w:p>
       <w:r>
+        <w:t>Acknowledgements</w:t>
+      </w:r>
+    </w:p>
+    <w:p>
+      <w:r>
         <w:t xml:space="preserve">Chapter 1 – Introduction  </w:t>
       </w:r>
     </w:p>
@@ -192,7 +220,7 @@
     </w:p>
     <w:p>
       <w:r>
-        <w:t>Chapter 13 – Appendices (A: Process Documents; B: Project Specification; C: Reproducibility)</w:t>
+        <w:t>Chapter 13 – Appendices (A: process; B: specification; C: reproducibility; D: handbook App. 1 code figures; E: handbook App. 4 optional; mapping table + Word export note inside)</w:t>
       </w:r>
     </w:p>
     <w:p>
@@ -757,6 +785,198 @@
           </w:p>
         </w:tc>
       </w:tr>
+      <w:tr>
+        <w:tc>
+          <w:tcPr>
+            <w:tcW w:type="dxa" w:w="2880"/>
+          </w:tcPr>
+          <w:p>
+            <w:r>
+              <w:t>17</w:t>
+            </w:r>
+          </w:p>
+        </w:tc>
+        <w:tc>
+          <w:tcPr>
+            <w:tcW w:type="dxa" w:w="2880"/>
+          </w:tcPr>
+          <w:p>
+            <w:r>
+              <w:t>Appendix 1 — Figure A1-1: `DynamicGNN` class (GAT + GRU / ablation path)</w:t>
+            </w:r>
+          </w:p>
+        </w:tc>
+        <w:tc>
+          <w:tcPr>
+            <w:tcW w:type="dxa" w:w="2880"/>
+          </w:tcPr>
+          <w:p>
+            <w:r>
+              <w:t>—</w:t>
+            </w:r>
+          </w:p>
+        </w:tc>
+      </w:tr>
+      <w:tr>
+        <w:tc>
+          <w:tcPr>
+            <w:tcW w:type="dxa" w:w="2880"/>
+          </w:tcPr>
+          <w:p>
+            <w:r>
+              <w:t>18</w:t>
+            </w:r>
+          </w:p>
+        </w:tc>
+        <w:tc>
+          <w:tcPr>
+            <w:tcW w:type="dxa" w:w="2880"/>
+          </w:tcPr>
+          <w:p>
+            <w:r>
+              <w:t>Appendix 1 — Figure A1-2: `flows_to_knn_graph` — building one *k*NN window graph</w:t>
+            </w:r>
+          </w:p>
+        </w:tc>
+        <w:tc>
+          <w:tcPr>
+            <w:tcW w:type="dxa" w:w="2880"/>
+          </w:tcPr>
+          <w:p>
+            <w:r>
+              <w:t>—</w:t>
+            </w:r>
+          </w:p>
+        </w:tc>
+      </w:tr>
+      <w:tr>
+        <w:tc>
+          <w:tcPr>
+            <w:tcW w:type="dxa" w:w="2880"/>
+          </w:tcPr>
+          <w:p>
+            <w:r>
+              <w:t>19</w:t>
+            </w:r>
+          </w:p>
+        </w:tc>
+        <w:tc>
+          <w:tcPr>
+            <w:tcW w:type="dxa" w:w="2880"/>
+          </w:tcPr>
+          <w:p>
+            <w:r>
+              <w:t>Appendix 1 — Figure A1-3: Stratified windowing — `build_graphs_for_split`</w:t>
+            </w:r>
+          </w:p>
+        </w:tc>
+        <w:tc>
+          <w:tcPr>
+            <w:tcW w:type="dxa" w:w="2880"/>
+          </w:tcPr>
+          <w:p>
+            <w:r>
+              <w:t>—</w:t>
+            </w:r>
+          </w:p>
+        </w:tc>
+      </w:tr>
+      <w:tr>
+        <w:tc>
+          <w:tcPr>
+            <w:tcW w:type="dxa" w:w="2880"/>
+          </w:tcPr>
+          <w:p>
+            <w:r>
+              <w:t>20</w:t>
+            </w:r>
+          </w:p>
+        </w:tc>
+        <w:tc>
+          <w:tcPr>
+            <w:tcW w:type="dxa" w:w="2880"/>
+          </w:tcPr>
+          <w:p>
+            <w:r>
+              <w:t>Appendix 1 — Figure A1-4: `explain_sequence` — Integrated Gradients and top-*k* ranking</w:t>
+            </w:r>
+          </w:p>
+        </w:tc>
+        <w:tc>
+          <w:tcPr>
+            <w:tcW w:type="dxa" w:w="2880"/>
+          </w:tcPr>
+          <w:p>
+            <w:r>
+              <w:t>—</w:t>
+            </w:r>
+          </w:p>
+        </w:tc>
+      </w:tr>
+      <w:tr>
+        <w:tc>
+          <w:tcPr>
+            <w:tcW w:type="dxa" w:w="2880"/>
+          </w:tcPr>
+          <w:p>
+            <w:r>
+              <w:t>21</w:t>
+            </w:r>
+          </w:p>
+        </w:tc>
+        <w:tc>
+          <w:tcPr>
+            <w:tcW w:type="dxa" w:w="2880"/>
+          </w:tcPr>
+          <w:p>
+            <w:r>
+              <w:t>Appendix 1 — Figure A1-5: Flower federated client entry — `run_federated.py`</w:t>
+            </w:r>
+          </w:p>
+        </w:tc>
+        <w:tc>
+          <w:tcPr>
+            <w:tcW w:type="dxa" w:w="2880"/>
+          </w:tcPr>
+          <w:p>
+            <w:r>
+              <w:t>—</w:t>
+            </w:r>
+          </w:p>
+        </w:tc>
+      </w:tr>
+      <w:tr>
+        <w:tc>
+          <w:tcPr>
+            <w:tcW w:type="dxa" w:w="2880"/>
+          </w:tcPr>
+          <w:p>
+            <w:r>
+              <w:t>22</w:t>
+            </w:r>
+          </w:p>
+        </w:tc>
+        <w:tc>
+          <w:tcPr>
+            <w:tcW w:type="dxa" w:w="2880"/>
+          </w:tcPr>
+          <w:p>
+            <w:r>
+              <w:t>Appendix 1 — Figure A1-6: FastAPI `/score` — inference, explanation, ECS-style alert</w:t>
+            </w:r>
+          </w:p>
+        </w:tc>
+        <w:tc>
+          <w:tcPr>
+            <w:tcW w:type="dxa" w:w="2880"/>
+          </w:tcPr>
+          <w:p>
+            <w:r>
+              <w:t>—</w:t>
+            </w:r>
+          </w:p>
+        </w:tc>
+      </w:tr>
     </w:tbl>
     <w:p>
       <w:pPr>
@@ -1163,7 +1383,7 @@
     </w:p>
     <w:p>
       <w:r>
-        <w:t>The rest of the dissertation follows a UWS-style chapter layout (similar to the School’s exemplar reports). Chapter 2 reviews literature. Chapter 3 covers project management and risks. Chapter 4 sets out research design and methodology. Chapter 5 presents system and graph design (including the pipeline figure). Chapter 6 documents implementation. Chapter 7 describes testing and evaluation protocol and metrics. Chapter 8 presents results objectively. Chapter 9 combines discussion, conclusions, and recommendations to meet the combined interpretation and closing weighting in the assessment grid. Chapter 10 is critical self-evaluation. Chapters 11–12 are references and bibliography. Chapter 13 lists appendices.</w:t>
+        <w:t>The rest of the dissertation follows a UWS-style chapter layout (similar to the School’s exemplar reports). Chapter 2 reviews literature. Chapter 3 covers project management and risks. Chapter 4 sets out research design and methodology. Chapter 5 presents system and graph design (including the pipeline figure). Chapter 6 documents implementation. Chapter 7 describes testing and evaluation protocol and metrics. Chapter 8 presents results objectively. Chapter 9 combines discussion, conclusions, and recommendations to meet the combined interpretation and closing weighting in the assessment grid. Chapter 10 is critical self-evaluation. Chapters 11–12 are references and bibliography. Chapter 13 lists appendices (process, specification, reproducibility, Handbook Appendix 1 code figures with captions and interpretations, and optional repository or demonstration).</w:t>
       </w:r>
     </w:p>
     <w:p>
@@ -2677,6 +2897,11 @@
     </w:tbl>
     <w:p>
       <w:r>
+        <w:t>Source: Author compilation from the papers cited in Chapter 11; table is descriptive only.</w:t>
+      </w:r>
+    </w:p>
+    <w:p>
+      <w:r>
         <w:t>Figure 10: Positioning of related work — GNN, federated learning, explainability, and SIEM-style alerts</w:t>
       </w:r>
     </w:p>
@@ -2747,7 +2972,20 @@
         <w:pStyle w:val="Heading2"/>
       </w:pPr>
       <w:r>
-        <w:t>2.9 Chapter summary</w:t>
+        <w:t>2.9 Mapping to CyBOK (Cyber Security Body of Knowledge)</w:t>
+      </w:r>
+    </w:p>
+    <w:p>
+      <w:r>
+        <w:t>The agreed project specification (Appendix B) records this work against CyBOK knowledge areas. The dissertation aligns with the following topics in particular: Attacks &amp; Defences → Security Operations &amp; Incident Management (SIEM-style alerting, SOC triage, and intrusion detection outputs); Infrastructure Security → Network Security (flow-based analysis and IoT traffic classification); Systems Security → Distributed Systems Security (federated learning without centralising raw client data); and Software and Platform Security → Software Security (engineering of the prototype pipeline, APIs, and reproducible scripts). Together, these areas situate the project within the School’s CyBOK mapping and match the specification’s indicative coverage.</w:t>
+      </w:r>
+    </w:p>
+    <w:p>
+      <w:pPr>
+        <w:pStyle w:val="Heading2"/>
+      </w:pPr>
+      <w:r>
+        <w:t>2.10 Chapter summary</w:t>
       </w:r>
     </w:p>
     <w:p>
@@ -3287,6 +3525,11 @@
       </w:r>
     </w:p>
     <w:p>
+      <w:r>
+        <w:t>Source: Author’s own diagram; reflects the implementation and data path described in Chapters 5–6 and Appendix C.</w:t>
+      </w:r>
+    </w:p>
+    <w:p>
       <w:pPr>
         <w:pStyle w:val="Heading2"/>
       </w:pPr>
@@ -4009,6 +4252,11 @@
         </w:tc>
       </w:tr>
     </w:tbl>
+    <w:p>
+      <w:r>
+        <w:t>Source: Author-derived metrics on the fixed CICIoT2023 subset (Pinto et al., 2023); results/metrics/results_table.csv; reproducibility in Chapter 13.</w:t>
+      </w:r>
+    </w:p>
     <w:p>
       <w:r>
         <w:t>Figure 2: Confusion matrix for Dynamic GNN on test set</w:t>
@@ -4060,6 +4308,11 @@
     </w:p>
     <w:p>
       <w:r>
+        <w:t>Source: Author’s own plot from test-set predictions; data CICIoT2023 (Pinto et al., 2023); scripts/run_all.py.</w:t>
+      </w:r>
+    </w:p>
+    <w:p>
+      <w:r>
         <w:t>Figure 3: ROC curve for Dynamic GNN on test set</w:t>
       </w:r>
     </w:p>
@@ -4109,6 +4362,11 @@
     </w:p>
     <w:p>
       <w:r>
+        <w:t>Source: Author’s own plot from test-set scores; data CICIoT2023 (Pinto et al., 2023); scripts/run_all.py.</w:t>
+      </w:r>
+    </w:p>
+    <w:p>
+      <w:r>
         <w:t>Figure 6: Confusion matrix for Random Forest on test set</w:t>
       </w:r>
     </w:p>
@@ -4158,6 +4416,11 @@
     </w:p>
     <w:p>
       <w:r>
+        <w:t>Source: Author’s own plot; baseline from scripts/run_all.py; data CICIoT2023 (Pinto et al., 2023).</w:t>
+      </w:r>
+    </w:p>
+    <w:p>
+      <w:r>
         <w:t>Figure 7: Confusion matrix for MLP on test set</w:t>
       </w:r>
     </w:p>
@@ -4207,6 +4470,11 @@
     </w:p>
     <w:p>
       <w:r>
+        <w:t>Source: Author’s own plot; baseline from scripts/run_all.py; data CICIoT2023 (Pinto et al., 2023).</w:t>
+      </w:r>
+    </w:p>
+    <w:p>
+      <w:r>
         <w:t>Figure 8: ROC curve for Random Forest on test set</w:t>
       </w:r>
     </w:p>
@@ -4256,6 +4524,11 @@
     </w:p>
     <w:p>
       <w:r>
+        <w:t>Source: Author’s own plot; baseline from scripts/run_all.py; data CICIoT2023 (Pinto et al., 2023).</w:t>
+      </w:r>
+    </w:p>
+    <w:p>
+      <w:r>
         <w:t>Figure 9: ROC curve for MLP on test set</w:t>
       </w:r>
     </w:p>
@@ -4305,6 +4578,11 @@
     </w:p>
     <w:p>
       <w:r>
+        <w:t>Source: Author’s own plot; baseline from scripts/run_all.py; data CICIoT2023 (Pinto et al., 2023).</w:t>
+      </w:r>
+    </w:p>
+    <w:p>
+      <w:r>
         <w:t>The confusion matrices (Figures 2, 6, 7) report TP, TN, FP, and FN counts per model. Figure 2 shows zero FP and zero FN for the GNN on this test set. Figures 6 and 7 show 187 FP for Random Forest and 4 FP for MLP (benign predicted as attack). The ROC curves (Figures 3, 8, 9) plot TPR vs. FPR across thresholds; reported ROC-AUC values are in Table 1. Implications for SOC triage and model choice are discussed in Chapter 9.</w:t>
       </w:r>
     </w:p>
@@ -4916,6 +5194,11 @@
         </w:tc>
       </w:tr>
     </w:tbl>
+    <w:p>
+      <w:r>
+        <w:t>Source: Author-derived round metrics; Flower FedAvg run; results/metrics/ (see Chapter 13).</w:t>
+      </w:r>
+    </w:p>
     <w:p>
       <w:r>
         <w:t>Figure 4: Federated learning convergence (F1 and ROC-AUC vs. round)</w:t>
@@ -4966,6 +5249,11 @@
       </w:r>
     </w:p>
     <w:p>
+      <w:r>
+        <w:t>Source: Author’s own plot; scripts/generate_alerts_and_plots.py / federated training logs; data CICIoT2023 (Pinto et al., 2023).</w:t>
+      </w:r>
+    </w:p>
+    <w:p>
       <w:pPr>
         <w:pStyle w:val="Heading2"/>
       </w:pPr>
@@ -5289,6 +5577,11 @@
         </w:tc>
       </w:tr>
     </w:tbl>
+    <w:p>
+      <w:r>
+        <w:t>Source: results/metrics/gnn_training_history.json; central GNN training run (scripts/run_all.py).</w:t>
+      </w:r>
+    </w:p>
     <w:p>
       <w:pPr>
         <w:pStyle w:val="Heading2"/>
@@ -5352,6 +5645,11 @@
       </w:r>
     </w:p>
     <w:p>
+      <w:r>
+        <w:t>Source: Author’s own plot; metrics from Table 1 and inference timings in results/metrics/; scripts/generate_alerts_and_plots.py.</w:t>
+      </w:r>
+    </w:p>
+    <w:p>
       <w:pPr>
         <w:pStyle w:val="Heading2"/>
       </w:pPr>
@@ -5612,6 +5910,11 @@
         </w:tc>
       </w:tr>
     </w:tbl>
+    <w:p>
+      <w:r>
+        <w:t>Source: results/metrics/ablation_table.csv; scripts/run_ablation.py; test split CICIoT2023 (Pinto et al., 2023).</w:t>
+      </w:r>
+    </w:p>
     <w:p>
       <w:r>
         <w:t>Numeric summary: full (GAT + GRU) — precision 1.0000, F1 1.0000, ROC-AUC 1.0000, inference 22.70 ms; GAT-only (mean pool over windows) — precision 0.9923, F1 0.9961, ROC-AUC 1.0000, inference 16.06 ms.</w:t>
@@ -5668,7 +5971,12 @@
     </w:p>
     <w:p>
       <w:r>
-        <w:t>Interpretation of the temporal (GRU) vs. pooling trade-off is in §9.2 and §9.4.</w:t>
+        <w:t>Source: Author’s own plot; results/metrics/ablation_table.csv; scripts/run_ablation.py.</w:t>
+      </w:r>
+    </w:p>
+    <w:p>
+      <w:r>
+        <w:t>Interpretation of the temporal (GRU) vs. pooling trade-off is in §9.3 and §9.5.</w:t>
       </w:r>
     </w:p>
     <w:p>
@@ -6426,12 +6734,17 @@
     </w:tbl>
     <w:p>
       <w:r>
-        <w:t>Grid interpretation is in §9.2.</w:t>
-      </w:r>
-    </w:p>
-    <w:p>
-      <w:r>
-        <w:t>Figure 15: Sensitivity of test F1 and ROC-AUC to window size and kNN k.</w:t>
+        <w:t>Source: results/metrics/sensitivity_table.csv; scripts/run_sensitivity_and_seeds.py; test split CICIoT2023 (Pinto et al., 2023).</w:t>
+      </w:r>
+    </w:p>
+    <w:p>
+      <w:r>
+        <w:t>Grid interpretation is in §9.3.</w:t>
+      </w:r>
+    </w:p>
+    <w:p>
+      <w:r>
+        <w:t>*Figure 15: Sensitivity of test F1 and ROC-AUC to window size and kNN k***</w:t>
       </w:r>
     </w:p>
     <w:p>
@@ -6479,6 +6792,11 @@
       </w:r>
     </w:p>
     <w:p>
+      <w:r>
+        <w:t>Source: Author’s own plot; results/metrics/sensitivity_table.csv; scripts/run_sensitivity_and_seeds.py.</w:t>
+      </w:r>
+    </w:p>
+    <w:p>
       <w:pPr>
         <w:pStyle w:val="Heading2"/>
       </w:pPr>
@@ -6884,6 +7202,11 @@
     </w:tbl>
     <w:p>
       <w:r>
+        <w:t>Source: results/metrics/multi_seed_summary.json; scripts/run_sensitivity_and_seeds.py; test split CICIoT2023 (Pinto et al., 2023).</w:t>
+      </w:r>
+    </w:p>
+    <w:p>
+      <w:r>
         <w:t>Table 7 reports mean F1 = ROC-AUC = 1.0 and zero standard deviation on this test split for all three seeds. Per-seed inference times in the raw logs vary with CPU timing; the headline ~22.7 ms deployment figure is from the primary seed 42 run (Table 1). What this implies for generalisation is discussed in Chapter 9.</w:t>
       </w:r>
     </w:p>
@@ -6918,7 +7241,7 @@
     </w:p>
     <w:p>
       <w:r>
-        <w:t>This chapter answers the research questions, discusses strengths and limits, relates findings to the literature, summarises achievements, and lists future work—equivalent to the exemplar dissertation’s separation between “Results” and “Conclusion” but combined here to match the programme’s percentage allocation for conclusions and interpretive discussion.</w:t>
+        <w:t>This chapter answers the research questions, discusses strengths and limits, relates findings to the literature, summarises achievements, and lists future work—equivalent to the exemplar dissertation’s separation between “Results” and “Conclusion” but combined here to match the programme’s percentage allocation for conclusions and interpretive discussion. §9.2 gives a four-paragraph programme-style conclusion (field → contribution → limits → outlook); §9.3–§9.9 retain the detailed discussion structure used throughout the draft.</w:t>
       </w:r>
     </w:p>
     <w:p>
@@ -6926,7 +7249,35 @@
         <w:pStyle w:val="Heading2"/>
       </w:pPr>
       <w:r>
-        <w:t>9.2 Answering the Research Questions</w:t>
+        <w:t>9.2 Structured conclusion (programme format)</w:t>
+      </w:r>
+    </w:p>
+    <w:p>
+      <w:r>
+        <w:t>This dissertation addressed SOC-oriented, CPU-edge intrusion detection for Software-Defined IoT flow telemetry, where analysts need accurate models, privacy-preserving training where raw flows cannot be pooled, and explainable outputs that fit SIEM-style workflows. The work situates that need in CICIoT2023 and in prior literature that often treats GNNs, federated learning, and XAI separately rather than as one deployable path.</w:t>
+      </w:r>
+    </w:p>
+    <w:p>
+      <w:r>
+        <w:t>The main outcome is an end-to-end prototype: kNN feature-similarity graphs over windowed flows, a dynamic GNN (GAT + GRU), Flower FedAvg with three clients, Captum attributions and attention cues folded into ECS-like JSON via FastAPI. On the fixed subset and splits documented in Chapters 7–8, the central and federated GNN matched strong RF and MLP baselines on headline accuracy while reporting fewer false alarms on the test split, sub-23 ms CPU inference per sequence, modest federated communication over ten rounds, and supporting ablation, sensitivity, and multi-seed evidence.</w:t>
+      </w:r>
+    </w:p>
+    <w:p>
+      <w:r>
+        <w:t>Limitations are substantial and explicit: a 45-day MSc scope, a subset of a lab dataset, no device-level graph where the public release lacks identifiers, small federated topology, no formal SOC user study, and headline 100% metrics that must be read as subset-specific rather than universal—mitigated by split hygiene checks, baseline parity, and robustness tables, not dismissed.</w:t>
+      </w:r>
+    </w:p>
+    <w:p>
+      <w:r>
+        <w:t>Outlook: scaling data and clients, live-traffic validation, analyst-facing evaluation, tighter SIEM integration, and publication-oriented breakdowns (per attack type, stronger heterogeneity) are the natural next steps; they are expanded in §9.8. Together, the chapters show that the research questions are answered for a documented prototype, with honest limits and a clear path beyond the thesis.</w:t>
+      </w:r>
+    </w:p>
+    <w:p>
+      <w:pPr>
+        <w:pStyle w:val="Heading2"/>
+      </w:pPr>
+      <w:r>
+        <w:t>9.3 Answering the Research Questions</w:t>
       </w:r>
     </w:p>
     <w:p>
@@ -6969,7 +7320,7 @@
         <w:pStyle w:val="Heading2"/>
       </w:pPr>
       <w:r>
-        <w:t>9.3 Strengths and Limitations</w:t>
+        <w:t>9.4 Strengths and Limitations</w:t>
       </w:r>
     </w:p>
     <w:p>
@@ -6987,7 +7338,7 @@
         <w:pStyle w:val="Heading2"/>
       </w:pPr>
       <w:r>
-        <w:t>9.4 Practical Implications</w:t>
+        <w:t>9.5 Practical Implications</w:t>
       </w:r>
     </w:p>
     <w:p>
@@ -7005,7 +7356,7 @@
         <w:pStyle w:val="Heading2"/>
       </w:pPr>
       <w:r>
-        <w:t>9.5 Relation to Literature</w:t>
+        <w:t>9.6 Relation to Literature</w:t>
       </w:r>
     </w:p>
     <w:p>
@@ -7023,7 +7374,7 @@
         <w:pStyle w:val="Heading2"/>
       </w:pPr>
       <w:r>
-        <w:t>9.6 Summary of the Project</w:t>
+        <w:t>9.7 Summary of the Project</w:t>
       </w:r>
     </w:p>
     <w:p>
@@ -7041,7 +7392,7 @@
         <w:pStyle w:val="Heading2"/>
       </w:pPr>
       <w:r>
-        <w:t>9.7 Recommendations for Future Work</w:t>
+        <w:t>9.8 Recommendations for Future Work</w:t>
       </w:r>
     </w:p>
     <w:p>
@@ -7084,7 +7435,7 @@
         <w:pStyle w:val="Heading2"/>
       </w:pPr>
       <w:r>
-        <w:t>9.8 Chapter summary</w:t>
+        <w:t>9.9 Chapter summary</w:t>
       </w:r>
     </w:p>
     <w:p>
@@ -7370,7 +7721,177 @@
     </w:p>
     <w:p>
       <w:r>
-        <w:t>For submission: embed or attach the following documents in the final Word/PDF. They are required by the MSc Project Handbook.</w:t>
+        <w:t>For submission: embed or attach the following documents in the final Word/PDF. They are required by the MSc Project Handbook and the School’s dissertation guideline.</w:t>
+      </w:r>
+    </w:p>
+    <w:p>
+      <w:r>
+        <w:t>Handbook numbering vs. this document. Programme materials often use Appendix 1–4. This thesis uses Appendix A–E in the technical body, then separate embedded headings in the automated Word export so letters are not duplicated.</w:t>
+      </w:r>
+    </w:p>
+    <w:tbl>
+      <w:tblPr>
+        <w:tblW w:type="auto" w:w="0"/>
+        <w:tblLook w:firstColumn="1" w:firstRow="1" w:lastColumn="0" w:lastRow="0" w:noHBand="0" w:noVBand="1" w:val="04A0"/>
+      </w:tblPr>
+      <w:tblGrid>
+        <w:gridCol w:w="2880"/>
+        <w:gridCol w:w="2880"/>
+        <w:gridCol w:w="2880"/>
+      </w:tblGrid>
+      <w:tr>
+        <w:tc>
+          <w:tcPr>
+            <w:tcW w:type="dxa" w:w="2880"/>
+          </w:tcPr>
+          <w:p>
+            <w:r>
+              <w:t>Handbook appendix</w:t>
+            </w:r>
+          </w:p>
+        </w:tc>
+        <w:tc>
+          <w:tcPr>
+            <w:tcW w:type="dxa" w:w="2880"/>
+          </w:tcPr>
+          <w:p>
+            <w:r>
+              <w:t>Role</w:t>
+            </w:r>
+          </w:p>
+        </w:tc>
+        <w:tc>
+          <w:tcPr>
+            <w:tcW w:type="dxa" w:w="2880"/>
+          </w:tcPr>
+          <w:p>
+            <w:r>
+              <w:t>Where it appears in this dissertation</w:t>
+            </w:r>
+          </w:p>
+        </w:tc>
+      </w:tr>
+      <w:tr>
+        <w:tc>
+          <w:tcPr>
+            <w:tcW w:type="dxa" w:w="2880"/>
+          </w:tcPr>
+          <w:p>
+            <w:r>
+              <w:t>**Appendix 1** — code screenshots (figures + captions + interpretation)</w:t>
+            </w:r>
+          </w:p>
+        </w:tc>
+        <w:tc>
+          <w:tcPr>
+            <w:tcW w:type="dxa" w:w="2880"/>
+          </w:tcPr>
+          <w:p>
+            <w:r>
+              <w:t>**Appendix D** below; figures **A1-1**–**A1-6**; PNGs under `results/figures/appendix1/` (`scripts/render_appendix1_code_figures.py`)</w:t>
+            </w:r>
+          </w:p>
+        </w:tc>
+        <w:tc>
+          <w:tcPr>
+            <w:tcW w:type="dxa" w:w="2880"/>
+          </w:tcPr>
+          <w:p/>
+        </w:tc>
+      </w:tr>
+      <w:tr>
+        <w:tc>
+          <w:tcPr>
+            <w:tcW w:type="dxa" w:w="2880"/>
+          </w:tcPr>
+          <w:p>
+            <w:r>
+              <w:t>**Appendix 2** — signed project specification</w:t>
+            </w:r>
+          </w:p>
+        </w:tc>
+        <w:tc>
+          <w:tcPr>
+            <w:tcW w:type="dxa" w:w="2880"/>
+          </w:tcPr>
+          <w:p>
+            <w:r>
+              <w:t>**Appendix B** (file pointer); **Full text — Agreed project specification (embedded)** at end of Word export</w:t>
+            </w:r>
+          </w:p>
+        </w:tc>
+        <w:tc>
+          <w:tcPr>
+            <w:tcW w:type="dxa" w:w="2880"/>
+          </w:tcPr>
+          <w:p/>
+        </w:tc>
+      </w:tr>
+      <w:tr>
+        <w:tc>
+          <w:tcPr>
+            <w:tcW w:type="dxa" w:w="2880"/>
+          </w:tcPr>
+          <w:p>
+            <w:r>
+              <w:t>**Appendix 3** — process documentation (and attendance where required)</w:t>
+            </w:r>
+          </w:p>
+        </w:tc>
+        <w:tc>
+          <w:tcPr>
+            <w:tcW w:type="dxa" w:w="2880"/>
+          </w:tcPr>
+          <w:p>
+            <w:r>
+              <w:t>**Appendix A** (file pointers); **Full text — … (embedded)** sections at end of Word export</w:t>
+            </w:r>
+          </w:p>
+        </w:tc>
+        <w:tc>
+          <w:tcPr>
+            <w:tcW w:type="dxa" w:w="2880"/>
+          </w:tcPr>
+          <w:p/>
+        </w:tc>
+      </w:tr>
+      <w:tr>
+        <w:tc>
+          <w:tcPr>
+            <w:tcW w:type="dxa" w:w="2880"/>
+          </w:tcPr>
+          <w:p>
+            <w:r>
+              <w:t>**Appendix 4** (optional) — GitHub / dataset / demo video</w:t>
+            </w:r>
+          </w:p>
+        </w:tc>
+        <w:tc>
+          <w:tcPr>
+            <w:tcW w:type="dxa" w:w="2880"/>
+          </w:tcPr>
+          <w:p>
+            <w:r>
+              <w:t>**Appendix E**</w:t>
+            </w:r>
+          </w:p>
+        </w:tc>
+        <w:tc>
+          <w:tcPr>
+            <w:tcW w:type="dxa" w:w="2880"/>
+          </w:tcPr>
+          <w:p/>
+        </w:tc>
+      </w:tr>
+    </w:tbl>
+    <w:p>
+      <w:r>
+        <w:t>Appendix C is not a handbook “Appendix 1–4” slot: it is reproducibility (environment and commands) so examiners can re-run experiments from Appendix E.1’s repository.</w:t>
+      </w:r>
+    </w:p>
+    <w:p>
+      <w:r>
+        <w:t>Word export note. scripts/dissertation_to_docx.py appends the process documentation, attendance log, and specification after the Markdown body (after Appendix E) under the headings Full text — … so those headings do not clash with Appendix A–E already printed above. If your School template requires a single combined PDF order (e.g. process before code figures), reorder sections once in Word.</w:t>
       </w:r>
     </w:p>
     <w:p>
@@ -7383,6 +7904,11 @@
     </w:p>
     <w:p>
       <w:r>
+        <w:t>In the automated Word export, the full .docx files named below are also inserted after Appendix E under Full text — … headings (see Chapter 13 opening note) so assessors receive both the manifest and the originals.</w:t>
+      </w:r>
+    </w:p>
+    <w:p>
+      <w:r>
         <w:t xml:space="preserve">- Project Process Documentation — Arka_Talukder_Process_Documentation_B01821011.docx  </w:t>
       </w:r>
     </w:p>
@@ -7411,6 +7937,11 @@
     </w:p>
     <w:p>
       <w:r>
+        <w:t>The signed specification .docx is also embedded after Appendix E in the Word export (Full text — Agreed project specification).</w:t>
+      </w:r>
+    </w:p>
+    <w:p>
+      <w:r>
         <w:t xml:space="preserve">- Agreed Project Specification — Arka-B01821011_MSc Cyber Security Project specification_form_2025-26.docx  </w:t>
       </w:r>
     </w:p>
@@ -7429,6 +7960,11 @@
     </w:p>
     <w:p>
       <w:r>
+        <w:t>This appendix gives commands and paths to reproduce the quantitative results and figures in Chapters 7–8 from the codebase. It is separate from the handbook’s optional Appendix 4 (repository / video), which is provided in Appendix E. Clone or download the project from Appendix E.1, obtain CICIoT2023 per Appendix E.2, then run the steps below.</w:t>
+      </w:r>
+    </w:p>
+    <w:p>
+      <w:r>
         <w:t>To reproduce the experiments and results reported in this dissertation:</w:t>
       </w:r>
     </w:p>
@@ -7568,6 +8104,435 @@
       </w:r>
     </w:p>
     <w:p>
+      <w:pPr>
+        <w:pStyle w:val="Heading2"/>
+      </w:pPr>
+      <w:r>
+        <w:t>Appendix D: Handbook Appendix 1 — Screenshots of project code</w:t>
+      </w:r>
+    </w:p>
+    <w:p>
+      <w:r>
+        <w:t>The handbook requires Appendix 1 code views to be presented as figures, each with a caption and an explanation of how to interpret the code in the context of this dissertation. Below, Figure A1-1–Figure A1-6 satisfy that requirement.</w:t>
+      </w:r>
+    </w:p>
+    <w:p>
+      <w:r>
+        <w:t>The bitmaps are generated automatically from the submission codebase so line numbers stay aligned with the files on disk. Regenerate them after editing source with:</w:t>
+      </w:r>
+    </w:p>
+    <w:p>
+      <w:r>
+        <w:t>python scripts/render_appendix1_code_figures.py</w:t>
+      </w:r>
+    </w:p>
+    <w:p>
+      <w:r>
+        <w:t>Output directory: results/figures/appendix1/. For the Word build, figures 17–22 in the Table of Figures correspond to A1-1–A1-6. End-to-end batch orchestration (preprocess → graphs → baselines → GNN → plots) lives in scripts/run_all.py and is documented in Appendix C; it is not duplicated as a separate figure here to avoid overlap with Figure A1-1 and the pipeline description in Chapter 6.</w:t>
+      </w:r>
+    </w:p>
+    <w:p>
+      <w:r>
+        <w:drawing>
+          <wp:inline xmlns:a="http://schemas.openxmlformats.org/drawingml/2006/main" xmlns:pic="http://schemas.openxmlformats.org/drawingml/2006/picture">
+            <wp:extent cx="5029200" cy="10311574"/>
+            <wp:docPr id="17" name="Picture 17"/>
+            <wp:cNvGraphicFramePr>
+              <a:graphicFrameLocks noChangeAspect="1"/>
+            </wp:cNvGraphicFramePr>
+            <a:graphic>
+              <a:graphicData uri="http://schemas.openxmlformats.org/drawingml/2006/picture">
+                <pic:pic>
+                  <pic:nvPicPr>
+                    <pic:cNvPr id="17" name="fig_a1_01_dynamic_gnn.png"/>
+                    <pic:cNvPicPr/>
+                  </pic:nvPicPr>
+                  <pic:blipFill>
+                    <a:blip r:embed="rId25"/>
+                    <a:stretch>
+                      <a:fillRect/>
+                    </a:stretch>
+                  </pic:blipFill>
+                  <pic:spPr>
+                    <a:xfrm>
+                      <a:off x="0" y="0"/>
+                      <a:ext cx="5029200" cy="10311574"/>
+                    </a:xfrm>
+                    <a:prstGeom prst="rect"/>
+                  </pic:spPr>
+                </pic:pic>
+              </a:graphicData>
+            </a:graphic>
+          </wp:inline>
+        </w:drawing>
+      </w:r>
+    </w:p>
+    <w:p>
+      <w:pPr>
+        <w:pStyle w:val="Caption"/>
+      </w:pPr>
+      <w:r>
+        <w:t>Figure A1-1 — Dynamic graph classifier: `DynamicGNN` (GAT layers, pooling, GRU vs. mean-pool ablation, logits). Source: `src/models/dynamic_gnn.py`, lines 12–97.</w:t>
+      </w:r>
+    </w:p>
+    <w:p>
+      <w:r>
+        <w:t>Caption (formal): Figure A1-1 — Core implementation of the dynamic GNN (DynamicGNN): node embedding, two GATConv layers with multi-head attention and dropout, per-window graph embedding, sequence encoding with GRU (or mean-pool when use_gru is false for ablation), and two-class logits. Attention weights may be retained for explainability (return_attention_weights).</w:t>
+      </w:r>
+    </w:p>
+    <w:p>
+      <w:r>
+        <w:t>How to interpret: This class is the main learnable model described in Chapters 5–6. Each time step is one PyTorch Geometric Data object (nodes = flows in a window, edges = kNN). _encode_graph applies GAT message passing and reduces node states to one vector per window; forward stacks windows in time order and either runs the GRU (full model) or mean-pools over time (ablation in §8.7). The from_config constructor ties hyperparameters to config/experiment.yaml, which supports the sensitivity study in §8.8.</w:t>
+      </w:r>
+    </w:p>
+    <w:p>
+      <w:r>
+        <w:drawing>
+          <wp:inline xmlns:a="http://schemas.openxmlformats.org/drawingml/2006/main" xmlns:pic="http://schemas.openxmlformats.org/drawingml/2006/picture">
+            <wp:extent cx="5029200" cy="4398902"/>
+            <wp:docPr id="18" name="Picture 18"/>
+            <wp:cNvGraphicFramePr>
+              <a:graphicFrameLocks noChangeAspect="1"/>
+            </wp:cNvGraphicFramePr>
+            <a:graphic>
+              <a:graphicData uri="http://schemas.openxmlformats.org/drawingml/2006/picture">
+                <pic:pic>
+                  <pic:nvPicPr>
+                    <pic:cNvPr id="18" name="fig_a1_02_graph_builder_knn_graph.png"/>
+                    <pic:cNvPicPr/>
+                  </pic:nvPicPr>
+                  <pic:blipFill>
+                    <a:blip r:embed="rId26"/>
+                    <a:stretch>
+                      <a:fillRect/>
+                    </a:stretch>
+                  </pic:blipFill>
+                  <pic:spPr>
+                    <a:xfrm>
+                      <a:off x="0" y="0"/>
+                      <a:ext cx="5029200" cy="4398902"/>
+                    </a:xfrm>
+                    <a:prstGeom prst="rect"/>
+                  </pic:spPr>
+                </pic:pic>
+              </a:graphicData>
+            </a:graphic>
+          </wp:inline>
+        </w:drawing>
+      </w:r>
+    </w:p>
+    <w:p>
+      <w:pPr>
+        <w:pStyle w:val="Caption"/>
+      </w:pPr>
+      <w:r>
+        <w:t>Figure A1-2 — Constructing a single-window *k*NN graph from flow feature rows. Source: `src/data/graph_builder.py`, lines 25–58.</w:t>
+      </w:r>
+    </w:p>
+    <w:p>
+      <w:r>
+        <w:t>Caption (formal): Figure A1-2 — flows_to_knn_graph: for one window of N flows with F features, fits sklearn.neighbors.NearestNeighbors (Euclidean), adds bidirectional edges among each node and its k actual neighbours (capped when N is small), and returns a torch_geometric.data.Data object with x, edge_index, and graph-level label y.</w:t>
+      </w:r>
+    </w:p>
+    <w:p>
+      <w:r>
+        <w:t>How to interpret: This function shows how “graph structure” is defined when device IPs are unavailable (Chapter 1): similarity in the 46-dimensional flow feature space replaces physical topology. Bidirectional edges make the graph undirected for GAT. The label on the graph is supplied by the caller (binary benign vs. attack) and matches the stratified pool in Figure A1-3, not a per-flow vote—important for reading the evaluation chapters.</w:t>
+      </w:r>
+    </w:p>
+    <w:p>
+      <w:r>
+        <w:drawing>
+          <wp:inline xmlns:a="http://schemas.openxmlformats.org/drawingml/2006/main" xmlns:pic="http://schemas.openxmlformats.org/drawingml/2006/picture">
+            <wp:extent cx="5029200" cy="5192708"/>
+            <wp:docPr id="19" name="Picture 19"/>
+            <wp:cNvGraphicFramePr>
+              <a:graphicFrameLocks noChangeAspect="1"/>
+            </wp:cNvGraphicFramePr>
+            <a:graphic>
+              <a:graphicData uri="http://schemas.openxmlformats.org/drawingml/2006/picture">
+                <pic:pic>
+                  <pic:nvPicPr>
+                    <pic:cNvPr id="19" name="fig_a1_03_graph_builder_stratified.png"/>
+                    <pic:cNvPicPr/>
+                  </pic:nvPicPr>
+                  <pic:blipFill>
+                    <a:blip r:embed="rId27"/>
+                    <a:stretch>
+                      <a:fillRect/>
+                    </a:stretch>
+                  </pic:blipFill>
+                  <pic:spPr>
+                    <a:xfrm>
+                      <a:off x="0" y="0"/>
+                      <a:ext cx="5029200" cy="5192708"/>
+                    </a:xfrm>
+                    <a:prstGeom prst="rect"/>
+                  </pic:spPr>
+                </pic:pic>
+              </a:graphicData>
+            </a:graphic>
+          </wp:inline>
+        </w:drawing>
+      </w:r>
+    </w:p>
+    <w:p>
+      <w:pPr>
+        <w:pStyle w:val="Caption"/>
+      </w:pPr>
+      <w:r>
+        <w:t>Figure A1-3 — Stratified windowing so both classes appear in training graphs. Source: `src/data/graph_builder.py`, lines 89–129.</w:t>
+      </w:r>
+    </w:p>
+    <w:p>
+      <w:r>
+        <w:t>Caption (formal): Figure A1-3 — build_graphs_for_split: splits flows into benign and attack pools, builds sliding (or strided) windows from each pool with _build_windows_from_pool, balances counts between classes, shuffles, and logs totals—addressing severe class imbalance in raw CICIoT2023.</w:t>
+      </w:r>
+    </w:p>
+    <w:p>
+      <w:r>
+        <w:t>How to interpret: This block explains why training does not collapse to “always predict attack” despite a very high attack ratio in the raw CSV (Chapter 4): windows are drawn within each class, so each graph’s supervision matches the pool. The minority_stride argument increases overlap for the benign pool when it is smaller. The dissertation’s window size and k used in experiments come from config/experiment.yaml and feed the sensitivity grid in §8.8.</w:t>
+      </w:r>
+    </w:p>
+    <w:p>
+      <w:r>
+        <w:drawing>
+          <wp:inline xmlns:a="http://schemas.openxmlformats.org/drawingml/2006/main" xmlns:pic="http://schemas.openxmlformats.org/drawingml/2006/picture">
+            <wp:extent cx="5029200" cy="6218591"/>
+            <wp:docPr id="20" name="Picture 20"/>
+            <wp:cNvGraphicFramePr>
+              <a:graphicFrameLocks noChangeAspect="1"/>
+            </wp:cNvGraphicFramePr>
+            <a:graphic>
+              <a:graphicData uri="http://schemas.openxmlformats.org/drawingml/2006/picture">
+                <pic:pic>
+                  <pic:nvPicPr>
+                    <pic:cNvPr id="20" name="fig_a1_04_explainer_integrated_gradients.png"/>
+                    <pic:cNvPicPr/>
+                  </pic:nvPicPr>
+                  <pic:blipFill>
+                    <a:blip r:embed="rId28"/>
+                    <a:stretch>
+                      <a:fillRect/>
+                    </a:stretch>
+                  </pic:blipFill>
+                  <pic:spPr>
+                    <a:xfrm>
+                      <a:off x="0" y="0"/>
+                      <a:ext cx="5029200" cy="6218591"/>
+                    </a:xfrm>
+                    <a:prstGeom prst="rect"/>
+                  </pic:spPr>
+                </pic:pic>
+              </a:graphicData>
+            </a:graphic>
+          </wp:inline>
+        </w:drawing>
+      </w:r>
+    </w:p>
+    <w:p>
+      <w:pPr>
+        <w:pStyle w:val="Caption"/>
+      </w:pPr>
+      <w:r>
+        <w:t>Figure A1-4 — Post-hoc explanations: forward pass with attention, Integrated Gradients, top nodes/features. Source: `src/explain/explainer.py`, lines 53–102.</w:t>
+      </w:r>
+    </w:p>
+    <w:p>
+      <w:r>
+        <w:t>Caption (formal): Figure A1-4 — explain_sequence: runs the model with attention enabled, wraps Captum Integrated Gradients on the last window’s node features (_ig_wrapper), aggregates absolute attributions to rank top nodes and top feature indices, and returns an ExplanationBundle for JSON alert formatting.</w:t>
+      </w:r>
+    </w:p>
+    <w:p>
+      <w:r>
+        <w:t>How to interpret: This is the bridge between Chapter 6 (implementation) and Chapter 8 (example alerts): SOC-facing text is not arbitrary—it is derived from IG magnitudes and GAT edge attention from the same forward pass analysts would get at inference. IG is computed on the most recent graph in the sequence (design choice documented in code comments). If Captum is missing, the bundle degrades gracefully (HAS_CAPTUM guard in the same module).</w:t>
+      </w:r>
+    </w:p>
+    <w:p>
+      <w:r>
+        <w:drawing>
+          <wp:inline xmlns:a="http://schemas.openxmlformats.org/drawingml/2006/main" xmlns:pic="http://schemas.openxmlformats.org/drawingml/2006/picture">
+            <wp:extent cx="5029200" cy="5535548"/>
+            <wp:docPr id="21" name="Picture 21"/>
+            <wp:cNvGraphicFramePr>
+              <a:graphicFrameLocks noChangeAspect="1"/>
+            </wp:cNvGraphicFramePr>
+            <a:graphic>
+              <a:graphicData uri="http://schemas.openxmlformats.org/drawingml/2006/picture">
+                <pic:pic>
+                  <pic:nvPicPr>
+                    <pic:cNvPr id="21" name="fig_a1_05_federated_flower_client.png"/>
+                    <pic:cNvPicPr/>
+                  </pic:nvPicPr>
+                  <pic:blipFill>
+                    <a:blip r:embed="rId29"/>
+                    <a:stretch>
+                      <a:fillRect/>
+                    </a:stretch>
+                  </pic:blipFill>
+                  <pic:spPr>
+                    <a:xfrm>
+                      <a:off x="0" y="0"/>
+                      <a:ext cx="5029200" cy="5535548"/>
+                    </a:xfrm>
+                    <a:prstGeom prst="rect"/>
+                  </pic:spPr>
+                </pic:pic>
+              </a:graphicData>
+            </a:graphic>
+          </wp:inline>
+        </w:drawing>
+      </w:r>
+    </w:p>
+    <w:p>
+      <w:pPr>
+        <w:pStyle w:val="Caption"/>
+      </w:pPr>
+      <w:r>
+        <w:t>Figure A1-5 — Federated learning CLI: Flower server vs. client, local data, `GNNFlowerClient`. Source: `src/federated/run_federated.py`, lines 28–71.</w:t>
+      </w:r>
+    </w:p>
+    <w:p>
+      <w:r>
+        <w:t>Caption (formal): Figure A1-5 — main in run_federated.py: loads YAML config; server mode calls run_fl_server with round count and quorum; client mode loads client_{cid}_graphs.pt, builds train/validation sequence loaders, constructs GNNFlowerClient, and connects to 127.0.0.1:8080 via fl.client.start_numpy_client.</w:t>
+      </w:r>
+    </w:p>
+    <w:p>
+      <w:r>
+        <w:t>How to interpret: This file is the student-facing entry point for Chapter 8 federated results: each client trains only on its partition (non-IID split from src.federated.data_split, referenced in Appendix C). The address and round counts come from config/experiment.yaml under fl. The pattern matches the FedAvg narrative in Chapter 2—local epochs, then aggregation on the server (server implementation in src/federated/server.py, not shown).</w:t>
+      </w:r>
+    </w:p>
+    <w:p>
+      <w:r>
+        <w:drawing>
+          <wp:inline xmlns:a="http://schemas.openxmlformats.org/drawingml/2006/main" xmlns:pic="http://schemas.openxmlformats.org/drawingml/2006/picture">
+            <wp:extent cx="5029200" cy="7125799"/>
+            <wp:docPr id="22" name="Picture 22"/>
+            <wp:cNvGraphicFramePr>
+              <a:graphicFrameLocks noChangeAspect="1"/>
+            </wp:cNvGraphicFramePr>
+            <a:graphic>
+              <a:graphicData uri="http://schemas.openxmlformats.org/drawingml/2006/picture">
+                <pic:pic>
+                  <pic:nvPicPr>
+                    <pic:cNvPr id="22" name="fig_a1_06_fastapi_score_alert.png"/>
+                    <pic:cNvPicPr/>
+                  </pic:nvPicPr>
+                  <pic:blipFill>
+                    <a:blip r:embed="rId30"/>
+                    <a:stretch>
+                      <a:fillRect/>
+                    </a:stretch>
+                  </pic:blipFill>
+                  <pic:spPr>
+                    <a:xfrm>
+                      <a:off x="0" y="0"/>
+                      <a:ext cx="5029200" cy="7125799"/>
+                    </a:xfrm>
+                    <a:prstGeom prst="rect"/>
+                  </pic:spPr>
+                </pic:pic>
+              </a:graphicData>
+            </a:graphic>
+          </wp:inline>
+        </w:drawing>
+      </w:r>
+    </w:p>
+    <w:p>
+      <w:pPr>
+        <w:pStyle w:val="Caption"/>
+      </w:pPr>
+      <w:r>
+        <w:t>Figure A1-6 — HTTP API: load checkpoint, `/score` builds graphs, runs `explain_sequence`, returns ECS-style alert JSON. Source: `src/siem/api.py`, lines 32–89.</w:t>
+      </w:r>
+    </w:p>
+    <w:p>
+      <w:r>
+        <w:t>Caption (formal): Figure A1-6 — FastAPI application: startup loads experiment.yaml and dynamic_gnn_best.pt; POST /score accepts a list of flow windows, reads graph.knn_k from the loaded config for flows_to_knn_graph, runs explain_sequence with top-5 nodes and features, measures wall-clock milliseconds, and returns format_ecs_alert output alongside prediction and score.</w:t>
+      </w:r>
+    </w:p>
+    <w:p>
+      <w:r>
+        <w:t>How to interpret: This is the edge deployment surface argued in Chapters 1 and 5: a single HTTP call turns raw feature windows into SIEM-shaped JSON suitable for triage. Inference-time kNN k therefore matches training graph construction from config/experiment.yaml, avoiding train/serve skew. Latency reported in Chapter 8 is consistent with this synchronous CPU path.</w:t>
+      </w:r>
+    </w:p>
+    <w:p>
+      <w:pPr>
+        <w:pStyle w:val="Heading2"/>
+      </w:pPr>
+      <w:r>
+        <w:t>Appendix E: Handbook Appendix 4 (optional) — repository, dataset, demonstration</w:t>
+      </w:r>
+    </w:p>
+    <w:p>
+      <w:r>
+        <w:t>The programme allows an optional fourth appendix: a GitHub link to project code (and any data you host there), or a video of the system with a OneDrive or YouTube link. This appendix records what applies to this submission; URLs match the actual remote and the official dataset distributor at the time of writing.</w:t>
+      </w:r>
+    </w:p>
+    <w:p>
+      <w:pPr>
+        <w:pStyle w:val="Heading3"/>
+      </w:pPr>
+      <w:r>
+        <w:t>E.1 Project source code (GitHub)</w:t>
+      </w:r>
+    </w:p>
+    <w:p>
+      <w:r>
+        <w:t>The prototype code for this dissertation is available in a public Git repository (this is the origin remote of the working tree used to produce the reported results):</w:t>
+      </w:r>
+    </w:p>
+    <w:p>
+      <w:r>
+        <w:t xml:space="preserve">- Repository: https://github.com/imark0007/Dissertation_Project  </w:t>
+      </w:r>
+    </w:p>
+    <w:p>
+      <w:r>
+        <w:t>It contains src/, scripts/, config/, requirements.txt, README.md, and SETUP_AND_RUN.md. Clone the default branch and follow Appendix C to re-run training and evaluation.</w:t>
+      </w:r>
+    </w:p>
+    <w:p>
+      <w:pPr>
+        <w:pStyle w:val="Heading3"/>
+      </w:pPr>
+      <w:r>
+        <w:t>E.2 Dataset (official source; not bundled in GitHub)</w:t>
+      </w:r>
+    </w:p>
+    <w:p>
+      <w:r>
+        <w:t>The experiments use CICIoT2023 (Pinto et al., 2023). The full corpus is not committed to the GitHub repository (size and licence). Download it from the Canadian Institute for Cybersecurity (CIC), University of New Brunswick:</w:t>
+      </w:r>
+    </w:p>
+    <w:p>
+      <w:r>
+        <w:t xml:space="preserve">- Dataset page: https://www.unb.ca/cic/datasets/iotdataset-2023.html  </w:t>
+      </w:r>
+    </w:p>
+    <w:p>
+      <w:r>
+        <w:t>The dataset paper is cited in Chapter 11 (DOI: https://doi.org/10.3390/s23135941). Preprocessing in this project expects the user to place downloaded files according to SETUP_AND_RUN.md.</w:t>
+      </w:r>
+    </w:p>
+    <w:p>
+      <w:pPr>
+        <w:pStyle w:val="Heading3"/>
+      </w:pPr>
+      <w:r>
+        <w:t>E.3 Optional demonstration video (OneDrive / YouTube)</w:t>
+      </w:r>
+    </w:p>
+    <w:p>
+      <w:r>
+        <w:t>No narrated walkthrough video was submitted with this dissertation; assessment relies on the GitHub repository (E.1), Appendix C, and the figures and tables in the main text. If you record a video later, replace the following line with a single public OneDrive or YouTube URL and update the Word/PDF:</w:t>
+      </w:r>
+    </w:p>
+    <w:p>
+      <w:r>
+        <w:t>- Demonstration video: Not included.</w:t>
+      </w:r>
+    </w:p>
+    <w:p>
       <w:r>
         <w:br w:type="page"/>
       </w:r>
@@ -7577,7 +8542,12 @@
         <w:pStyle w:val="Heading1"/>
       </w:pPr>
       <w:r>
-        <w:t>Appendix A: Project Process Documentation</w:t>
+        <w:t>Full text — Project process documentation (embedded)</w:t>
+      </w:r>
+    </w:p>
+    <w:p>
+      <w:r>
+        <w:t>Corresponds to the file named in Appendix A of the body. This section is merged automatically; keep page breaks if you re-order for School templates.</w:t>
       </w:r>
     </w:p>
     <w:p>
@@ -8569,7 +9539,12 @@
         <w:pStyle w:val="Heading1"/>
       </w:pPr>
       <w:r>
-        <w:t>Appendix B: Attendance Log</w:t>
+        <w:t>Full text — Attendance log (embedded)</w:t>
+      </w:r>
+    </w:p>
+    <w:p>
+      <w:r>
+        <w:t>Corresponds to the file named in Appendix A of the body.</w:t>
       </w:r>
     </w:p>
     <w:p>
@@ -8609,7 +9584,7 @@
                 <wp:extent cx="5467350" cy="333375"/>
                 <wp:effectExtent l="0" t="0" r="0" b="0"/>
                 <wp:wrapNone/>
-                <wp:docPr id="17" name=" 5"/>
+                <wp:docPr id="23" name=" 5"/>
                 <wp:cNvGraphicFramePr/>
                 <a:graphic xmlns:a="http://schemas.openxmlformats.org/drawingml/2006/main">
                   <a:graphicData uri="http://schemas.microsoft.com/office/word/2010/wordprocessingShape">
@@ -8716,7 +9691,7 @@
                 <wp:extent cx="5953125" cy="457200"/>
                 <wp:effectExtent l="0" t="0" r="0" b="0"/>
                 <wp:wrapNone/>
-                <wp:docPr id="18" name=" 4"/>
+                <wp:docPr id="24" name=" 4"/>
                 <wp:cNvGraphicFramePr/>
                 <a:graphic xmlns:a="http://schemas.openxmlformats.org/drawingml/2006/main">
                   <a:graphicData uri="http://schemas.microsoft.com/office/word/2010/wordprocessingShape">
@@ -8795,17 +9770,17 @@
             <wp:extent cx="1997075" cy="304800"/>
             <wp:effectExtent l="0" t="0" r="0" b="0"/>
             <wp:wrapNone/>
-            <wp:docPr id="19" name="Picture 2"/>
+            <wp:docPr id="25" name="Picture 2"/>
             <wp:cNvGraphicFramePr/>
             <a:graphic xmlns:a="http://schemas.openxmlformats.org/drawingml/2006/main">
               <a:graphicData uri="http://schemas.openxmlformats.org/drawingml/2006/picture">
                 <pic:pic xmlns:pic="http://schemas.openxmlformats.org/drawingml/2006/picture">
                   <pic:nvPicPr>
-                    <pic:cNvPr id="17" name="Picture 2"/>
+                    <pic:cNvPr id="23" name="Picture 2"/>
                     <pic:cNvPicPr/>
                   </pic:nvPicPr>
                   <pic:blipFill>
-                    <a:blip r:embed="rId26" cstate="print">
+                    <a:blip r:embed="rId32" cstate="print">
                       <a:clrChange>
                         <a:clrFrom>
                           <a:srgbClr val="FFFFFF"/>
@@ -10776,7 +11751,7 @@
                 <wp:inline distT="0" distB="0" distL="0" distR="0" wp14:anchorId="1E6D63AB" wp14:editId="6B962319">
                   <wp:extent cx="656981" cy="480102"/>
                   <wp:effectExtent l="0" t="0" r="0" b="0"/>
-                  <wp:docPr id="20" name="Picture 1"/>
+                  <wp:docPr id="26" name="Picture 1"/>
                   <wp:cNvGraphicFramePr>
                     <a:graphicFrameLocks xmlns:a="http://schemas.openxmlformats.org/drawingml/2006/main" noChangeAspect="1"/>
                   </wp:cNvGraphicFramePr>
@@ -10784,11 +11759,11 @@
                     <a:graphicData uri="http://schemas.openxmlformats.org/drawingml/2006/picture">
                       <pic:pic xmlns:pic="http://schemas.openxmlformats.org/drawingml/2006/picture">
                         <pic:nvPicPr>
-                          <pic:cNvPr id="18" name=""/>
+                          <pic:cNvPr id="24" name=""/>
                           <pic:cNvPicPr/>
                         </pic:nvPicPr>
                         <pic:blipFill>
-                          <a:blip r:embed="rId27">
+                          <a:blip r:embed="rId33">
                             <a:extLst>
                               <a:ext uri="{28A0092B-C50C-407E-A947-70E740481C1C}">
                                 <a14:useLocalDpi xmlns:a14="http://schemas.microsoft.com/office/drawing/2010/main" val="0"/>
@@ -10984,7 +11959,12 @@
         <w:pStyle w:val="Heading1"/>
       </w:pPr>
       <w:r>
-        <w:t>Appendix C: Project Specification</w:t>
+        <w:t>Full text — Agreed project specification (embedded)</w:t>
+      </w:r>
+    </w:p>
+    <w:p>
+      <w:r>
+        <w:t>Corresponds to the file named in Appendix B of the body.</w:t>
       </w:r>
     </w:p>
     <w:p>
@@ -13779,7 +14759,7 @@
               </w:rPr>
               <w:t xml:space="preserve">, [online] 14(4), p.78. Available at: </w:t>
             </w:r>
-            <w:hyperlink r:id="rId28" w:tgtFrame="_new" w:history="1">
+            <w:hyperlink r:id="rId34" w:tgtFrame="_new" w:history="1">
               <w:r>
                 <w:rPr>
                   <w:rStyle w:val="Hyperlink"/>
@@ -13901,7 +14881,7 @@
               </w:rPr>
               <w:t xml:space="preserve">, 25(3), p.847. Available at: </w:t>
             </w:r>
-            <w:hyperlink r:id="rId29" w:tgtFrame="_new" w:history="1">
+            <w:hyperlink r:id="rId35" w:tgtFrame="_new" w:history="1">
               <w:r>
                 <w:rPr>
                   <w:rStyle w:val="Hyperlink"/>
@@ -13977,7 +14957,7 @@
               </w:rPr>
               <w:t xml:space="preserve">, 15(9), p.5002. Available at: </w:t>
             </w:r>
-            <w:hyperlink r:id="rId30" w:tgtFrame="_new" w:history="1">
+            <w:hyperlink r:id="rId36" w:tgtFrame="_new" w:history="1">
               <w:r>
                 <w:rPr>
                   <w:rStyle w:val="Hyperlink"/>
@@ -14035,7 +15015,7 @@
               </w:rPr>
               <w:t xml:space="preserve">, [online] 14(7), p.1391. Available at: </w:t>
             </w:r>
-            <w:hyperlink r:id="rId31" w:tgtFrame="_new" w:history="1">
+            <w:hyperlink r:id="rId37" w:tgtFrame="_new" w:history="1">
               <w:r>
                 <w:rPr>
                   <w:rStyle w:val="Hyperlink"/>
@@ -14121,7 +15101,7 @@
               </w:rPr>
               <w:t xml:space="preserve">, [online] 4(3), pp.509–530. Available at: </w:t>
             </w:r>
-            <w:hyperlink r:id="rId32" w:tgtFrame="_new" w:history="1">
+            <w:hyperlink r:id="rId38" w:tgtFrame="_new" w:history="1">
               <w:r>
                 <w:rPr>
                   <w:rStyle w:val="Hyperlink"/>
@@ -14189,7 +15169,7 @@
               </w:rPr>
               <w:t xml:space="preserve">, 6(4), p.165. Available at: </w:t>
             </w:r>
-            <w:hyperlink r:id="rId33" w:tgtFrame="_new" w:history="1">
+            <w:hyperlink r:id="rId39" w:tgtFrame="_new" w:history="1">
               <w:r>
                 <w:rPr>
                   <w:rStyle w:val="Hyperlink"/>
@@ -14265,7 +15245,7 @@
               </w:rPr>
               <w:t xml:space="preserve">, 16(6), p.499. Available at: </w:t>
             </w:r>
-            <w:hyperlink r:id="rId34" w:tgtFrame="_new" w:history="1">
+            <w:hyperlink r:id="rId40" w:tgtFrame="_new" w:history="1">
               <w:r>
                 <w:rPr>
                   <w:rStyle w:val="Hyperlink"/>
@@ -14323,7 +15303,7 @@
               </w:rPr>
               <w:t xml:space="preserve">, 23(13), pp.5941–5941. Available at: </w:t>
             </w:r>
-            <w:hyperlink r:id="rId35" w:tgtFrame="_new" w:history="1">
+            <w:hyperlink r:id="rId41" w:tgtFrame="_new" w:history="1">
               <w:r>
                 <w:rPr>
                   <w:rStyle w:val="Hyperlink"/>
@@ -14381,7 +15361,7 @@
               </w:rPr>
               <w:t xml:space="preserve">, 9(11), p.270. Available at: </w:t>
             </w:r>
-            <w:hyperlink r:id="rId36" w:tgtFrame="_new" w:history="1">
+            <w:hyperlink r:id="rId42" w:tgtFrame="_new" w:history="1">
               <w:r>
                 <w:rPr>
                   <w:rStyle w:val="Hyperlink"/>
@@ -14431,7 +15411,7 @@
               </w:rPr>
               <w:t xml:space="preserve">, [online] 17(7), pp.997–997. Available at: </w:t>
             </w:r>
-            <w:hyperlink r:id="rId37" w:tgtFrame="_new" w:history="1">
+            <w:hyperlink r:id="rId43" w:tgtFrame="_new" w:history="1">
               <w:r>
                 <w:rPr>
                   <w:rStyle w:val="Hyperlink"/>
@@ -14481,7 +15461,7 @@
               </w:rPr>
               <w:t xml:space="preserve">, 141, pp.103821–103821. Available at: </w:t>
             </w:r>
-            <w:hyperlink r:id="rId38" w:tgtFrame="_new" w:history="1">
+            <w:hyperlink r:id="rId44" w:tgtFrame="_new" w:history="1">
               <w:r>
                 <w:rPr>
                   <w:rStyle w:val="Hyperlink"/>
@@ -15782,7 +16762,7 @@
             <wp:extent cx="606540" cy="341997"/>
             <wp:effectExtent l="0" t="0" r="3175" b="1270"/>
             <wp:wrapNone/>
-            <wp:docPr id="21" name="Picture 3"/>
+            <wp:docPr id="27" name="Picture 3"/>
             <wp:cNvGraphicFramePr>
               <a:graphicFrameLocks xmlns:a="http://schemas.openxmlformats.org/drawingml/2006/main" noChangeAspect="1"/>
             </wp:cNvGraphicFramePr>
@@ -15790,11 +16770,11 @@
               <a:graphicData uri="http://schemas.openxmlformats.org/drawingml/2006/picture">
                 <pic:pic xmlns:pic="http://schemas.openxmlformats.org/drawingml/2006/picture">
                   <pic:nvPicPr>
-                    <pic:cNvPr id="19" name="signature.jpg"/>
+                    <pic:cNvPr id="25" name="signature.jpg"/>
                     <pic:cNvPicPr/>
                   </pic:nvPicPr>
                   <pic:blipFill>
-                    <a:blip r:embed="rId27">
+                    <a:blip r:embed="rId33">
                       <a:extLst>
                         <a:ext uri="{28A0092B-C50C-407E-A947-70E740481C1C}">
                           <a14:useLocalDpi xmlns:a14="http://schemas.microsoft.com/office/drawing/2010/main" val="0"/>
@@ -16002,11 +16982,11 @@
                 <wp:extent cx="665345" cy="356235"/>
                 <wp:effectExtent l="57150" t="57150" r="1905" b="43815"/>
                 <wp:wrapNone/>
-                <wp:docPr id="22" name="Ink 3"/>
+                <wp:docPr id="28" name="Ink 3"/>
                 <wp:cNvGraphicFramePr/>
                 <a:graphic xmlns:a="http://schemas.openxmlformats.org/drawingml/2006/main">
                   <a:graphicData uri="http://schemas.microsoft.com/office/word/2010/wordprocessingInk">
-                    <w14:contentPart bwMode="auto" r:id="rId39">
+                    <w14:contentPart bwMode="auto" r:id="rId45">
                       <w14:nvContentPartPr>
                         <w14:cNvContentPartPr/>
                       </w14:nvContentPartPr>
@@ -16042,7 +17022,7 @@
                 <o:lock v:ext="edit" aspectratio="t"/>
               </v:shapetype>
               <v:shape id="Ink 3" o:spid="_x0000_s1026" type="#_x0000_t75" style="position:absolute;margin-left:52.85pt;margin-top:-3.25pt;width:53.85pt;height:29.45pt;z-index:251661312;visibility:visible;mso-wrap-style:square;mso-wrap-distance-left:9pt;mso-wrap-distance-top:0;mso-wrap-distance-right:9pt;mso-wrap-distance-bottom:0;mso-position-horizontal:absolute;mso-position-horizontal-relative:text;mso-position-vertical:absolute;mso-position-vertical-relative:text" o:gfxdata="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">
-                <v:imagedata r:id="rId40" o:title=""/>
+                <v:imagedata r:id="rId46" o:title=""/>
               </v:shape>
             </w:pict>
           </mc:Fallback>
@@ -16245,7 +17225,7 @@
       </w:pPr>
     </w:p>
     <w:sectPr>
-      <w:footerReference w:type="default" r:id="rId25"/>
+      <w:footerReference w:type="default" r:id="rId31"/>
       <w:pgSz w:w="12240" w:h="15840"/>
       <w:pgMar w:top="1440" w:right="1800" w:bottom="1440" w:left="1800" w:header="720" w:footer="720" w:gutter="0"/>
       <w:cols w:space="720"/>
@@ -16445,7 +17425,7 @@
     </w:lvl>
   </w:abstractNum>
   <w:abstractNum xmlns:w15="http://schemas.microsoft.com/office/word/2012/wordml" w:abstractNumId="9" w15:restartNumberingAfterBreak="0">
-    <w:nsid w:val="01863EAC"/>
+    <w:nsid w:val="0351030C"/>
     <w:multiLevelType w:val="hybridMultilevel"/>
     <w:tmpl w:val="21FE9830"/>
     <w:lvl w:ilvl="0" w:tplc="497C7496">
@@ -16557,7 +17537,7 @@
     </w:lvl>
   </w:abstractNum>
   <w:abstractNum xmlns:w15="http://schemas.microsoft.com/office/word/2012/wordml" w:abstractNumId="10" w15:restartNumberingAfterBreak="0">
-    <w:nsid w:val="0590674B"/>
+    <w:nsid w:val="040A7320"/>
     <w:multiLevelType w:val="hybridMultilevel"/>
     <w:tmpl w:val="3870A1DA"/>
     <w:lvl w:ilvl="0" w:tplc="87DC84F8">
@@ -16650,7 +17630,7 @@
     </w:lvl>
   </w:abstractNum>
   <w:abstractNum xmlns:w15="http://schemas.microsoft.com/office/word/2012/wordml" w:abstractNumId="10" w15:restartNumberingAfterBreak="0">
-    <w:nsid w:val="03D2DC45"/>
+    <w:nsid w:val="01A459BE"/>
     <w:multiLevelType w:val="hybridMultilevel"/>
     <w:tmpl w:val="DEC25EB6"/>
     <w:lvl w:ilvl="0" w:tplc="04090001">
@@ -16763,7 +17743,7 @@
     </w:lvl>
   </w:abstractNum>
   <w:abstractNum xmlns:w15="http://schemas.microsoft.com/office/word/2012/wordml" w:abstractNumId="10" w15:restartNumberingAfterBreak="0">
-    <w:nsid w:val="02ADBAB5"/>
+    <w:nsid w:val="02446AED"/>
     <w:multiLevelType w:val="hybridMultilevel"/>
     <w:tmpl w:val="328A2E02"/>
     <w:lvl w:ilvl="0" w:tplc="04090001">
@@ -16877,7 +17857,7 @@
     </w:lvl>
   </w:abstractNum>
   <w:abstractNum xmlns:w15="http://schemas.microsoft.com/office/word/2012/wordml" w:abstractNumId="10" w15:restartNumberingAfterBreak="0">
-    <w:nsid w:val="00015541"/>
+    <w:nsid w:val="01A0D1DF"/>
     <w:multiLevelType w:val="hybridMultilevel"/>
     <w:tmpl w:val="6BEE1C8C"/>
     <w:lvl w:ilvl="0" w:tplc="04090001">
@@ -16990,7 +17970,7 @@
     </w:lvl>
   </w:abstractNum>
   <w:abstractNum xmlns:w15="http://schemas.microsoft.com/office/word/2012/wordml" w:abstractNumId="10" w15:restartNumberingAfterBreak="0">
-    <w:nsid w:val="026FE019"/>
+    <w:nsid w:val="002D79EE"/>
     <w:multiLevelType w:val="hybridMultilevel"/>
     <w:tmpl w:val="10B2FFDC"/>
     <w:lvl w:ilvl="0" w:tplc="04090001">
@@ -17103,7 +18083,7 @@
     </w:lvl>
   </w:abstractNum>
   <w:abstractNum xmlns:w15="http://schemas.microsoft.com/office/word/2012/wordml" w:abstractNumId="10" w15:restartNumberingAfterBreak="0">
-    <w:nsid w:val="00912023"/>
+    <w:nsid w:val="0129B191"/>
     <w:multiLevelType w:val="hybridMultilevel"/>
     <w:tmpl w:val="2D2A33EC"/>
     <w:lvl w:ilvl="0" w:tplc="04090001">
@@ -17216,7 +18196,7 @@
     </w:lvl>
   </w:abstractNum>
   <w:abstractNum xmlns:w15="http://schemas.microsoft.com/office/word/2012/wordml" w:abstractNumId="10" w15:restartNumberingAfterBreak="0">
-    <w:nsid w:val="00C53667"/>
+    <w:nsid w:val="013760A6"/>
     <w:multiLevelType w:val="hybridMultilevel"/>
     <w:tmpl w:val="6050746C"/>
     <w:lvl w:ilvl="0" w:tplc="04090001">
@@ -17329,7 +18309,7 @@
     </w:lvl>
   </w:abstractNum>
   <w:abstractNum xmlns:w15="http://schemas.microsoft.com/office/word/2012/wordml" w:abstractNumId="10" w15:restartNumberingAfterBreak="0">
-    <w:nsid w:val="0022204B"/>
+    <w:nsid w:val="037C9A28"/>
     <w:multiLevelType w:val="hybridMultilevel"/>
     <w:tmpl w:val="A81CB856"/>
     <w:lvl w:ilvl="0" w:tplc="04090001">
@@ -17442,7 +18422,7 @@
     </w:lvl>
   </w:abstractNum>
   <w:abstractNum xmlns:w15="http://schemas.microsoft.com/office/word/2012/wordml" w:abstractNumId="10" w15:restartNumberingAfterBreak="0">
-    <w:nsid w:val="02B1C644"/>
+    <w:nsid w:val="0389B777"/>
     <w:multiLevelType w:val="hybridMultilevel"/>
     <w:tmpl w:val="17383036"/>
     <w:lvl w:ilvl="0" w:tplc="04090001">
@@ -17555,7 +18535,7 @@
     </w:lvl>
   </w:abstractNum>
   <w:abstractNum xmlns:w15="http://schemas.microsoft.com/office/word/2012/wordml" w:abstractNumId="11" w15:restartNumberingAfterBreak="0">
-    <w:nsid w:val="053AD9B7"/>
+    <w:nsid w:val="048C178E"/>
     <w:multiLevelType w:val="hybridMultilevel"/>
     <w:tmpl w:val="3EDAB924"/>
     <w:lvl w:ilvl="0" w:tplc="A050AA90">
@@ -18021,12 +19001,13 @@
       <w:outlineLvl w:val="3"/>
     </w:pPr>
     <w:rPr>
-      <w:rFonts w:asciiTheme="majorHAnsi" w:eastAsiaTheme="majorEastAsia" w:hAnsiTheme="majorHAnsi" w:cstheme="majorBidi"/>
+      <w:rFonts w:asciiTheme="majorHAnsi" w:eastAsiaTheme="majorEastAsia" w:hAnsiTheme="majorHAnsi" w:cstheme="majorBidi" w:ascii="Arial" w:hAnsi="Arial"/>
       <w:b/>
       <w:bCs/>
       <w:i/>
       <w:iCs/>
       <w:color w:val="4F81BD" w:themeColor="accent1"/>
+      <w:sz w:val="24"/>
     </w:rPr>
   </w:style>
   <w:style w:type="paragraph" w:styleId="Heading5">

--- a/Arka_Talukder_Dissertation_Final.docx
+++ b/Arka_Talukder_Dissertation_Final.docx
@@ -124,7 +124,7 @@
     </w:p>
     <w:p>
       <w:r>
-        <w:t>A dynamic GNN (GAT + GRU over kNN flow graphs) is trained with Flower FedAvg (three clients); Captum attributions and attention cues feed ECS-like alerts from FastAPI. Chapter 8 reports 100% test F1 and ROC-AUC for centralised and federated GNN on the fixed subset, fewer false alarms than Random Forest on the same split, about 22.7 ms CPU inference per sequence, about 31 MB federated messaging over ten rounds, plus ablation, sensitivity, and multi-seed checks. Scope is a 45-day MSc build; limitations and future work are in Chapter 9.</w:t>
+        <w:t>A dynamic GNN (GAT + GRU over kNN flow graphs) is trained with Flower FedAvg (three clients); Captum attributions and attention cues feed ECS-like alerts from FastAPI. Chapter 8 reports 100% test F1 and ROC-AUC for centralised and federated GNN on the fixed subset, fewer false alarms than Random Forest on the same split, 22.7 ms CPU inference per sequence, 31 MB federated messaging over ten rounds, plus ablation, sensitivity, and multi-seed checks. Limitations and future work are in Chapter 9.</w:t>
       </w:r>
     </w:p>
     <w:p>
@@ -17425,7 +17425,7 @@
     </w:lvl>
   </w:abstractNum>
   <w:abstractNum xmlns:w15="http://schemas.microsoft.com/office/word/2012/wordml" w:abstractNumId="9" w15:restartNumberingAfterBreak="0">
-    <w:nsid w:val="0351030C"/>
+    <w:nsid w:val="0468BF7D"/>
     <w:multiLevelType w:val="hybridMultilevel"/>
     <w:tmpl w:val="21FE9830"/>
     <w:lvl w:ilvl="0" w:tplc="497C7496">
@@ -17537,7 +17537,7 @@
     </w:lvl>
   </w:abstractNum>
   <w:abstractNum xmlns:w15="http://schemas.microsoft.com/office/word/2012/wordml" w:abstractNumId="10" w15:restartNumberingAfterBreak="0">
-    <w:nsid w:val="040A7320"/>
+    <w:nsid w:val="01CB6711"/>
     <w:multiLevelType w:val="hybridMultilevel"/>
     <w:tmpl w:val="3870A1DA"/>
     <w:lvl w:ilvl="0" w:tplc="87DC84F8">
@@ -17630,7 +17630,7 @@
     </w:lvl>
   </w:abstractNum>
   <w:abstractNum xmlns:w15="http://schemas.microsoft.com/office/word/2012/wordml" w:abstractNumId="10" w15:restartNumberingAfterBreak="0">
-    <w:nsid w:val="01A459BE"/>
+    <w:nsid w:val="048084D4"/>
     <w:multiLevelType w:val="hybridMultilevel"/>
     <w:tmpl w:val="DEC25EB6"/>
     <w:lvl w:ilvl="0" w:tplc="04090001">
@@ -17743,7 +17743,7 @@
     </w:lvl>
   </w:abstractNum>
   <w:abstractNum xmlns:w15="http://schemas.microsoft.com/office/word/2012/wordml" w:abstractNumId="10" w15:restartNumberingAfterBreak="0">
-    <w:nsid w:val="02446AED"/>
+    <w:nsid w:val="050A7578"/>
     <w:multiLevelType w:val="hybridMultilevel"/>
     <w:tmpl w:val="328A2E02"/>
     <w:lvl w:ilvl="0" w:tplc="04090001">
@@ -17857,7 +17857,7 @@
     </w:lvl>
   </w:abstractNum>
   <w:abstractNum xmlns:w15="http://schemas.microsoft.com/office/word/2012/wordml" w:abstractNumId="10" w15:restartNumberingAfterBreak="0">
-    <w:nsid w:val="01A0D1DF"/>
+    <w:nsid w:val="05A04861"/>
     <w:multiLevelType w:val="hybridMultilevel"/>
     <w:tmpl w:val="6BEE1C8C"/>
     <w:lvl w:ilvl="0" w:tplc="04090001">
@@ -17970,7 +17970,7 @@
     </w:lvl>
   </w:abstractNum>
   <w:abstractNum xmlns:w15="http://schemas.microsoft.com/office/word/2012/wordml" w:abstractNumId="10" w15:restartNumberingAfterBreak="0">
-    <w:nsid w:val="002D79EE"/>
+    <w:nsid w:val="0191F0F0"/>
     <w:multiLevelType w:val="hybridMultilevel"/>
     <w:tmpl w:val="10B2FFDC"/>
     <w:lvl w:ilvl="0" w:tplc="04090001">
@@ -18083,7 +18083,7 @@
     </w:lvl>
   </w:abstractNum>
   <w:abstractNum xmlns:w15="http://schemas.microsoft.com/office/word/2012/wordml" w:abstractNumId="10" w15:restartNumberingAfterBreak="0">
-    <w:nsid w:val="0129B191"/>
+    <w:nsid w:val="03A76ED0"/>
     <w:multiLevelType w:val="hybridMultilevel"/>
     <w:tmpl w:val="2D2A33EC"/>
     <w:lvl w:ilvl="0" w:tplc="04090001">
@@ -18196,7 +18196,7 @@
     </w:lvl>
   </w:abstractNum>
   <w:abstractNum xmlns:w15="http://schemas.microsoft.com/office/word/2012/wordml" w:abstractNumId="10" w15:restartNumberingAfterBreak="0">
-    <w:nsid w:val="013760A6"/>
+    <w:nsid w:val="0407EA1C"/>
     <w:multiLevelType w:val="hybridMultilevel"/>
     <w:tmpl w:val="6050746C"/>
     <w:lvl w:ilvl="0" w:tplc="04090001">
@@ -18309,7 +18309,7 @@
     </w:lvl>
   </w:abstractNum>
   <w:abstractNum xmlns:w15="http://schemas.microsoft.com/office/word/2012/wordml" w:abstractNumId="10" w15:restartNumberingAfterBreak="0">
-    <w:nsid w:val="037C9A28"/>
+    <w:nsid w:val="050198E9"/>
     <w:multiLevelType w:val="hybridMultilevel"/>
     <w:tmpl w:val="A81CB856"/>
     <w:lvl w:ilvl="0" w:tplc="04090001">
@@ -18422,7 +18422,7 @@
     </w:lvl>
   </w:abstractNum>
   <w:abstractNum xmlns:w15="http://schemas.microsoft.com/office/word/2012/wordml" w:abstractNumId="10" w15:restartNumberingAfterBreak="0">
-    <w:nsid w:val="0389B777"/>
+    <w:nsid w:val="00733532"/>
     <w:multiLevelType w:val="hybridMultilevel"/>
     <w:tmpl w:val="17383036"/>
     <w:lvl w:ilvl="0" w:tplc="04090001">
@@ -18535,7 +18535,7 @@
     </w:lvl>
   </w:abstractNum>
   <w:abstractNum xmlns:w15="http://schemas.microsoft.com/office/word/2012/wordml" w:abstractNumId="11" w15:restartNumberingAfterBreak="0">
-    <w:nsid w:val="048C178E"/>
+    <w:nsid w:val="03041363"/>
     <w:multiLevelType w:val="hybridMultilevel"/>
     <w:tmpl w:val="3EDAB924"/>
     <w:lvl w:ilvl="0" w:tplc="A050AA90">
